--- a/Documentación.docx
+++ b/Documentación.docx
@@ -4,61 +4,1105 @@
   <w:body>
     <w:p>
       <w:pPr>
-        <w:pBdr/>
-        <w:spacing w:before="1800"/>
-        <w:ind/>
-        <w:rPr/>
-      </w:pPr>
-      <w:r/>
-      <w:r/>
-    </w:p>
-    <w:p>
-      <w:pPr>
-        <w:pBdr/>
-        <w:spacing w:after="200"/>
-        <w:ind/>
+        <w:pBdr>
+          <w:top w:val="none" w:color="000000" w:sz="4" w:space="0"/>
+          <w:left w:val="none" w:color="000000" w:sz="4" w:space="0"/>
+          <w:bottom w:val="none" w:color="000000" w:sz="4" w:space="0"/>
+          <w:right w:val="none" w:color="000000" w:sz="4" w:space="0"/>
+        </w:pBdr>
+        <w:spacing w:after="120" w:before="0" w:line="323" w:lineRule="auto"/>
+        <w:ind w:right="0" w:firstLine="0" w:left="0"/>
         <w:jc w:val="center"/>
         <w:rPr/>
       </w:pPr>
       <w:r>
         <w:rPr>
+          <w:rFonts w:ascii="Times New Roman" w:hAnsi="Times New Roman" w:eastAsia="Times New Roman" w:cs="Times New Roman"/>
           <w:b/>
-          <w:bCs/>
-          <w:color w:val="1f4e79"/>
-          <w:sz w:val="44"/>
-          <w:szCs w:val="44"/>
+          <w:color w:val="000000"/>
+          <w:sz w:val="30"/>
+          <w:u w:val="none"/>
         </w:rPr>
-        <w:t xml:space="preserve">SISTEMA DE DETECCIÓN DE INTRUSIONES (IDS)</w:t>
+        <w:t xml:space="preserve">UNIVERSIDAD NACIONAL MAYOR DE SAN MARCOS</w:t>
       </w:r>
       <w:r/>
     </w:p>
     <w:p>
       <w:pPr>
-        <w:pBdr/>
-        <w:spacing w:after="800"/>
-        <w:ind/>
+        <w:pBdr>
+          <w:top w:val="none" w:color="000000" w:sz="4" w:space="0"/>
+          <w:left w:val="none" w:color="000000" w:sz="4" w:space="0"/>
+          <w:bottom w:val="none" w:color="000000" w:sz="4" w:space="0"/>
+          <w:right w:val="none" w:color="000000" w:sz="4" w:space="0"/>
+        </w:pBdr>
+        <w:spacing w:after="120" w:before="0" w:line="323" w:lineRule="auto"/>
+        <w:ind w:right="0" w:firstLine="0" w:left="0"/>
         <w:jc w:val="center"/>
         <w:rPr/>
       </w:pPr>
       <w:r>
         <w:rPr>
-          <w:i/>
-          <w:iCs/>
-          <w:color w:val="2e74b5"/>
-          <w:sz w:val="26"/>
-          <w:szCs w:val="26"/>
+          <w:rFonts w:ascii="Times New Roman" w:hAnsi="Times New Roman" w:eastAsia="Times New Roman" w:cs="Times New Roman"/>
+          <w:color w:val="000000"/>
+          <w:sz w:val="22"/>
+          <w:u w:val="none"/>
         </w:rPr>
-        <w:t xml:space="preserve">Aplicación integrada de conceptos de Matemática Discreta a la ciberseguridad</w:t>
+        <w:t xml:space="preserve">Facultad de </w:t>
+      </w:r>
+      <w:r>
+        <w:rPr>
+          <w:rFonts w:ascii="Times New Roman" w:hAnsi="Times New Roman" w:eastAsia="Times New Roman" w:cs="Times New Roman"/>
+          <w:color w:val="000000"/>
+          <w:sz w:val="22"/>
+          <w:u w:val="none"/>
+          <w:lang w:val="es-ES"/>
+        </w:rPr>
+        <w:t xml:space="preserve">Ingeniería </w:t>
+      </w:r>
+      <w:r>
+        <w:rPr>
+          <w:rFonts w:ascii="Times New Roman" w:hAnsi="Times New Roman" w:eastAsia="Times New Roman" w:cs="Times New Roman"/>
+          <w:color w:val="000000"/>
+          <w:sz w:val="22"/>
+          <w:u w:val="none"/>
+        </w:rPr>
+        <w:t xml:space="preserve">de Sistemas e Informática</w:t>
       </w:r>
       <w:r/>
     </w:p>
     <w:p>
       <w:pPr>
-        <w:pBdr/>
-        <w:spacing w:after="200"/>
-        <w:ind/>
+        <w:pBdr>
+          <w:top w:val="none" w:color="000000" w:sz="4" w:space="0"/>
+          <w:left w:val="none" w:color="000000" w:sz="4" w:space="0"/>
+          <w:bottom w:val="none" w:color="000000" w:sz="4" w:space="0"/>
+          <w:right w:val="none" w:color="000000" w:sz="4" w:space="0"/>
+        </w:pBdr>
+        <w:spacing w:after="120" w:before="0" w:line="323" w:lineRule="auto"/>
+        <w:ind w:right="0" w:firstLine="0" w:left="0"/>
         <w:jc w:val="center"/>
         <w:rPr/>
+      </w:pPr>
+      <w:r>
+        <w:rPr>
+          <w:rFonts w:ascii="Times New Roman" w:hAnsi="Times New Roman" w:eastAsia="Times New Roman" w:cs="Times New Roman"/>
+          <w:color w:val="000000"/>
+          <w:sz w:val="22"/>
+          <w:u w:val="none"/>
+        </w:rPr>
+        <w:t xml:space="preserve">Escuela Académico Profesional de Ingeniería de Software</w:t>
+      </w:r>
+      <w:r/>
+    </w:p>
+    <w:p>
+      <w:pPr>
+        <w:pBdr>
+          <w:top w:val="none" w:color="000000" w:sz="4" w:space="0"/>
+          <w:left w:val="none" w:color="000000" w:sz="4" w:space="0"/>
+          <w:bottom w:val="none" w:color="000000" w:sz="4" w:space="0"/>
+          <w:right w:val="none" w:color="000000" w:sz="4" w:space="0"/>
+        </w:pBdr>
+        <w:spacing/>
+        <w:ind w:right="0" w:firstLine="0" w:left="0"/>
+        <w:rPr/>
+      </w:pPr>
+      <w:r>
+        <w:rPr>
+          <w:sz w:val="24"/>
+        </w:rPr>
+      </w:r>
+      <w:r/>
+    </w:p>
+    <w:p>
+      <w:pPr>
+        <w:pBdr>
+          <w:top w:val="none" w:color="000000" w:sz="4" w:space="0"/>
+          <w:left w:val="none" w:color="000000" w:sz="4" w:space="0"/>
+          <w:bottom w:val="none" w:color="000000" w:sz="4" w:space="0"/>
+          <w:right w:val="none" w:color="000000" w:sz="4" w:space="0"/>
+        </w:pBdr>
+        <w:spacing w:after="240" w:before="240" w:line="288" w:lineRule="auto"/>
+        <w:ind w:right="0" w:firstLine="0" w:left="0"/>
+        <w:jc w:val="center"/>
+        <w:rPr/>
+      </w:pPr>
+      <w:r>
+        <mc:AlternateContent>
+          <mc:Choice Requires="wpg">
+            <w:drawing>
+              <wp:inline xmlns:wp="http://schemas.openxmlformats.org/drawingml/2006/wordprocessingDrawing" distT="0" distB="0" distL="0" distR="0">
+                <wp:extent cx="1847850" cy="2752725"/>
+                <wp:effectExtent l="0" t="0" r="0" b="0"/>
+                <wp:docPr id="1" name=""/>
+                <wp:cNvGraphicFramePr>
+                  <a:graphicFrameLocks xmlns:a="http://schemas.openxmlformats.org/drawingml/2006/main" noChangeAspect="1"/>
+                </wp:cNvGraphicFramePr>
+                <a:graphic xmlns:a="http://schemas.openxmlformats.org/drawingml/2006/main">
+                  <a:graphicData uri="http://schemas.openxmlformats.org/drawingml/2006/picture">
+                    <pic:pic xmlns:pic="http://schemas.openxmlformats.org/drawingml/2006/picture">
+                      <pic:nvPicPr>
+                        <pic:cNvPr id="1569440439" name=""/>
+                        <pic:cNvPicPr>
+                          <a:picLocks noChangeAspect="1"/>
+                        </pic:cNvPicPr>
+                        <pic:nvPr/>
+                      </pic:nvPicPr>
+                      <pic:blipFill rotWithShape="1">
+                        <a:blip r:embed="rId9"/>
+                        <a:stretch/>
+                      </pic:blipFill>
+                      <pic:spPr bwMode="auto">
+                        <a:xfrm>
+                          <a:off x="0" y="0"/>
+                          <a:ext cx="1847849" cy="2752724"/>
+                        </a:xfrm>
+                        <a:prstGeom prst="rect">
+                          <a:avLst/>
+                        </a:prstGeom>
+                      </pic:spPr>
+                    </pic:pic>
+                  </a:graphicData>
+                </a:graphic>
+              </wp:inline>
+            </w:drawing>
+          </mc:Choice>
+          <mc:Fallback>
+            <w:pict>
+              <v:shapetype id="_x0000_t75" coordsize="21600,21600" o:spt="75" o:preferrelative="t" path="m@4@5l@4@11@9@11@9@5xe" filled="f" stroked="f">
+                <v:stroke joinstyle="miter"/>
+                <v:formulas>
+                  <v:f eqn="if lineDrawn pixelLineWidth 0"/>
+                  <v:f eqn="sum @0 1 0"/>
+                  <v:f eqn="sum 0 0 @1"/>
+                  <v:f eqn="prod @2 1 2"/>
+                  <v:f eqn="prod @3 21600 pixelWidth"/>
+                  <v:f eqn="prod @3 21600 pixelHeight"/>
+                  <v:f eqn="sum @0 0 1"/>
+                  <v:f eqn="prod @6 1 2"/>
+                  <v:f eqn="prod @7 21600 pixelWidth"/>
+                  <v:f eqn="sum @8 21600 0"/>
+                  <v:f eqn="prod @7 21600 pixelHeight"/>
+                  <v:f eqn="sum @10 21600 0"/>
+                </v:formulas>
+                <v:path o:extrusionok="f" gradientshapeok="t" o:connecttype="rect"/>
+                <o:lock v:ext="edit" aspectratio="t"/>
+              </v:shapetype>
+              <v:shape id="_x0000_i0" o:spid="_x0000_s0" type="#_x0000_t75" style="width:145.50pt;height:216.75pt;mso-wrap-distance-left:0.00pt;mso-wrap-distance-top:0.00pt;mso-wrap-distance-right:0.00pt;mso-wrap-distance-bottom:0.00pt;z-index:1;" stroked="false">
+                <v:imagedata r:id="rId9" o:title=""/>
+                <o:lock v:ext="edit" rotation="t"/>
+              </v:shape>
+            </w:pict>
+          </mc:Fallback>
+        </mc:AlternateContent>
+      </w:r>
+      <w:r/>
+    </w:p>
+    <w:p>
+      <w:pPr>
+        <w:pBdr>
+          <w:top w:val="none" w:color="000000" w:sz="4" w:space="0"/>
+          <w:left w:val="none" w:color="000000" w:sz="4" w:space="0"/>
+          <w:bottom w:val="none" w:color="000000" w:sz="4" w:space="0"/>
+          <w:right w:val="none" w:color="000000" w:sz="4" w:space="0"/>
+        </w:pBdr>
+        <w:spacing/>
+        <w:ind w:right="0" w:firstLine="0" w:left="0"/>
+        <w:rPr/>
+      </w:pPr>
+      <w:r>
+        <w:rPr>
+          <w:sz w:val="24"/>
+        </w:rPr>
+      </w:r>
+      <w:r/>
+    </w:p>
+    <w:p>
+      <w:pPr>
+        <w:pBdr>
+          <w:top w:val="none" w:color="000000" w:sz="4" w:space="0"/>
+          <w:left w:val="none" w:color="000000" w:sz="4" w:space="0"/>
+          <w:bottom w:val="none" w:color="000000" w:sz="4" w:space="0"/>
+          <w:right w:val="none" w:color="000000" w:sz="4" w:space="0"/>
+        </w:pBdr>
+        <w:spacing w:after="120" w:before="0" w:line="323" w:lineRule="auto"/>
+        <w:ind w:right="0" w:firstLine="0" w:left="0"/>
+        <w:jc w:val="center"/>
+        <w:rPr/>
+      </w:pPr>
+      <w:r>
+        <w:rPr>
+          <w:rFonts w:ascii="Times New Roman" w:hAnsi="Times New Roman" w:eastAsia="Times New Roman" w:cs="Times New Roman"/>
+          <w:b/>
+          <w:color w:val="000000"/>
+          <w:sz w:val="44"/>
+          <w:u w:val="none"/>
+          <w:lang w:val="es-ES"/>
+        </w:rPr>
+        <w:t xml:space="preserve">Matemática Discreta</w:t>
+      </w:r>
+      <w:r/>
+    </w:p>
+    <w:p>
+      <w:pPr>
+        <w:pBdr>
+          <w:top w:val="none" w:color="000000" w:sz="4" w:space="0"/>
+          <w:left w:val="none" w:color="000000" w:sz="4" w:space="0"/>
+          <w:bottom w:val="none" w:color="000000" w:sz="4" w:space="0"/>
+          <w:right w:val="none" w:color="000000" w:sz="4" w:space="0"/>
+        </w:pBdr>
+        <w:spacing w:after="120" w:before="0" w:line="323" w:lineRule="auto"/>
+        <w:ind w:right="0" w:firstLine="0" w:left="0"/>
+        <w:jc w:val="center"/>
+        <w:rPr>
+          <w:rFonts w:ascii="Times New Roman" w:hAnsi="Times New Roman" w:eastAsia="Times New Roman" w:cs="Times New Roman"/>
+          <w:b/>
+          <w:bCs/>
+          <w:color w:val="000000"/>
+          <w:sz w:val="30"/>
+          <w:szCs w:val="30"/>
+          <w:u w:val="none"/>
+          <w:lang w:val="es-ES"/>
+        </w:rPr>
+      </w:pPr>
+      <w:r>
+        <w:rPr>
+          <w:rFonts w:ascii="Times New Roman" w:hAnsi="Times New Roman" w:eastAsia="Times New Roman" w:cs="Times New Roman"/>
+          <w:b/>
+          <w:color w:val="000000"/>
+          <w:sz w:val="30"/>
+          <w:u w:val="none"/>
+          <w:lang w:val="es-ES"/>
+        </w:rPr>
+        <w:t xml:space="preserve">PROYECTO FINAL: </w:t>
+      </w:r>
+      <w:r>
+        <w:rPr>
+          <w:sz w:val="24"/>
+        </w:rPr>
+      </w:r>
+    </w:p>
+    <w:p>
+      <w:pPr>
+        <w:pBdr>
+          <w:top w:val="none" w:color="000000" w:sz="4" w:space="0"/>
+          <w:left w:val="none" w:color="000000" w:sz="4" w:space="0"/>
+          <w:bottom w:val="none" w:color="000000" w:sz="4" w:space="0"/>
+          <w:right w:val="none" w:color="000000" w:sz="4" w:space="0"/>
+        </w:pBdr>
+        <w:spacing w:after="120" w:before="0" w:line="323" w:lineRule="auto"/>
+        <w:ind w:right="0" w:firstLine="0" w:left="0"/>
+        <w:jc w:val="center"/>
+        <w:rPr>
+          <w:sz w:val="24"/>
+          <w:szCs w:val="24"/>
+        </w:rPr>
+      </w:pPr>
+      <w:r>
+        <w:rPr>
+          <w:rFonts w:ascii="Times New Roman" w:hAnsi="Times New Roman" w:eastAsia="Times New Roman" w:cs="Times New Roman"/>
+          <w:b/>
+          <w:color w:val="000000"/>
+          <w:sz w:val="30"/>
+          <w:u w:val="none"/>
+          <w:lang w:val="es-ES"/>
+        </w:rPr>
+      </w:r>
+      <w:r>
+        <w:rPr>
+          <w:rFonts w:ascii="Times New Roman" w:hAnsi="Times New Roman" w:eastAsia="Times New Roman" w:cs="Times New Roman"/>
+          <w:b/>
+          <w:color w:val="000000"/>
+          <w:sz w:val="30"/>
+          <w:u w:val="none"/>
+        </w:rPr>
+        <w:t xml:space="preserve">SISTEMA DE DETECCIÓN DE INTRUSIONES (IDS)</w:t>
+      </w:r>
+      <w:r>
+        <w:rPr>
+          <w:sz w:val="24"/>
+        </w:rPr>
+      </w:r>
+      <w:r/>
+    </w:p>
+    <w:p>
+      <w:pPr>
+        <w:pBdr>
+          <w:top w:val="none" w:color="000000" w:sz="4" w:space="0"/>
+          <w:left w:val="none" w:color="000000" w:sz="4" w:space="0"/>
+          <w:bottom w:val="none" w:color="000000" w:sz="4" w:space="0"/>
+          <w:right w:val="none" w:color="000000" w:sz="4" w:space="0"/>
+        </w:pBdr>
+        <w:spacing w:after="120" w:before="0" w:line="323" w:lineRule="auto"/>
+        <w:ind w:right="0" w:firstLine="0" w:left="0"/>
+        <w:jc w:val="center"/>
+        <w:rPr/>
+      </w:pPr>
+      <w:r>
+        <w:rPr>
+          <w:rFonts w:ascii="Times New Roman" w:hAnsi="Times New Roman" w:eastAsia="Times New Roman" w:cs="Times New Roman"/>
+          <w:b/>
+          <w:color w:val="000000"/>
+          <w:sz w:val="30"/>
+          <w:u w:val="none"/>
+          <w:lang w:val="es-ES"/>
+        </w:rPr>
+        <w:t xml:space="preserve">Estudiante</w:t>
+      </w:r>
+      <w:r>
+        <w:rPr>
+          <w:rFonts w:ascii="Times New Roman" w:hAnsi="Times New Roman" w:eastAsia="Times New Roman" w:cs="Times New Roman"/>
+          <w:b/>
+          <w:color w:val="000000"/>
+          <w:sz w:val="30"/>
+          <w:u w:val="none"/>
+        </w:rPr>
+        <w:t xml:space="preserve">:</w:t>
+      </w:r>
+      <w:r/>
+    </w:p>
+    <w:p>
+      <w:pPr>
+        <w:pBdr>
+          <w:top w:val="none" w:color="000000" w:sz="4" w:space="0"/>
+          <w:left w:val="none" w:color="000000" w:sz="4" w:space="0"/>
+          <w:bottom w:val="none" w:color="000000" w:sz="4" w:space="0"/>
+          <w:right w:val="none" w:color="000000" w:sz="4" w:space="0"/>
+        </w:pBdr>
+        <w:spacing w:after="0" w:before="0" w:line="323" w:lineRule="auto"/>
+        <w:ind w:right="0" w:firstLine="0" w:left="0"/>
+        <w:jc w:val="center"/>
+        <w:rPr/>
+      </w:pPr>
+      <w:r>
+        <w:rPr>
+          <w:rFonts w:ascii="Times New Roman" w:hAnsi="Times New Roman" w:eastAsia="Times New Roman" w:cs="Times New Roman"/>
+          <w:color w:val="000000"/>
+          <w:sz w:val="30"/>
+          <w:u w:val="none"/>
+        </w:rPr>
+        <w:t xml:space="preserve">Bernal Hernández, Ryan Gabriel</w:t>
+      </w:r>
+      <w:r/>
+    </w:p>
+    <w:p>
+      <w:pPr>
+        <w:pBdr>
+          <w:top w:val="none" w:color="000000" w:sz="4" w:space="0"/>
+          <w:left w:val="none" w:color="000000" w:sz="4" w:space="0"/>
+          <w:bottom w:val="none" w:color="000000" w:sz="4" w:space="0"/>
+          <w:right w:val="none" w:color="000000" w:sz="4" w:space="0"/>
+        </w:pBdr>
+        <w:spacing w:after="120" w:before="0" w:line="323" w:lineRule="auto"/>
+        <w:ind w:right="0" w:firstLine="0" w:left="0"/>
+        <w:jc w:val="center"/>
+        <w:rPr/>
+      </w:pPr>
+      <w:r>
+        <w:rPr>
+          <w:rFonts w:ascii="Times New Roman" w:hAnsi="Times New Roman" w:eastAsia="Times New Roman" w:cs="Times New Roman"/>
+          <w:b/>
+          <w:color w:val="000000"/>
+          <w:sz w:val="30"/>
+          <w:u w:val="none"/>
+        </w:rPr>
+        <w:t xml:space="preserve">Docente responsable:</w:t>
+      </w:r>
+      <w:r/>
+      <w:r>
+        <w:rPr>
+          <w:rFonts w:ascii="Times New Roman" w:hAnsi="Times New Roman" w:eastAsia="Times New Roman" w:cs="Times New Roman"/>
+          <w:color w:val="000000"/>
+          <w:sz w:val="30"/>
+          <w:u w:val="none"/>
+          <w:lang w:val="es-ES"/>
+        </w:rPr>
+      </w:r>
+      <w:r/>
+      <w:r>
+        <w:rPr>
+          <w:sz w:val="24"/>
+        </w:rPr>
+      </w:r>
+    </w:p>
+    <w:p>
+      <w:pPr>
+        <w:pBdr>
+          <w:top w:val="none" w:color="000000" w:sz="4" w:space="0"/>
+          <w:left w:val="none" w:color="000000" w:sz="4" w:space="0"/>
+          <w:bottom w:val="none" w:color="000000" w:sz="4" w:space="0"/>
+          <w:right w:val="none" w:color="000000" w:sz="4" w:space="0"/>
+        </w:pBdr>
+        <w:spacing w:after="120" w:before="0" w:line="323" w:lineRule="auto"/>
+        <w:ind w:right="0" w:firstLine="0" w:left="0"/>
+        <w:jc w:val="center"/>
+        <w:rPr/>
+      </w:pPr>
+      <w:r>
+        <w:rPr>
+          <w:rFonts w:ascii="Times New Roman" w:hAnsi="Times New Roman" w:eastAsia="Times New Roman" w:cs="Times New Roman"/>
+          <w:color w:val="000000"/>
+          <w:sz w:val="30"/>
+          <w:u w:val="none"/>
+          <w:lang w:val="es-ES"/>
+        </w:rPr>
+        <w:t xml:space="preserve">Ciro Rodriguez Rodriguez</w:t>
+      </w:r>
+      <w:r>
+        <w:rPr>
+          <w:rFonts w:ascii="Times New Roman" w:hAnsi="Times New Roman" w:eastAsia="Times New Roman" w:cs="Times New Roman"/>
+          <w:color w:val="000000"/>
+          <w:sz w:val="30"/>
+          <w:u w:val="none"/>
+          <w:lang w:val="es-ES"/>
+        </w:rPr>
+      </w:r>
+      <w:r/>
+    </w:p>
+    <w:p>
+      <w:pPr>
+        <w:pBdr>
+          <w:top w:val="none" w:color="000000" w:sz="4" w:space="0"/>
+          <w:left w:val="none" w:color="000000" w:sz="4" w:space="0"/>
+          <w:bottom w:val="none" w:color="000000" w:sz="4" w:space="0"/>
+          <w:right w:val="none" w:color="000000" w:sz="4" w:space="0"/>
+        </w:pBdr>
+        <w:spacing w:after="120" w:before="0" w:line="323" w:lineRule="auto"/>
+        <w:ind w:right="0" w:firstLine="0" w:left="0"/>
+        <w:jc w:val="center"/>
+        <w:rPr/>
+      </w:pPr>
+      <w:r>
+        <w:rPr>
+          <w:rFonts w:ascii="Times New Roman" w:hAnsi="Times New Roman" w:eastAsia="Times New Roman" w:cs="Times New Roman"/>
+          <w:b/>
+          <w:color w:val="000000"/>
+          <w:sz w:val="30"/>
+          <w:u w:val="none"/>
+          <w:lang w:val="es-ES"/>
+        </w:rPr>
+        <w:t xml:space="preserve">Matemática Discreta</w:t>
+      </w:r>
+      <w:r/>
+    </w:p>
+    <w:p>
+      <w:pPr>
+        <w:pBdr>
+          <w:top w:val="none" w:color="000000" w:sz="4" w:space="0"/>
+          <w:left w:val="none" w:color="000000" w:sz="4" w:space="0"/>
+          <w:bottom w:val="none" w:color="000000" w:sz="4" w:space="0"/>
+          <w:right w:val="none" w:color="000000" w:sz="4" w:space="0"/>
+        </w:pBdr>
+        <w:spacing/>
+        <w:ind w:right="0" w:firstLine="0" w:left="0"/>
+        <w:rPr/>
+      </w:pPr>
+      <w:r>
+        <w:rPr>
+          <w:sz w:val="24"/>
+        </w:rPr>
+      </w:r>
+      <w:r/>
+    </w:p>
+    <w:p>
+      <w:pPr>
+        <w:pBdr>
+          <w:top w:val="none" w:color="000000" w:sz="4" w:space="0"/>
+          <w:left w:val="none" w:color="000000" w:sz="4" w:space="0"/>
+          <w:bottom w:val="none" w:color="000000" w:sz="4" w:space="0"/>
+          <w:right w:val="none" w:color="000000" w:sz="4" w:space="0"/>
+        </w:pBdr>
+        <w:spacing w:after="120" w:before="0" w:line="323" w:lineRule="auto"/>
+        <w:ind w:right="0" w:firstLine="0" w:left="0"/>
+        <w:jc w:val="center"/>
+        <w:rPr/>
+      </w:pPr>
+      <w:r>
+        <w:rPr>
+          <w:rFonts w:ascii="Times New Roman" w:hAnsi="Times New Roman" w:eastAsia="Times New Roman" w:cs="Times New Roman"/>
+          <w:color w:val="000000"/>
+          <w:sz w:val="22"/>
+          <w:u w:val="none"/>
+        </w:rPr>
+        <w:t xml:space="preserve">Lima - Perú</w:t>
+      </w:r>
+      <w:r/>
+    </w:p>
+    <w:p>
+      <w:pPr>
+        <w:pBdr/>
+        <w:spacing/>
+        <w:ind/>
+        <w:rPr/>
+      </w:pPr>
+      <w:r>
+        <w:br w:type="page" w:clear="all"/>
+      </w:r>
+      <w:r/>
+    </w:p>
+    <w:p>
+      <w:pPr>
+        <w:pStyle w:val="890"/>
+        <w:pBdr/>
+        <w:spacing w:after="150" w:before="300"/>
+        <w:ind/>
+        <w:rPr>
+          <w:color w:val="000000" w:themeColor="text1"/>
+        </w:rPr>
+      </w:pPr>
+      <w:r>
+        <w:rPr>
+          <w:color w:val="000000" w:themeColor="text1"/>
+          <w:lang w:val="es-ES"/>
+        </w:rPr>
+        <w:t xml:space="preserve">1. Introducción</w:t>
+      </w:r>
+      <w:r>
+        <w:rPr>
+          <w:color w:val="000000" w:themeColor="text1"/>
+          <w:lang w:val="es-ES"/>
+        </w:rPr>
+      </w:r>
+    </w:p>
+    <w:p>
+      <w:pPr>
+        <w:pBdr/>
+        <w:spacing w:after="160"/>
+        <w:ind/>
+        <w:jc w:val="both"/>
+        <w:rPr>
+          <w:sz w:val="24"/>
+          <w:szCs w:val="24"/>
+          <w:lang w:val="es-ES"/>
+        </w:rPr>
+      </w:pPr>
+      <w:r>
+        <w:rPr>
+          <w:sz w:val="24"/>
+          <w:szCs w:val="24"/>
+          <w:lang w:val="es-ES"/>
+        </w:rPr>
+        <w:t xml:space="preserve">La detección de intrusiones en redes es un</w:t>
+      </w:r>
+      <w:r>
+        <w:rPr>
+          <w:sz w:val="24"/>
+          <w:szCs w:val="24"/>
+          <w:lang w:val="es-ES"/>
+        </w:rPr>
+        <w:t xml:space="preserve">o de los problemas centrales de la ciberseguridad moderna: distinguir tráfico legítimo de tráfico malicioso en tiempo real, con datos ruidosos, cambiantes y adversariales. Este proyecto aborda dicho problema construyendo, desde cero, un Sistema de Detecció</w:t>
+      </w:r>
+      <w:r>
+        <w:rPr>
+          <w:sz w:val="24"/>
+          <w:szCs w:val="24"/>
+          <w:lang w:val="es-ES"/>
+        </w:rPr>
+        <w:t xml:space="preserve">n de Intrusiones (IDS) que integra múltiples ramas de la matemática discreta — lógica proposicional, teoría de grafos, máquinas de estado finitas, teoría de la probabilidad, y álgebra lineal aplicada a redes neuronales — sobre el dataset académico NSL-KDD.</w:t>
+      </w:r>
+      <w:r>
+        <w:rPr>
+          <w:sz w:val="24"/>
+          <w:szCs w:val="24"/>
+          <w:lang w:val="es-ES"/>
+        </w:rPr>
+      </w:r>
+    </w:p>
+    <w:p>
+      <w:pPr>
+        <w:pBdr/>
+        <w:spacing w:after="160"/>
+        <w:ind/>
+        <w:jc w:val="both"/>
+        <w:rPr>
+          <w:sz w:val="24"/>
+          <w:szCs w:val="24"/>
+          <w:lang w:val="es-ES"/>
+        </w:rPr>
+      </w:pPr>
+      <w:r>
+        <w:rPr>
+          <w:sz w:val="24"/>
+          <w:szCs w:val="24"/>
+          <w:lang w:val="es-ES"/>
+        </w:rPr>
+        <w:t xml:space="preserve">El objetivo no es s</w:t>
+      </w:r>
+      <w:r>
+        <w:rPr>
+          <w:sz w:val="24"/>
+          <w:szCs w:val="24"/>
+          <w:lang w:val="es-ES"/>
+        </w:rPr>
+        <w:t xml:space="preserve">olo implementar un clasificador funcional, sino demostrar, con evidencia numérica real, cómo distintas herramientas matemáticas ofrecen distintos compromisos entre simplicidad, interpretabilidad y capacidad de generalización frente a amenazas desconocidas.</w:t>
+      </w:r>
+      <w:r>
+        <w:rPr>
+          <w:sz w:val="24"/>
+          <w:szCs w:val="24"/>
+          <w:lang w:val="es-ES"/>
+        </w:rPr>
+      </w:r>
+    </w:p>
+    <w:p>
+      <w:pPr>
+        <w:pStyle w:val="890"/>
+        <w:pBdr/>
+        <w:spacing w:after="150" w:before="300"/>
+        <w:ind/>
+        <w:rPr>
+          <w:color w:val="000000" w:themeColor="text1"/>
+          <w:sz w:val="36"/>
+          <w:szCs w:val="36"/>
+        </w:rPr>
+      </w:pPr>
+      <w:r>
+        <w:rPr>
+          <w:color w:val="000000" w:themeColor="text1"/>
+          <w:sz w:val="36"/>
+          <w:szCs w:val="36"/>
+          <w:lang w:val="es-ES"/>
+        </w:rPr>
+        <w:t xml:space="preserve">2. Objetivos</w:t>
+      </w:r>
+      <w:r>
+        <w:rPr>
+          <w:color w:val="000000" w:themeColor="text1"/>
+          <w:sz w:val="36"/>
+          <w:szCs w:val="36"/>
+          <w:lang w:val="es-ES"/>
+        </w:rPr>
+      </w:r>
+    </w:p>
+    <w:p>
+      <w:pPr>
+        <w:pStyle w:val="892"/>
+        <w:pBdr/>
+        <w:spacing w:after="100" w:before="200"/>
+        <w:ind/>
+        <w:rPr>
+          <w:sz w:val="24"/>
+          <w:szCs w:val="24"/>
+          <w:lang w:val="es-ES"/>
+        </w:rPr>
+      </w:pPr>
+      <w:r>
+        <w:rPr>
+          <w:sz w:val="24"/>
+          <w:szCs w:val="24"/>
+          <w:lang w:val="es-ES"/>
+        </w:rPr>
+        <w:t xml:space="preserve">Objetivo general</w:t>
+      </w:r>
+      <w:r>
+        <w:rPr>
+          <w:sz w:val="24"/>
+          <w:szCs w:val="24"/>
+          <w:lang w:val="es-ES"/>
+        </w:rPr>
+      </w:r>
+    </w:p>
+    <w:p>
+      <w:pPr>
+        <w:pBdr/>
+        <w:spacing w:after="160"/>
+        <w:ind/>
+        <w:jc w:val="both"/>
+        <w:rPr>
+          <w:sz w:val="24"/>
+          <w:szCs w:val="24"/>
+          <w:lang w:val="es-ES"/>
+        </w:rPr>
+      </w:pPr>
+      <w:r>
+        <w:rPr>
+          <w:sz w:val="24"/>
+          <w:szCs w:val="24"/>
+          <w:lang w:val="es-ES"/>
+        </w:rPr>
+        <w:t xml:space="preserve">Diseñar e implementar un sistema de detección de intrusiones en Java que aplique conceptos de matemática discreta de forma articulada y verificable, evaluando su desempeño sobre un dataset real de ciberseguridad.</w:t>
+      </w:r>
+      <w:r>
+        <w:rPr>
+          <w:sz w:val="24"/>
+          <w:szCs w:val="24"/>
+          <w:lang w:val="es-ES"/>
+        </w:rPr>
+      </w:r>
+    </w:p>
+    <w:p>
+      <w:pPr>
+        <w:pStyle w:val="892"/>
+        <w:pBdr/>
+        <w:spacing w:after="100" w:before="200"/>
+        <w:ind/>
+        <w:rPr>
+          <w:sz w:val="24"/>
+          <w:szCs w:val="24"/>
+          <w:lang w:val="es-ES"/>
+        </w:rPr>
+      </w:pPr>
+      <w:r>
+        <w:rPr>
+          <w:sz w:val="24"/>
+          <w:szCs w:val="24"/>
+          <w:lang w:val="es-ES"/>
+        </w:rPr>
+        <w:t xml:space="preserve">Objetivos específicos</w:t>
+      </w:r>
+      <w:r>
+        <w:rPr>
+          <w:sz w:val="24"/>
+          <w:szCs w:val="24"/>
+          <w:lang w:val="es-ES"/>
+        </w:rPr>
+      </w:r>
+    </w:p>
+    <w:p>
+      <w:pPr>
+        <w:pStyle w:val="882"/>
+        <w:numPr>
+          <w:ilvl w:val="0"/>
+          <w:numId w:val="1"/>
+        </w:numPr>
+        <w:pBdr/>
+        <w:spacing w:after="80"/>
+        <w:ind/>
+        <w:rPr>
+          <w:sz w:val="24"/>
+          <w:szCs w:val="24"/>
+          <w:lang w:val="es-ES"/>
+        </w:rPr>
+      </w:pPr>
+      <w:r>
+        <w:rPr>
+          <w:b w:val="0"/>
+          <w:bCs w:val="0"/>
+          <w:sz w:val="24"/>
+          <w:szCs w:val="24"/>
+          <w:lang w:val="es-ES"/>
+        </w:rPr>
+        <w:t xml:space="preserve">Modelar el dominio del problema (conexiones de red) usando conjuntos y estructuras de datos apropiadas.</w:t>
+      </w:r>
+      <w:r>
+        <w:rPr>
+          <w:sz w:val="24"/>
+          <w:szCs w:val="24"/>
+          <w:lang w:val="es-ES"/>
+        </w:rPr>
+      </w:r>
+    </w:p>
+    <w:p>
+      <w:pPr>
+        <w:pStyle w:val="882"/>
+        <w:numPr>
+          <w:ilvl w:val="0"/>
+          <w:numId w:val="1"/>
+        </w:numPr>
+        <w:pBdr/>
+        <w:spacing w:after="80"/>
+        <w:ind/>
+        <w:rPr>
+          <w:sz w:val="24"/>
+          <w:szCs w:val="24"/>
+          <w:lang w:val="es-ES"/>
+        </w:rPr>
+      </w:pPr>
+      <w:r>
+        <w:rPr>
+          <w:b w:val="0"/>
+          <w:bCs w:val="0"/>
+          <w:sz w:val="24"/>
+          <w:szCs w:val="24"/>
+          <w:lang w:val="es-ES"/>
+        </w:rPr>
+        <w:t xml:space="preserve">Construir un motor de detección basado en lógica proposicional (reglas booleanas).</w:t>
+      </w:r>
+      <w:r>
+        <w:rPr>
+          <w:sz w:val="24"/>
+          <w:szCs w:val="24"/>
+          <w:lang w:val="es-ES"/>
+        </w:rPr>
+      </w:r>
+    </w:p>
+    <w:p>
+      <w:pPr>
+        <w:pStyle w:val="882"/>
+        <w:numPr>
+          <w:ilvl w:val="0"/>
+          <w:numId w:val="1"/>
+        </w:numPr>
+        <w:pBdr/>
+        <w:spacing w:after="80"/>
+        <w:ind/>
+        <w:rPr>
+          <w:sz w:val="24"/>
+          <w:szCs w:val="24"/>
+          <w:lang w:val="es-ES"/>
+        </w:rPr>
+      </w:pPr>
+      <w:r>
+        <w:rPr>
+          <w:b w:val="0"/>
+          <w:bCs w:val="0"/>
+          <w:sz w:val="24"/>
+          <w:szCs w:val="24"/>
+          <w:lang w:val="es-ES"/>
+        </w:rPr>
+        <w:t xml:space="preserve">Modelar el comportamiento temporal de una sesión mediante una máquina de estados finita.</w:t>
+      </w:r>
+      <w:r>
+        <w:rPr>
+          <w:sz w:val="24"/>
+          <w:szCs w:val="24"/>
+          <w:lang w:val="es-ES"/>
+        </w:rPr>
+      </w:r>
+    </w:p>
+    <w:p>
+      <w:pPr>
+        <w:pStyle w:val="882"/>
+        <w:numPr>
+          <w:ilvl w:val="0"/>
+          <w:numId w:val="1"/>
+        </w:numPr>
+        <w:pBdr/>
+        <w:spacing w:after="80"/>
+        <w:ind/>
+        <w:rPr>
+          <w:sz w:val="24"/>
+          <w:szCs w:val="24"/>
+          <w:lang w:val="es-ES"/>
+        </w:rPr>
+      </w:pPr>
+      <w:r>
+        <w:rPr>
+          <w:b w:val="0"/>
+          <w:bCs w:val="0"/>
+          <w:sz w:val="24"/>
+          <w:szCs w:val="24"/>
+          <w:lang w:val="es-ES"/>
+        </w:rPr>
+        <w:t xml:space="preserve">Representar relaciones estructurales de la red como un grafo y analizarlo mediante recorridos recursivos.</w:t>
+      </w:r>
+      <w:r>
+        <w:rPr>
+          <w:sz w:val="24"/>
+          <w:szCs w:val="24"/>
+          <w:lang w:val="es-ES"/>
+        </w:rPr>
+      </w:r>
+    </w:p>
+    <w:p>
+      <w:pPr>
+        <w:pStyle w:val="882"/>
+        <w:numPr>
+          <w:ilvl w:val="0"/>
+          <w:numId w:val="1"/>
+        </w:numPr>
+        <w:pBdr/>
+        <w:spacing w:after="80"/>
+        <w:ind/>
+        <w:rPr>
+          <w:sz w:val="24"/>
+          <w:szCs w:val="24"/>
+          <w:lang w:val="es-ES"/>
+        </w:rPr>
+      </w:pPr>
+      <w:r>
+        <w:rPr>
+          <w:b w:val="0"/>
+          <w:bCs w:val="0"/>
+          <w:sz w:val="24"/>
+          <w:szCs w:val="24"/>
+          <w:lang w:val="es-ES"/>
+        </w:rPr>
+        <w:t xml:space="preserve">Aplicar teoría de la probabilidad y conteo combinatorio para construir un clasificador Naive Bayes.</w:t>
+      </w:r>
+      <w:r>
+        <w:rPr>
+          <w:sz w:val="24"/>
+          <w:szCs w:val="24"/>
+          <w:lang w:val="es-ES"/>
+        </w:rPr>
+      </w:r>
+    </w:p>
+    <w:p>
+      <w:pPr>
+        <w:pStyle w:val="882"/>
+        <w:numPr>
+          <w:ilvl w:val="0"/>
+          <w:numId w:val="1"/>
+        </w:numPr>
+        <w:pBdr/>
+        <w:spacing w:after="80"/>
+        <w:ind/>
+        <w:rPr>
+          <w:sz w:val="24"/>
+          <w:szCs w:val="24"/>
+          <w:lang w:val="es-ES"/>
+        </w:rPr>
+      </w:pPr>
+      <w:r>
+        <w:rPr>
+          <w:b w:val="0"/>
+          <w:bCs w:val="0"/>
+          <w:sz w:val="24"/>
+          <w:szCs w:val="24"/>
+          <w:lang w:val="es-ES"/>
+        </w:rPr>
+        <w:t xml:space="preserve">Implementar una red neuronal desde cero, entendida como composición de funciones sobre estructuras algebraicas (matrices).</w:t>
+      </w:r>
+      <w:r>
+        <w:rPr>
+          <w:sz w:val="24"/>
+          <w:szCs w:val="24"/>
+          <w:lang w:val="es-ES"/>
+        </w:rPr>
+      </w:r>
+    </w:p>
+    <w:p>
+      <w:pPr>
+        <w:pStyle w:val="882"/>
+        <w:numPr>
+          <w:ilvl w:val="0"/>
+          <w:numId w:val="1"/>
+        </w:numPr>
+        <w:pBdr/>
+        <w:spacing w:after="80"/>
+        <w:ind/>
+        <w:rPr>
+          <w:sz w:val="24"/>
+          <w:szCs w:val="24"/>
+          <w:lang w:val="es-ES"/>
+        </w:rPr>
+      </w:pPr>
+      <w:r>
+        <w:rPr>
+          <w:b w:val="0"/>
+          <w:bCs w:val="0"/>
+          <w:sz w:val="24"/>
+          <w:szCs w:val="24"/>
+          <w:lang w:val="es-ES"/>
+        </w:rPr>
+        <w:t xml:space="preserve">Comparar cuantitativamente el desempeño de los tres modelos de clasificación bajo una misma metodología de evaluación.</w:t>
+      </w:r>
+      <w:r>
+        <w:rPr>
+          <w:sz w:val="24"/>
+          <w:szCs w:val="24"/>
+          <w:lang w:val="es-ES"/>
+        </w:rPr>
+      </w:r>
+    </w:p>
+    <w:p>
+      <w:pPr>
+        <w:pBdr/>
+        <w:spacing/>
+        <w:ind/>
+        <w:rPr>
+          <w:sz w:val="24"/>
+          <w:szCs w:val="24"/>
+          <w:lang w:val="es-ES"/>
+        </w:rPr>
+      </w:pPr>
+      <w:r>
+        <w:rPr>
+          <w:sz w:val="24"/>
+          <w:szCs w:val="24"/>
+          <w:lang w:val="es-ES"/>
+        </w:rPr>
+        <w:br w:type="page" w:clear="all"/>
+      </w:r>
+      <w:r>
+        <w:rPr>
+          <w:sz w:val="24"/>
+          <w:szCs w:val="24"/>
+          <w:lang w:val="es-ES"/>
+        </w:rPr>
+      </w:r>
+    </w:p>
+    <w:p>
+      <w:pPr>
+        <w:pStyle w:val="890"/>
+        <w:pBdr/>
+        <w:spacing w:after="150" w:before="300"/>
+        <w:ind/>
+        <w:rPr>
+          <w:color w:val="000000" w:themeColor="text1"/>
+          <w:sz w:val="36"/>
+          <w:szCs w:val="36"/>
+        </w:rPr>
+      </w:pPr>
+      <w:r>
+        <w:rPr>
+          <w:color w:val="000000" w:themeColor="text1"/>
+          <w:sz w:val="36"/>
+          <w:szCs w:val="36"/>
+          <w:lang w:val="es-ES"/>
+        </w:rPr>
+        <w:t xml:space="preserve">3. Dataset: NSL-KDD</w:t>
+      </w:r>
+      <w:r>
+        <w:rPr>
+          <w:color w:val="000000" w:themeColor="text1"/>
+          <w:sz w:val="36"/>
+          <w:szCs w:val="36"/>
+          <w:lang w:val="es-ES"/>
+        </w:rPr>
+      </w:r>
+    </w:p>
+    <w:p>
+      <w:pPr>
+        <w:pBdr/>
+        <w:spacing w:after="160"/>
+        <w:ind/>
+        <w:jc w:val="both"/>
+        <w:rPr>
+          <w:sz w:val="24"/>
+          <w:szCs w:val="24"/>
+          <w:lang w:val="es-ES"/>
+        </w:rPr>
+      </w:pPr>
+      <w:r>
+        <w:rPr>
+          <w:sz w:val="24"/>
+          <w:szCs w:val="24"/>
+          <w:lang w:val="es-ES"/>
+        </w:rPr>
+        <w:t xml:space="preserve">NSL-KDD es una versión depurada del dataset KDD Cup 1999, ampliamente utilizado en investiga</w:t>
+      </w:r>
+      <w:r>
+        <w:rPr>
+          <w:sz w:val="24"/>
+          <w:szCs w:val="24"/>
+          <w:lang w:val="es-ES"/>
+        </w:rPr>
+        <w:t xml:space="preserve">ción académica sobre sistemas de detección de intrusos. Cada instancia describe una conexión de red mediante 41 atributos (agrupados en básicos, de contenido, y de tráfico en ventanas de tiempo y de host) más una etiqueta de clase y un nivel de dificultad.</w:t>
+      </w:r>
+      <w:r>
+        <w:rPr>
+          <w:sz w:val="24"/>
+          <w:szCs w:val="24"/>
+          <w:lang w:val="es-ES"/>
+        </w:rPr>
+      </w:r>
+    </w:p>
+    <w:p>
+      <w:pPr>
+        <w:pStyle w:val="882"/>
+        <w:numPr>
+          <w:ilvl w:val="0"/>
+          <w:numId w:val="1"/>
+        </w:numPr>
+        <w:pBdr/>
+        <w:spacing w:after="80"/>
+        <w:ind/>
+        <w:rPr>
+          <w:sz w:val="24"/>
+          <w:szCs w:val="24"/>
+          <w:lang w:val="es-ES"/>
+        </w:rPr>
       </w:pPr>
       <w:r>
         <w:rPr>
@@ -66,293 +1110,21 @@
           <w:bCs/>
           <w:sz w:val="24"/>
           <w:szCs w:val="24"/>
-        </w:rPr>
-        <w:t xml:space="preserve">Proyecto Final — Matemática Discreta</w:t>
-      </w:r>
-      <w:r/>
-    </w:p>
-    <w:p>
-      <w:pPr>
-        <w:pBdr/>
-        <w:spacing w:after="100"/>
-        <w:ind/>
-        <w:jc w:val="center"/>
-        <w:rPr/>
-      </w:pPr>
-      <w:r>
-        <w:rPr>
-          <w:sz w:val="22"/>
-          <w:szCs w:val="22"/>
-        </w:rPr>
-        <w:t xml:space="preserve">Dataset utilizado: NSL-KDD (Canadian Institute for Cybersecurity)</w:t>
-      </w:r>
-      <w:r/>
-    </w:p>
-    <w:p>
-      <w:pPr>
-        <w:pBdr/>
-        <w:spacing w:after="1600"/>
-        <w:ind/>
-        <w:jc w:val="center"/>
-        <w:rPr/>
-      </w:pPr>
-      <w:r>
-        <w:rPr>
-          <w:sz w:val="22"/>
-          <w:szCs w:val="22"/>
-        </w:rPr>
-        <w:t xml:space="preserve">Lenguaje de implementación: Java</w:t>
-      </w:r>
-      <w:r/>
-    </w:p>
-    <w:p>
-      <w:pPr>
-        <w:pBdr/>
-        <w:spacing w:after="60"/>
-        <w:ind/>
-        <w:jc w:val="center"/>
-        <w:rPr/>
-      </w:pPr>
-      <w:r>
-        <w:rPr>
-          <w:sz w:val="22"/>
-          <w:szCs w:val="22"/>
           <w:lang w:val="es-ES"/>
         </w:rPr>
-        <w:t xml:space="preserve">Bernal Hernández, Ryan Gabriel</w:t>
-      </w:r>
-      <w:r/>
-    </w:p>
-    <w:p>
-      <w:pPr>
-        <w:pBdr/>
-        <w:spacing/>
-        <w:ind/>
-        <w:jc w:val="center"/>
-        <w:rPr>
-          <w:sz w:val="22"/>
-          <w:szCs w:val="22"/>
-          <w:highlight w:val="none"/>
-          <w:lang w:val="es-ES"/>
-        </w:rPr>
-      </w:pPr>
-      <w:r>
-        <w:rPr>
-          <w:sz w:val="22"/>
-          <w:szCs w:val="22"/>
-          <w:lang w:val="es-ES"/>
-        </w:rPr>
-        <w:t xml:space="preserve">Matemática Discreta</w:t>
-      </w:r>
-      <w:r/>
-      <w:r>
-        <w:rPr>
-          <w:sz w:val="22"/>
-          <w:szCs w:val="22"/>
-          <w:highlight w:val="none"/>
-          <w:lang w:val="es-ES"/>
-        </w:rPr>
+        <w:t xml:space="preserve">KDDTrain+.txt: 125,973 conexiones, usadas para entrenar los modelos.</w:t>
       </w:r>
       <w:r>
         <w:rPr>
-          <w:sz w:val="22"/>
-          <w:szCs w:val="22"/>
-          <w:highlight w:val="none"/>
-          <w:lang w:val="es-ES"/>
-        </w:rPr>
-      </w:r>
-      <w:r>
-        <w:rPr>
-          <w:sz w:val="22"/>
-          <w:szCs w:val="22"/>
-          <w:highlight w:val="none"/>
-          <w:lang w:val="es-ES"/>
-        </w:rPr>
-      </w:r>
-      <w:r>
-        <w:rPr>
-          <w:sz w:val="22"/>
-          <w:szCs w:val="22"/>
-          <w:highlight w:val="none"/>
+          <w:sz w:val="24"/>
+          <w:szCs w:val="24"/>
           <w:lang w:val="es-ES"/>
         </w:rPr>
       </w:r>
     </w:p>
     <w:p>
       <w:pPr>
-        <w:pBdr/>
-        <w:spacing/>
-        <w:ind/>
-        <w:rPr/>
-      </w:pPr>
-      <w:r>
-        <w:br w:type="page" w:clear="all"/>
-      </w:r>
-      <w:r/>
-    </w:p>
-    <w:p>
-      <w:pPr>
-        <w:pStyle w:val="721"/>
-        <w:pBdr/>
-        <w:spacing w:after="150" w:before="300"/>
-        <w:ind/>
-        <w:rPr/>
-      </w:pPr>
-      <w:r>
-        <w:t xml:space="preserve">Índice</w:t>
-      </w:r>
-      <w:r/>
-    </w:p>
-    <w:sdt>
-      <w:sdtPr>
-        <w:alias w:val="Índice"/>
-        <w15:appearance w15:val="boundingBox"/>
-        <w:rPr/>
-      </w:sdtPr>
-      <w:sdtContent>
-        <w:p>
-          <w:pPr>
-            <w:pBdr/>
-            <w:spacing/>
-            <w:ind/>
-            <w:rPr/>
-          </w:pPr>
-          <w:r>
-            <w:fldChar w:fldCharType="begin"/>
-            <w:instrText xml:space="preserve">TOC \h \o "1-3"</w:instrText>
-            <w:fldChar w:fldCharType="separate"/>
-          </w:r>
-          <w:r/>
-        </w:p>
-        <w:p>
-          <w:pPr>
-            <w:pBdr/>
-            <w:spacing/>
-            <w:ind/>
-            <w:rPr/>
-          </w:pPr>
-          <w:r>
-            <w:fldChar w:fldCharType="end"/>
-          </w:r>
-          <w:r/>
-        </w:p>
-      </w:sdtContent>
-    </w:sdt>
-    <w:p>
-      <w:pPr>
-        <w:pBdr/>
-        <w:spacing/>
-        <w:ind/>
-        <w:rPr/>
-      </w:pPr>
-      <w:r>
-        <w:br w:type="page" w:clear="all"/>
-      </w:r>
-      <w:r/>
-    </w:p>
-    <w:p>
-      <w:pPr>
-        <w:pStyle w:val="721"/>
-        <w:pBdr/>
-        <w:spacing w:after="150" w:before="300"/>
-        <w:ind/>
-        <w:rPr/>
-      </w:pPr>
-      <w:r>
-        <w:t xml:space="preserve">1. Introducción</w:t>
-      </w:r>
-      <w:r/>
-    </w:p>
-    <w:p>
-      <w:pPr>
-        <w:pBdr/>
-        <w:spacing w:after="160"/>
-        <w:ind/>
-        <w:jc w:val="both"/>
-        <w:rPr/>
-      </w:pPr>
-      <w:r>
-        <w:t xml:space="preserve">La detección de intrusiones en redes es un</w:t>
-      </w:r>
-      <w:r>
-        <w:t xml:space="preserve">o de los problemas centrales de la ciberseguridad moderna: distinguir tráfico legítimo de tráfico malicioso en tiempo real, con datos ruidosos, cambiantes y adversariales. Este proyecto aborda dicho problema construyendo, desde cero, un Sistema de Detecció</w:t>
-      </w:r>
-      <w:r>
-        <w:t xml:space="preserve">n de Intrusiones (IDS) que integra múltiples ramas de la matemática discreta — lógica proposicional, teoría de grafos, máquinas de estado finitas, teoría de la probabilidad, y álgebra lineal aplicada a redes neuronales — sobre el dataset académico NSL-KDD.</w:t>
-      </w:r>
-      <w:r/>
-    </w:p>
-    <w:p>
-      <w:pPr>
-        <w:pBdr/>
-        <w:spacing w:after="160"/>
-        <w:ind/>
-        <w:jc w:val="both"/>
-        <w:rPr/>
-      </w:pPr>
-      <w:r>
-        <w:t xml:space="preserve">El objetivo no es s</w:t>
-      </w:r>
-      <w:r>
-        <w:t xml:space="preserve">olo implementar un clasificador funcional, sino demostrar, con evidencia numérica real, cómo distintas herramientas matemáticas ofrecen distintos compromisos entre simplicidad, interpretabilidad y capacidad de generalización frente a amenazas desconocidas.</w:t>
-      </w:r>
-      <w:r/>
-    </w:p>
-    <w:p>
-      <w:pPr>
-        <w:pStyle w:val="721"/>
-        <w:pBdr/>
-        <w:spacing w:after="150" w:before="300"/>
-        <w:ind/>
-        <w:rPr/>
-      </w:pPr>
-      <w:r>
-        <w:t xml:space="preserve">2. Objetivos</w:t>
-      </w:r>
-      <w:r/>
-    </w:p>
-    <w:p>
-      <w:pPr>
-        <w:pStyle w:val="723"/>
-        <w:pBdr/>
-        <w:spacing w:after="100" w:before="200"/>
-        <w:ind/>
-        <w:rPr/>
-      </w:pPr>
-      <w:r>
-        <w:t xml:space="preserve">Objetivo general</w:t>
-      </w:r>
-      <w:r/>
-    </w:p>
-    <w:p>
-      <w:pPr>
-        <w:pBdr/>
-        <w:spacing w:after="160"/>
-        <w:ind/>
-        <w:jc w:val="both"/>
-        <w:rPr/>
-      </w:pPr>
-      <w:r>
-        <w:t xml:space="preserve">Diseñar e implementar un sistema de detección de intrusiones en Java que aplique conceptos de matemática discreta de forma articulada y verificable, evaluando su desempeño sobre un dataset real de ciberseguridad.</w:t>
-      </w:r>
-      <w:r/>
-    </w:p>
-    <w:p>
-      <w:pPr>
-        <w:pStyle w:val="723"/>
-        <w:pBdr/>
-        <w:spacing w:after="100" w:before="200"/>
-        <w:ind/>
-        <w:rPr/>
-      </w:pPr>
-      <w:r>
-        <w:t xml:space="preserve">Objetivos específicos</w:t>
-      </w:r>
-      <w:r/>
-    </w:p>
-    <w:p>
-      <w:pPr>
-        <w:pStyle w:val="713"/>
+        <w:pStyle w:val="882"/>
         <w:numPr>
           <w:ilvl w:val="0"/>
           <w:numId w:val="1"/>
@@ -360,225 +1132,29 @@
         <w:pBdr/>
         <w:spacing w:after="80"/>
         <w:ind/>
-        <w:rPr/>
-      </w:pPr>
-      <w:r>
         <w:rPr>
-          <w:b w:val="0"/>
-          <w:bCs w:val="0"/>
+          <w:sz w:val="24"/>
+          <w:szCs w:val="24"/>
+          <w:lang w:val="es-ES"/>
         </w:rPr>
-        <w:t xml:space="preserve">Modelar el dominio del problema (conexiones de red) usando conjuntos y estructuras de datos apropiadas.</w:t>
-      </w:r>
-      <w:r/>
-    </w:p>
-    <w:p>
-      <w:pPr>
-        <w:pStyle w:val="713"/>
-        <w:numPr>
-          <w:ilvl w:val="0"/>
-          <w:numId w:val="1"/>
-        </w:numPr>
-        <w:pBdr/>
-        <w:spacing w:after="80"/>
-        <w:ind/>
-        <w:rPr/>
-      </w:pPr>
-      <w:r>
-        <w:rPr>
-          <w:b w:val="0"/>
-          <w:bCs w:val="0"/>
-        </w:rPr>
-        <w:t xml:space="preserve">Construir un motor de detección basado en lógica proposicional (reglas booleanas).</w:t>
-      </w:r>
-      <w:r/>
-    </w:p>
-    <w:p>
-      <w:pPr>
-        <w:pStyle w:val="713"/>
-        <w:numPr>
-          <w:ilvl w:val="0"/>
-          <w:numId w:val="1"/>
-        </w:numPr>
-        <w:pBdr/>
-        <w:spacing w:after="80"/>
-        <w:ind/>
-        <w:rPr/>
-      </w:pPr>
-      <w:r>
-        <w:rPr>
-          <w:b w:val="0"/>
-          <w:bCs w:val="0"/>
-        </w:rPr>
-        <w:t xml:space="preserve">Modelar el comportamiento temporal de una sesión mediante una máquina de estados finita.</w:t>
-      </w:r>
-      <w:r/>
-    </w:p>
-    <w:p>
-      <w:pPr>
-        <w:pStyle w:val="713"/>
-        <w:numPr>
-          <w:ilvl w:val="0"/>
-          <w:numId w:val="1"/>
-        </w:numPr>
-        <w:pBdr/>
-        <w:spacing w:after="80"/>
-        <w:ind/>
-        <w:rPr/>
-      </w:pPr>
-      <w:r>
-        <w:rPr>
-          <w:b w:val="0"/>
-          <w:bCs w:val="0"/>
-        </w:rPr>
-        <w:t xml:space="preserve">Representar relaciones estructurales de la red como un grafo y analizarlo mediante recorridos recursivos.</w:t>
-      </w:r>
-      <w:r/>
-    </w:p>
-    <w:p>
-      <w:pPr>
-        <w:pStyle w:val="713"/>
-        <w:numPr>
-          <w:ilvl w:val="0"/>
-          <w:numId w:val="1"/>
-        </w:numPr>
-        <w:pBdr/>
-        <w:spacing w:after="80"/>
-        <w:ind/>
-        <w:rPr/>
-      </w:pPr>
-      <w:r>
-        <w:rPr>
-          <w:b w:val="0"/>
-          <w:bCs w:val="0"/>
-        </w:rPr>
-        <w:t xml:space="preserve">Aplicar teoría de la probabilidad y conteo combinatorio para construir un clasificador Naive Bayes.</w:t>
-      </w:r>
-      <w:r/>
-    </w:p>
-    <w:p>
-      <w:pPr>
-        <w:pStyle w:val="713"/>
-        <w:numPr>
-          <w:ilvl w:val="0"/>
-          <w:numId w:val="1"/>
-        </w:numPr>
-        <w:pBdr/>
-        <w:spacing w:after="80"/>
-        <w:ind/>
-        <w:rPr/>
-      </w:pPr>
-      <w:r>
-        <w:rPr>
-          <w:b w:val="0"/>
-          <w:bCs w:val="0"/>
-        </w:rPr>
-        <w:t xml:space="preserve">Implementar una red neuronal desde cero, entendida como composición de funciones sobre estructuras algebraicas (matrices).</w:t>
-      </w:r>
-      <w:r/>
-    </w:p>
-    <w:p>
-      <w:pPr>
-        <w:pStyle w:val="713"/>
-        <w:numPr>
-          <w:ilvl w:val="0"/>
-          <w:numId w:val="1"/>
-        </w:numPr>
-        <w:pBdr/>
-        <w:spacing w:after="80"/>
-        <w:ind/>
-        <w:rPr/>
-      </w:pPr>
-      <w:r>
-        <w:rPr>
-          <w:b w:val="0"/>
-          <w:bCs w:val="0"/>
-        </w:rPr>
-        <w:t xml:space="preserve">Comparar cuantitativamente el desempeño de los tres modelos de clasificación bajo una misma metodología de evaluación.</w:t>
-      </w:r>
-      <w:r/>
-    </w:p>
-    <w:p>
-      <w:pPr>
-        <w:pBdr/>
-        <w:spacing/>
-        <w:ind/>
-        <w:rPr/>
-      </w:pPr>
-      <w:r>
-        <w:br w:type="page" w:clear="all"/>
-      </w:r>
-      <w:r/>
-    </w:p>
-    <w:p>
-      <w:pPr>
-        <w:pStyle w:val="721"/>
-        <w:pBdr/>
-        <w:spacing w:after="150" w:before="300"/>
-        <w:ind/>
-        <w:rPr/>
-      </w:pPr>
-      <w:r>
-        <w:t xml:space="preserve">3. Dataset: NSL-KDD</w:t>
-      </w:r>
-      <w:r/>
-    </w:p>
-    <w:p>
-      <w:pPr>
-        <w:pBdr/>
-        <w:spacing w:after="160"/>
-        <w:ind/>
-        <w:jc w:val="both"/>
-        <w:rPr/>
-      </w:pPr>
-      <w:r>
-        <w:t xml:space="preserve">NSL-KDD es una versión depurada del dataset KDD Cup 1999, ampliamente utilizado en investiga</w:t>
-      </w:r>
-      <w:r>
-        <w:t xml:space="preserve">ción académica sobre sistemas de detección de intrusos. Cada instancia describe una conexión de red mediante 41 atributos (agrupados en básicos, de contenido, y de tráfico en ventanas de tiempo y de host) más una etiqueta de clase y un nivel de dificultad.</w:t>
-      </w:r>
-      <w:r/>
-    </w:p>
-    <w:p>
-      <w:pPr>
-        <w:pStyle w:val="713"/>
-        <w:numPr>
-          <w:ilvl w:val="0"/>
-          <w:numId w:val="1"/>
-        </w:numPr>
-        <w:pBdr/>
-        <w:spacing w:after="80"/>
-        <w:ind/>
-        <w:rPr/>
       </w:pPr>
       <w:r>
         <w:rPr>
           <w:b/>
           <w:bCs/>
-        </w:rPr>
-        <w:t xml:space="preserve">KDDTrain+.txt: 125,973 conexiones, usadas para entrenar los modelos.</w:t>
-      </w:r>
-      <w:r/>
-    </w:p>
-    <w:p>
-      <w:pPr>
-        <w:pStyle w:val="713"/>
-        <w:numPr>
-          <w:ilvl w:val="0"/>
-          <w:numId w:val="1"/>
-        </w:numPr>
-        <w:pBdr/>
-        <w:spacing w:after="80"/>
-        <w:ind/>
-        <w:rPr/>
-      </w:pPr>
-      <w:r>
-        <w:rPr>
-          <w:b/>
-          <w:bCs/>
+          <w:sz w:val="24"/>
+          <w:szCs w:val="24"/>
+          <w:lang w:val="es-ES"/>
         </w:rPr>
         <w:t xml:space="preserve">KDDTest+.txt: 22,544 conexiones, usadas exclusivamente para evaluación.</w:t>
       </w:r>
-      <w:r/>
+      <w:r>
+        <w:rPr>
+          <w:sz w:val="24"/>
+          <w:szCs w:val="24"/>
+          <w:lang w:val="es-ES"/>
+        </w:rPr>
+      </w:r>
     </w:p>
     <w:p>
       <w:pPr>
@@ -586,28 +1162,65 @@
         <w:spacing w:after="160"/>
         <w:ind/>
         <w:jc w:val="both"/>
-        <w:rPr/>
+        <w:rPr>
+          <w:sz w:val="24"/>
+          <w:szCs w:val="24"/>
+          <w:lang w:val="es-ES"/>
+        </w:rPr>
       </w:pPr>
       <w:r>
+        <w:rPr>
+          <w:sz w:val="24"/>
+          <w:szCs w:val="24"/>
+          <w:lang w:val="es-ES"/>
+        </w:rPr>
         <w:t xml:space="preserve">Una característica particularmente relevante de NSL-KDD — verificada directamente sobre los archivos de este proyecto — es que el conjunto de prueba contiene 17 tipos de ataque que jamás ap</w:t>
       </w:r>
       <w:r>
+        <w:rPr>
+          <w:sz w:val="24"/>
+          <w:szCs w:val="24"/>
+          <w:lang w:val="es-ES"/>
+        </w:rPr>
         <w:t xml:space="preserve">arecen en el conjunto de entrenamiento (por ejemplo: apache2, mscan, processtable, worm, xterm, entre otros). Esto convierte la evaluación en una prueba genuina de generalización frente a amenazas no vistas, y no solo de memorización de patrones conocidos.</w:t>
       </w:r>
-      <w:r/>
+      <w:r>
+        <w:rPr>
+          <w:sz w:val="24"/>
+          <w:szCs w:val="24"/>
+          <w:lang w:val="es-ES"/>
+        </w:rPr>
+      </w:r>
     </w:p>
     <w:p>
       <w:pPr>
-        <w:pStyle w:val="721"/>
+        <w:pStyle w:val="890"/>
         <w:pBdr/>
         <w:spacing w:after="150" w:before="300"/>
         <w:ind/>
-        <w:rPr/>
+        <w:rPr>
+          <w:color w:val="000000" w:themeColor="text1"/>
+          <w:sz w:val="36"/>
+          <w:szCs w:val="36"/>
+        </w:rPr>
       </w:pPr>
       <w:r>
+        <w:rPr>
+          <w:color w:val="000000" w:themeColor="text1"/>
+          <w:sz w:val="36"/>
+          <w:szCs w:val="36"/>
+          <w:lang w:val="es-ES"/>
+        </w:rPr>
         <w:t xml:space="preserve">4. Arquitectura General del Sistema</w:t>
       </w:r>
-      <w:r/>
+      <w:r>
+        <w:rPr>
+          <w:color w:val="000000" w:themeColor="text1"/>
+          <w:sz w:val="36"/>
+          <w:szCs w:val="36"/>
+          <w:lang w:val="es-ES"/>
+        </w:rPr>
+      </w:r>
     </w:p>
     <w:p>
       <w:pPr>
@@ -615,12 +1228,27 @@
         <w:spacing w:after="160"/>
         <w:ind/>
         <w:jc w:val="both"/>
-        <w:rPr/>
+        <w:rPr>
+          <w:sz w:val="24"/>
+          <w:szCs w:val="24"/>
+          <w:lang w:val="es-ES"/>
+        </w:rPr>
       </w:pPr>
       <w:r>
+        <w:rPr>
+          <w:sz w:val="24"/>
+          <w:szCs w:val="24"/>
+          <w:lang w:val="es-ES"/>
+        </w:rPr>
         <w:t xml:space="preserve">El proyecto se organiza en 7 paquetes de Java, cada uno responsable de un aspecto del problema y de una rama distinta de la matemática discreta:</w:t>
       </w:r>
-      <w:r/>
+      <w:r>
+        <w:rPr>
+          <w:sz w:val="24"/>
+          <w:szCs w:val="24"/>
+          <w:lang w:val="es-ES"/>
+        </w:rPr>
+      </w:r>
     </w:p>
     <w:p>
       <w:pPr>
@@ -628,17 +1256,24 @@
         <w:shd w:val="clear" w:color="auto" w:fill="f2f2f2"/>
         <w:spacing w:after="40"/>
         <w:ind/>
-        <w:rPr/>
+        <w:rPr>
+          <w:lang w:val="es-ES"/>
+        </w:rPr>
       </w:pPr>
       <w:r>
         <w:rPr>
           <w:rFonts w:ascii="Consolas" w:hAnsi="Consolas" w:eastAsia="Consolas" w:cs="Consolas"/>
           <w:sz w:val="19"/>
           <w:szCs w:val="19"/>
+          <w:lang w:val="es-ES"/>
         </w:rPr>
         <w:t xml:space="preserve">model      → Representación de datos (conjuntos)</w:t>
       </w:r>
-      <w:r/>
+      <w:r>
+        <w:rPr>
+          <w:lang w:val="es-ES"/>
+        </w:rPr>
+      </w:r>
     </w:p>
     <w:p>
       <w:pPr>
@@ -646,17 +1281,24 @@
         <w:shd w:val="clear" w:color="auto" w:fill="f2f2f2"/>
         <w:spacing w:after="40"/>
         <w:ind/>
-        <w:rPr/>
+        <w:rPr>
+          <w:lang w:val="es-ES"/>
+        </w:rPr>
       </w:pPr>
       <w:r>
         <w:rPr>
           <w:rFonts w:ascii="Consolas" w:hAnsi="Consolas" w:eastAsia="Consolas" w:cs="Consolas"/>
           <w:sz w:val="19"/>
           <w:szCs w:val="19"/>
+          <w:lang w:val="es-ES"/>
         </w:rPr>
         <w:t xml:space="preserve">data       → Carga y parseo del dataset</w:t>
       </w:r>
-      <w:r/>
+      <w:r>
+        <w:rPr>
+          <w:lang w:val="es-ES"/>
+        </w:rPr>
+      </w:r>
     </w:p>
     <w:p>
       <w:pPr>
@@ -664,17 +1306,24 @@
         <w:shd w:val="clear" w:color="auto" w:fill="f2f2f2"/>
         <w:spacing w:after="40"/>
         <w:ind/>
-        <w:rPr/>
+        <w:rPr>
+          <w:lang w:val="es-ES"/>
+        </w:rPr>
       </w:pPr>
       <w:r>
         <w:rPr>
           <w:rFonts w:ascii="Consolas" w:hAnsi="Consolas" w:eastAsia="Consolas" w:cs="Consolas"/>
           <w:sz w:val="19"/>
           <w:szCs w:val="19"/>
+          <w:lang w:val="es-ES"/>
         </w:rPr>
         <w:t xml:space="preserve">rules      → Motor de lógica proposicional</w:t>
       </w:r>
-      <w:r/>
+      <w:r>
+        <w:rPr>
+          <w:lang w:val="es-ES"/>
+        </w:rPr>
+      </w:r>
     </w:p>
     <w:p>
       <w:pPr>
@@ -682,17 +1331,24 @@
         <w:shd w:val="clear" w:color="auto" w:fill="f2f2f2"/>
         <w:spacing w:after="40"/>
         <w:ind/>
-        <w:rPr/>
+        <w:rPr>
+          <w:lang w:val="es-ES"/>
+        </w:rPr>
       </w:pPr>
       <w:r>
         <w:rPr>
           <w:rFonts w:ascii="Consolas" w:hAnsi="Consolas" w:eastAsia="Consolas" w:cs="Consolas"/>
           <w:sz w:val="19"/>
           <w:szCs w:val="19"/>
+          <w:lang w:val="es-ES"/>
         </w:rPr>
         <w:t xml:space="preserve">fsm        → Máquina de estados finita</w:t>
       </w:r>
-      <w:r/>
+      <w:r>
+        <w:rPr>
+          <w:lang w:val="es-ES"/>
+        </w:rPr>
+      </w:r>
     </w:p>
     <w:p>
       <w:pPr>
@@ -700,17 +1356,24 @@
         <w:shd w:val="clear" w:color="auto" w:fill="f2f2f2"/>
         <w:spacing w:after="40"/>
         <w:ind/>
-        <w:rPr/>
+        <w:rPr>
+          <w:lang w:val="es-ES"/>
+        </w:rPr>
       </w:pPr>
       <w:r>
         <w:rPr>
           <w:rFonts w:ascii="Consolas" w:hAnsi="Consolas" w:eastAsia="Consolas" w:cs="Consolas"/>
           <w:sz w:val="19"/>
           <w:szCs w:val="19"/>
+          <w:lang w:val="es-ES"/>
         </w:rPr>
         <w:t xml:space="preserve">graph      → Grafo Host-Servicio y recursividad (DFS)</w:t>
       </w:r>
-      <w:r/>
+      <w:r>
+        <w:rPr>
+          <w:lang w:val="es-ES"/>
+        </w:rPr>
+      </w:r>
     </w:p>
     <w:p>
       <w:pPr>
@@ -718,17 +1381,24 @@
         <w:shd w:val="clear" w:color="auto" w:fill="f2f2f2"/>
         <w:spacing w:after="40"/>
         <w:ind/>
-        <w:rPr/>
+        <w:rPr>
+          <w:lang w:val="es-ES"/>
+        </w:rPr>
       </w:pPr>
       <w:r>
         <w:rPr>
           <w:rFonts w:ascii="Consolas" w:hAnsi="Consolas" w:eastAsia="Consolas" w:cs="Consolas"/>
           <w:sz w:val="19"/>
           <w:szCs w:val="19"/>
+          <w:lang w:val="es-ES"/>
         </w:rPr>
         <w:t xml:space="preserve">stats      → Conteo, probabilidad y Naive Bayes</w:t>
       </w:r>
-      <w:r/>
+      <w:r>
+        <w:rPr>
+          <w:lang w:val="es-ES"/>
+        </w:rPr>
+      </w:r>
     </w:p>
     <w:p>
       <w:pPr>
@@ -736,27 +1406,44 @@
         <w:shd w:val="clear" w:color="auto" w:fill="f2f2f2"/>
         <w:spacing w:after="40"/>
         <w:ind/>
-        <w:rPr/>
+        <w:rPr>
+          <w:lang w:val="es-ES"/>
+        </w:rPr>
       </w:pPr>
       <w:r>
         <w:rPr>
           <w:rFonts w:ascii="Consolas" w:hAnsi="Consolas" w:eastAsia="Consolas" w:cs="Consolas"/>
           <w:sz w:val="19"/>
           <w:szCs w:val="19"/>
+          <w:lang w:val="es-ES"/>
         </w:rPr>
         <w:t xml:space="preserve">neuralnet  → Álgebra matricial y red neuronal</w:t>
       </w:r>
-      <w:r/>
+      <w:r>
+        <w:rPr>
+          <w:lang w:val="es-ES"/>
+        </w:rPr>
+      </w:r>
     </w:p>
     <w:p>
       <w:pPr>
         <w:pBdr/>
         <w:spacing w:after="120"/>
         <w:ind/>
-        <w:rPr/>
-      </w:pPr>
-      <w:r/>
-      <w:r/>
+        <w:rPr>
+          <w:lang w:val="es-ES"/>
+        </w:rPr>
+      </w:pPr>
+      <w:r>
+        <w:rPr>
+          <w:lang w:val="es-ES" w:bidi="es-ES"/>
+        </w:rPr>
+      </w:r>
+      <w:r>
+        <w:rPr>
+          <w:lang w:val="es-ES"/>
+        </w:rPr>
+      </w:r>
     </w:p>
     <w:p>
       <w:pPr>
@@ -764,108 +1451,223 @@
         <w:spacing w:after="160"/>
         <w:ind/>
         <w:jc w:val="both"/>
-        <w:rPr/>
+        <w:rPr>
+          <w:sz w:val="24"/>
+          <w:szCs w:val="24"/>
+          <w:lang w:val="es-ES"/>
+        </w:rPr>
       </w:pPr>
       <w:r>
+        <w:rPr>
+          <w:sz w:val="24"/>
+          <w:szCs w:val="24"/>
+          <w:lang w:val="es-ES"/>
+        </w:rPr>
         <w:t xml:space="preserve">El punto de entrada, Main.java, orquesta el flujo completo: carga ambos datasets, entrena los tres modelos de clasificación (Reglas, Bayes, Red Neuronal) sobre KDDTrain+.txt, los evalúa sobre KDDTest+.txt, y produce una tabla comparativa final.</w:t>
       </w:r>
-      <w:r/>
+      <w:r>
+        <w:rPr>
+          <w:sz w:val="24"/>
+          <w:szCs w:val="24"/>
+          <w:lang w:val="es-ES"/>
+        </w:rPr>
+      </w:r>
     </w:p>
     <w:p>
       <w:pPr>
         <w:pBdr/>
         <w:spacing/>
         <w:ind/>
-        <w:rPr/>
+        <w:rPr>
+          <w:lang w:val="es-ES"/>
+        </w:rPr>
       </w:pPr>
       <w:r>
+        <w:rPr>
+          <w:lang w:val="es-ES"/>
+        </w:rPr>
         <w:br w:type="page" w:clear="all"/>
       </w:r>
-      <w:r/>
+      <w:r>
+        <w:rPr>
+          <w:lang w:val="es-ES"/>
+        </w:rPr>
+      </w:r>
     </w:p>
     <w:p>
       <w:pPr>
-        <w:pStyle w:val="721"/>
+        <w:pStyle w:val="890"/>
         <w:pBdr/>
         <w:spacing w:after="150" w:before="300"/>
         <w:ind/>
-        <w:rPr/>
+        <w:rPr>
+          <w:color w:val="000000" w:themeColor="text1"/>
+          <w:sz w:val="36"/>
+          <w:szCs w:val="36"/>
+        </w:rPr>
       </w:pPr>
       <w:r>
+        <w:rPr>
+          <w:color w:val="000000" w:themeColor="text1"/>
+          <w:sz w:val="36"/>
+          <w:szCs w:val="36"/>
+          <w:lang w:val="es-ES"/>
+        </w:rPr>
         <w:t xml:space="preserve">5. Descripción de los Módulos</w:t>
       </w:r>
-      <w:r/>
+      <w:r>
+        <w:rPr>
+          <w:color w:val="000000" w:themeColor="text1"/>
+          <w:sz w:val="36"/>
+          <w:szCs w:val="36"/>
+          <w:lang w:val="es-ES"/>
+        </w:rPr>
+      </w:r>
     </w:p>
     <w:p>
       <w:pPr>
-        <w:pStyle w:val="722"/>
+        <w:pStyle w:val="891"/>
         <w:pBdr/>
         <w:spacing w:after="120" w:before="250"/>
         <w:ind/>
-        <w:rPr/>
+        <w:rPr>
+          <w:color w:val="000000" w:themeColor="text1"/>
+          <w:sz w:val="28"/>
+          <w:szCs w:val="28"/>
+        </w:rPr>
       </w:pPr>
       <w:r>
+        <w:rPr>
+          <w:color w:val="000000" w:themeColor="text1"/>
+          <w:sz w:val="28"/>
+          <w:szCs w:val="28"/>
+          <w:lang w:val="es-ES"/>
+        </w:rPr>
         <w:t xml:space="preserve">5.1 model — Representación del dominio</w:t>
       </w:r>
-      <w:r/>
+      <w:r>
+        <w:rPr>
+          <w:color w:val="000000" w:themeColor="text1"/>
+          <w:sz w:val="28"/>
+          <w:szCs w:val="28"/>
+          <w:lang w:val="es-ES"/>
+        </w:rPr>
+      </w:r>
     </w:p>
     <w:p>
       <w:pPr>
         <w:pBdr/>
         <w:spacing w:after="100"/>
         <w:ind/>
-        <w:rPr/>
+        <w:rPr>
+          <w:color w:val="000000" w:themeColor="text1"/>
+          <w:sz w:val="24"/>
+          <w:szCs w:val="24"/>
+        </w:rPr>
       </w:pPr>
       <w:r>
         <w:rPr>
           <w:b/>
           <w:bCs/>
+          <w:color w:val="000000" w:themeColor="text1"/>
+          <w:sz w:val="24"/>
+          <w:szCs w:val="24"/>
+          <w:lang w:val="es-ES"/>
         </w:rPr>
         <w:t xml:space="preserve">Propósito: </w:t>
       </w:r>
       <w:r>
+        <w:rPr>
+          <w:color w:val="000000" w:themeColor="text1"/>
+          <w:sz w:val="24"/>
+          <w:szCs w:val="24"/>
+          <w:lang w:val="es-ES"/>
+        </w:rPr>
         <w:t xml:space="preserve">Define la clase Connection, que representa una única conexión de red con sus 41 atributos originales de NSL-KDD, más métodos auxiliares para clasificar el tipo de ataque.</w:t>
       </w:r>
-      <w:r/>
+      <w:r>
+        <w:rPr>
+          <w:color w:val="000000" w:themeColor="text1"/>
+          <w:sz w:val="24"/>
+          <w:szCs w:val="24"/>
+          <w:lang w:val="es-ES"/>
+        </w:rPr>
+      </w:r>
     </w:p>
     <w:p>
       <w:pPr>
         <w:pBdr/>
         <w:spacing w:after="100"/>
         <w:ind/>
-        <w:rPr/>
+        <w:rPr>
+          <w:color w:val="000000" w:themeColor="text1"/>
+          <w:sz w:val="24"/>
+          <w:szCs w:val="24"/>
+        </w:rPr>
       </w:pPr>
       <w:r>
         <w:rPr>
           <w:b/>
           <w:bCs/>
+          <w:color w:val="000000" w:themeColor="text1"/>
+          <w:sz w:val="24"/>
+          <w:szCs w:val="24"/>
+          <w:lang w:val="es-ES"/>
         </w:rPr>
         <w:t xml:space="preserve">Concepto de matemática discreta: </w:t>
       </w:r>
       <w:r>
+        <w:rPr>
+          <w:color w:val="000000" w:themeColor="text1"/>
+          <w:sz w:val="24"/>
+          <w:szCs w:val="24"/>
+          <w:lang w:val="es-ES"/>
+        </w:rPr>
         <w:t xml:space="preserve">Conjuntos: cada Connection es un elemento del conjunto universo de conexiones; getAttackCategory() particiona ese conjunto en subconjuntos disjuntos (normal, dos, probe, r2l, u2r).</w:t>
       </w:r>
-      <w:r/>
+      <w:r>
+        <w:rPr>
+          <w:color w:val="000000" w:themeColor="text1"/>
+          <w:sz w:val="24"/>
+          <w:szCs w:val="24"/>
+          <w:lang w:val="es-ES"/>
+        </w:rPr>
+      </w:r>
     </w:p>
     <w:p>
       <w:pPr>
         <w:pBdr/>
         <w:spacing w:after="60"/>
         <w:ind/>
-        <w:rPr/>
+        <w:rPr>
+          <w:color w:val="000000" w:themeColor="text1"/>
+          <w:sz w:val="24"/>
+          <w:szCs w:val="24"/>
+        </w:rPr>
       </w:pPr>
       <w:r>
         <w:rPr>
           <w:b/>
           <w:bCs/>
+          <w:color w:val="000000" w:themeColor="text1"/>
+          <w:sz w:val="24"/>
+          <w:szCs w:val="24"/>
+          <w:lang w:val="es-ES"/>
         </w:rPr>
         <w:t xml:space="preserve">Clases principales:</w:t>
       </w:r>
-      <w:r/>
+      <w:r>
+        <w:rPr>
+          <w:color w:val="000000" w:themeColor="text1"/>
+          <w:sz w:val="24"/>
+          <w:szCs w:val="24"/>
+          <w:lang w:val="es-ES"/>
+        </w:rPr>
+      </w:r>
     </w:p>
     <w:p>
       <w:pPr>
-        <w:pStyle w:val="713"/>
+        <w:pStyle w:val="882"/>
         <w:numPr>
           <w:ilvl w:val="0"/>
           <w:numId w:val="1"/>
@@ -873,87 +1675,176 @@
         <w:pBdr/>
         <w:spacing w:after="80"/>
         <w:ind/>
-        <w:rPr/>
+        <w:rPr>
+          <w:color w:val="000000" w:themeColor="text1"/>
+          <w:sz w:val="24"/>
+          <w:szCs w:val="24"/>
+        </w:rPr>
       </w:pPr>
       <w:r>
         <w:rPr>
           <w:b w:val="0"/>
           <w:bCs w:val="0"/>
+          <w:color w:val="000000" w:themeColor="text1"/>
+          <w:sz w:val="24"/>
+          <w:szCs w:val="24"/>
+          <w:lang w:val="es-ES"/>
         </w:rPr>
         <w:t xml:space="preserve">Connection.java — modelo inmutable con los 41 atributos + etiqueta + nivel de dificultad.</w:t>
       </w:r>
-      <w:r/>
+      <w:r>
+        <w:rPr>
+          <w:color w:val="000000" w:themeColor="text1"/>
+          <w:sz w:val="24"/>
+          <w:szCs w:val="24"/>
+          <w:lang w:val="es-ES"/>
+        </w:rPr>
+      </w:r>
     </w:p>
     <w:p>
       <w:pPr>
-        <w:pStyle w:val="722"/>
+        <w:pStyle w:val="891"/>
         <w:pBdr/>
         <w:spacing w:after="120" w:before="250"/>
         <w:ind/>
-        <w:rPr/>
+        <w:rPr>
+          <w:color w:val="000000" w:themeColor="text1"/>
+          <w:sz w:val="28"/>
+          <w:szCs w:val="28"/>
+        </w:rPr>
       </w:pPr>
       <w:r>
+        <w:rPr>
+          <w:color w:val="000000" w:themeColor="text1"/>
+          <w:sz w:val="28"/>
+          <w:szCs w:val="28"/>
+          <w:lang w:val="es-ES"/>
+        </w:rPr>
         <w:t xml:space="preserve">5.2 data — Carga del dataset</w:t>
       </w:r>
-      <w:r/>
+      <w:r>
+        <w:rPr>
+          <w:color w:val="000000" w:themeColor="text1"/>
+          <w:sz w:val="28"/>
+          <w:szCs w:val="28"/>
+          <w:lang w:val="es-ES"/>
+        </w:rPr>
+      </w:r>
     </w:p>
     <w:p>
       <w:pPr>
         <w:pBdr/>
         <w:spacing w:after="100"/>
         <w:ind/>
-        <w:rPr/>
+        <w:rPr>
+          <w:color w:val="000000" w:themeColor="text1"/>
+          <w:sz w:val="24"/>
+          <w:szCs w:val="24"/>
+        </w:rPr>
       </w:pPr>
       <w:r>
         <w:rPr>
           <w:b/>
           <w:bCs/>
+          <w:color w:val="000000" w:themeColor="text1"/>
+          <w:sz w:val="24"/>
+          <w:szCs w:val="24"/>
+          <w:lang w:val="es-ES"/>
         </w:rPr>
         <w:t xml:space="preserve">Propósito: </w:t>
       </w:r>
       <w:r>
+        <w:rPr>
+          <w:color w:val="000000" w:themeColor="text1"/>
+          <w:sz w:val="24"/>
+          <w:szCs w:val="24"/>
+          <w:lang w:val="es-ES"/>
+        </w:rPr>
         <w:t xml:space="preserve">Parsea el archivo de texto plano de NSL-KDD (formato CSV sin encabezados) y construye la lista de objetos Connection correspondiente.</w:t>
       </w:r>
-      <w:r/>
+      <w:r>
+        <w:rPr>
+          <w:color w:val="000000" w:themeColor="text1"/>
+          <w:sz w:val="24"/>
+          <w:szCs w:val="24"/>
+          <w:lang w:val="es-ES"/>
+        </w:rPr>
+      </w:r>
     </w:p>
     <w:p>
       <w:pPr>
         <w:pBdr/>
         <w:spacing w:after="100"/>
         <w:ind/>
-        <w:rPr/>
+        <w:rPr>
+          <w:color w:val="000000" w:themeColor="text1"/>
+          <w:sz w:val="24"/>
+          <w:szCs w:val="24"/>
+        </w:rPr>
       </w:pPr>
       <w:r>
         <w:rPr>
           <w:b/>
           <w:bCs/>
+          <w:color w:val="000000" w:themeColor="text1"/>
+          <w:sz w:val="24"/>
+          <w:szCs w:val="24"/>
+          <w:lang w:val="es-ES"/>
         </w:rPr>
         <w:t xml:space="preserve">Concepto de matemática discreta: </w:t>
       </w:r>
       <w:r>
+        <w:rPr>
+          <w:color w:val="000000" w:themeColor="text1"/>
+          <w:sz w:val="24"/>
+          <w:szCs w:val="24"/>
+          <w:lang w:val="es-ES"/>
+        </w:rPr>
         <w:t xml:space="preserve">Manejo de conjuntos de datos y validación estructural de cada elemento antes de incorporarlo al conjunto de trabajo.</w:t>
       </w:r>
-      <w:r/>
+      <w:r>
+        <w:rPr>
+          <w:color w:val="000000" w:themeColor="text1"/>
+          <w:sz w:val="24"/>
+          <w:szCs w:val="24"/>
+          <w:lang w:val="es-ES"/>
+        </w:rPr>
+      </w:r>
     </w:p>
     <w:p>
       <w:pPr>
         <w:pBdr/>
         <w:spacing w:after="60"/>
         <w:ind/>
-        <w:rPr/>
+        <w:rPr>
+          <w:color w:val="000000" w:themeColor="text1"/>
+          <w:sz w:val="24"/>
+          <w:szCs w:val="24"/>
+        </w:rPr>
       </w:pPr>
       <w:r>
         <w:rPr>
           <w:b/>
           <w:bCs/>
+          <w:color w:val="000000" w:themeColor="text1"/>
+          <w:sz w:val="24"/>
+          <w:szCs w:val="24"/>
+          <w:lang w:val="es-ES"/>
         </w:rPr>
         <w:t xml:space="preserve">Clases principales:</w:t>
       </w:r>
-      <w:r/>
+      <w:r>
+        <w:rPr>
+          <w:color w:val="000000" w:themeColor="text1"/>
+          <w:sz w:val="24"/>
+          <w:szCs w:val="24"/>
+          <w:lang w:val="es-ES"/>
+        </w:rPr>
+      </w:r>
     </w:p>
     <w:p>
       <w:pPr>
-        <w:pStyle w:val="713"/>
+        <w:pStyle w:val="882"/>
         <w:numPr>
           <w:ilvl w:val="0"/>
           <w:numId w:val="1"/>
@@ -961,87 +1852,176 @@
         <w:pBdr/>
         <w:spacing w:after="80"/>
         <w:ind/>
-        <w:rPr/>
+        <w:rPr>
+          <w:color w:val="000000" w:themeColor="text1"/>
+          <w:sz w:val="24"/>
+          <w:szCs w:val="24"/>
+        </w:rPr>
       </w:pPr>
       <w:r>
         <w:rPr>
           <w:b w:val="0"/>
           <w:bCs w:val="0"/>
+          <w:color w:val="000000" w:themeColor="text1"/>
+          <w:sz w:val="24"/>
+          <w:szCs w:val="24"/>
+          <w:lang w:val="es-ES"/>
         </w:rPr>
         <w:t xml:space="preserve">DatasetLoader.java — carga, valida formato, y reporta un resumen estadístico por categoría de ataque.</w:t>
       </w:r>
-      <w:r/>
+      <w:r>
+        <w:rPr>
+          <w:color w:val="000000" w:themeColor="text1"/>
+          <w:sz w:val="24"/>
+          <w:szCs w:val="24"/>
+          <w:lang w:val="es-ES"/>
+        </w:rPr>
+      </w:r>
     </w:p>
     <w:p>
       <w:pPr>
-        <w:pStyle w:val="722"/>
+        <w:pStyle w:val="891"/>
         <w:pBdr/>
         <w:spacing w:after="120" w:before="250"/>
         <w:ind/>
-        <w:rPr/>
+        <w:rPr>
+          <w:color w:val="000000" w:themeColor="text1"/>
+          <w:sz w:val="28"/>
+          <w:szCs w:val="28"/>
+        </w:rPr>
       </w:pPr>
       <w:r>
+        <w:rPr>
+          <w:color w:val="000000" w:themeColor="text1"/>
+          <w:sz w:val="28"/>
+          <w:szCs w:val="28"/>
+          <w:lang w:val="es-ES"/>
+        </w:rPr>
         <w:t xml:space="preserve">5.3 rules — Motor de lógica proposicional</w:t>
       </w:r>
-      <w:r/>
+      <w:r>
+        <w:rPr>
+          <w:color w:val="000000" w:themeColor="text1"/>
+          <w:sz w:val="28"/>
+          <w:szCs w:val="28"/>
+          <w:lang w:val="es-ES"/>
+        </w:rPr>
+      </w:r>
     </w:p>
     <w:p>
       <w:pPr>
         <w:pBdr/>
         <w:spacing w:after="100"/>
         <w:ind/>
-        <w:rPr/>
+        <w:rPr>
+          <w:color w:val="000000" w:themeColor="text1"/>
+          <w:sz w:val="24"/>
+          <w:szCs w:val="24"/>
+        </w:rPr>
       </w:pPr>
       <w:r>
         <w:rPr>
           <w:b/>
           <w:bCs/>
+          <w:color w:val="000000" w:themeColor="text1"/>
+          <w:sz w:val="24"/>
+          <w:szCs w:val="24"/>
+          <w:lang w:val="es-ES"/>
         </w:rPr>
         <w:t xml:space="preserve">Propósito: </w:t>
       </w:r>
       <w:r>
+        <w:rPr>
+          <w:color w:val="000000" w:themeColor="text1"/>
+          <w:sz w:val="24"/>
+          <w:szCs w:val="24"/>
+          <w:lang w:val="es-ES"/>
+        </w:rPr>
         <w:t xml:space="preserve">Evalúa cada conexión contra un conjunto de reglas heurísticas (ej. posible SYN flood, escaneo de puertos, fuerza bruta de login, escalamiento a root), inspiradas en patrones de ataque documentados para NSL-KDD.</w:t>
       </w:r>
-      <w:r/>
+      <w:r>
+        <w:rPr>
+          <w:color w:val="000000" w:themeColor="text1"/>
+          <w:sz w:val="24"/>
+          <w:szCs w:val="24"/>
+          <w:lang w:val="es-ES"/>
+        </w:rPr>
+      </w:r>
     </w:p>
     <w:p>
       <w:pPr>
         <w:pBdr/>
         <w:spacing w:after="100"/>
         <w:ind/>
-        <w:rPr/>
+        <w:rPr>
+          <w:color w:val="000000" w:themeColor="text1"/>
+          <w:sz w:val="24"/>
+          <w:szCs w:val="24"/>
+        </w:rPr>
       </w:pPr>
       <w:r>
         <w:rPr>
           <w:b/>
           <w:bCs/>
+          <w:color w:val="000000" w:themeColor="text1"/>
+          <w:sz w:val="24"/>
+          <w:szCs w:val="24"/>
+          <w:lang w:val="es-ES"/>
         </w:rPr>
         <w:t xml:space="preserve">Concepto de matemática discreta: </w:t>
       </w:r>
       <w:r>
+        <w:rPr>
+          <w:color w:val="000000" w:themeColor="text1"/>
+          <w:sz w:val="24"/>
+          <w:szCs w:val="24"/>
+          <w:lang w:val="es-ES"/>
+        </w:rPr>
         <w:t xml:space="preserve">Lógica proposicional: cada regla es una fórmula booleana compuesta mediante los conectores ∧ (AND), ∨ (OR) y ¬ (NOT), implementados como combinadores explícitos sobre predicados.</w:t>
       </w:r>
-      <w:r/>
+      <w:r>
+        <w:rPr>
+          <w:color w:val="000000" w:themeColor="text1"/>
+          <w:sz w:val="24"/>
+          <w:szCs w:val="24"/>
+          <w:lang w:val="es-ES"/>
+        </w:rPr>
+      </w:r>
     </w:p>
     <w:p>
       <w:pPr>
         <w:pBdr/>
         <w:spacing w:after="60"/>
         <w:ind/>
-        <w:rPr/>
+        <w:rPr>
+          <w:color w:val="000000" w:themeColor="text1"/>
+          <w:sz w:val="24"/>
+          <w:szCs w:val="24"/>
+        </w:rPr>
       </w:pPr>
       <w:r>
         <w:rPr>
           <w:b/>
           <w:bCs/>
+          <w:color w:val="000000" w:themeColor="text1"/>
+          <w:sz w:val="24"/>
+          <w:szCs w:val="24"/>
+          <w:lang w:val="es-ES"/>
         </w:rPr>
         <w:t xml:space="preserve">Clases principales:</w:t>
       </w:r>
-      <w:r/>
+      <w:r>
+        <w:rPr>
+          <w:color w:val="000000" w:themeColor="text1"/>
+          <w:sz w:val="24"/>
+          <w:szCs w:val="24"/>
+          <w:lang w:val="es-ES"/>
+        </w:rPr>
+      </w:r>
     </w:p>
     <w:p>
       <w:pPr>
-        <w:pStyle w:val="713"/>
+        <w:pStyle w:val="882"/>
         <w:numPr>
           <w:ilvl w:val="0"/>
           <w:numId w:val="1"/>
@@ -1049,20 +2029,35 @@
         <w:pBdr/>
         <w:spacing w:after="80"/>
         <w:ind/>
-        <w:rPr/>
+        <w:rPr>
+          <w:color w:val="000000" w:themeColor="text1"/>
+          <w:sz w:val="24"/>
+          <w:szCs w:val="24"/>
+        </w:rPr>
       </w:pPr>
       <w:r>
         <w:rPr>
           <w:b w:val="0"/>
           <w:bCs w:val="0"/>
+          <w:color w:val="000000" w:themeColor="text1"/>
+          <w:sz w:val="24"/>
+          <w:szCs w:val="24"/>
+          <w:lang w:val="es-ES"/>
         </w:rPr>
         <w:t xml:space="preserve">Rule.java — proposición lógica con combinadores and(), or(), negate().</w:t>
       </w:r>
-      <w:r/>
+      <w:r>
+        <w:rPr>
+          <w:color w:val="000000" w:themeColor="text1"/>
+          <w:sz w:val="24"/>
+          <w:szCs w:val="24"/>
+          <w:lang w:val="es-ES"/>
+        </w:rPr>
+      </w:r>
     </w:p>
     <w:p>
       <w:pPr>
-        <w:pStyle w:val="713"/>
+        <w:pStyle w:val="882"/>
         <w:numPr>
           <w:ilvl w:val="0"/>
           <w:numId w:val="1"/>
@@ -1070,20 +2065,35 @@
         <w:pBdr/>
         <w:spacing w:after="80"/>
         <w:ind/>
-        <w:rPr/>
+        <w:rPr>
+          <w:color w:val="000000" w:themeColor="text1"/>
+          <w:sz w:val="24"/>
+          <w:szCs w:val="24"/>
+        </w:rPr>
       </w:pPr>
       <w:r>
         <w:rPr>
           <w:b w:val="0"/>
           <w:bCs w:val="0"/>
+          <w:color w:val="000000" w:themeColor="text1"/>
+          <w:sz w:val="24"/>
+          <w:szCs w:val="24"/>
+          <w:lang w:val="es-ES"/>
         </w:rPr>
         <w:t xml:space="preserve">RuleEngine.java — motor que evalúa el conjunto completo de reglas sobre una conexión.</w:t>
       </w:r>
-      <w:r/>
+      <w:r>
+        <w:rPr>
+          <w:color w:val="000000" w:themeColor="text1"/>
+          <w:sz w:val="24"/>
+          <w:szCs w:val="24"/>
+          <w:lang w:val="es-ES"/>
+        </w:rPr>
+      </w:r>
     </w:p>
     <w:p>
       <w:pPr>
-        <w:pStyle w:val="713"/>
+        <w:pStyle w:val="882"/>
         <w:numPr>
           <w:ilvl w:val="0"/>
           <w:numId w:val="1"/>
@@ -1091,20 +2101,35 @@
         <w:pBdr/>
         <w:spacing w:after="80"/>
         <w:ind/>
-        <w:rPr/>
+        <w:rPr>
+          <w:color w:val="000000" w:themeColor="text1"/>
+          <w:sz w:val="24"/>
+          <w:szCs w:val="24"/>
+        </w:rPr>
       </w:pPr>
       <w:r>
         <w:rPr>
           <w:b w:val="0"/>
           <w:bCs w:val="0"/>
+          <w:color w:val="000000" w:themeColor="text1"/>
+          <w:sz w:val="24"/>
+          <w:szCs w:val="24"/>
+          <w:lang w:val="es-ES"/>
         </w:rPr>
         <w:t xml:space="preserve">EvaluationResult.java — veredicto (reglas activadas + severidad máxima).</w:t>
       </w:r>
-      <w:r/>
+      <w:r>
+        <w:rPr>
+          <w:color w:val="000000" w:themeColor="text1"/>
+          <w:sz w:val="24"/>
+          <w:szCs w:val="24"/>
+          <w:lang w:val="es-ES"/>
+        </w:rPr>
+      </w:r>
     </w:p>
     <w:p>
       <w:pPr>
-        <w:pStyle w:val="713"/>
+        <w:pStyle w:val="882"/>
         <w:numPr>
           <w:ilvl w:val="0"/>
           <w:numId w:val="1"/>
@@ -1112,87 +2137,176 @@
         <w:pBdr/>
         <w:spacing w:after="80"/>
         <w:ind/>
-        <w:rPr/>
+        <w:rPr>
+          <w:color w:val="000000" w:themeColor="text1"/>
+          <w:sz w:val="24"/>
+          <w:szCs w:val="24"/>
+        </w:rPr>
       </w:pPr>
       <w:r>
         <w:rPr>
           <w:b w:val="0"/>
           <w:bCs w:val="0"/>
+          <w:color w:val="000000" w:themeColor="text1"/>
+          <w:sz w:val="24"/>
+          <w:szCs w:val="24"/>
+          <w:lang w:val="es-ES"/>
         </w:rPr>
         <w:t xml:space="preserve">Severity.java — escala LOW / MEDIUM / HIGH / CRITICAL.</w:t>
       </w:r>
-      <w:r/>
+      <w:r>
+        <w:rPr>
+          <w:color w:val="000000" w:themeColor="text1"/>
+          <w:sz w:val="24"/>
+          <w:szCs w:val="24"/>
+          <w:lang w:val="es-ES"/>
+        </w:rPr>
+      </w:r>
     </w:p>
     <w:p>
       <w:pPr>
-        <w:pStyle w:val="722"/>
+        <w:pStyle w:val="891"/>
         <w:pBdr/>
         <w:spacing w:after="120" w:before="250"/>
         <w:ind/>
-        <w:rPr/>
+        <w:rPr>
+          <w:color w:val="000000" w:themeColor="text1"/>
+          <w:sz w:val="28"/>
+          <w:szCs w:val="28"/>
+        </w:rPr>
       </w:pPr>
       <w:r>
+        <w:rPr>
+          <w:color w:val="000000" w:themeColor="text1"/>
+          <w:sz w:val="28"/>
+          <w:szCs w:val="28"/>
+          <w:lang w:val="es-ES"/>
+        </w:rPr>
         <w:t xml:space="preserve">5.4 fsm — Máquina de estados finita</w:t>
       </w:r>
-      <w:r/>
+      <w:r>
+        <w:rPr>
+          <w:color w:val="000000" w:themeColor="text1"/>
+          <w:sz w:val="28"/>
+          <w:szCs w:val="28"/>
+          <w:lang w:val="es-ES"/>
+        </w:rPr>
+      </w:r>
     </w:p>
     <w:p>
       <w:pPr>
         <w:pBdr/>
         <w:spacing w:after="100"/>
         <w:ind/>
-        <w:rPr/>
+        <w:rPr>
+          <w:color w:val="000000" w:themeColor="text1"/>
+          <w:sz w:val="24"/>
+          <w:szCs w:val="24"/>
+        </w:rPr>
       </w:pPr>
       <w:r>
         <w:rPr>
           <w:b/>
           <w:bCs/>
+          <w:color w:val="000000" w:themeColor="text1"/>
+          <w:sz w:val="24"/>
+          <w:szCs w:val="24"/>
+          <w:lang w:val="es-ES"/>
         </w:rPr>
         <w:t xml:space="preserve">Propósito: </w:t>
       </w:r>
       <w:r>
+        <w:rPr>
+          <w:color w:val="000000" w:themeColor="text1"/>
+          <w:sz w:val="24"/>
+          <w:szCs w:val="24"/>
+          <w:lang w:val="es-ES"/>
+        </w:rPr>
         <w:t xml:space="preserve">Modela el comportamiento de una sesión (host) a lo largo de una secuencia de conexiones, transitando entre estados de confianza según los veredictos del motor de reglas.</w:t>
       </w:r>
-      <w:r/>
+      <w:r>
+        <w:rPr>
+          <w:color w:val="000000" w:themeColor="text1"/>
+          <w:sz w:val="24"/>
+          <w:szCs w:val="24"/>
+          <w:lang w:val="es-ES"/>
+        </w:rPr>
+      </w:r>
     </w:p>
     <w:p>
       <w:pPr>
         <w:pBdr/>
         <w:spacing w:after="100"/>
         <w:ind/>
-        <w:rPr/>
+        <w:rPr>
+          <w:color w:val="000000" w:themeColor="text1"/>
+          <w:sz w:val="24"/>
+          <w:szCs w:val="24"/>
+        </w:rPr>
       </w:pPr>
       <w:r>
         <w:rPr>
           <w:b/>
           <w:bCs/>
+          <w:color w:val="000000" w:themeColor="text1"/>
+          <w:sz w:val="24"/>
+          <w:szCs w:val="24"/>
+          <w:lang w:val="es-ES"/>
         </w:rPr>
         <w:t xml:space="preserve">Concepto de matemática discreta: </w:t>
       </w:r>
       <w:r>
+        <w:rPr>
+          <w:color w:val="000000" w:themeColor="text1"/>
+          <w:sz w:val="24"/>
+          <w:szCs w:val="24"/>
+          <w:lang w:val="es-ES"/>
+        </w:rPr>
         <w:t xml:space="preserve">Máquina de estados finita, formalizada como una 5-tupla (Q, Σ, δ, q₀, F): 3 estados (NORMAL, SUSPICIOUS, BLOCKED), función de transición basada en la acumulación de "strikes" y recuperación tras buen comportamiento sostenido.</w:t>
       </w:r>
-      <w:r/>
+      <w:r>
+        <w:rPr>
+          <w:color w:val="000000" w:themeColor="text1"/>
+          <w:sz w:val="24"/>
+          <w:szCs w:val="24"/>
+          <w:lang w:val="es-ES"/>
+        </w:rPr>
+      </w:r>
     </w:p>
     <w:p>
       <w:pPr>
         <w:pBdr/>
         <w:spacing w:after="60"/>
         <w:ind/>
-        <w:rPr/>
+        <w:rPr>
+          <w:color w:val="000000" w:themeColor="text1"/>
+          <w:sz w:val="24"/>
+          <w:szCs w:val="24"/>
+        </w:rPr>
       </w:pPr>
       <w:r>
         <w:rPr>
           <w:b/>
           <w:bCs/>
+          <w:color w:val="000000" w:themeColor="text1"/>
+          <w:sz w:val="24"/>
+          <w:szCs w:val="24"/>
+          <w:lang w:val="es-ES"/>
         </w:rPr>
         <w:t xml:space="preserve">Clases principales:</w:t>
       </w:r>
-      <w:r/>
+      <w:r>
+        <w:rPr>
+          <w:color w:val="000000" w:themeColor="text1"/>
+          <w:sz w:val="24"/>
+          <w:szCs w:val="24"/>
+          <w:lang w:val="es-ES"/>
+        </w:rPr>
+      </w:r>
     </w:p>
     <w:p>
       <w:pPr>
-        <w:pStyle w:val="713"/>
+        <w:pStyle w:val="882"/>
         <w:numPr>
           <w:ilvl w:val="0"/>
           <w:numId w:val="1"/>
@@ -1200,20 +2314,35 @@
         <w:pBdr/>
         <w:spacing w:after="80"/>
         <w:ind/>
-        <w:rPr/>
+        <w:rPr>
+          <w:color w:val="000000" w:themeColor="text1"/>
+          <w:sz w:val="24"/>
+          <w:szCs w:val="24"/>
+        </w:rPr>
       </w:pPr>
       <w:r>
         <w:rPr>
           <w:b w:val="0"/>
           <w:bCs w:val="0"/>
+          <w:color w:val="000000" w:themeColor="text1"/>
+          <w:sz w:val="24"/>
+          <w:szCs w:val="24"/>
+          <w:lang w:val="es-ES"/>
         </w:rPr>
         <w:t xml:space="preserve">SessionState.java — enum con los 3 estados posibles.</w:t>
       </w:r>
-      <w:r/>
+      <w:r>
+        <w:rPr>
+          <w:color w:val="000000" w:themeColor="text1"/>
+          <w:sz w:val="24"/>
+          <w:szCs w:val="24"/>
+          <w:lang w:val="es-ES"/>
+        </w:rPr>
+      </w:r>
     </w:p>
     <w:p>
       <w:pPr>
-        <w:pStyle w:val="713"/>
+        <w:pStyle w:val="882"/>
         <w:numPr>
           <w:ilvl w:val="0"/>
           <w:numId w:val="1"/>
@@ -1221,20 +2350,35 @@
         <w:pBdr/>
         <w:spacing w:after="80"/>
         <w:ind/>
-        <w:rPr/>
+        <w:rPr>
+          <w:color w:val="000000" w:themeColor="text1"/>
+          <w:sz w:val="24"/>
+          <w:szCs w:val="24"/>
+        </w:rPr>
       </w:pPr>
       <w:r>
         <w:rPr>
           <w:b w:val="0"/>
           <w:bCs w:val="0"/>
+          <w:color w:val="000000" w:themeColor="text1"/>
+          <w:sz w:val="24"/>
+          <w:szCs w:val="24"/>
+          <w:lang w:val="es-ES"/>
         </w:rPr>
         <w:t xml:space="preserve">SessionAutomaton.java — autómata de una sesión individual (función de transición δ).</w:t>
       </w:r>
-      <w:r/>
+      <w:r>
+        <w:rPr>
+          <w:color w:val="000000" w:themeColor="text1"/>
+          <w:sz w:val="24"/>
+          <w:szCs w:val="24"/>
+          <w:lang w:val="es-ES"/>
+        </w:rPr>
+      </w:r>
     </w:p>
     <w:p>
       <w:pPr>
-        <w:pStyle w:val="713"/>
+        <w:pStyle w:val="882"/>
         <w:numPr>
           <w:ilvl w:val="0"/>
           <w:numId w:val="1"/>
@@ -1242,90 +2386,185 @@
         <w:pBdr/>
         <w:spacing w:after="80"/>
         <w:ind/>
-        <w:rPr/>
+        <w:rPr>
+          <w:color w:val="000000" w:themeColor="text1"/>
+          <w:sz w:val="24"/>
+          <w:szCs w:val="24"/>
+        </w:rPr>
       </w:pPr>
       <w:r>
         <w:rPr>
           <w:b w:val="0"/>
           <w:bCs w:val="0"/>
+          <w:color w:val="000000" w:themeColor="text1"/>
+          <w:sz w:val="24"/>
+          <w:szCs w:val="24"/>
+          <w:lang w:val="es-ES"/>
         </w:rPr>
         <w:t xml:space="preserve">SessionManager.java — administra múltiples sesiones simultáneas.</w:t>
       </w:r>
-      <w:r/>
+      <w:r>
+        <w:rPr>
+          <w:color w:val="000000" w:themeColor="text1"/>
+          <w:sz w:val="24"/>
+          <w:szCs w:val="24"/>
+          <w:lang w:val="es-ES"/>
+        </w:rPr>
+      </w:r>
     </w:p>
     <w:p>
       <w:pPr>
-        <w:pStyle w:val="722"/>
+        <w:pStyle w:val="891"/>
         <w:pBdr/>
         <w:spacing w:after="120" w:before="250"/>
         <w:ind/>
-        <w:rPr/>
+        <w:rPr>
+          <w:color w:val="000000" w:themeColor="text1"/>
+          <w:sz w:val="28"/>
+          <w:szCs w:val="28"/>
+        </w:rPr>
       </w:pPr>
       <w:r>
+        <w:rPr>
+          <w:color w:val="000000" w:themeColor="text1"/>
+          <w:sz w:val="28"/>
+          <w:szCs w:val="28"/>
+          <w:lang w:val="es-ES"/>
+        </w:rPr>
         <w:t xml:space="preserve">5.5 graph — Grafo de red y recursividad</w:t>
       </w:r>
-      <w:r/>
+      <w:r>
+        <w:rPr>
+          <w:color w:val="000000" w:themeColor="text1"/>
+          <w:sz w:val="28"/>
+          <w:szCs w:val="28"/>
+          <w:lang w:val="es-ES"/>
+        </w:rPr>
+      </w:r>
     </w:p>
     <w:p>
       <w:pPr>
         <w:pBdr/>
         <w:spacing w:after="100"/>
         <w:ind/>
-        <w:rPr/>
+        <w:rPr>
+          <w:color w:val="000000" w:themeColor="text1"/>
+          <w:sz w:val="24"/>
+          <w:szCs w:val="24"/>
+        </w:rPr>
       </w:pPr>
       <w:r>
         <w:rPr>
           <w:b/>
           <w:bCs/>
+          <w:color w:val="000000" w:themeColor="text1"/>
+          <w:sz w:val="24"/>
+          <w:szCs w:val="24"/>
+          <w:lang w:val="es-ES"/>
         </w:rPr>
         <w:t xml:space="preserve">Propósito: </w:t>
       </w:r>
       <w:r>
+        <w:rPr>
+          <w:color w:val="000000" w:themeColor="text1"/>
+          <w:sz w:val="24"/>
+          <w:szCs w:val="24"/>
+          <w:lang w:val="es-ES"/>
+        </w:rPr>
         <w:t xml:space="preserve">Construye un grafo no dirigido y biparti</w:t>
       </w:r>
       <w:r>
+        <w:rPr>
+          <w:color w:val="000000" w:themeColor="text1"/>
+          <w:sz w:val="24"/>
+          <w:szCs w:val="24"/>
+          <w:lang w:val="es-ES"/>
+        </w:rPr>
         <w:t xml:space="preserve">to Host virtual–Servicio (NSL-KDD no incluye IPs reales, por lo que se optó por una relación estructural genuina: qué host se conectó a qué servicio). Permite detectar hosts de grado anómalo (candidatos a escaneo de puertos) y calcular componentes conexas.</w:t>
       </w:r>
-      <w:r/>
+      <w:r>
+        <w:rPr>
+          <w:color w:val="000000" w:themeColor="text1"/>
+          <w:sz w:val="24"/>
+          <w:szCs w:val="24"/>
+          <w:lang w:val="es-ES"/>
+        </w:rPr>
+      </w:r>
     </w:p>
     <w:p>
       <w:pPr>
         <w:pBdr/>
         <w:spacing w:after="100"/>
         <w:ind/>
-        <w:rPr/>
+        <w:rPr>
+          <w:color w:val="000000" w:themeColor="text1"/>
+          <w:sz w:val="24"/>
+          <w:szCs w:val="24"/>
+        </w:rPr>
       </w:pPr>
       <w:r>
         <w:rPr>
           <w:b/>
           <w:bCs/>
+          <w:color w:val="000000" w:themeColor="text1"/>
+          <w:sz w:val="24"/>
+          <w:szCs w:val="24"/>
+          <w:lang w:val="es-ES"/>
         </w:rPr>
         <w:t xml:space="preserve">Concepto de matemática discreta: </w:t>
       </w:r>
       <w:r>
+        <w:rPr>
+          <w:color w:val="000000" w:themeColor="text1"/>
+          <w:sz w:val="24"/>
+          <w:szCs w:val="24"/>
+          <w:lang w:val="es-ES"/>
+        </w:rPr>
         <w:t xml:space="preserve">Teoría de grafos (nodos, aristas ponderadas, grado) y recursividad (búsqueda en profundidad — DFS — implementada recursivamente para calcular componentes conexas).</w:t>
       </w:r>
-      <w:r/>
+      <w:r>
+        <w:rPr>
+          <w:color w:val="000000" w:themeColor="text1"/>
+          <w:sz w:val="24"/>
+          <w:szCs w:val="24"/>
+          <w:lang w:val="es-ES"/>
+        </w:rPr>
+      </w:r>
     </w:p>
     <w:p>
       <w:pPr>
         <w:pBdr/>
         <w:spacing w:after="60"/>
         <w:ind/>
-        <w:rPr/>
+        <w:rPr>
+          <w:color w:val="000000" w:themeColor="text1"/>
+          <w:sz w:val="24"/>
+          <w:szCs w:val="24"/>
+        </w:rPr>
       </w:pPr>
       <w:r>
         <w:rPr>
           <w:b/>
           <w:bCs/>
+          <w:color w:val="000000" w:themeColor="text1"/>
+          <w:sz w:val="24"/>
+          <w:szCs w:val="24"/>
+          <w:lang w:val="es-ES"/>
         </w:rPr>
         <w:t xml:space="preserve">Clases principales:</w:t>
       </w:r>
-      <w:r/>
+      <w:r>
+        <w:rPr>
+          <w:color w:val="000000" w:themeColor="text1"/>
+          <w:sz w:val="24"/>
+          <w:szCs w:val="24"/>
+          <w:lang w:val="es-ES"/>
+        </w:rPr>
+      </w:r>
     </w:p>
     <w:p>
       <w:pPr>
-        <w:pStyle w:val="713"/>
+        <w:pStyle w:val="882"/>
         <w:numPr>
           <w:ilvl w:val="0"/>
           <w:numId w:val="1"/>
@@ -1333,20 +2572,35 @@
         <w:pBdr/>
         <w:spacing w:after="80"/>
         <w:ind/>
-        <w:rPr/>
+        <w:rPr>
+          <w:color w:val="000000" w:themeColor="text1"/>
+          <w:sz w:val="24"/>
+          <w:szCs w:val="24"/>
+        </w:rPr>
       </w:pPr>
       <w:r>
         <w:rPr>
           <w:b w:val="0"/>
           <w:bCs w:val="0"/>
+          <w:color w:val="000000" w:themeColor="text1"/>
+          <w:sz w:val="24"/>
+          <w:szCs w:val="24"/>
+          <w:lang w:val="es-ES"/>
         </w:rPr>
         <w:t xml:space="preserve">NetworkGraph.java — estructura de adjacencia con pesos y conteo de ataques por arista.</w:t>
       </w:r>
-      <w:r/>
+      <w:r>
+        <w:rPr>
+          <w:color w:val="000000" w:themeColor="text1"/>
+          <w:sz w:val="24"/>
+          <w:szCs w:val="24"/>
+          <w:lang w:val="es-ES"/>
+        </w:rPr>
+      </w:r>
     </w:p>
     <w:p>
       <w:pPr>
-        <w:pStyle w:val="713"/>
+        <w:pStyle w:val="882"/>
         <w:numPr>
           <w:ilvl w:val="0"/>
           <w:numId w:val="1"/>
@@ -1354,87 +2608,176 @@
         <w:pBdr/>
         <w:spacing w:after="80"/>
         <w:ind/>
-        <w:rPr/>
+        <w:rPr>
+          <w:color w:val="000000" w:themeColor="text1"/>
+          <w:sz w:val="24"/>
+          <w:szCs w:val="24"/>
+        </w:rPr>
       </w:pPr>
       <w:r>
         <w:rPr>
           <w:b w:val="0"/>
           <w:bCs w:val="0"/>
+          <w:color w:val="000000" w:themeColor="text1"/>
+          <w:sz w:val="24"/>
+          <w:szCs w:val="24"/>
+          <w:lang w:val="es-ES"/>
         </w:rPr>
         <w:t xml:space="preserve">GraphAnalyzer.java — grado de nodos, detección de hosts de alto grado, DFS recursivo, componentes conexas.</w:t>
       </w:r>
-      <w:r/>
+      <w:r>
+        <w:rPr>
+          <w:color w:val="000000" w:themeColor="text1"/>
+          <w:sz w:val="24"/>
+          <w:szCs w:val="24"/>
+          <w:lang w:val="es-ES"/>
+        </w:rPr>
+      </w:r>
     </w:p>
     <w:p>
       <w:pPr>
-        <w:pStyle w:val="722"/>
+        <w:pStyle w:val="891"/>
         <w:pBdr/>
         <w:spacing w:after="120" w:before="250"/>
         <w:ind/>
-        <w:rPr/>
+        <w:rPr>
+          <w:color w:val="000000" w:themeColor="text1"/>
+          <w:sz w:val="28"/>
+          <w:szCs w:val="28"/>
+        </w:rPr>
       </w:pPr>
       <w:r>
+        <w:rPr>
+          <w:color w:val="000000" w:themeColor="text1"/>
+          <w:sz w:val="28"/>
+          <w:szCs w:val="28"/>
+          <w:lang w:val="es-ES"/>
+        </w:rPr>
         <w:t xml:space="preserve">5.6 stats — Conteo, probabilidad y Naive Bayes</w:t>
       </w:r>
-      <w:r/>
+      <w:r>
+        <w:rPr>
+          <w:color w:val="000000" w:themeColor="text1"/>
+          <w:sz w:val="28"/>
+          <w:szCs w:val="28"/>
+          <w:lang w:val="es-ES"/>
+        </w:rPr>
+      </w:r>
     </w:p>
     <w:p>
       <w:pPr>
         <w:pBdr/>
         <w:spacing w:after="100"/>
         <w:ind/>
-        <w:rPr/>
+        <w:rPr>
+          <w:color w:val="000000" w:themeColor="text1"/>
+          <w:sz w:val="24"/>
+          <w:szCs w:val="24"/>
+        </w:rPr>
       </w:pPr>
       <w:r>
         <w:rPr>
           <w:b/>
           <w:bCs/>
+          <w:color w:val="000000" w:themeColor="text1"/>
+          <w:sz w:val="24"/>
+          <w:szCs w:val="24"/>
+          <w:lang w:val="es-ES"/>
         </w:rPr>
         <w:t xml:space="preserve">Propósito: </w:t>
       </w:r>
       <w:r>
+        <w:rPr>
+          <w:color w:val="000000" w:themeColor="text1"/>
+          <w:sz w:val="24"/>
+          <w:szCs w:val="24"/>
+          <w:lang w:val="es-ES"/>
+        </w:rPr>
         <w:t xml:space="preserve">Implementa utilidades de conteo y frecuencia relativa, y un clasificador Naive Bayes que estima la probabilidad de que una conexión sea un ataque a partir de sus atributos categóricos.</w:t>
       </w:r>
-      <w:r/>
+      <w:r>
+        <w:rPr>
+          <w:color w:val="000000" w:themeColor="text1"/>
+          <w:sz w:val="24"/>
+          <w:szCs w:val="24"/>
+          <w:lang w:val="es-ES"/>
+        </w:rPr>
+      </w:r>
     </w:p>
     <w:p>
       <w:pPr>
         <w:pBdr/>
         <w:spacing w:after="100"/>
         <w:ind/>
-        <w:rPr/>
+        <w:rPr>
+          <w:color w:val="000000" w:themeColor="text1"/>
+          <w:sz w:val="24"/>
+          <w:szCs w:val="24"/>
+        </w:rPr>
       </w:pPr>
       <w:r>
         <w:rPr>
           <w:b/>
           <w:bCs/>
+          <w:color w:val="000000" w:themeColor="text1"/>
+          <w:sz w:val="24"/>
+          <w:szCs w:val="24"/>
+          <w:lang w:val="es-ES"/>
         </w:rPr>
         <w:t xml:space="preserve">Concepto de matemática discreta: </w:t>
       </w:r>
       <w:r>
+        <w:rPr>
+          <w:color w:val="000000" w:themeColor="text1"/>
+          <w:sz w:val="24"/>
+          <w:szCs w:val="24"/>
+          <w:lang w:val="es-ES"/>
+        </w:rPr>
         <w:t xml:space="preserve">Conteo combinatorio (principio multiplicativo) y Teorema de Bayes con supuesto de independencia condicional: P(clase | x₁,...,xₙ) ∝ P(clase) · ∏ P(xᵢ|clase), con suavizado de Laplace para evitar probabilidades cero.</w:t>
       </w:r>
-      <w:r/>
+      <w:r>
+        <w:rPr>
+          <w:color w:val="000000" w:themeColor="text1"/>
+          <w:sz w:val="24"/>
+          <w:szCs w:val="24"/>
+          <w:lang w:val="es-ES"/>
+        </w:rPr>
+      </w:r>
     </w:p>
     <w:p>
       <w:pPr>
         <w:pBdr/>
         <w:spacing w:after="60"/>
         <w:ind/>
-        <w:rPr/>
+        <w:rPr>
+          <w:color w:val="000000" w:themeColor="text1"/>
+          <w:sz w:val="24"/>
+          <w:szCs w:val="24"/>
+        </w:rPr>
       </w:pPr>
       <w:r>
         <w:rPr>
           <w:b/>
           <w:bCs/>
+          <w:color w:val="000000" w:themeColor="text1"/>
+          <w:sz w:val="24"/>
+          <w:szCs w:val="24"/>
+          <w:lang w:val="es-ES"/>
         </w:rPr>
         <w:t xml:space="preserve">Clases principales:</w:t>
       </w:r>
-      <w:r/>
+      <w:r>
+        <w:rPr>
+          <w:color w:val="000000" w:themeColor="text1"/>
+          <w:sz w:val="24"/>
+          <w:szCs w:val="24"/>
+          <w:lang w:val="es-ES"/>
+        </w:rPr>
+      </w:r>
     </w:p>
     <w:p>
       <w:pPr>
-        <w:pStyle w:val="713"/>
+        <w:pStyle w:val="882"/>
         <w:numPr>
           <w:ilvl w:val="0"/>
           <w:numId w:val="1"/>
@@ -1442,20 +2785,35 @@
         <w:pBdr/>
         <w:spacing w:after="80"/>
         <w:ind/>
-        <w:rPr/>
+        <w:rPr>
+          <w:color w:val="000000" w:themeColor="text1"/>
+          <w:sz w:val="24"/>
+          <w:szCs w:val="24"/>
+        </w:rPr>
       </w:pPr>
       <w:r>
         <w:rPr>
           <w:b w:val="0"/>
           <w:bCs w:val="0"/>
+          <w:color w:val="000000" w:themeColor="text1"/>
+          <w:sz w:val="24"/>
+          <w:szCs w:val="24"/>
+          <w:lang w:val="es-ES"/>
         </w:rPr>
         <w:t xml:space="preserve">FrequencyAnalyzer.java — conteo, frecuencia relativa, espacio combinatorio de atributos.</w:t>
       </w:r>
-      <w:r/>
+      <w:r>
+        <w:rPr>
+          <w:color w:val="000000" w:themeColor="text1"/>
+          <w:sz w:val="24"/>
+          <w:szCs w:val="24"/>
+          <w:lang w:val="es-ES"/>
+        </w:rPr>
+      </w:r>
     </w:p>
     <w:p>
       <w:pPr>
-        <w:pStyle w:val="713"/>
+        <w:pStyle w:val="882"/>
         <w:numPr>
           <w:ilvl w:val="0"/>
           <w:numId w:val="1"/>
@@ -1463,87 +2821,176 @@
         <w:pBdr/>
         <w:spacing w:after="80"/>
         <w:ind/>
-        <w:rPr/>
+        <w:rPr>
+          <w:color w:val="000000" w:themeColor="text1"/>
+          <w:sz w:val="24"/>
+          <w:szCs w:val="24"/>
+        </w:rPr>
       </w:pPr>
       <w:r>
         <w:rPr>
           <w:b w:val="0"/>
           <w:bCs w:val="0"/>
+          <w:color w:val="000000" w:themeColor="text1"/>
+          <w:sz w:val="24"/>
+          <w:szCs w:val="24"/>
+          <w:lang w:val="es-ES"/>
         </w:rPr>
         <w:t xml:space="preserve">BayesClassifier.java — entrenamiento y predicción vía Naive Bayes con suavizado de Laplace.</w:t>
       </w:r>
-      <w:r/>
+      <w:r>
+        <w:rPr>
+          <w:color w:val="000000" w:themeColor="text1"/>
+          <w:sz w:val="24"/>
+          <w:szCs w:val="24"/>
+          <w:lang w:val="es-ES"/>
+        </w:rPr>
+      </w:r>
     </w:p>
     <w:p>
       <w:pPr>
-        <w:pStyle w:val="722"/>
+        <w:pStyle w:val="891"/>
         <w:pBdr/>
         <w:spacing w:after="120" w:before="250"/>
         <w:ind/>
-        <w:rPr/>
+        <w:rPr>
+          <w:color w:val="000000" w:themeColor="text1"/>
+          <w:sz w:val="28"/>
+          <w:szCs w:val="28"/>
+        </w:rPr>
       </w:pPr>
       <w:r>
+        <w:rPr>
+          <w:color w:val="000000" w:themeColor="text1"/>
+          <w:sz w:val="28"/>
+          <w:szCs w:val="28"/>
+          <w:lang w:val="es-ES"/>
+        </w:rPr>
         <w:t xml:space="preserve">5.7 neuralnet — Red neuronal desde cero</w:t>
       </w:r>
-      <w:r/>
+      <w:r>
+        <w:rPr>
+          <w:color w:val="000000" w:themeColor="text1"/>
+          <w:sz w:val="28"/>
+          <w:szCs w:val="28"/>
+          <w:lang w:val="es-ES"/>
+        </w:rPr>
+      </w:r>
     </w:p>
     <w:p>
       <w:pPr>
         <w:pBdr/>
         <w:spacing w:after="100"/>
         <w:ind/>
-        <w:rPr/>
+        <w:rPr>
+          <w:color w:val="000000" w:themeColor="text1"/>
+          <w:sz w:val="24"/>
+          <w:szCs w:val="24"/>
+        </w:rPr>
       </w:pPr>
       <w:r>
         <w:rPr>
           <w:b/>
           <w:bCs/>
+          <w:color w:val="000000" w:themeColor="text1"/>
+          <w:sz w:val="24"/>
+          <w:szCs w:val="24"/>
+          <w:lang w:val="es-ES"/>
         </w:rPr>
         <w:t xml:space="preserve">Propósito: </w:t>
       </w:r>
       <w:r>
+        <w:rPr>
+          <w:color w:val="000000" w:themeColor="text1"/>
+          <w:sz w:val="24"/>
+          <w:szCs w:val="24"/>
+          <w:lang w:val="es-ES"/>
+        </w:rPr>
         <w:t xml:space="preserve">Implementa una red neuronal multicapa (22 entradas → 12 neuronas ocultas ReLU → 1 neurona de salida Sigmoide) sin usar ninguna librería de Machine Learning, incluyendo retropropagación manual.</w:t>
       </w:r>
-      <w:r/>
+      <w:r>
+        <w:rPr>
+          <w:color w:val="000000" w:themeColor="text1"/>
+          <w:sz w:val="24"/>
+          <w:szCs w:val="24"/>
+          <w:lang w:val="es-ES"/>
+        </w:rPr>
+      </w:r>
     </w:p>
     <w:p>
       <w:pPr>
         <w:pBdr/>
         <w:spacing w:after="100"/>
         <w:ind/>
-        <w:rPr/>
+        <w:rPr>
+          <w:color w:val="000000" w:themeColor="text1"/>
+          <w:sz w:val="24"/>
+          <w:szCs w:val="24"/>
+        </w:rPr>
       </w:pPr>
       <w:r>
         <w:rPr>
           <w:b/>
           <w:bCs/>
+          <w:color w:val="000000" w:themeColor="text1"/>
+          <w:sz w:val="24"/>
+          <w:szCs w:val="24"/>
+          <w:lang w:val="es-ES"/>
         </w:rPr>
         <w:t xml:space="preserve">Concepto de matemática discreta: </w:t>
       </w:r>
       <w:r>
+        <w:rPr>
+          <w:color w:val="000000" w:themeColor="text1"/>
+          <w:sz w:val="24"/>
+          <w:szCs w:val="24"/>
+          <w:lang w:val="es-ES"/>
+        </w:rPr>
         <w:t xml:space="preserve">La red como función compuesta (f(x) = fₙ(fₙ₋₁(...f₁(x)...))), sustentada en estructuras algebraicas (matrices con suma, producto, transposición) y cálculo diferencial (gradientes vía la regla de la cadena).</w:t>
       </w:r>
-      <w:r/>
+      <w:r>
+        <w:rPr>
+          <w:color w:val="000000" w:themeColor="text1"/>
+          <w:sz w:val="24"/>
+          <w:szCs w:val="24"/>
+          <w:lang w:val="es-ES"/>
+        </w:rPr>
+      </w:r>
     </w:p>
     <w:p>
       <w:pPr>
         <w:pBdr/>
         <w:spacing w:after="60"/>
         <w:ind/>
-        <w:rPr/>
+        <w:rPr>
+          <w:color w:val="000000" w:themeColor="text1"/>
+          <w:sz w:val="24"/>
+          <w:szCs w:val="24"/>
+        </w:rPr>
       </w:pPr>
       <w:r>
         <w:rPr>
           <w:b/>
           <w:bCs/>
+          <w:color w:val="000000" w:themeColor="text1"/>
+          <w:sz w:val="24"/>
+          <w:szCs w:val="24"/>
+          <w:lang w:val="es-ES"/>
         </w:rPr>
         <w:t xml:space="preserve">Clases principales:</w:t>
       </w:r>
-      <w:r/>
+      <w:r>
+        <w:rPr>
+          <w:color w:val="000000" w:themeColor="text1"/>
+          <w:sz w:val="24"/>
+          <w:szCs w:val="24"/>
+          <w:lang w:val="es-ES"/>
+        </w:rPr>
+      </w:r>
     </w:p>
     <w:p>
       <w:pPr>
-        <w:pStyle w:val="713"/>
+        <w:pStyle w:val="882"/>
         <w:numPr>
           <w:ilvl w:val="0"/>
           <w:numId w:val="1"/>
@@ -1551,20 +2998,35 @@
         <w:pBdr/>
         <w:spacing w:after="80"/>
         <w:ind/>
-        <w:rPr/>
+        <w:rPr>
+          <w:color w:val="000000" w:themeColor="text1"/>
+          <w:sz w:val="24"/>
+          <w:szCs w:val="24"/>
+        </w:rPr>
       </w:pPr>
       <w:r>
         <w:rPr>
           <w:b w:val="0"/>
           <w:bCs w:val="0"/>
+          <w:color w:val="000000" w:themeColor="text1"/>
+          <w:sz w:val="24"/>
+          <w:szCs w:val="24"/>
+          <w:lang w:val="es-ES"/>
         </w:rPr>
         <w:t xml:space="preserve">Matrix.java — álgebra matricial construida desde cero.</w:t>
       </w:r>
-      <w:r/>
+      <w:r>
+        <w:rPr>
+          <w:color w:val="000000" w:themeColor="text1"/>
+          <w:sz w:val="24"/>
+          <w:szCs w:val="24"/>
+          <w:lang w:val="es-ES"/>
+        </w:rPr>
+      </w:r>
     </w:p>
     <w:p>
       <w:pPr>
-        <w:pStyle w:val="713"/>
+        <w:pStyle w:val="882"/>
         <w:numPr>
           <w:ilvl w:val="0"/>
           <w:numId w:val="1"/>
@@ -1572,20 +3034,35 @@
         <w:pBdr/>
         <w:spacing w:after="80"/>
         <w:ind/>
-        <w:rPr/>
+        <w:rPr>
+          <w:color w:val="000000" w:themeColor="text1"/>
+          <w:sz w:val="24"/>
+          <w:szCs w:val="24"/>
+        </w:rPr>
       </w:pPr>
       <w:r>
         <w:rPr>
           <w:b w:val="0"/>
           <w:bCs w:val="0"/>
+          <w:color w:val="000000" w:themeColor="text1"/>
+          <w:sz w:val="24"/>
+          <w:szCs w:val="24"/>
+          <w:lang w:val="es-ES"/>
         </w:rPr>
         <w:t xml:space="preserve">Layer.java — capa densa con activación y retropropagación propia.</w:t>
       </w:r>
-      <w:r/>
+      <w:r>
+        <w:rPr>
+          <w:color w:val="000000" w:themeColor="text1"/>
+          <w:sz w:val="24"/>
+          <w:szCs w:val="24"/>
+          <w:lang w:val="es-ES"/>
+        </w:rPr>
+      </w:r>
     </w:p>
     <w:p>
       <w:pPr>
-        <w:pStyle w:val="713"/>
+        <w:pStyle w:val="882"/>
         <w:numPr>
           <w:ilvl w:val="0"/>
           <w:numId w:val="1"/>
@@ -1593,20 +3070,35 @@
         <w:pBdr/>
         <w:spacing w:after="80"/>
         <w:ind/>
-        <w:rPr/>
+        <w:rPr>
+          <w:color w:val="000000" w:themeColor="text1"/>
+          <w:sz w:val="24"/>
+          <w:szCs w:val="24"/>
+        </w:rPr>
       </w:pPr>
       <w:r>
         <w:rPr>
           <w:b w:val="0"/>
           <w:bCs w:val="0"/>
+          <w:color w:val="000000" w:themeColor="text1"/>
+          <w:sz w:val="24"/>
+          <w:szCs w:val="24"/>
+          <w:lang w:val="es-ES"/>
         </w:rPr>
         <w:t xml:space="preserve">NeuralNetwork.java — composición de capas y orquestación del entrenamiento.</w:t>
       </w:r>
-      <w:r/>
+      <w:r>
+        <w:rPr>
+          <w:color w:val="000000" w:themeColor="text1"/>
+          <w:sz w:val="24"/>
+          <w:szCs w:val="24"/>
+          <w:lang w:val="es-ES"/>
+        </w:rPr>
+      </w:r>
     </w:p>
     <w:p>
       <w:pPr>
-        <w:pStyle w:val="713"/>
+        <w:pStyle w:val="882"/>
         <w:numPr>
           <w:ilvl w:val="0"/>
           <w:numId w:val="1"/>
@@ -1614,20 +3106,35 @@
         <w:pBdr/>
         <w:spacing w:after="80"/>
         <w:ind/>
-        <w:rPr/>
+        <w:rPr>
+          <w:color w:val="000000" w:themeColor="text1"/>
+          <w:sz w:val="24"/>
+          <w:szCs w:val="24"/>
+        </w:rPr>
       </w:pPr>
       <w:r>
         <w:rPr>
           <w:b w:val="0"/>
           <w:bCs w:val="0"/>
+          <w:color w:val="000000" w:themeColor="text1"/>
+          <w:sz w:val="24"/>
+          <w:szCs w:val="24"/>
+          <w:lang w:val="es-ES"/>
         </w:rPr>
         <w:t xml:space="preserve">FeatureExtractor.java — convierte una Connection en un vector numérico de 22 dimensiones.</w:t>
       </w:r>
-      <w:r/>
+      <w:r>
+        <w:rPr>
+          <w:color w:val="000000" w:themeColor="text1"/>
+          <w:sz w:val="24"/>
+          <w:szCs w:val="24"/>
+          <w:lang w:val="es-ES"/>
+        </w:rPr>
+      </w:r>
     </w:p>
     <w:p>
       <w:pPr>
-        <w:pStyle w:val="713"/>
+        <w:pStyle w:val="882"/>
         <w:numPr>
           <w:ilvl w:val="0"/>
           <w:numId w:val="1"/>
@@ -1635,41 +3142,90 @@
         <w:pBdr/>
         <w:spacing w:after="80"/>
         <w:ind/>
-        <w:rPr/>
+        <w:rPr>
+          <w:color w:val="000000" w:themeColor="text1"/>
+          <w:sz w:val="24"/>
+          <w:szCs w:val="24"/>
+        </w:rPr>
       </w:pPr>
       <w:r>
         <w:rPr>
           <w:b w:val="0"/>
           <w:bCs w:val="0"/>
+          <w:color w:val="000000" w:themeColor="text1"/>
+          <w:sz w:val="24"/>
+          <w:szCs w:val="24"/>
+          <w:lang w:val="es-ES"/>
         </w:rPr>
         <w:t xml:space="preserve">Trainer.java — construye la arquitectura, entrena y evalúa.</w:t>
       </w:r>
-      <w:r/>
+      <w:r>
+        <w:rPr>
+          <w:color w:val="000000" w:themeColor="text1"/>
+          <w:sz w:val="24"/>
+          <w:szCs w:val="24"/>
+          <w:lang w:val="es-ES"/>
+        </w:rPr>
+      </w:r>
     </w:p>
     <w:p>
       <w:pPr>
         <w:pBdr/>
         <w:spacing/>
         <w:ind/>
-        <w:rPr/>
+        <w:rPr>
+          <w:color w:val="000000" w:themeColor="text1"/>
+          <w:sz w:val="24"/>
+          <w:szCs w:val="24"/>
+        </w:rPr>
       </w:pPr>
       <w:r>
+        <w:rPr>
+          <w:color w:val="000000" w:themeColor="text1"/>
+          <w:sz w:val="24"/>
+          <w:szCs w:val="24"/>
+          <w:lang w:val="es-ES"/>
+        </w:rPr>
         <w:br w:type="page" w:clear="all"/>
       </w:r>
-      <w:r/>
+      <w:r>
+        <w:rPr>
+          <w:color w:val="000000" w:themeColor="text1"/>
+          <w:sz w:val="24"/>
+          <w:szCs w:val="24"/>
+          <w:lang w:val="es-ES"/>
+        </w:rPr>
+      </w:r>
     </w:p>
     <w:p>
       <w:pPr>
-        <w:pStyle w:val="721"/>
+        <w:pStyle w:val="890"/>
         <w:pBdr/>
         <w:spacing w:after="150" w:before="300"/>
         <w:ind/>
-        <w:rPr/>
+        <w:rPr>
+          <w:color w:val="000000" w:themeColor="text1"/>
+          <w:sz w:val="36"/>
+          <w:szCs w:val="36"/>
+        </w:rPr>
       </w:pPr>
       <w:r>
+        <w:rPr>
+          <w:color w:val="000000" w:themeColor="text1"/>
+          <w:sz w:val="36"/>
+          <w:szCs w:val="36"/>
+          <w:lang w:val="es-ES"/>
+        </w:rPr>
         <w:t xml:space="preserve">6. Resultados</w:t>
       </w:r>
-      <w:r/>
+      <w:r>
+        <w:rPr>
+          <w:color w:val="000000" w:themeColor="text1"/>
+          <w:sz w:val="36"/>
+          <w:szCs w:val="36"/>
+          <w:lang w:val="es-ES"/>
+        </w:rPr>
+      </w:r>
     </w:p>
     <w:p>
       <w:pPr>
@@ -1677,19 +3233,42 @@
         <w:spacing w:after="160"/>
         <w:ind/>
         <w:jc w:val="both"/>
-        <w:rPr/>
+        <w:rPr>
+          <w:color w:val="000000" w:themeColor="text1"/>
+          <w:sz w:val="24"/>
+          <w:szCs w:val="24"/>
+        </w:rPr>
       </w:pPr>
       <w:r>
+        <w:rPr>
+          <w:color w:val="000000" w:themeColor="text1"/>
+          <w:sz w:val="24"/>
+          <w:szCs w:val="24"/>
+          <w:lang w:val="es-ES"/>
+        </w:rPr>
         <w:t xml:space="preserve">Los siguientes resultados se obtuvieron ejec</w:t>
       </w:r>
       <w:r>
+        <w:rPr>
+          <w:color w:val="000000" w:themeColor="text1"/>
+          <w:sz w:val="24"/>
+          <w:szCs w:val="24"/>
+          <w:lang w:val="es-ES"/>
+        </w:rPr>
         <w:t xml:space="preserve">utando Main.java, que entrena los tres modelos de clasificación (Reglas, Bayes, Red Neuronal) sobre KDDTrain+.txt y los evalúa sobre KDDTest+.txt, con una semilla fija (SEED=42) para garantizar reproducibilidad exacta de las métricas de precisión y recall.</w:t>
       </w:r>
-      <w:r/>
+      <w:r>
+        <w:rPr>
+          <w:color w:val="000000" w:themeColor="text1"/>
+          <w:sz w:val="24"/>
+          <w:szCs w:val="24"/>
+          <w:lang w:val="es-ES"/>
+        </w:rPr>
+      </w:r>
     </w:p>
     <w:tbl>
       <w:tblPr>
-        <w:tblW w:w="15200" w:type="dxa"/>
+        <w:tblW w:w="9048" w:type="dxa"/>
         <w:tblBorders>
           <w:top w:val="single" w:color="auto" w:sz="4" w:space="0"/>
           <w:left w:val="single" w:color="auto" w:sz="4" w:space="0"/>
@@ -1698,48 +3277,58 @@
           <w:insideH w:val="single" w:color="auto" w:sz="4" w:space="0"/>
           <w:insideV w:val="single" w:color="auto" w:sz="4" w:space="0"/>
         </w:tblBorders>
+        <w:tblLayout w:type="fixed"/>
         <w:tblLook w:val="04A0" w:firstRow="1" w:lastRow="0" w:firstColumn="1" w:lastColumn="0" w:noHBand="0" w:noVBand="1"/>
       </w:tblPr>
       <w:tblGrid>
-        <w:gridCol w:w="3200"/>
-        <w:gridCol w:w="2000"/>
-        <w:gridCol w:w="2000"/>
-        <w:gridCol w:w="2000"/>
-        <w:gridCol w:w="2000"/>
-        <w:gridCol w:w="2000"/>
-        <w:gridCol w:w="2000"/>
+        <w:gridCol w:w="1531"/>
+        <w:gridCol w:w="1281"/>
+        <w:gridCol w:w="1015"/>
+        <w:gridCol w:w="1111"/>
+        <w:gridCol w:w="1276"/>
+        <w:gridCol w:w="1134"/>
+        <w:gridCol w:w="1701"/>
       </w:tblGrid>
       <w:tr>
-        <w:trPr/>
+        <w:trPr>
+          <w:trHeight w:val="264"/>
+        </w:trPr>
         <w:tc>
           <w:tcPr>
             <w:shd w:val="clear" w:color="auto" w:fill="1f4e79"/>
             <w:tcBorders/>
-            <w:tcW w:w="3200" w:type="dxa"/>
+            <w:tcW w:w="1531" w:type="dxa"/>
           </w:tcPr>
           <w:p>
             <w:pPr>
               <w:pBdr/>
               <w:spacing/>
               <w:ind/>
-              <w:rPr/>
+              <w:rPr>
+                <w:lang w:val="es-ES"/>
+              </w:rPr>
             </w:pPr>
             <w:r>
               <w:rPr>
                 <w:b/>
                 <w:bCs/>
                 <w:color w:val="ffffff"/>
+                <w:lang w:val="es-ES"/>
               </w:rPr>
               <w:t xml:space="preserve">Modelo</w:t>
             </w:r>
-            <w:r/>
+            <w:r>
+              <w:rPr>
+                <w:lang w:val="es-ES"/>
+              </w:rPr>
+            </w:r>
           </w:p>
         </w:tc>
         <w:tc>
           <w:tcPr>
             <w:shd w:val="clear" w:color="auto" w:fill="1f4e79"/>
             <w:tcBorders/>
-            <w:tcW w:w="2000" w:type="dxa"/>
+            <w:tcW w:w="1281" w:type="dxa"/>
           </w:tcPr>
           <w:p>
             <w:pPr>
@@ -1747,24 +3336,31 @@
               <w:spacing/>
               <w:ind/>
               <w:jc w:val="center"/>
-              <w:rPr/>
+              <w:rPr>
+                <w:lang w:val="es-ES"/>
+              </w:rPr>
             </w:pPr>
             <w:r>
               <w:rPr>
                 <w:b/>
                 <w:bCs/>
                 <w:color w:val="ffffff"/>
+                <w:lang w:val="es-ES"/>
               </w:rPr>
               <w:t xml:space="preserve">Precisión</w:t>
             </w:r>
-            <w:r/>
+            <w:r>
+              <w:rPr>
+                <w:lang w:val="es-ES"/>
+              </w:rPr>
+            </w:r>
           </w:p>
         </w:tc>
         <w:tc>
           <w:tcPr>
             <w:shd w:val="clear" w:color="auto" w:fill="1f4e79"/>
             <w:tcBorders/>
-            <w:tcW w:w="2000" w:type="dxa"/>
+            <w:tcW w:w="1015" w:type="dxa"/>
           </w:tcPr>
           <w:p>
             <w:pPr>
@@ -1772,24 +3368,31 @@
               <w:spacing/>
               <w:ind/>
               <w:jc w:val="center"/>
-              <w:rPr/>
+              <w:rPr>
+                <w:lang w:val="es-ES"/>
+              </w:rPr>
             </w:pPr>
             <w:r>
               <w:rPr>
                 <w:b/>
                 <w:bCs/>
                 <w:color w:val="ffffff"/>
+                <w:lang w:val="es-ES"/>
               </w:rPr>
               <w:t xml:space="preserve">Recall</w:t>
             </w:r>
-            <w:r/>
+            <w:r>
+              <w:rPr>
+                <w:lang w:val="es-ES"/>
+              </w:rPr>
+            </w:r>
           </w:p>
         </w:tc>
         <w:tc>
           <w:tcPr>
             <w:shd w:val="clear" w:color="auto" w:fill="1f4e79"/>
             <w:tcBorders/>
-            <w:tcW w:w="2000" w:type="dxa"/>
+            <w:tcW w:w="1111" w:type="dxa"/>
           </w:tcPr>
           <w:p>
             <w:pPr>
@@ -1797,24 +3400,31 @@
               <w:spacing/>
               <w:ind/>
               <w:jc w:val="center"/>
-              <w:rPr/>
+              <w:rPr>
+                <w:lang w:val="es-ES"/>
+              </w:rPr>
             </w:pPr>
             <w:r>
               <w:rPr>
                 <w:b/>
                 <w:bCs/>
                 <w:color w:val="ffffff"/>
+                <w:lang w:val="es-ES"/>
               </w:rPr>
               <w:t xml:space="preserve">F1-Score</w:t>
             </w:r>
-            <w:r/>
+            <w:r>
+              <w:rPr>
+                <w:lang w:val="es-ES"/>
+              </w:rPr>
+            </w:r>
           </w:p>
         </w:tc>
         <w:tc>
           <w:tcPr>
             <w:shd w:val="clear" w:color="auto" w:fill="1f4e79"/>
             <w:tcBorders/>
-            <w:tcW w:w="2000" w:type="dxa"/>
+            <w:tcW w:w="1276" w:type="dxa"/>
           </w:tcPr>
           <w:p>
             <w:pPr>
@@ -1822,24 +3432,31 @@
               <w:spacing/>
               <w:ind/>
               <w:jc w:val="center"/>
-              <w:rPr/>
+              <w:rPr>
+                <w:lang w:val="es-ES"/>
+              </w:rPr>
             </w:pPr>
             <w:r>
               <w:rPr>
                 <w:b/>
                 <w:bCs/>
                 <w:color w:val="ffffff"/>
+                <w:lang w:val="es-ES"/>
               </w:rPr>
               <w:t xml:space="preserve">Exactitud</w:t>
             </w:r>
-            <w:r/>
+            <w:r>
+              <w:rPr>
+                <w:lang w:val="es-ES"/>
+              </w:rPr>
+            </w:r>
           </w:p>
         </w:tc>
         <w:tc>
           <w:tcPr>
             <w:shd w:val="clear" w:color="auto" w:fill="1f4e79"/>
             <w:tcBorders/>
-            <w:tcW w:w="2000" w:type="dxa"/>
+            <w:tcW w:w="1134" w:type="dxa"/>
           </w:tcPr>
           <w:p>
             <w:pPr>
@@ -1847,24 +3464,31 @@
               <w:spacing/>
               <w:ind/>
               <w:jc w:val="center"/>
-              <w:rPr/>
+              <w:rPr>
+                <w:lang w:val="es-ES"/>
+              </w:rPr>
             </w:pPr>
             <w:r>
               <w:rPr>
                 <w:b/>
                 <w:bCs/>
                 <w:color w:val="ffffff"/>
+                <w:lang w:val="es-ES"/>
               </w:rPr>
               <w:t xml:space="preserve">Especif.</w:t>
             </w:r>
-            <w:r/>
+            <w:r>
+              <w:rPr>
+                <w:lang w:val="es-ES"/>
+              </w:rPr>
+            </w:r>
           </w:p>
         </w:tc>
         <w:tc>
           <w:tcPr>
             <w:shd w:val="clear" w:color="auto" w:fill="1f4e79"/>
             <w:tcBorders/>
-            <w:tcW w:w="2000" w:type="dxa"/>
+            <w:tcW w:w="1701" w:type="dxa"/>
           </w:tcPr>
           <w:p>
             <w:pPr>
@@ -1872,50 +3496,66 @@
               <w:spacing/>
               <w:ind/>
               <w:jc w:val="center"/>
-              <w:rPr/>
+              <w:rPr>
+                <w:lang w:val="es-ES"/>
+              </w:rPr>
             </w:pPr>
             <w:r>
               <w:rPr>
                 <w:b/>
                 <w:bCs/>
                 <w:color w:val="ffffff"/>
+                <w:lang w:val="es-ES"/>
               </w:rPr>
               <w:t xml:space="preserve">Tiempo (ms)</w:t>
             </w:r>
-            <w:r/>
+            <w:r>
+              <w:rPr>
+                <w:lang w:val="es-ES"/>
+              </w:rPr>
+            </w:r>
           </w:p>
         </w:tc>
       </w:tr>
       <w:tr>
-        <w:trPr/>
+        <w:trPr>
+          <w:trHeight w:val="264"/>
+        </w:trPr>
         <w:tc>
           <w:tcPr>
             <w:shd w:val="clear" w:color="auto" w:fill="f2f2f2"/>
             <w:tcBorders/>
-            <w:tcW w:w="3200" w:type="dxa"/>
+            <w:tcW w:w="1531" w:type="dxa"/>
           </w:tcPr>
           <w:p>
             <w:pPr>
               <w:pBdr/>
               <w:spacing/>
               <w:ind/>
-              <w:rPr/>
+              <w:rPr>
+                <w:lang w:val="es-ES"/>
+              </w:rPr>
             </w:pPr>
             <w:r>
               <w:rPr>
                 <w:b/>
                 <w:bCs/>
+                <w:lang w:val="es-ES"/>
               </w:rPr>
               <w:t xml:space="preserve">Reglas (Lógica)</w:t>
             </w:r>
-            <w:r/>
+            <w:r>
+              <w:rPr>
+                <w:lang w:val="es-ES"/>
+              </w:rPr>
+            </w:r>
           </w:p>
         </w:tc>
         <w:tc>
           <w:tcPr>
             <w:shd w:val="clear" w:color="auto" w:fill="f2f2f2"/>
             <w:tcBorders/>
-            <w:tcW w:w="2000" w:type="dxa"/>
+            <w:tcW w:w="1281" w:type="dxa"/>
           </w:tcPr>
           <w:p>
             <w:pPr>
@@ -1923,23 +3563,30 @@
               <w:spacing/>
               <w:ind/>
               <w:jc w:val="center"/>
-              <w:rPr/>
+              <w:rPr>
+                <w:lang w:val="es-ES"/>
+              </w:rPr>
             </w:pPr>
             <w:r>
               <w:rPr>
                 <w:b w:val="0"/>
                 <w:bCs w:val="0"/>
+                <w:lang w:val="es-ES"/>
               </w:rPr>
               <w:t xml:space="preserve">0.9621</w:t>
             </w:r>
-            <w:r/>
+            <w:r>
+              <w:rPr>
+                <w:lang w:val="es-ES"/>
+              </w:rPr>
+            </w:r>
           </w:p>
         </w:tc>
         <w:tc>
           <w:tcPr>
             <w:shd w:val="clear" w:color="auto" w:fill="f2f2f2"/>
             <w:tcBorders/>
-            <w:tcW w:w="2000" w:type="dxa"/>
+            <w:tcW w:w="1015" w:type="dxa"/>
           </w:tcPr>
           <w:p>
             <w:pPr>
@@ -1947,23 +3594,30 @@
               <w:spacing/>
               <w:ind/>
               <w:jc w:val="center"/>
-              <w:rPr/>
+              <w:rPr>
+                <w:lang w:val="es-ES"/>
+              </w:rPr>
             </w:pPr>
             <w:r>
               <w:rPr>
                 <w:b w:val="0"/>
                 <w:bCs w:val="0"/>
+                <w:lang w:val="es-ES"/>
               </w:rPr>
               <w:t xml:space="preserve">0.2787</w:t>
             </w:r>
-            <w:r/>
+            <w:r>
+              <w:rPr>
+                <w:lang w:val="es-ES"/>
+              </w:rPr>
+            </w:r>
           </w:p>
         </w:tc>
         <w:tc>
           <w:tcPr>
             <w:shd w:val="clear" w:color="auto" w:fill="f2f2f2"/>
             <w:tcBorders/>
-            <w:tcW w:w="2000" w:type="dxa"/>
+            <w:tcW w:w="1111" w:type="dxa"/>
           </w:tcPr>
           <w:p>
             <w:pPr>
@@ -1971,23 +3625,30 @@
               <w:spacing/>
               <w:ind/>
               <w:jc w:val="center"/>
-              <w:rPr/>
+              <w:rPr>
+                <w:lang w:val="es-ES"/>
+              </w:rPr>
             </w:pPr>
             <w:r>
               <w:rPr>
                 <w:b w:val="0"/>
                 <w:bCs w:val="0"/>
+                <w:lang w:val="es-ES"/>
               </w:rPr>
               <w:t xml:space="preserve">0.4322</w:t>
             </w:r>
-            <w:r/>
+            <w:r>
+              <w:rPr>
+                <w:lang w:val="es-ES"/>
+              </w:rPr>
+            </w:r>
           </w:p>
         </w:tc>
         <w:tc>
           <w:tcPr>
             <w:shd w:val="clear" w:color="auto" w:fill="f2f2f2"/>
             <w:tcBorders/>
-            <w:tcW w:w="2000" w:type="dxa"/>
+            <w:tcW w:w="1276" w:type="dxa"/>
           </w:tcPr>
           <w:p>
             <w:pPr>
@@ -1995,23 +3656,30 @@
               <w:spacing/>
               <w:ind/>
               <w:jc w:val="center"/>
-              <w:rPr/>
+              <w:rPr>
+                <w:lang w:val="es-ES"/>
+              </w:rPr>
             </w:pPr>
             <w:r>
               <w:rPr>
                 <w:b w:val="0"/>
                 <w:bCs w:val="0"/>
+                <w:lang w:val="es-ES"/>
               </w:rPr>
               <w:t xml:space="preserve">0.5832</w:t>
             </w:r>
-            <w:r/>
+            <w:r>
+              <w:rPr>
+                <w:lang w:val="es-ES"/>
+              </w:rPr>
+            </w:r>
           </w:p>
         </w:tc>
         <w:tc>
           <w:tcPr>
             <w:shd w:val="clear" w:color="auto" w:fill="f2f2f2"/>
             <w:tcBorders/>
-            <w:tcW w:w="2000" w:type="dxa"/>
+            <w:tcW w:w="1134" w:type="dxa"/>
           </w:tcPr>
           <w:p>
             <w:pPr>
@@ -2019,23 +3687,30 @@
               <w:spacing/>
               <w:ind/>
               <w:jc w:val="center"/>
-              <w:rPr/>
+              <w:rPr>
+                <w:lang w:val="es-ES"/>
+              </w:rPr>
             </w:pPr>
             <w:r>
               <w:rPr>
                 <w:b w:val="0"/>
                 <w:bCs w:val="0"/>
+                <w:lang w:val="es-ES"/>
               </w:rPr>
               <w:t xml:space="preserve">0.9855</w:t>
             </w:r>
-            <w:r/>
+            <w:r>
+              <w:rPr>
+                <w:lang w:val="es-ES"/>
+              </w:rPr>
+            </w:r>
           </w:p>
         </w:tc>
         <w:tc>
           <w:tcPr>
             <w:shd w:val="clear" w:color="auto" w:fill="f2f2f2"/>
             <w:tcBorders/>
-            <w:tcW w:w="2000" w:type="dxa"/>
+            <w:tcW w:w="1701" w:type="dxa"/>
           </w:tcPr>
           <w:p>
             <w:pPr>
@@ -2043,49 +3718,65 @@
               <w:spacing/>
               <w:ind/>
               <w:jc w:val="center"/>
-              <w:rPr/>
+              <w:rPr>
+                <w:lang w:val="es-ES"/>
+              </w:rPr>
             </w:pPr>
             <w:r>
               <w:rPr>
                 <w:b w:val="0"/>
                 <w:bCs w:val="0"/>
+                <w:lang w:val="es-ES"/>
               </w:rPr>
               <w:t xml:space="preserve">~59</w:t>
             </w:r>
-            <w:r/>
+            <w:r>
+              <w:rPr>
+                <w:lang w:val="es-ES"/>
+              </w:rPr>
+            </w:r>
           </w:p>
         </w:tc>
       </w:tr>
       <w:tr>
-        <w:trPr/>
+        <w:trPr>
+          <w:trHeight w:val="264"/>
+        </w:trPr>
         <w:tc>
           <w:tcPr>
             <w:shd w:val="clear" w:color="auto" w:fill="ffffff"/>
             <w:tcBorders/>
-            <w:tcW w:w="3200" w:type="dxa"/>
+            <w:tcW w:w="1531" w:type="dxa"/>
           </w:tcPr>
           <w:p>
             <w:pPr>
               <w:pBdr/>
               <w:spacing/>
               <w:ind/>
-              <w:rPr/>
+              <w:rPr>
+                <w:lang w:val="es-ES"/>
+              </w:rPr>
             </w:pPr>
             <w:r>
               <w:rPr>
                 <w:b/>
                 <w:bCs/>
+                <w:lang w:val="es-ES"/>
               </w:rPr>
               <w:t xml:space="preserve">Bayes (Probabilidad)</w:t>
             </w:r>
-            <w:r/>
+            <w:r>
+              <w:rPr>
+                <w:lang w:val="es-ES"/>
+              </w:rPr>
+            </w:r>
           </w:p>
         </w:tc>
         <w:tc>
           <w:tcPr>
             <w:shd w:val="clear" w:color="auto" w:fill="ffffff"/>
             <w:tcBorders/>
-            <w:tcW w:w="2000" w:type="dxa"/>
+            <w:tcW w:w="1281" w:type="dxa"/>
           </w:tcPr>
           <w:p>
             <w:pPr>
@@ -2093,23 +3784,30 @@
               <w:spacing/>
               <w:ind/>
               <w:jc w:val="center"/>
-              <w:rPr/>
+              <w:rPr>
+                <w:lang w:val="es-ES"/>
+              </w:rPr>
             </w:pPr>
             <w:r>
               <w:rPr>
                 <w:b w:val="0"/>
                 <w:bCs w:val="0"/>
+                <w:lang w:val="es-ES"/>
               </w:rPr>
               <w:t xml:space="preserve">0.9690</w:t>
             </w:r>
-            <w:r/>
+            <w:r>
+              <w:rPr>
+                <w:lang w:val="es-ES"/>
+              </w:rPr>
+            </w:r>
           </w:p>
         </w:tc>
         <w:tc>
           <w:tcPr>
             <w:shd w:val="clear" w:color="auto" w:fill="ffffff"/>
             <w:tcBorders/>
-            <w:tcW w:w="2000" w:type="dxa"/>
+            <w:tcW w:w="1015" w:type="dxa"/>
           </w:tcPr>
           <w:p>
             <w:pPr>
@@ -2117,23 +3815,30 @@
               <w:spacing/>
               <w:ind/>
               <w:jc w:val="center"/>
-              <w:rPr/>
+              <w:rPr>
+                <w:lang w:val="es-ES"/>
+              </w:rPr>
             </w:pPr>
             <w:r>
               <w:rPr>
                 <w:b w:val="0"/>
                 <w:bCs w:val="0"/>
+                <w:lang w:val="es-ES"/>
               </w:rPr>
               <w:t xml:space="preserve">0.6194</w:t>
             </w:r>
-            <w:r/>
+            <w:r>
+              <w:rPr>
+                <w:lang w:val="es-ES"/>
+              </w:rPr>
+            </w:r>
           </w:p>
         </w:tc>
         <w:tc>
           <w:tcPr>
             <w:shd w:val="clear" w:color="auto" w:fill="ffffff"/>
             <w:tcBorders/>
-            <w:tcW w:w="2000" w:type="dxa"/>
+            <w:tcW w:w="1111" w:type="dxa"/>
           </w:tcPr>
           <w:p>
             <w:pPr>
@@ -2141,23 +3846,30 @@
               <w:spacing/>
               <w:ind/>
               <w:jc w:val="center"/>
-              <w:rPr/>
+              <w:rPr>
+                <w:lang w:val="es-ES"/>
+              </w:rPr>
             </w:pPr>
             <w:r>
               <w:rPr>
                 <w:b w:val="0"/>
                 <w:bCs w:val="0"/>
+                <w:lang w:val="es-ES"/>
               </w:rPr>
               <w:t xml:space="preserve">0.7558</w:t>
             </w:r>
-            <w:r/>
+            <w:r>
+              <w:rPr>
+                <w:lang w:val="es-ES"/>
+              </w:rPr>
+            </w:r>
           </w:p>
         </w:tc>
         <w:tc>
           <w:tcPr>
             <w:shd w:val="clear" w:color="auto" w:fill="ffffff"/>
             <w:tcBorders/>
-            <w:tcW w:w="2000" w:type="dxa"/>
+            <w:tcW w:w="1276" w:type="dxa"/>
           </w:tcPr>
           <w:p>
             <w:pPr>
@@ -2165,23 +3877,30 @@
               <w:spacing/>
               <w:ind/>
               <w:jc w:val="center"/>
-              <w:rPr/>
+              <w:rPr>
+                <w:lang w:val="es-ES"/>
+              </w:rPr>
             </w:pPr>
             <w:r>
               <w:rPr>
                 <w:b w:val="0"/>
                 <w:bCs w:val="0"/>
+                <w:lang w:val="es-ES"/>
               </w:rPr>
               <w:t xml:space="preserve">0.7721</w:t>
             </w:r>
-            <w:r/>
+            <w:r>
+              <w:rPr>
+                <w:lang w:val="es-ES"/>
+              </w:rPr>
+            </w:r>
           </w:p>
         </w:tc>
         <w:tc>
           <w:tcPr>
             <w:shd w:val="clear" w:color="auto" w:fill="ffffff"/>
             <w:tcBorders/>
-            <w:tcW w:w="2000" w:type="dxa"/>
+            <w:tcW w:w="1134" w:type="dxa"/>
           </w:tcPr>
           <w:p>
             <w:pPr>
@@ -2189,23 +3908,30 @@
               <w:spacing/>
               <w:ind/>
               <w:jc w:val="center"/>
-              <w:rPr/>
+              <w:rPr>
+                <w:lang w:val="es-ES"/>
+              </w:rPr>
             </w:pPr>
             <w:r>
               <w:rPr>
                 <w:b w:val="0"/>
                 <w:bCs w:val="0"/>
+                <w:lang w:val="es-ES"/>
               </w:rPr>
               <w:t xml:space="preserve">0.9738</w:t>
             </w:r>
-            <w:r/>
+            <w:r>
+              <w:rPr>
+                <w:lang w:val="es-ES"/>
+              </w:rPr>
+            </w:r>
           </w:p>
         </w:tc>
         <w:tc>
           <w:tcPr>
             <w:shd w:val="clear" w:color="auto" w:fill="ffffff"/>
             <w:tcBorders/>
-            <w:tcW w:w="2000" w:type="dxa"/>
+            <w:tcW w:w="1701" w:type="dxa"/>
           </w:tcPr>
           <w:p>
             <w:pPr>
@@ -2213,49 +3939,65 @@
               <w:spacing/>
               <w:ind/>
               <w:jc w:val="center"/>
-              <w:rPr/>
+              <w:rPr>
+                <w:lang w:val="es-ES"/>
+              </w:rPr>
             </w:pPr>
             <w:r>
               <w:rPr>
                 <w:b w:val="0"/>
                 <w:bCs w:val="0"/>
+                <w:lang w:val="es-ES"/>
               </w:rPr>
               <w:t xml:space="preserve">~85</w:t>
             </w:r>
-            <w:r/>
+            <w:r>
+              <w:rPr>
+                <w:lang w:val="es-ES"/>
+              </w:rPr>
+            </w:r>
           </w:p>
         </w:tc>
       </w:tr>
       <w:tr>
-        <w:trPr/>
+        <w:trPr>
+          <w:trHeight w:val="264"/>
+        </w:trPr>
         <w:tc>
           <w:tcPr>
             <w:shd w:val="clear" w:color="auto" w:fill="f2f2f2"/>
             <w:tcBorders/>
-            <w:tcW w:w="3200" w:type="dxa"/>
+            <w:tcW w:w="1531" w:type="dxa"/>
           </w:tcPr>
           <w:p>
             <w:pPr>
               <w:pBdr/>
               <w:spacing/>
               <w:ind/>
-              <w:rPr/>
+              <w:rPr>
+                <w:lang w:val="es-ES"/>
+              </w:rPr>
             </w:pPr>
             <w:r>
               <w:rPr>
                 <w:b/>
                 <w:bCs/>
+                <w:lang w:val="es-ES"/>
               </w:rPr>
               <w:t xml:space="preserve">Red Neuronal</w:t>
             </w:r>
-            <w:r/>
+            <w:r>
+              <w:rPr>
+                <w:lang w:val="es-ES"/>
+              </w:rPr>
+            </w:r>
           </w:p>
         </w:tc>
         <w:tc>
           <w:tcPr>
             <w:shd w:val="clear" w:color="auto" w:fill="f2f2f2"/>
             <w:tcBorders/>
-            <w:tcW w:w="2000" w:type="dxa"/>
+            <w:tcW w:w="1281" w:type="dxa"/>
           </w:tcPr>
           <w:p>
             <w:pPr>
@@ -2263,23 +4005,30 @@
               <w:spacing/>
               <w:ind/>
               <w:jc w:val="center"/>
-              <w:rPr/>
+              <w:rPr>
+                <w:lang w:val="es-ES"/>
+              </w:rPr>
             </w:pPr>
             <w:r>
               <w:rPr>
                 <w:b w:val="0"/>
                 <w:bCs w:val="0"/>
+                <w:lang w:val="es-ES"/>
               </w:rPr>
               <w:t xml:space="preserve">0.9674</w:t>
             </w:r>
-            <w:r/>
+            <w:r>
+              <w:rPr>
+                <w:lang w:val="es-ES"/>
+              </w:rPr>
+            </w:r>
           </w:p>
         </w:tc>
         <w:tc>
           <w:tcPr>
             <w:shd w:val="clear" w:color="auto" w:fill="f2f2f2"/>
             <w:tcBorders/>
-            <w:tcW w:w="2000" w:type="dxa"/>
+            <w:tcW w:w="1015" w:type="dxa"/>
           </w:tcPr>
           <w:p>
             <w:pPr>
@@ -2287,23 +4036,30 @@
               <w:spacing/>
               <w:ind/>
               <w:jc w:val="center"/>
-              <w:rPr/>
+              <w:rPr>
+                <w:lang w:val="es-ES"/>
+              </w:rPr>
             </w:pPr>
             <w:r>
               <w:rPr>
                 <w:b w:val="0"/>
                 <w:bCs w:val="0"/>
+                <w:lang w:val="es-ES"/>
               </w:rPr>
               <w:t xml:space="preserve">0.6273</w:t>
             </w:r>
-            <w:r/>
+            <w:r>
+              <w:rPr>
+                <w:lang w:val="es-ES"/>
+              </w:rPr>
+            </w:r>
           </w:p>
         </w:tc>
         <w:tc>
           <w:tcPr>
             <w:shd w:val="clear" w:color="auto" w:fill="f2f2f2"/>
             <w:tcBorders/>
-            <w:tcW w:w="2000" w:type="dxa"/>
+            <w:tcW w:w="1111" w:type="dxa"/>
           </w:tcPr>
           <w:p>
             <w:pPr>
@@ -2311,23 +4067,30 @@
               <w:spacing/>
               <w:ind/>
               <w:jc w:val="center"/>
-              <w:rPr/>
+              <w:rPr>
+                <w:lang w:val="es-ES"/>
+              </w:rPr>
             </w:pPr>
             <w:r>
               <w:rPr>
                 <w:b w:val="0"/>
                 <w:bCs w:val="0"/>
+                <w:lang w:val="es-ES"/>
               </w:rPr>
               <w:t xml:space="preserve">0.7611</w:t>
             </w:r>
-            <w:r/>
+            <w:r>
+              <w:rPr>
+                <w:lang w:val="es-ES"/>
+              </w:rPr>
+            </w:r>
           </w:p>
         </w:tc>
         <w:tc>
           <w:tcPr>
             <w:shd w:val="clear" w:color="auto" w:fill="f2f2f2"/>
             <w:tcBorders/>
-            <w:tcW w:w="2000" w:type="dxa"/>
+            <w:tcW w:w="1276" w:type="dxa"/>
           </w:tcPr>
           <w:p>
             <w:pPr>
@@ -2335,23 +4098,30 @@
               <w:spacing/>
               <w:ind/>
               <w:jc w:val="center"/>
-              <w:rPr/>
+              <w:rPr>
+                <w:lang w:val="es-ES"/>
+              </w:rPr>
             </w:pPr>
             <w:r>
               <w:rPr>
                 <w:b w:val="0"/>
                 <w:bCs w:val="0"/>
+                <w:lang w:val="es-ES"/>
               </w:rPr>
               <w:t xml:space="preserve">0.7758</w:t>
             </w:r>
-            <w:r/>
+            <w:r>
+              <w:rPr>
+                <w:lang w:val="es-ES"/>
+              </w:rPr>
+            </w:r>
           </w:p>
         </w:tc>
         <w:tc>
           <w:tcPr>
             <w:shd w:val="clear" w:color="auto" w:fill="f2f2f2"/>
             <w:tcBorders/>
-            <w:tcW w:w="2000" w:type="dxa"/>
+            <w:tcW w:w="1134" w:type="dxa"/>
           </w:tcPr>
           <w:p>
             <w:pPr>
@@ -2359,23 +4129,30 @@
               <w:spacing/>
               <w:ind/>
               <w:jc w:val="center"/>
-              <w:rPr/>
+              <w:rPr>
+                <w:lang w:val="es-ES"/>
+              </w:rPr>
             </w:pPr>
             <w:r>
               <w:rPr>
                 <w:b w:val="0"/>
                 <w:bCs w:val="0"/>
+                <w:lang w:val="es-ES"/>
               </w:rPr>
               <w:t xml:space="preserve">0.9721</w:t>
             </w:r>
-            <w:r/>
+            <w:r>
+              <w:rPr>
+                <w:lang w:val="es-ES"/>
+              </w:rPr>
+            </w:r>
           </w:p>
         </w:tc>
         <w:tc>
           <w:tcPr>
             <w:shd w:val="clear" w:color="auto" w:fill="f2f2f2"/>
             <w:tcBorders/>
-            <w:tcW w:w="2000" w:type="dxa"/>
+            <w:tcW w:w="1701" w:type="dxa"/>
           </w:tcPr>
           <w:p>
             <w:pPr>
@@ -2383,16 +4160,23 @@
               <w:spacing/>
               <w:ind/>
               <w:jc w:val="center"/>
-              <w:rPr/>
+              <w:rPr>
+                <w:lang w:val="es-ES"/>
+              </w:rPr>
             </w:pPr>
             <w:r>
               <w:rPr>
                 <w:b w:val="0"/>
                 <w:bCs w:val="0"/>
+                <w:lang w:val="es-ES"/>
               </w:rPr>
               <w:t xml:space="preserve">~75</w:t>
             </w:r>
-            <w:r/>
+            <w:r>
+              <w:rPr>
+                <w:lang w:val="es-ES"/>
+              </w:rPr>
+            </w:r>
           </w:p>
         </w:tc>
       </w:tr>
@@ -2402,23 +4186,50 @@
         <w:pBdr/>
         <w:spacing w:after="200"/>
         <w:ind/>
-        <w:rPr/>
-      </w:pPr>
-      <w:r/>
-      <w:r/>
+        <w:rPr>
+          <w:lang w:val="es-ES"/>
+        </w:rPr>
+      </w:pPr>
+      <w:r>
+        <w:rPr>
+          <w:lang w:val="es-ES" w:bidi="es-ES"/>
+        </w:rPr>
+      </w:r>
+      <w:r>
+        <w:rPr>
+          <w:lang w:val="es-ES"/>
+        </w:rPr>
+      </w:r>
     </w:p>
     <w:p>
       <w:pPr>
-        <w:pStyle w:val="722"/>
+        <w:pStyle w:val="891"/>
         <w:pBdr/>
         <w:spacing w:after="120" w:before="250"/>
         <w:ind/>
-        <w:rPr/>
+        <w:rPr>
+          <w:color w:val="000000" w:themeColor="text1"/>
+          <w:sz w:val="28"/>
+          <w:szCs w:val="28"/>
+        </w:rPr>
       </w:pPr>
       <w:r>
+        <w:rPr>
+          <w:color w:val="000000" w:themeColor="text1"/>
+          <w:sz w:val="28"/>
+          <w:szCs w:val="28"/>
+          <w:lang w:val="es-ES"/>
+        </w:rPr>
         <w:t xml:space="preserve">6.1 Hallazgo: el efecto de los ataques no vistos</w:t>
       </w:r>
-      <w:r/>
+      <w:r>
+        <w:rPr>
+          <w:color w:val="000000" w:themeColor="text1"/>
+          <w:sz w:val="28"/>
+          <w:szCs w:val="28"/>
+          <w:lang w:val="es-ES"/>
+        </w:rPr>
+      </w:r>
     </w:p>
     <w:p>
       <w:pPr>
@@ -2426,35 +4237,81 @@
         <w:spacing w:after="160"/>
         <w:ind/>
         <w:jc w:val="both"/>
-        <w:rPr/>
+        <w:rPr>
+          <w:color w:val="000000" w:themeColor="text1"/>
+          <w:sz w:val="24"/>
+          <w:szCs w:val="24"/>
+        </w:rPr>
       </w:pPr>
       <w:r>
+        <w:rPr>
+          <w:color w:val="000000" w:themeColor="text1"/>
+          <w:sz w:val="24"/>
+          <w:szCs w:val="24"/>
+          <w:lang w:val="es-ES"/>
+        </w:rPr>
         <w:t xml:space="preserve">Al comparar las etiquetas de ataque presentes en ambos archivos, se confirmó que KDDTest+.txt contiene 17 tipos de ataque ausen</w:t>
       </w:r>
       <w:r>
+        <w:rPr>
+          <w:color w:val="000000" w:themeColor="text1"/>
+          <w:sz w:val="24"/>
+          <w:szCs w:val="24"/>
+          <w:lang w:val="es-ES"/>
+        </w:rPr>
         <w:t xml:space="preserve">tes por completo en KDDTrain+.txt. Este hecho explica por qué el recall obtenido es considerablemente más bajo que el que se obtendría evaluando con una partición interna de KDDTrain+.txt (donde todas las categorías de ataque ya fueron vistas durante el en</w:t>
       </w:r>
       <w:r>
+        <w:rPr>
+          <w:color w:val="000000" w:themeColor="text1"/>
+          <w:sz w:val="24"/>
+          <w:szCs w:val="24"/>
+          <w:lang w:val="es-ES"/>
+        </w:rPr>
         <w:t xml:space="preserve">trenamiento): ningún modelo puede reconocer perfectamente un patrón que nunca observó. Esta metodología de evaluación, aunque exigente, es la utilizada en la literatura académica sobre NSL-KDD precisamente porque mide generalización real y no memorización.</w:t>
       </w:r>
-      <w:r/>
+      <w:r>
+        <w:rPr>
+          <w:color w:val="000000" w:themeColor="text1"/>
+          <w:sz w:val="24"/>
+          <w:szCs w:val="24"/>
+          <w:lang w:val="es-ES"/>
+        </w:rPr>
+      </w:r>
     </w:p>
     <w:p>
       <w:pPr>
-        <w:pStyle w:val="722"/>
+        <w:pStyle w:val="891"/>
         <w:pBdr/>
         <w:spacing w:after="120" w:before="250"/>
         <w:ind/>
-        <w:rPr/>
+        <w:rPr>
+          <w:color w:val="000000" w:themeColor="text1"/>
+          <w:sz w:val="28"/>
+          <w:szCs w:val="28"/>
+        </w:rPr>
       </w:pPr>
       <w:r>
+        <w:rPr>
+          <w:color w:val="000000" w:themeColor="text1"/>
+          <w:sz w:val="28"/>
+          <w:szCs w:val="28"/>
+          <w:lang w:val="es-ES"/>
+        </w:rPr>
         <w:t xml:space="preserve">6.2 Análisis comparativo</w:t>
       </w:r>
-      <w:r/>
+      <w:r>
+        <w:rPr>
+          <w:color w:val="000000" w:themeColor="text1"/>
+          <w:sz w:val="28"/>
+          <w:szCs w:val="28"/>
+          <w:lang w:val="es-ES"/>
+        </w:rPr>
+      </w:r>
     </w:p>
     <w:p>
       <w:pPr>
-        <w:pStyle w:val="713"/>
+        <w:pStyle w:val="882"/>
         <w:numPr>
           <w:ilvl w:val="0"/>
           <w:numId w:val="1"/>
@@ -2462,20 +4319,35 @@
         <w:pBdr/>
         <w:spacing w:after="80"/>
         <w:ind/>
-        <w:rPr/>
+        <w:rPr>
+          <w:color w:val="000000" w:themeColor="text1"/>
+          <w:sz w:val="24"/>
+          <w:szCs w:val="24"/>
+        </w:rPr>
       </w:pPr>
       <w:r>
         <w:rPr>
           <w:b w:val="0"/>
           <w:bCs w:val="0"/>
+          <w:color w:val="000000" w:themeColor="text1"/>
+          <w:sz w:val="24"/>
+          <w:szCs w:val="24"/>
+          <w:lang w:val="es-ES"/>
         </w:rPr>
         <w:t xml:space="preserve">Red Neuronal: mejor F1-Score (0.7611) y mejor recall (0.6273) de los tres modelos — la mayor capacidad de generalizar a ataques nunca vistos, consistente con su habilidad de aprender combinaciones no lineales entre atributos.</w:t>
       </w:r>
-      <w:r/>
+      <w:r>
+        <w:rPr>
+          <w:color w:val="000000" w:themeColor="text1"/>
+          <w:sz w:val="24"/>
+          <w:szCs w:val="24"/>
+          <w:lang w:val="es-ES"/>
+        </w:rPr>
+      </w:r>
     </w:p>
     <w:p>
       <w:pPr>
-        <w:pStyle w:val="713"/>
+        <w:pStyle w:val="882"/>
         <w:numPr>
           <w:ilvl w:val="0"/>
           <w:numId w:val="1"/>
@@ -2483,20 +4355,35 @@
         <w:pBdr/>
         <w:spacing w:after="80"/>
         <w:ind/>
-        <w:rPr/>
+        <w:rPr>
+          <w:color w:val="000000" w:themeColor="text1"/>
+          <w:sz w:val="24"/>
+          <w:szCs w:val="24"/>
+        </w:rPr>
       </w:pPr>
       <w:r>
         <w:rPr>
           <w:b w:val="0"/>
           <w:bCs w:val="0"/>
+          <w:color w:val="000000" w:themeColor="text1"/>
+          <w:sz w:val="24"/>
+          <w:szCs w:val="24"/>
+          <w:lang w:val="es-ES"/>
         </w:rPr>
         <w:t xml:space="preserve">Bayes: desempeño muy cercano a la Red Neuronal (F1: 0.7558) con una implementación considerablemente más simple — buen equilibrio entre efectividad y sencillez conceptual.</w:t>
       </w:r>
-      <w:r/>
+      <w:r>
+        <w:rPr>
+          <w:color w:val="000000" w:themeColor="text1"/>
+          <w:sz w:val="24"/>
+          <w:szCs w:val="24"/>
+          <w:lang w:val="es-ES"/>
+        </w:rPr>
+      </w:r>
     </w:p>
     <w:p>
       <w:pPr>
-        <w:pStyle w:val="713"/>
+        <w:pStyle w:val="882"/>
         <w:numPr>
           <w:ilvl w:val="0"/>
           <w:numId w:val="1"/>
@@ -2504,12 +4391,20 @@
         <w:pBdr/>
         <w:spacing w:after="80"/>
         <w:ind/>
-        <w:rPr/>
+        <w:rPr>
+          <w:color w:val="000000" w:themeColor="text1"/>
+          <w:sz w:val="24"/>
+          <w:szCs w:val="24"/>
+        </w:rPr>
       </w:pPr>
       <w:r>
         <w:rPr>
           <w:b w:val="0"/>
           <w:bCs w:val="0"/>
+          <w:color w:val="000000" w:themeColor="text1"/>
+          <w:sz w:val="24"/>
+          <w:szCs w:val="24"/>
+          <w:lang w:val="es-ES"/>
         </w:rPr>
         <w:t xml:space="preserve">Reglas: la mayor especificid</w:t>
       </w:r>
@@ -2517,35 +4412,80 @@
         <w:rPr>
           <w:b w:val="0"/>
           <w:bCs w:val="0"/>
+          <w:color w:val="000000" w:themeColor="text1"/>
+          <w:sz w:val="24"/>
+          <w:szCs w:val="24"/>
+          <w:lang w:val="es-ES"/>
         </w:rPr>
         <w:t xml:space="preserve">ad (0.9855, pocas falsas alarmas) pero el recall más bajo con amplio margen (0.2787) — esperable, ya que reglas fijas solo reconocen las firmas específicas para las que fueron escritas, y no generalizan a variantes de ataque no contempladas explícitamente.</w:t>
       </w:r>
-      <w:r/>
+      <w:r>
+        <w:rPr>
+          <w:color w:val="000000" w:themeColor="text1"/>
+          <w:sz w:val="24"/>
+          <w:szCs w:val="24"/>
+          <w:lang w:val="es-ES"/>
+        </w:rPr>
+      </w:r>
     </w:p>
     <w:p>
       <w:pPr>
         <w:pBdr/>
         <w:spacing/>
         <w:ind/>
-        <w:rPr/>
+        <w:rPr>
+          <w:color w:val="000000" w:themeColor="text1"/>
+          <w:sz w:val="24"/>
+          <w:szCs w:val="24"/>
+        </w:rPr>
       </w:pPr>
       <w:r>
+        <w:rPr>
+          <w:color w:val="000000" w:themeColor="text1"/>
+          <w:sz w:val="24"/>
+          <w:szCs w:val="24"/>
+          <w:lang w:val="es-ES"/>
+        </w:rPr>
         <w:br w:type="page" w:clear="all"/>
       </w:r>
-      <w:r/>
+      <w:r>
+        <w:rPr>
+          <w:color w:val="000000" w:themeColor="text1"/>
+          <w:sz w:val="24"/>
+          <w:szCs w:val="24"/>
+          <w:lang w:val="es-ES"/>
+        </w:rPr>
+      </w:r>
     </w:p>
     <w:p>
       <w:pPr>
-        <w:pStyle w:val="721"/>
+        <w:pStyle w:val="890"/>
         <w:pBdr/>
         <w:spacing w:after="150" w:before="300"/>
         <w:ind/>
-        <w:rPr/>
+        <w:rPr>
+          <w:color w:val="000000" w:themeColor="text1"/>
+          <w:sz w:val="36"/>
+          <w:szCs w:val="36"/>
+        </w:rPr>
       </w:pPr>
       <w:r>
+        <w:rPr>
+          <w:color w:val="000000" w:themeColor="text1"/>
+          <w:sz w:val="36"/>
+          <w:szCs w:val="36"/>
+          <w:lang w:val="es-ES"/>
+        </w:rPr>
         <w:t xml:space="preserve">7. Conclusiones</w:t>
       </w:r>
-      <w:r/>
+      <w:r>
+        <w:rPr>
+          <w:color w:val="000000" w:themeColor="text1"/>
+          <w:sz w:val="36"/>
+          <w:szCs w:val="36"/>
+          <w:lang w:val="es-ES"/>
+        </w:rPr>
+      </w:r>
     </w:p>
     <w:p>
       <w:pPr>
@@ -2553,18 +4493,47 @@
         <w:spacing w:after="160"/>
         <w:ind/>
         <w:jc w:val="both"/>
-        <w:rPr/>
+        <w:rPr>
+          <w:color w:val="000000" w:themeColor="text1"/>
+          <w:sz w:val="24"/>
+          <w:szCs w:val="24"/>
+        </w:rPr>
       </w:pPr>
       <w:r>
+        <w:rPr>
+          <w:color w:val="000000" w:themeColor="text1"/>
+          <w:sz w:val="24"/>
+          <w:szCs w:val="24"/>
+          <w:lang w:val="es-ES"/>
+        </w:rPr>
         <w:t xml:space="preserve">Este proyecto demuestra, con evidencia numérica verificab</w:t>
       </w:r>
       <w:r>
+        <w:rPr>
+          <w:color w:val="000000" w:themeColor="text1"/>
+          <w:sz w:val="24"/>
+          <w:szCs w:val="24"/>
+          <w:lang w:val="es-ES"/>
+        </w:rPr>
         <w:t xml:space="preserve">le, que distintas ramas de la matemática discreta ofrecen distintos compromisos al abordar un mismo problema de clasificación en ciberseguridad. La progresión de Reglas → Bayes → Red Neuronal no es solo una progresión de complejidad de implementación, sino</w:t>
       </w:r>
       <w:r>
+        <w:rPr>
+          <w:color w:val="000000" w:themeColor="text1"/>
+          <w:sz w:val="24"/>
+          <w:szCs w:val="24"/>
+          <w:lang w:val="es-ES"/>
+        </w:rPr>
         <w:t xml:space="preserve"> una progresión real de capacidad de generalización frente a amenazas novedosas, medida sobre datos reales y bajo una metodología de evaluación rigurosa (entrenamiento y prueba en conjuntos disjuntos, con tipos de ataque exclusivos del conjunto de prueba).</w:t>
       </w:r>
-      <w:r/>
+      <w:r>
+        <w:rPr>
+          <w:color w:val="000000" w:themeColor="text1"/>
+          <w:sz w:val="24"/>
+          <w:szCs w:val="24"/>
+          <w:lang w:val="es-ES"/>
+        </w:rPr>
+      </w:r>
     </w:p>
     <w:p>
       <w:pPr>
@@ -2572,18 +4541,47 @@
         <w:spacing w:after="160"/>
         <w:ind/>
         <w:jc w:val="both"/>
-        <w:rPr/>
+        <w:rPr>
+          <w:color w:val="000000" w:themeColor="text1"/>
+          <w:sz w:val="24"/>
+          <w:szCs w:val="24"/>
+        </w:rPr>
       </w:pPr>
       <w:r>
+        <w:rPr>
+          <w:color w:val="000000" w:themeColor="text1"/>
+          <w:sz w:val="24"/>
+          <w:szCs w:val="24"/>
+          <w:lang w:val="es-ES"/>
+        </w:rPr>
         <w:t xml:space="preserve">Adicionalmente, los módulos de máquina de es</w:t>
       </w:r>
       <w:r>
+        <w:rPr>
+          <w:color w:val="000000" w:themeColor="text1"/>
+          <w:sz w:val="24"/>
+          <w:szCs w:val="24"/>
+          <w:lang w:val="es-ES"/>
+        </w:rPr>
         <w:t xml:space="preserve">tados y de grafos —aunque no participan directamente en la clasificación final— enriquecen el análisis: la máquina de estados aporta una noción temporal de confianza acumulada por sesión, y el grafo aporta una perspectiva estructural (grado de un nodo) que</w:t>
       </w:r>
       <w:r>
+        <w:rPr>
+          <w:color w:val="000000" w:themeColor="text1"/>
+          <w:sz w:val="24"/>
+          <w:szCs w:val="24"/>
+          <w:lang w:val="es-ES"/>
+        </w:rPr>
         <w:t xml:space="preserve"> coincide, desde un ángulo completamente distinto, con la misma intuición que ya capturaba una de las reglas lógicas (diffSrvRate) — un ejemplo concreto de cómo distintas herramientas matemáticas convergen en observaciones similares sobre los mismos datos.</w:t>
       </w:r>
-      <w:r/>
+      <w:r>
+        <w:rPr>
+          <w:color w:val="000000" w:themeColor="text1"/>
+          <w:sz w:val="24"/>
+          <w:szCs w:val="24"/>
+          <w:lang w:val="es-ES"/>
+        </w:rPr>
+      </w:r>
     </w:p>
     <w:p>
       <w:pPr>
@@ -2591,28 +4589,68 @@
         <w:spacing w:after="160"/>
         <w:ind/>
         <w:jc w:val="both"/>
-        <w:rPr/>
+        <w:rPr>
+          <w:color w:val="000000" w:themeColor="text1"/>
+          <w:sz w:val="24"/>
+          <w:szCs w:val="24"/>
+        </w:rPr>
       </w:pPr>
       <w:r>
+        <w:rPr>
+          <w:color w:val="000000" w:themeColor="text1"/>
+          <w:sz w:val="24"/>
+          <w:szCs w:val="24"/>
+          <w:lang w:val="es-ES"/>
+        </w:rPr>
         <w:t xml:space="preserve">Como trabajo futuro, se identifican extensiones naturales: incorporar atributos numéricos no acotados (bytes, duraci</w:t>
       </w:r>
       <w:r>
+        <w:rPr>
+          <w:color w:val="000000" w:themeColor="text1"/>
+          <w:sz w:val="24"/>
+          <w:szCs w:val="24"/>
+          <w:lang w:val="es-ES"/>
+        </w:rPr>
         <w:t xml:space="preserve">ón) mediante normalización adecuada en la red neuronal; explorar identidad de host real en el grafo si se dispone de datos con IPs; y ampliar el motor de reglas con retroalimentación estadística de los propios datos, en vez de umbrales fijados manualmente.</w:t>
       </w:r>
-      <w:r/>
+      <w:r>
+        <w:rPr>
+          <w:color w:val="000000" w:themeColor="text1"/>
+          <w:sz w:val="24"/>
+          <w:szCs w:val="24"/>
+          <w:lang w:val="es-ES"/>
+        </w:rPr>
+      </w:r>
     </w:p>
     <w:p>
       <w:pPr>
-        <w:pStyle w:val="721"/>
+        <w:pStyle w:val="890"/>
         <w:pBdr/>
         <w:spacing w:after="150" w:before="300"/>
         <w:ind/>
-        <w:rPr/>
+        <w:rPr>
+          <w:color w:val="000000" w:themeColor="text1"/>
+          <w:sz w:val="36"/>
+          <w:szCs w:val="36"/>
+        </w:rPr>
       </w:pPr>
       <w:r>
+        <w:rPr>
+          <w:color w:val="000000" w:themeColor="text1"/>
+          <w:sz w:val="36"/>
+          <w:szCs w:val="36"/>
+          <w:lang w:val="es-ES"/>
+        </w:rPr>
         <w:t xml:space="preserve">8. Referencias</w:t>
       </w:r>
-      <w:r/>
+      <w:r>
+        <w:rPr>
+          <w:color w:val="000000" w:themeColor="text1"/>
+          <w:sz w:val="36"/>
+          <w:szCs w:val="36"/>
+          <w:lang w:val="es-ES"/>
+        </w:rPr>
+      </w:r>
     </w:p>
     <w:p>
       <w:pPr>
@@ -2620,16 +4658,31 @@
         <w:spacing w:after="160"/>
         <w:ind/>
         <w:jc w:val="both"/>
-        <w:rPr/>
+        <w:rPr>
+          <w:color w:val="000000" w:themeColor="text1"/>
+          <w:sz w:val="24"/>
+          <w:szCs w:val="24"/>
+        </w:rPr>
       </w:pPr>
       <w:r>
         <w:rPr>
           <w:i/>
           <w:iCs/>
+          <w:color w:val="000000" w:themeColor="text1"/>
+          <w:sz w:val="24"/>
+          <w:szCs w:val="24"/>
+          <w:lang w:val="es-ES"/>
         </w:rPr>
         <w:t xml:space="preserve">Canadian Institute for Cybersecurity, Universidad de New Brunswick. NSL-KDD dataset. Disponible en: https://www.unb.ca/cic/datasets/nsl.html</w:t>
       </w:r>
-      <w:r/>
+      <w:r>
+        <w:rPr>
+          <w:color w:val="000000" w:themeColor="text1"/>
+          <w:sz w:val="24"/>
+          <w:szCs w:val="24"/>
+          <w:lang w:val="es-ES"/>
+        </w:rPr>
+      </w:r>
     </w:p>
     <w:p>
       <w:pPr>
@@ -2637,16 +4690,31 @@
         <w:spacing w:after="160"/>
         <w:ind/>
         <w:jc w:val="both"/>
-        <w:rPr/>
+        <w:rPr>
+          <w:color w:val="000000" w:themeColor="text1"/>
+          <w:sz w:val="24"/>
+          <w:szCs w:val="24"/>
+        </w:rPr>
       </w:pPr>
       <w:r>
         <w:rPr>
           <w:i/>
           <w:iCs/>
+          <w:color w:val="000000" w:themeColor="text1"/>
+          <w:sz w:val="24"/>
+          <w:szCs w:val="24"/>
+          <w:lang w:val="es-ES"/>
         </w:rPr>
         <w:t xml:space="preserve">Tavallaee, M., Bagheri, E., Lu, W., &amp; Ghorbani, A. A. (2009). A detailed analysis of the KDD CUP 99 data set. En Proceedings of the IEEE Symposium on Computational Intelligence for Security and Defense Applications.</w:t>
       </w:r>
-      <w:r/>
+      <w:r>
+        <w:rPr>
+          <w:color w:val="000000" w:themeColor="text1"/>
+          <w:sz w:val="24"/>
+          <w:szCs w:val="24"/>
+          <w:lang w:val="es-ES"/>
+        </w:rPr>
+      </w:r>
     </w:p>
     <w:sectPr>
       <w:footnotePr/>
@@ -2670,7 +4738,6 @@
         <w:ind/>
         <w:rPr/>
       </w:pPr>
-      <w:r/>
       <w:r>
         <w:separator/>
       </w:r>
@@ -2685,7 +4752,6 @@
         <w:ind/>
         <w:rPr/>
       </w:pPr>
-      <w:r/>
       <w:r>
         <w:continuationSeparator/>
       </w:r>
@@ -2705,7 +4771,6 @@
         <w:ind/>
         <w:rPr/>
       </w:pPr>
-      <w:r/>
       <w:r>
         <w:separator/>
       </w:r>
@@ -2720,7 +4785,6 @@
         <w:ind/>
         <w:rPr/>
       </w:pPr>
-      <w:r/>
       <w:r>
         <w:continuationSeparator/>
       </w:r>
@@ -2860,11 +4924,161 @@
       <w:suff w:val="tab"/>
     </w:lvl>
   </w:abstractNum>
+  <w:abstractNum w:abstractNumId="1">
+    <w:nsid w:val="72BCD927"/>
+    <w:lvl w:ilvl="0">
+      <w:isLgl w:val="false"/>
+      <w:lvlJc w:val="left"/>
+      <w:lvlText w:val="·"/>
+      <w:numFmt w:val="bullet"/>
+      <w:pPr>
+        <w:pBdr/>
+        <w:spacing/>
+        <w:ind w:hanging="360" w:left="709"/>
+      </w:pPr>
+      <w:rPr>
+        <w:rFonts w:hint="default" w:ascii="Symbol" w:hAnsi="Symbol" w:eastAsia="Symbol" w:cs="Symbol"/>
+      </w:rPr>
+      <w:start w:val="1"/>
+      <w:suff w:val="tab"/>
+    </w:lvl>
+    <w:lvl w:ilvl="1">
+      <w:isLgl w:val="false"/>
+      <w:lvlJc w:val="left"/>
+      <w:lvlText w:val="o"/>
+      <w:numFmt w:val="bullet"/>
+      <w:pPr>
+        <w:pBdr/>
+        <w:spacing/>
+        <w:ind w:hanging="360" w:left="1429"/>
+      </w:pPr>
+      <w:rPr>
+        <w:rFonts w:hint="default" w:ascii="Courier New" w:hAnsi="Courier New" w:eastAsia="Courier New" w:cs="Courier New"/>
+      </w:rPr>
+      <w:start w:val="1"/>
+      <w:suff w:val="tab"/>
+    </w:lvl>
+    <w:lvl w:ilvl="2">
+      <w:isLgl w:val="false"/>
+      <w:lvlJc w:val="left"/>
+      <w:lvlText w:val="§"/>
+      <w:numFmt w:val="bullet"/>
+      <w:pPr>
+        <w:pBdr/>
+        <w:spacing/>
+        <w:ind w:hanging="360" w:left="2149"/>
+      </w:pPr>
+      <w:rPr>
+        <w:rFonts w:hint="default" w:ascii="Wingdings" w:hAnsi="Wingdings" w:eastAsia="Wingdings" w:cs="Wingdings"/>
+      </w:rPr>
+      <w:start w:val="1"/>
+      <w:suff w:val="tab"/>
+    </w:lvl>
+    <w:lvl w:ilvl="3">
+      <w:isLgl w:val="false"/>
+      <w:lvlJc w:val="left"/>
+      <w:lvlText w:val="·"/>
+      <w:numFmt w:val="bullet"/>
+      <w:pPr>
+        <w:pBdr/>
+        <w:spacing/>
+        <w:ind w:hanging="360" w:left="2869"/>
+      </w:pPr>
+      <w:rPr>
+        <w:rFonts w:hint="default" w:ascii="Symbol" w:hAnsi="Symbol" w:eastAsia="Symbol" w:cs="Symbol"/>
+      </w:rPr>
+      <w:start w:val="1"/>
+      <w:suff w:val="tab"/>
+    </w:lvl>
+    <w:lvl w:ilvl="4">
+      <w:isLgl w:val="false"/>
+      <w:lvlJc w:val="left"/>
+      <w:lvlText w:val="o"/>
+      <w:numFmt w:val="bullet"/>
+      <w:pPr>
+        <w:pBdr/>
+        <w:spacing/>
+        <w:ind w:hanging="360" w:left="3589"/>
+      </w:pPr>
+      <w:rPr>
+        <w:rFonts w:hint="default" w:ascii="Courier New" w:hAnsi="Courier New" w:eastAsia="Courier New" w:cs="Courier New"/>
+      </w:rPr>
+      <w:start w:val="1"/>
+      <w:suff w:val="tab"/>
+    </w:lvl>
+    <w:lvl w:ilvl="5">
+      <w:isLgl w:val="false"/>
+      <w:lvlJc w:val="left"/>
+      <w:lvlText w:val="§"/>
+      <w:numFmt w:val="bullet"/>
+      <w:pPr>
+        <w:pBdr/>
+        <w:spacing/>
+        <w:ind w:hanging="360" w:left="4309"/>
+      </w:pPr>
+      <w:rPr>
+        <w:rFonts w:hint="default" w:ascii="Wingdings" w:hAnsi="Wingdings" w:eastAsia="Wingdings" w:cs="Wingdings"/>
+      </w:rPr>
+      <w:start w:val="1"/>
+      <w:suff w:val="tab"/>
+    </w:lvl>
+    <w:lvl w:ilvl="6">
+      <w:isLgl w:val="false"/>
+      <w:lvlJc w:val="left"/>
+      <w:lvlText w:val="·"/>
+      <w:numFmt w:val="bullet"/>
+      <w:pPr>
+        <w:pBdr/>
+        <w:spacing/>
+        <w:ind w:hanging="360" w:left="5029"/>
+      </w:pPr>
+      <w:rPr>
+        <w:rFonts w:hint="default" w:ascii="Symbol" w:hAnsi="Symbol" w:eastAsia="Symbol" w:cs="Symbol"/>
+      </w:rPr>
+      <w:start w:val="1"/>
+      <w:suff w:val="tab"/>
+    </w:lvl>
+    <w:lvl w:ilvl="7">
+      <w:isLgl w:val="false"/>
+      <w:lvlJc w:val="left"/>
+      <w:lvlText w:val="o"/>
+      <w:numFmt w:val="bullet"/>
+      <w:pPr>
+        <w:pBdr/>
+        <w:spacing/>
+        <w:ind w:hanging="360" w:left="5749"/>
+      </w:pPr>
+      <w:rPr>
+        <w:rFonts w:hint="default" w:ascii="Courier New" w:hAnsi="Courier New" w:eastAsia="Courier New" w:cs="Courier New"/>
+      </w:rPr>
+      <w:start w:val="1"/>
+      <w:suff w:val="tab"/>
+    </w:lvl>
+    <w:lvl w:ilvl="8">
+      <w:isLgl w:val="false"/>
+      <w:lvlJc w:val="left"/>
+      <w:lvlText w:val="§"/>
+      <w:numFmt w:val="bullet"/>
+      <w:pPr>
+        <w:pBdr/>
+        <w:spacing/>
+        <w:ind w:hanging="360" w:left="6469"/>
+      </w:pPr>
+      <w:rPr>
+        <w:rFonts w:hint="default" w:ascii="Wingdings" w:hAnsi="Wingdings" w:eastAsia="Wingdings" w:cs="Wingdings"/>
+      </w:rPr>
+      <w:start w:val="1"/>
+      <w:suff w:val="tab"/>
+    </w:lvl>
+  </w:abstractNum>
   <w:num w:numId="1">
     <w:abstractNumId w:val="0"/>
     <w:lvlOverride w:ilvl="0">
       <w:startOverride w:val="1"/>
     </w:lvlOverride>
+  </w:num>
+  <w:num w:numId="2">
+    <w:abstractNumId w:val="1"/>
   </w:num>
 </w:numbering>
 </file>
@@ -3026,7 +5240,7 @@
     <w:lsdException w:name="Bibliography" w:uiPriority="37"/>
     <w:lsdException w:name="TOC Heading" w:uiPriority="39" w:qFormat="1"/>
   </w:latentStyles>
-  <w:style w:type="table" w:styleId="11" w:default="1">
+  <w:style w:type="table" w:styleId="703" w:default="1">
     <w:name w:val="Normal Table"/>
     <w:uiPriority w:val="99"/>
     <w:semiHidden/>
@@ -3219,9 +5433,9 @@
       </w:tcPr>
     </w:tblStylePr>
   </w:style>
-  <w:style w:type="table" w:styleId="12">
+  <w:style w:type="table" w:styleId="704">
     <w:name w:val="Table Grid"/>
-    <w:basedOn w:val="11"/>
+    <w:basedOn w:val="703"/>
     <w:uiPriority w:val="59"/>
     <w:pPr>
       <w:pBdr/>
@@ -3418,9 +5632,9 @@
       </w:tcPr>
     </w:tblStylePr>
   </w:style>
-  <w:style w:type="table" w:styleId="13">
+  <w:style w:type="table" w:styleId="705">
     <w:name w:val="Table Grid Light"/>
-    <w:basedOn w:val="11"/>
+    <w:basedOn w:val="703"/>
     <w:uiPriority w:val="59"/>
     <w:pPr>
       <w:pBdr/>
@@ -3617,9 +5831,9 @@
       </w:tcPr>
     </w:tblStylePr>
   </w:style>
-  <w:style w:type="table" w:styleId="14">
+  <w:style w:type="table" w:styleId="706">
     <w:name w:val="Plain Table 1"/>
-    <w:basedOn w:val="11"/>
+    <w:basedOn w:val="703"/>
     <w:uiPriority w:val="59"/>
     <w:pPr>
       <w:pBdr/>
@@ -3842,9 +6056,9 @@
       </w:tcPr>
     </w:tblStylePr>
   </w:style>
-  <w:style w:type="table" w:styleId="15">
+  <w:style w:type="table" w:styleId="707">
     <w:name w:val="Plain Table 2"/>
-    <w:basedOn w:val="11"/>
+    <w:basedOn w:val="703"/>
     <w:uiPriority w:val="59"/>
     <w:pPr>
       <w:pBdr/>
@@ -4075,9 +6289,9 @@
       </w:tcPr>
     </w:tblStylePr>
   </w:style>
-  <w:style w:type="table" w:styleId="16">
+  <w:style w:type="table" w:styleId="708">
     <w:name w:val="Plain Table 3"/>
-    <w:basedOn w:val="11"/>
+    <w:basedOn w:val="703"/>
     <w:uiPriority w:val="99"/>
     <w:pPr>
       <w:pBdr/>
@@ -4305,9 +6519,9 @@
       </w:tcPr>
     </w:tblStylePr>
   </w:style>
-  <w:style w:type="table" w:styleId="17">
+  <w:style w:type="table" w:styleId="709">
     <w:name w:val="Plain Table 4"/>
-    <w:basedOn w:val="11"/>
+    <w:basedOn w:val="703"/>
     <w:uiPriority w:val="99"/>
     <w:pPr>
       <w:pBdr/>
@@ -4521,9 +6735,9 @@
       </w:tcPr>
     </w:tblStylePr>
   </w:style>
-  <w:style w:type="table" w:styleId="18">
+  <w:style w:type="table" w:styleId="710">
     <w:name w:val="Plain Table 5"/>
-    <w:basedOn w:val="11"/>
+    <w:basedOn w:val="703"/>
     <w:uiPriority w:val="99"/>
     <w:pPr>
       <w:pBdr/>
@@ -4754,9 +6968,9 @@
       </w:tcPr>
     </w:tblStylePr>
   </w:style>
-  <w:style w:type="table" w:styleId="19">
+  <w:style w:type="table" w:styleId="711">
     <w:name w:val="Grid Table 1 Light"/>
-    <w:basedOn w:val="11"/>
+    <w:basedOn w:val="703"/>
     <w:uiPriority w:val="99"/>
     <w:pPr>
       <w:pBdr/>
@@ -4977,9 +7191,9 @@
       </w:tcPr>
     </w:tblStylePr>
   </w:style>
-  <w:style w:type="table" w:styleId="20">
+  <w:style w:type="table" w:styleId="712">
     <w:name w:val="Grid Table 1 Light - Accent 1"/>
-    <w:basedOn w:val="11"/>
+    <w:basedOn w:val="703"/>
     <w:uiPriority w:val="99"/>
     <w:pPr>
       <w:pBdr/>
@@ -5200,9 +7414,9 @@
       </w:tcPr>
     </w:tblStylePr>
   </w:style>
-  <w:style w:type="table" w:styleId="21">
+  <w:style w:type="table" w:styleId="713">
     <w:name w:val="Grid Table 1 Light - Accent 2"/>
-    <w:basedOn w:val="11"/>
+    <w:basedOn w:val="703"/>
     <w:uiPriority w:val="99"/>
     <w:pPr>
       <w:pBdr/>
@@ -5423,9 +7637,9 @@
       </w:tcPr>
     </w:tblStylePr>
   </w:style>
-  <w:style w:type="table" w:styleId="22">
+  <w:style w:type="table" w:styleId="714">
     <w:name w:val="Grid Table 1 Light - Accent 3"/>
-    <w:basedOn w:val="11"/>
+    <w:basedOn w:val="703"/>
     <w:uiPriority w:val="99"/>
     <w:pPr>
       <w:pBdr/>
@@ -5646,9 +7860,9 @@
       </w:tcPr>
     </w:tblStylePr>
   </w:style>
-  <w:style w:type="table" w:styleId="23">
+  <w:style w:type="table" w:styleId="715">
     <w:name w:val="Grid Table 1 Light - Accent 4"/>
-    <w:basedOn w:val="11"/>
+    <w:basedOn w:val="703"/>
     <w:uiPriority w:val="99"/>
     <w:pPr>
       <w:pBdr/>
@@ -5869,9 +8083,9 @@
       </w:tcPr>
     </w:tblStylePr>
   </w:style>
-  <w:style w:type="table" w:styleId="24">
+  <w:style w:type="table" w:styleId="716">
     <w:name w:val="Grid Table 1 Light - Accent 5"/>
-    <w:basedOn w:val="11"/>
+    <w:basedOn w:val="703"/>
     <w:uiPriority w:val="99"/>
     <w:pPr>
       <w:pBdr/>
@@ -6092,9 +8306,9 @@
       </w:tcPr>
     </w:tblStylePr>
   </w:style>
-  <w:style w:type="table" w:styleId="25">
+  <w:style w:type="table" w:styleId="717">
     <w:name w:val="Grid Table 1 Light - Accent 6"/>
-    <w:basedOn w:val="11"/>
+    <w:basedOn w:val="703"/>
     <w:uiPriority w:val="99"/>
     <w:pPr>
       <w:pBdr/>
@@ -6315,9 +8529,9 @@
       </w:tcPr>
     </w:tblStylePr>
   </w:style>
-  <w:style w:type="table" w:styleId="26">
+  <w:style w:type="table" w:styleId="718">
     <w:name w:val="Grid Table 2"/>
-    <w:basedOn w:val="11"/>
+    <w:basedOn w:val="703"/>
     <w:uiPriority w:val="99"/>
     <w:pPr>
       <w:pBdr/>
@@ -6547,9 +8761,9 @@
       </w:tcPr>
     </w:tblStylePr>
   </w:style>
-  <w:style w:type="table" w:styleId="27">
+  <w:style w:type="table" w:styleId="719">
     <w:name w:val="Grid Table 2 - Accent 1"/>
-    <w:basedOn w:val="11"/>
+    <w:basedOn w:val="703"/>
     <w:uiPriority w:val="99"/>
     <w:pPr>
       <w:pBdr/>
@@ -6779,9 +8993,9 @@
       </w:tcPr>
     </w:tblStylePr>
   </w:style>
-  <w:style w:type="table" w:styleId="28">
+  <w:style w:type="table" w:styleId="720">
     <w:name w:val="Grid Table 2 - Accent 2"/>
-    <w:basedOn w:val="11"/>
+    <w:basedOn w:val="703"/>
     <w:uiPriority w:val="99"/>
     <w:pPr>
       <w:pBdr/>
@@ -7011,9 +9225,9 @@
       </w:tcPr>
     </w:tblStylePr>
   </w:style>
-  <w:style w:type="table" w:styleId="29">
+  <w:style w:type="table" w:styleId="721">
     <w:name w:val="Grid Table 2 - Accent 3"/>
-    <w:basedOn w:val="11"/>
+    <w:basedOn w:val="703"/>
     <w:uiPriority w:val="99"/>
     <w:pPr>
       <w:pBdr/>
@@ -7243,9 +9457,9 @@
       </w:tcPr>
     </w:tblStylePr>
   </w:style>
-  <w:style w:type="table" w:styleId="30">
+  <w:style w:type="table" w:styleId="722">
     <w:name w:val="Grid Table 2 - Accent 4"/>
-    <w:basedOn w:val="11"/>
+    <w:basedOn w:val="703"/>
     <w:uiPriority w:val="99"/>
     <w:pPr>
       <w:pBdr/>
@@ -7475,9 +9689,9 @@
       </w:tcPr>
     </w:tblStylePr>
   </w:style>
-  <w:style w:type="table" w:styleId="31">
+  <w:style w:type="table" w:styleId="723">
     <w:name w:val="Grid Table 2 - Accent 5"/>
-    <w:basedOn w:val="11"/>
+    <w:basedOn w:val="703"/>
     <w:uiPriority w:val="99"/>
     <w:pPr>
       <w:pBdr/>
@@ -7707,9 +9921,9 @@
       </w:tcPr>
     </w:tblStylePr>
   </w:style>
-  <w:style w:type="table" w:styleId="32">
+  <w:style w:type="table" w:styleId="724">
     <w:name w:val="Grid Table 2 - Accent 6"/>
-    <w:basedOn w:val="11"/>
+    <w:basedOn w:val="703"/>
     <w:uiPriority w:val="99"/>
     <w:pPr>
       <w:pBdr/>
@@ -7939,9 +10153,9 @@
       </w:tcPr>
     </w:tblStylePr>
   </w:style>
-  <w:style w:type="table" w:styleId="33">
+  <w:style w:type="table" w:styleId="725">
     <w:name w:val="Grid Table 3"/>
-    <w:basedOn w:val="11"/>
+    <w:basedOn w:val="703"/>
     <w:uiPriority w:val="99"/>
     <w:pPr>
       <w:pBdr/>
@@ -8040,29 +10254,6 @@
         <w:tblBorders/>
       </w:tblPr>
       <w:tcPr>
-        <w:shd w:color="ffffff"/>
-        <w:tcBorders>
-          <w:top w:val="none" w:color="000000" w:sz="4" w:space="0"/>
-          <w:left w:val="none" w:color="000000" w:sz="4" w:space="0"/>
-          <w:bottom w:val="none" w:color="000000" w:sz="4" w:space="0"/>
-          <w:right w:val="none" w:color="000000" w:sz="4" w:space="0"/>
-        </w:tcBorders>
-      </w:tcPr>
-    </w:tblStylePr>
-    <w:tblStylePr w:type="firstRow">
-      <w:rPr>
-        <w:b/>
-        <w:color w:val="404040"/>
-      </w:rPr>
-      <w:pPr>
-        <w:pBdr/>
-        <w:spacing/>
-        <w:ind/>
-      </w:pPr>
-      <w:tblPr>
-        <w:tblBorders/>
-      </w:tblPr>
-      <w:tcPr>
         <w:shd w:val="clear" w:color="ffffff"/>
         <w:tcBorders>
           <w:top w:val="none" w:color="000000" w:sz="4" w:space="0"/>
@@ -8072,30 +10263,7 @@
         </w:tcBorders>
       </w:tcPr>
     </w:tblStylePr>
-    <w:tblStylePr w:type="lastCol">
-      <w:rPr>
-        <w:i/>
-        <w:color w:val="404040"/>
-      </w:rPr>
-      <w:pPr>
-        <w:pBdr/>
-        <w:spacing/>
-        <w:ind/>
-      </w:pPr>
-      <w:tblPr>
-        <w:tblBorders/>
-      </w:tblPr>
-      <w:tcPr>
-        <w:shd w:color="ffffff"/>
-        <w:tcBorders>
-          <w:top w:val="none" w:color="000000" w:sz="4" w:space="0"/>
-          <w:left w:val="none" w:color="000000" w:sz="4" w:space="0"/>
-          <w:bottom w:val="none" w:color="000000" w:sz="4" w:space="0"/>
-          <w:right w:val="none" w:color="000000" w:sz="4" w:space="0"/>
-        </w:tcBorders>
-      </w:tcPr>
-    </w:tblStylePr>
-    <w:tblStylePr w:type="lastRow">
+    <w:tblStylePr w:type="firstRow">
       <w:rPr>
         <w:b/>
         <w:color w:val="404040"/>
@@ -8118,6 +10286,52 @@
         </w:tcBorders>
       </w:tcPr>
     </w:tblStylePr>
+    <w:tblStylePr w:type="lastCol">
+      <w:rPr>
+        <w:i/>
+        <w:color w:val="404040"/>
+      </w:rPr>
+      <w:pPr>
+        <w:pBdr/>
+        <w:spacing/>
+        <w:ind/>
+      </w:pPr>
+      <w:tblPr>
+        <w:tblBorders/>
+      </w:tblPr>
+      <w:tcPr>
+        <w:shd w:val="clear" w:color="ffffff"/>
+        <w:tcBorders>
+          <w:top w:val="none" w:color="000000" w:sz="4" w:space="0"/>
+          <w:left w:val="none" w:color="000000" w:sz="4" w:space="0"/>
+          <w:bottom w:val="none" w:color="000000" w:sz="4" w:space="0"/>
+          <w:right w:val="none" w:color="000000" w:sz="4" w:space="0"/>
+        </w:tcBorders>
+      </w:tcPr>
+    </w:tblStylePr>
+    <w:tblStylePr w:type="lastRow">
+      <w:rPr>
+        <w:b/>
+        <w:color w:val="404040"/>
+      </w:rPr>
+      <w:pPr>
+        <w:pBdr/>
+        <w:spacing/>
+        <w:ind/>
+      </w:pPr>
+      <w:tblPr>
+        <w:tblBorders/>
+      </w:tblPr>
+      <w:tcPr>
+        <w:shd w:val="clear" w:color="ffffff"/>
+        <w:tcBorders>
+          <w:top w:val="none" w:color="000000" w:sz="4" w:space="0"/>
+          <w:left w:val="none" w:color="000000" w:sz="4" w:space="0"/>
+          <w:bottom w:val="none" w:color="000000" w:sz="4" w:space="0"/>
+          <w:right w:val="none" w:color="000000" w:sz="4" w:space="0"/>
+        </w:tcBorders>
+      </w:tcPr>
+    </w:tblStylePr>
     <w:tblStylePr w:type="nwCell">
       <w:pPr>
         <w:pBdr/>
@@ -8184,9 +10398,9 @@
       </w:tcPr>
     </w:tblStylePr>
   </w:style>
-  <w:style w:type="table" w:styleId="34">
+  <w:style w:type="table" w:styleId="726">
     <w:name w:val="Grid Table 3 - Accent 1"/>
-    <w:basedOn w:val="11"/>
+    <w:basedOn w:val="703"/>
     <w:uiPriority w:val="99"/>
     <w:pPr>
       <w:pBdr/>
@@ -8285,29 +10499,6 @@
         <w:tblBorders/>
       </w:tblPr>
       <w:tcPr>
-        <w:shd w:color="ffffff"/>
-        <w:tcBorders>
-          <w:top w:val="none" w:color="000000" w:sz="4" w:space="0"/>
-          <w:left w:val="none" w:color="000000" w:sz="4" w:space="0"/>
-          <w:bottom w:val="none" w:color="000000" w:sz="4" w:space="0"/>
-          <w:right w:val="none" w:color="000000" w:sz="4" w:space="0"/>
-        </w:tcBorders>
-      </w:tcPr>
-    </w:tblStylePr>
-    <w:tblStylePr w:type="firstRow">
-      <w:rPr>
-        <w:b/>
-        <w:color w:val="404040"/>
-      </w:rPr>
-      <w:pPr>
-        <w:pBdr/>
-        <w:spacing/>
-        <w:ind/>
-      </w:pPr>
-      <w:tblPr>
-        <w:tblBorders/>
-      </w:tblPr>
-      <w:tcPr>
         <w:shd w:val="clear" w:color="ffffff"/>
         <w:tcBorders>
           <w:top w:val="none" w:color="000000" w:sz="4" w:space="0"/>
@@ -8317,30 +10508,7 @@
         </w:tcBorders>
       </w:tcPr>
     </w:tblStylePr>
-    <w:tblStylePr w:type="lastCol">
-      <w:rPr>
-        <w:i/>
-        <w:color w:val="404040"/>
-      </w:rPr>
-      <w:pPr>
-        <w:pBdr/>
-        <w:spacing/>
-        <w:ind/>
-      </w:pPr>
-      <w:tblPr>
-        <w:tblBorders/>
-      </w:tblPr>
-      <w:tcPr>
-        <w:shd w:color="ffffff"/>
-        <w:tcBorders>
-          <w:top w:val="none" w:color="000000" w:sz="4" w:space="0"/>
-          <w:left w:val="none" w:color="000000" w:sz="4" w:space="0"/>
-          <w:bottom w:val="none" w:color="000000" w:sz="4" w:space="0"/>
-          <w:right w:val="none" w:color="000000" w:sz="4" w:space="0"/>
-        </w:tcBorders>
-      </w:tcPr>
-    </w:tblStylePr>
-    <w:tblStylePr w:type="lastRow">
+    <w:tblStylePr w:type="firstRow">
       <w:rPr>
         <w:b/>
         <w:color w:val="404040"/>
@@ -8363,6 +10531,52 @@
         </w:tcBorders>
       </w:tcPr>
     </w:tblStylePr>
+    <w:tblStylePr w:type="lastCol">
+      <w:rPr>
+        <w:i/>
+        <w:color w:val="404040"/>
+      </w:rPr>
+      <w:pPr>
+        <w:pBdr/>
+        <w:spacing/>
+        <w:ind/>
+      </w:pPr>
+      <w:tblPr>
+        <w:tblBorders/>
+      </w:tblPr>
+      <w:tcPr>
+        <w:shd w:val="clear" w:color="ffffff"/>
+        <w:tcBorders>
+          <w:top w:val="none" w:color="000000" w:sz="4" w:space="0"/>
+          <w:left w:val="none" w:color="000000" w:sz="4" w:space="0"/>
+          <w:bottom w:val="none" w:color="000000" w:sz="4" w:space="0"/>
+          <w:right w:val="none" w:color="000000" w:sz="4" w:space="0"/>
+        </w:tcBorders>
+      </w:tcPr>
+    </w:tblStylePr>
+    <w:tblStylePr w:type="lastRow">
+      <w:rPr>
+        <w:b/>
+        <w:color w:val="404040"/>
+      </w:rPr>
+      <w:pPr>
+        <w:pBdr/>
+        <w:spacing/>
+        <w:ind/>
+      </w:pPr>
+      <w:tblPr>
+        <w:tblBorders/>
+      </w:tblPr>
+      <w:tcPr>
+        <w:shd w:val="clear" w:color="ffffff"/>
+        <w:tcBorders>
+          <w:top w:val="none" w:color="000000" w:sz="4" w:space="0"/>
+          <w:left w:val="none" w:color="000000" w:sz="4" w:space="0"/>
+          <w:bottom w:val="none" w:color="000000" w:sz="4" w:space="0"/>
+          <w:right w:val="none" w:color="000000" w:sz="4" w:space="0"/>
+        </w:tcBorders>
+      </w:tcPr>
+    </w:tblStylePr>
     <w:tblStylePr w:type="nwCell">
       <w:pPr>
         <w:pBdr/>
@@ -8429,9 +10643,9 @@
       </w:tcPr>
     </w:tblStylePr>
   </w:style>
-  <w:style w:type="table" w:styleId="35">
+  <w:style w:type="table" w:styleId="727">
     <w:name w:val="Grid Table 3 - Accent 2"/>
-    <w:basedOn w:val="11"/>
+    <w:basedOn w:val="703"/>
     <w:uiPriority w:val="99"/>
     <w:pPr>
       <w:pBdr/>
@@ -8530,29 +10744,6 @@
         <w:tblBorders/>
       </w:tblPr>
       <w:tcPr>
-        <w:shd w:color="ffffff"/>
-        <w:tcBorders>
-          <w:top w:val="none" w:color="000000" w:sz="4" w:space="0"/>
-          <w:left w:val="none" w:color="000000" w:sz="4" w:space="0"/>
-          <w:bottom w:val="none" w:color="000000" w:sz="4" w:space="0"/>
-          <w:right w:val="none" w:color="000000" w:sz="4" w:space="0"/>
-        </w:tcBorders>
-      </w:tcPr>
-    </w:tblStylePr>
-    <w:tblStylePr w:type="firstRow">
-      <w:rPr>
-        <w:b/>
-        <w:color w:val="404040"/>
-      </w:rPr>
-      <w:pPr>
-        <w:pBdr/>
-        <w:spacing/>
-        <w:ind/>
-      </w:pPr>
-      <w:tblPr>
-        <w:tblBorders/>
-      </w:tblPr>
-      <w:tcPr>
         <w:shd w:val="clear" w:color="ffffff"/>
         <w:tcBorders>
           <w:top w:val="none" w:color="000000" w:sz="4" w:space="0"/>
@@ -8562,30 +10753,7 @@
         </w:tcBorders>
       </w:tcPr>
     </w:tblStylePr>
-    <w:tblStylePr w:type="lastCol">
-      <w:rPr>
-        <w:i/>
-        <w:color w:val="404040"/>
-      </w:rPr>
-      <w:pPr>
-        <w:pBdr/>
-        <w:spacing/>
-        <w:ind/>
-      </w:pPr>
-      <w:tblPr>
-        <w:tblBorders/>
-      </w:tblPr>
-      <w:tcPr>
-        <w:shd w:color="ffffff"/>
-        <w:tcBorders>
-          <w:top w:val="none" w:color="000000" w:sz="4" w:space="0"/>
-          <w:left w:val="none" w:color="000000" w:sz="4" w:space="0"/>
-          <w:bottom w:val="none" w:color="000000" w:sz="4" w:space="0"/>
-          <w:right w:val="none" w:color="000000" w:sz="4" w:space="0"/>
-        </w:tcBorders>
-      </w:tcPr>
-    </w:tblStylePr>
-    <w:tblStylePr w:type="lastRow">
+    <w:tblStylePr w:type="firstRow">
       <w:rPr>
         <w:b/>
         <w:color w:val="404040"/>
@@ -8608,6 +10776,52 @@
         </w:tcBorders>
       </w:tcPr>
     </w:tblStylePr>
+    <w:tblStylePr w:type="lastCol">
+      <w:rPr>
+        <w:i/>
+        <w:color w:val="404040"/>
+      </w:rPr>
+      <w:pPr>
+        <w:pBdr/>
+        <w:spacing/>
+        <w:ind/>
+      </w:pPr>
+      <w:tblPr>
+        <w:tblBorders/>
+      </w:tblPr>
+      <w:tcPr>
+        <w:shd w:val="clear" w:color="ffffff"/>
+        <w:tcBorders>
+          <w:top w:val="none" w:color="000000" w:sz="4" w:space="0"/>
+          <w:left w:val="none" w:color="000000" w:sz="4" w:space="0"/>
+          <w:bottom w:val="none" w:color="000000" w:sz="4" w:space="0"/>
+          <w:right w:val="none" w:color="000000" w:sz="4" w:space="0"/>
+        </w:tcBorders>
+      </w:tcPr>
+    </w:tblStylePr>
+    <w:tblStylePr w:type="lastRow">
+      <w:rPr>
+        <w:b/>
+        <w:color w:val="404040"/>
+      </w:rPr>
+      <w:pPr>
+        <w:pBdr/>
+        <w:spacing/>
+        <w:ind/>
+      </w:pPr>
+      <w:tblPr>
+        <w:tblBorders/>
+      </w:tblPr>
+      <w:tcPr>
+        <w:shd w:val="clear" w:color="ffffff"/>
+        <w:tcBorders>
+          <w:top w:val="none" w:color="000000" w:sz="4" w:space="0"/>
+          <w:left w:val="none" w:color="000000" w:sz="4" w:space="0"/>
+          <w:bottom w:val="none" w:color="000000" w:sz="4" w:space="0"/>
+          <w:right w:val="none" w:color="000000" w:sz="4" w:space="0"/>
+        </w:tcBorders>
+      </w:tcPr>
+    </w:tblStylePr>
     <w:tblStylePr w:type="nwCell">
       <w:pPr>
         <w:pBdr/>
@@ -8674,9 +10888,9 @@
       </w:tcPr>
     </w:tblStylePr>
   </w:style>
-  <w:style w:type="table" w:styleId="36">
+  <w:style w:type="table" w:styleId="728">
     <w:name w:val="Grid Table 3 - Accent 3"/>
-    <w:basedOn w:val="11"/>
+    <w:basedOn w:val="703"/>
     <w:uiPriority w:val="99"/>
     <w:pPr>
       <w:pBdr/>
@@ -8775,29 +10989,6 @@
         <w:tblBorders/>
       </w:tblPr>
       <w:tcPr>
-        <w:shd w:color="ffffff"/>
-        <w:tcBorders>
-          <w:top w:val="none" w:color="000000" w:sz="4" w:space="0"/>
-          <w:left w:val="none" w:color="000000" w:sz="4" w:space="0"/>
-          <w:bottom w:val="none" w:color="000000" w:sz="4" w:space="0"/>
-          <w:right w:val="none" w:color="000000" w:sz="4" w:space="0"/>
-        </w:tcBorders>
-      </w:tcPr>
-    </w:tblStylePr>
-    <w:tblStylePr w:type="firstRow">
-      <w:rPr>
-        <w:b/>
-        <w:color w:val="404040"/>
-      </w:rPr>
-      <w:pPr>
-        <w:pBdr/>
-        <w:spacing/>
-        <w:ind/>
-      </w:pPr>
-      <w:tblPr>
-        <w:tblBorders/>
-      </w:tblPr>
-      <w:tcPr>
         <w:shd w:val="clear" w:color="ffffff"/>
         <w:tcBorders>
           <w:top w:val="none" w:color="000000" w:sz="4" w:space="0"/>
@@ -8807,30 +10998,7 @@
         </w:tcBorders>
       </w:tcPr>
     </w:tblStylePr>
-    <w:tblStylePr w:type="lastCol">
-      <w:rPr>
-        <w:i/>
-        <w:color w:val="404040"/>
-      </w:rPr>
-      <w:pPr>
-        <w:pBdr/>
-        <w:spacing/>
-        <w:ind/>
-      </w:pPr>
-      <w:tblPr>
-        <w:tblBorders/>
-      </w:tblPr>
-      <w:tcPr>
-        <w:shd w:color="ffffff"/>
-        <w:tcBorders>
-          <w:top w:val="none" w:color="000000" w:sz="4" w:space="0"/>
-          <w:left w:val="none" w:color="000000" w:sz="4" w:space="0"/>
-          <w:bottom w:val="none" w:color="000000" w:sz="4" w:space="0"/>
-          <w:right w:val="none" w:color="000000" w:sz="4" w:space="0"/>
-        </w:tcBorders>
-      </w:tcPr>
-    </w:tblStylePr>
-    <w:tblStylePr w:type="lastRow">
+    <w:tblStylePr w:type="firstRow">
       <w:rPr>
         <w:b/>
         <w:color w:val="404040"/>
@@ -8853,6 +11021,52 @@
         </w:tcBorders>
       </w:tcPr>
     </w:tblStylePr>
+    <w:tblStylePr w:type="lastCol">
+      <w:rPr>
+        <w:i/>
+        <w:color w:val="404040"/>
+      </w:rPr>
+      <w:pPr>
+        <w:pBdr/>
+        <w:spacing/>
+        <w:ind/>
+      </w:pPr>
+      <w:tblPr>
+        <w:tblBorders/>
+      </w:tblPr>
+      <w:tcPr>
+        <w:shd w:val="clear" w:color="ffffff"/>
+        <w:tcBorders>
+          <w:top w:val="none" w:color="000000" w:sz="4" w:space="0"/>
+          <w:left w:val="none" w:color="000000" w:sz="4" w:space="0"/>
+          <w:bottom w:val="none" w:color="000000" w:sz="4" w:space="0"/>
+          <w:right w:val="none" w:color="000000" w:sz="4" w:space="0"/>
+        </w:tcBorders>
+      </w:tcPr>
+    </w:tblStylePr>
+    <w:tblStylePr w:type="lastRow">
+      <w:rPr>
+        <w:b/>
+        <w:color w:val="404040"/>
+      </w:rPr>
+      <w:pPr>
+        <w:pBdr/>
+        <w:spacing/>
+        <w:ind/>
+      </w:pPr>
+      <w:tblPr>
+        <w:tblBorders/>
+      </w:tblPr>
+      <w:tcPr>
+        <w:shd w:val="clear" w:color="ffffff"/>
+        <w:tcBorders>
+          <w:top w:val="none" w:color="000000" w:sz="4" w:space="0"/>
+          <w:left w:val="none" w:color="000000" w:sz="4" w:space="0"/>
+          <w:bottom w:val="none" w:color="000000" w:sz="4" w:space="0"/>
+          <w:right w:val="none" w:color="000000" w:sz="4" w:space="0"/>
+        </w:tcBorders>
+      </w:tcPr>
+    </w:tblStylePr>
     <w:tblStylePr w:type="nwCell">
       <w:pPr>
         <w:pBdr/>
@@ -8919,9 +11133,9 @@
       </w:tcPr>
     </w:tblStylePr>
   </w:style>
-  <w:style w:type="table" w:styleId="37">
+  <w:style w:type="table" w:styleId="729">
     <w:name w:val="Grid Table 3 - Accent 4"/>
-    <w:basedOn w:val="11"/>
+    <w:basedOn w:val="703"/>
     <w:uiPriority w:val="99"/>
     <w:pPr>
       <w:pBdr/>
@@ -9020,29 +11234,6 @@
         <w:tblBorders/>
       </w:tblPr>
       <w:tcPr>
-        <w:shd w:color="ffffff"/>
-        <w:tcBorders>
-          <w:top w:val="none" w:color="000000" w:sz="4" w:space="0"/>
-          <w:left w:val="none" w:color="000000" w:sz="4" w:space="0"/>
-          <w:bottom w:val="none" w:color="000000" w:sz="4" w:space="0"/>
-          <w:right w:val="none" w:color="000000" w:sz="4" w:space="0"/>
-        </w:tcBorders>
-      </w:tcPr>
-    </w:tblStylePr>
-    <w:tblStylePr w:type="firstRow">
-      <w:rPr>
-        <w:b/>
-        <w:color w:val="404040"/>
-      </w:rPr>
-      <w:pPr>
-        <w:pBdr/>
-        <w:spacing/>
-        <w:ind/>
-      </w:pPr>
-      <w:tblPr>
-        <w:tblBorders/>
-      </w:tblPr>
-      <w:tcPr>
         <w:shd w:val="clear" w:color="ffffff"/>
         <w:tcBorders>
           <w:top w:val="none" w:color="000000" w:sz="4" w:space="0"/>
@@ -9052,30 +11243,7 @@
         </w:tcBorders>
       </w:tcPr>
     </w:tblStylePr>
-    <w:tblStylePr w:type="lastCol">
-      <w:rPr>
-        <w:i/>
-        <w:color w:val="404040"/>
-      </w:rPr>
-      <w:pPr>
-        <w:pBdr/>
-        <w:spacing/>
-        <w:ind/>
-      </w:pPr>
-      <w:tblPr>
-        <w:tblBorders/>
-      </w:tblPr>
-      <w:tcPr>
-        <w:shd w:color="ffffff"/>
-        <w:tcBorders>
-          <w:top w:val="none" w:color="000000" w:sz="4" w:space="0"/>
-          <w:left w:val="none" w:color="000000" w:sz="4" w:space="0"/>
-          <w:bottom w:val="none" w:color="000000" w:sz="4" w:space="0"/>
-          <w:right w:val="none" w:color="000000" w:sz="4" w:space="0"/>
-        </w:tcBorders>
-      </w:tcPr>
-    </w:tblStylePr>
-    <w:tblStylePr w:type="lastRow">
+    <w:tblStylePr w:type="firstRow">
       <w:rPr>
         <w:b/>
         <w:color w:val="404040"/>
@@ -9098,6 +11266,52 @@
         </w:tcBorders>
       </w:tcPr>
     </w:tblStylePr>
+    <w:tblStylePr w:type="lastCol">
+      <w:rPr>
+        <w:i/>
+        <w:color w:val="404040"/>
+      </w:rPr>
+      <w:pPr>
+        <w:pBdr/>
+        <w:spacing/>
+        <w:ind/>
+      </w:pPr>
+      <w:tblPr>
+        <w:tblBorders/>
+      </w:tblPr>
+      <w:tcPr>
+        <w:shd w:val="clear" w:color="ffffff"/>
+        <w:tcBorders>
+          <w:top w:val="none" w:color="000000" w:sz="4" w:space="0"/>
+          <w:left w:val="none" w:color="000000" w:sz="4" w:space="0"/>
+          <w:bottom w:val="none" w:color="000000" w:sz="4" w:space="0"/>
+          <w:right w:val="none" w:color="000000" w:sz="4" w:space="0"/>
+        </w:tcBorders>
+      </w:tcPr>
+    </w:tblStylePr>
+    <w:tblStylePr w:type="lastRow">
+      <w:rPr>
+        <w:b/>
+        <w:color w:val="404040"/>
+      </w:rPr>
+      <w:pPr>
+        <w:pBdr/>
+        <w:spacing/>
+        <w:ind/>
+      </w:pPr>
+      <w:tblPr>
+        <w:tblBorders/>
+      </w:tblPr>
+      <w:tcPr>
+        <w:shd w:val="clear" w:color="ffffff"/>
+        <w:tcBorders>
+          <w:top w:val="none" w:color="000000" w:sz="4" w:space="0"/>
+          <w:left w:val="none" w:color="000000" w:sz="4" w:space="0"/>
+          <w:bottom w:val="none" w:color="000000" w:sz="4" w:space="0"/>
+          <w:right w:val="none" w:color="000000" w:sz="4" w:space="0"/>
+        </w:tcBorders>
+      </w:tcPr>
+    </w:tblStylePr>
     <w:tblStylePr w:type="nwCell">
       <w:pPr>
         <w:pBdr/>
@@ -9164,9 +11378,9 @@
       </w:tcPr>
     </w:tblStylePr>
   </w:style>
-  <w:style w:type="table" w:styleId="38">
+  <w:style w:type="table" w:styleId="730">
     <w:name w:val="Grid Table 3 - Accent 5"/>
-    <w:basedOn w:val="11"/>
+    <w:basedOn w:val="703"/>
     <w:uiPriority w:val="99"/>
     <w:pPr>
       <w:pBdr/>
@@ -9265,29 +11479,6 @@
         <w:tblBorders/>
       </w:tblPr>
       <w:tcPr>
-        <w:shd w:color="ffffff"/>
-        <w:tcBorders>
-          <w:top w:val="none" w:color="000000" w:sz="4" w:space="0"/>
-          <w:left w:val="none" w:color="000000" w:sz="4" w:space="0"/>
-          <w:bottom w:val="none" w:color="000000" w:sz="4" w:space="0"/>
-          <w:right w:val="none" w:color="000000" w:sz="4" w:space="0"/>
-        </w:tcBorders>
-      </w:tcPr>
-    </w:tblStylePr>
-    <w:tblStylePr w:type="firstRow">
-      <w:rPr>
-        <w:b/>
-        <w:color w:val="404040"/>
-      </w:rPr>
-      <w:pPr>
-        <w:pBdr/>
-        <w:spacing/>
-        <w:ind/>
-      </w:pPr>
-      <w:tblPr>
-        <w:tblBorders/>
-      </w:tblPr>
-      <w:tcPr>
         <w:shd w:val="clear" w:color="ffffff"/>
         <w:tcBorders>
           <w:top w:val="none" w:color="000000" w:sz="4" w:space="0"/>
@@ -9297,30 +11488,7 @@
         </w:tcBorders>
       </w:tcPr>
     </w:tblStylePr>
-    <w:tblStylePr w:type="lastCol">
-      <w:rPr>
-        <w:i/>
-        <w:color w:val="404040"/>
-      </w:rPr>
-      <w:pPr>
-        <w:pBdr/>
-        <w:spacing/>
-        <w:ind/>
-      </w:pPr>
-      <w:tblPr>
-        <w:tblBorders/>
-      </w:tblPr>
-      <w:tcPr>
-        <w:shd w:color="ffffff"/>
-        <w:tcBorders>
-          <w:top w:val="none" w:color="000000" w:sz="4" w:space="0"/>
-          <w:left w:val="none" w:color="000000" w:sz="4" w:space="0"/>
-          <w:bottom w:val="none" w:color="000000" w:sz="4" w:space="0"/>
-          <w:right w:val="none" w:color="000000" w:sz="4" w:space="0"/>
-        </w:tcBorders>
-      </w:tcPr>
-    </w:tblStylePr>
-    <w:tblStylePr w:type="lastRow">
+    <w:tblStylePr w:type="firstRow">
       <w:rPr>
         <w:b/>
         <w:color w:val="404040"/>
@@ -9343,6 +11511,52 @@
         </w:tcBorders>
       </w:tcPr>
     </w:tblStylePr>
+    <w:tblStylePr w:type="lastCol">
+      <w:rPr>
+        <w:i/>
+        <w:color w:val="404040"/>
+      </w:rPr>
+      <w:pPr>
+        <w:pBdr/>
+        <w:spacing/>
+        <w:ind/>
+      </w:pPr>
+      <w:tblPr>
+        <w:tblBorders/>
+      </w:tblPr>
+      <w:tcPr>
+        <w:shd w:val="clear" w:color="ffffff"/>
+        <w:tcBorders>
+          <w:top w:val="none" w:color="000000" w:sz="4" w:space="0"/>
+          <w:left w:val="none" w:color="000000" w:sz="4" w:space="0"/>
+          <w:bottom w:val="none" w:color="000000" w:sz="4" w:space="0"/>
+          <w:right w:val="none" w:color="000000" w:sz="4" w:space="0"/>
+        </w:tcBorders>
+      </w:tcPr>
+    </w:tblStylePr>
+    <w:tblStylePr w:type="lastRow">
+      <w:rPr>
+        <w:b/>
+        <w:color w:val="404040"/>
+      </w:rPr>
+      <w:pPr>
+        <w:pBdr/>
+        <w:spacing/>
+        <w:ind/>
+      </w:pPr>
+      <w:tblPr>
+        <w:tblBorders/>
+      </w:tblPr>
+      <w:tcPr>
+        <w:shd w:val="clear" w:color="ffffff"/>
+        <w:tcBorders>
+          <w:top w:val="none" w:color="000000" w:sz="4" w:space="0"/>
+          <w:left w:val="none" w:color="000000" w:sz="4" w:space="0"/>
+          <w:bottom w:val="none" w:color="000000" w:sz="4" w:space="0"/>
+          <w:right w:val="none" w:color="000000" w:sz="4" w:space="0"/>
+        </w:tcBorders>
+      </w:tcPr>
+    </w:tblStylePr>
     <w:tblStylePr w:type="nwCell">
       <w:pPr>
         <w:pBdr/>
@@ -9409,9 +11623,9 @@
       </w:tcPr>
     </w:tblStylePr>
   </w:style>
-  <w:style w:type="table" w:styleId="39">
+  <w:style w:type="table" w:styleId="731">
     <w:name w:val="Grid Table 3 - Accent 6"/>
-    <w:basedOn w:val="11"/>
+    <w:basedOn w:val="703"/>
     <w:uiPriority w:val="99"/>
     <w:pPr>
       <w:pBdr/>
@@ -9510,29 +11724,6 @@
         <w:tblBorders/>
       </w:tblPr>
       <w:tcPr>
-        <w:shd w:color="ffffff"/>
-        <w:tcBorders>
-          <w:top w:val="none" w:color="000000" w:sz="4" w:space="0"/>
-          <w:left w:val="none" w:color="000000" w:sz="4" w:space="0"/>
-          <w:bottom w:val="none" w:color="000000" w:sz="4" w:space="0"/>
-          <w:right w:val="none" w:color="000000" w:sz="4" w:space="0"/>
-        </w:tcBorders>
-      </w:tcPr>
-    </w:tblStylePr>
-    <w:tblStylePr w:type="firstRow">
-      <w:rPr>
-        <w:b/>
-        <w:color w:val="404040"/>
-      </w:rPr>
-      <w:pPr>
-        <w:pBdr/>
-        <w:spacing/>
-        <w:ind/>
-      </w:pPr>
-      <w:tblPr>
-        <w:tblBorders/>
-      </w:tblPr>
-      <w:tcPr>
         <w:shd w:val="clear" w:color="ffffff"/>
         <w:tcBorders>
           <w:top w:val="none" w:color="000000" w:sz="4" w:space="0"/>
@@ -9542,30 +11733,7 @@
         </w:tcBorders>
       </w:tcPr>
     </w:tblStylePr>
-    <w:tblStylePr w:type="lastCol">
-      <w:rPr>
-        <w:i/>
-        <w:color w:val="404040"/>
-      </w:rPr>
-      <w:pPr>
-        <w:pBdr/>
-        <w:spacing/>
-        <w:ind/>
-      </w:pPr>
-      <w:tblPr>
-        <w:tblBorders/>
-      </w:tblPr>
-      <w:tcPr>
-        <w:shd w:color="ffffff"/>
-        <w:tcBorders>
-          <w:top w:val="none" w:color="000000" w:sz="4" w:space="0"/>
-          <w:left w:val="none" w:color="000000" w:sz="4" w:space="0"/>
-          <w:bottom w:val="none" w:color="000000" w:sz="4" w:space="0"/>
-          <w:right w:val="none" w:color="000000" w:sz="4" w:space="0"/>
-        </w:tcBorders>
-      </w:tcPr>
-    </w:tblStylePr>
-    <w:tblStylePr w:type="lastRow">
+    <w:tblStylePr w:type="firstRow">
       <w:rPr>
         <w:b/>
         <w:color w:val="404040"/>
@@ -9588,6 +11756,52 @@
         </w:tcBorders>
       </w:tcPr>
     </w:tblStylePr>
+    <w:tblStylePr w:type="lastCol">
+      <w:rPr>
+        <w:i/>
+        <w:color w:val="404040"/>
+      </w:rPr>
+      <w:pPr>
+        <w:pBdr/>
+        <w:spacing/>
+        <w:ind/>
+      </w:pPr>
+      <w:tblPr>
+        <w:tblBorders/>
+      </w:tblPr>
+      <w:tcPr>
+        <w:shd w:val="clear" w:color="ffffff"/>
+        <w:tcBorders>
+          <w:top w:val="none" w:color="000000" w:sz="4" w:space="0"/>
+          <w:left w:val="none" w:color="000000" w:sz="4" w:space="0"/>
+          <w:bottom w:val="none" w:color="000000" w:sz="4" w:space="0"/>
+          <w:right w:val="none" w:color="000000" w:sz="4" w:space="0"/>
+        </w:tcBorders>
+      </w:tcPr>
+    </w:tblStylePr>
+    <w:tblStylePr w:type="lastRow">
+      <w:rPr>
+        <w:b/>
+        <w:color w:val="404040"/>
+      </w:rPr>
+      <w:pPr>
+        <w:pBdr/>
+        <w:spacing/>
+        <w:ind/>
+      </w:pPr>
+      <w:tblPr>
+        <w:tblBorders/>
+      </w:tblPr>
+      <w:tcPr>
+        <w:shd w:val="clear" w:color="ffffff"/>
+        <w:tcBorders>
+          <w:top w:val="none" w:color="000000" w:sz="4" w:space="0"/>
+          <w:left w:val="none" w:color="000000" w:sz="4" w:space="0"/>
+          <w:bottom w:val="none" w:color="000000" w:sz="4" w:space="0"/>
+          <w:right w:val="none" w:color="000000" w:sz="4" w:space="0"/>
+        </w:tcBorders>
+      </w:tcPr>
+    </w:tblStylePr>
     <w:tblStylePr w:type="nwCell">
       <w:pPr>
         <w:pBdr/>
@@ -9654,9 +11868,9 @@
       </w:tcPr>
     </w:tblStylePr>
   </w:style>
-  <w:style w:type="table" w:styleId="40">
+  <w:style w:type="table" w:styleId="732">
     <w:name w:val="Grid Table 4"/>
-    <w:basedOn w:val="11"/>
+    <w:basedOn w:val="703"/>
     <w:uiPriority w:val="59"/>
     <w:pPr>
       <w:pBdr/>
@@ -9887,9 +12101,9 @@
       </w:tcPr>
     </w:tblStylePr>
   </w:style>
-  <w:style w:type="table" w:styleId="41">
+  <w:style w:type="table" w:styleId="733">
     <w:name w:val="Grid Table 4 - Accent 1"/>
-    <w:basedOn w:val="11"/>
+    <w:basedOn w:val="703"/>
     <w:uiPriority w:val="59"/>
     <w:pPr>
       <w:pBdr/>
@@ -10120,9 +12334,9 @@
       </w:tcPr>
     </w:tblStylePr>
   </w:style>
-  <w:style w:type="table" w:styleId="42">
+  <w:style w:type="table" w:styleId="734">
     <w:name w:val="Grid Table 4 - Accent 2"/>
-    <w:basedOn w:val="11"/>
+    <w:basedOn w:val="703"/>
     <w:uiPriority w:val="59"/>
     <w:pPr>
       <w:pBdr/>
@@ -10353,9 +12567,9 @@
       </w:tcPr>
     </w:tblStylePr>
   </w:style>
-  <w:style w:type="table" w:styleId="43">
+  <w:style w:type="table" w:styleId="735">
     <w:name w:val="Grid Table 4 - Accent 3"/>
-    <w:basedOn w:val="11"/>
+    <w:basedOn w:val="703"/>
     <w:uiPriority w:val="59"/>
     <w:pPr>
       <w:pBdr/>
@@ -10586,9 +12800,9 @@
       </w:tcPr>
     </w:tblStylePr>
   </w:style>
-  <w:style w:type="table" w:styleId="44">
+  <w:style w:type="table" w:styleId="736">
     <w:name w:val="Grid Table 4 - Accent 4"/>
-    <w:basedOn w:val="11"/>
+    <w:basedOn w:val="703"/>
     <w:uiPriority w:val="59"/>
     <w:pPr>
       <w:pBdr/>
@@ -10819,9 +13033,9 @@
       </w:tcPr>
     </w:tblStylePr>
   </w:style>
-  <w:style w:type="table" w:styleId="45">
+  <w:style w:type="table" w:styleId="737">
     <w:name w:val="Grid Table 4 - Accent 5"/>
-    <w:basedOn w:val="11"/>
+    <w:basedOn w:val="703"/>
     <w:uiPriority w:val="59"/>
     <w:pPr>
       <w:pBdr/>
@@ -11052,9 +13266,9 @@
       </w:tcPr>
     </w:tblStylePr>
   </w:style>
-  <w:style w:type="table" w:styleId="46">
+  <w:style w:type="table" w:styleId="738">
     <w:name w:val="Grid Table 4 - Accent 6"/>
-    <w:basedOn w:val="11"/>
+    <w:basedOn w:val="703"/>
     <w:uiPriority w:val="59"/>
     <w:pPr>
       <w:pBdr/>
@@ -11285,9 +13499,9 @@
       </w:tcPr>
     </w:tblStylePr>
   </w:style>
-  <w:style w:type="table" w:styleId="47">
+  <w:style w:type="table" w:styleId="739">
     <w:name w:val="Grid Table 5 Dark"/>
-    <w:basedOn w:val="11"/>
+    <w:basedOn w:val="703"/>
     <w:uiPriority w:val="99"/>
     <w:pPr>
       <w:pBdr/>
@@ -11513,9 +13727,9 @@
       </w:tcPr>
     </w:tblStylePr>
   </w:style>
-  <w:style w:type="table" w:styleId="48">
+  <w:style w:type="table" w:styleId="740">
     <w:name w:val="Grid Table 5 Dark- Accent 1"/>
-    <w:basedOn w:val="11"/>
+    <w:basedOn w:val="703"/>
     <w:uiPriority w:val="99"/>
     <w:pPr>
       <w:pBdr/>
@@ -11741,9 +13955,9 @@
       </w:tcPr>
     </w:tblStylePr>
   </w:style>
-  <w:style w:type="table" w:styleId="49">
+  <w:style w:type="table" w:styleId="741">
     <w:name w:val="Grid Table 5 Dark - Accent 2"/>
-    <w:basedOn w:val="11"/>
+    <w:basedOn w:val="703"/>
     <w:uiPriority w:val="99"/>
     <w:pPr>
       <w:pBdr/>
@@ -11969,9 +14183,9 @@
       </w:tcPr>
     </w:tblStylePr>
   </w:style>
-  <w:style w:type="table" w:styleId="50">
+  <w:style w:type="table" w:styleId="742">
     <w:name w:val="Grid Table 5 Dark - Accent 3"/>
-    <w:basedOn w:val="11"/>
+    <w:basedOn w:val="703"/>
     <w:uiPriority w:val="99"/>
     <w:pPr>
       <w:pBdr/>
@@ -12197,9 +14411,9 @@
       </w:tcPr>
     </w:tblStylePr>
   </w:style>
-  <w:style w:type="table" w:styleId="51">
+  <w:style w:type="table" w:styleId="743">
     <w:name w:val="Grid Table 5 Dark- Accent 4"/>
-    <w:basedOn w:val="11"/>
+    <w:basedOn w:val="703"/>
     <w:uiPriority w:val="99"/>
     <w:pPr>
       <w:pBdr/>
@@ -12425,9 +14639,9 @@
       </w:tcPr>
     </w:tblStylePr>
   </w:style>
-  <w:style w:type="table" w:styleId="52">
+  <w:style w:type="table" w:styleId="744">
     <w:name w:val="Grid Table 5 Dark - Accent 5"/>
-    <w:basedOn w:val="11"/>
+    <w:basedOn w:val="703"/>
     <w:uiPriority w:val="99"/>
     <w:pPr>
       <w:pBdr/>
@@ -12653,9 +14867,9 @@
       </w:tcPr>
     </w:tblStylePr>
   </w:style>
-  <w:style w:type="table" w:styleId="53">
+  <w:style w:type="table" w:styleId="745">
     <w:name w:val="Grid Table 5 Dark - Accent 6"/>
-    <w:basedOn w:val="11"/>
+    <w:basedOn w:val="703"/>
     <w:uiPriority w:val="99"/>
     <w:pPr>
       <w:pBdr/>
@@ -12881,9 +15095,9 @@
       </w:tcPr>
     </w:tblStylePr>
   </w:style>
-  <w:style w:type="table" w:styleId="54">
+  <w:style w:type="table" w:styleId="746">
     <w:name w:val="Grid Table 6 Colorful"/>
-    <w:basedOn w:val="11"/>
+    <w:basedOn w:val="703"/>
     <w:uiPriority w:val="99"/>
     <w:pPr>
       <w:pBdr/>
@@ -13111,9 +15325,9 @@
       </w:tcPr>
     </w:tblStylePr>
   </w:style>
-  <w:style w:type="table" w:styleId="55">
+  <w:style w:type="table" w:styleId="747">
     <w:name w:val="Grid Table 6 Colorful - Accent 1"/>
-    <w:basedOn w:val="11"/>
+    <w:basedOn w:val="703"/>
     <w:uiPriority w:val="99"/>
     <w:pPr>
       <w:pBdr/>
@@ -13341,9 +15555,9 @@
       </w:tcPr>
     </w:tblStylePr>
   </w:style>
-  <w:style w:type="table" w:styleId="56">
+  <w:style w:type="table" w:styleId="748">
     <w:name w:val="Grid Table 6 Colorful - Accent 2"/>
-    <w:basedOn w:val="11"/>
+    <w:basedOn w:val="703"/>
     <w:uiPriority w:val="99"/>
     <w:pPr>
       <w:pBdr/>
@@ -13571,9 +15785,9 @@
       </w:tcPr>
     </w:tblStylePr>
   </w:style>
-  <w:style w:type="table" w:styleId="57">
+  <w:style w:type="table" w:styleId="749">
     <w:name w:val="Grid Table 6 Colorful - Accent 3"/>
-    <w:basedOn w:val="11"/>
+    <w:basedOn w:val="703"/>
     <w:uiPriority w:val="99"/>
     <w:pPr>
       <w:pBdr/>
@@ -13801,9 +16015,9 @@
       </w:tcPr>
     </w:tblStylePr>
   </w:style>
-  <w:style w:type="table" w:styleId="58">
+  <w:style w:type="table" w:styleId="750">
     <w:name w:val="Grid Table 6 Colorful - Accent 4"/>
-    <w:basedOn w:val="11"/>
+    <w:basedOn w:val="703"/>
     <w:uiPriority w:val="99"/>
     <w:pPr>
       <w:pBdr/>
@@ -14031,9 +16245,9 @@
       </w:tcPr>
     </w:tblStylePr>
   </w:style>
-  <w:style w:type="table" w:styleId="59">
+  <w:style w:type="table" w:styleId="751">
     <w:name w:val="Grid Table 6 Colorful - Accent 5"/>
-    <w:basedOn w:val="11"/>
+    <w:basedOn w:val="703"/>
     <w:uiPriority w:val="99"/>
     <w:pPr>
       <w:pBdr/>
@@ -14261,9 +16475,9 @@
       </w:tcPr>
     </w:tblStylePr>
   </w:style>
-  <w:style w:type="table" w:styleId="60">
+  <w:style w:type="table" w:styleId="752">
     <w:name w:val="Grid Table 6 Colorful - Accent 6"/>
-    <w:basedOn w:val="11"/>
+    <w:basedOn w:val="703"/>
     <w:uiPriority w:val="99"/>
     <w:pPr>
       <w:pBdr/>
@@ -14491,9 +16705,9 @@
       </w:tcPr>
     </w:tblStylePr>
   </w:style>
-  <w:style w:type="table" w:styleId="61">
+  <w:style w:type="table" w:styleId="753">
     <w:name w:val="Grid Table 7 Colorful"/>
-    <w:basedOn w:val="11"/>
+    <w:basedOn w:val="703"/>
     <w:uiPriority w:val="99"/>
     <w:pPr>
       <w:pBdr/>
@@ -14595,11 +16809,11 @@
         <w:tblBorders/>
       </w:tblPr>
       <w:tcPr>
-        <w:shd w:color="ffffff"/>
+        <w:shd w:val="clear" w:color="ffffff"/>
         <w:tcBorders>
-          <w:top w:val="none"/>
-          <w:left w:val="none"/>
-          <w:bottom w:val="none"/>
+          <w:top w:val="none" w:color="000000" w:sz="4" w:space="0"/>
+          <w:left w:val="none" w:color="000000" w:sz="4" w:space="0"/>
+          <w:bottom w:val="none" w:color="000000" w:sz="4" w:space="0"/>
           <w:right w:val="single" w:color="000000" w:themeColor="text1" w:themeTint="80" w:sz="4" w:space="0"/>
         </w:tcBorders>
       </w:tcPr>
@@ -14622,10 +16836,10 @@
       <w:tcPr>
         <w:shd w:val="clear" w:color="ffffff" w:themeColor="light1" w:fill="ffffff" w:themeFill="light1"/>
         <w:tcBorders>
-          <w:top w:val="none"/>
-          <w:left w:val="none"/>
+          <w:top w:val="none" w:color="000000" w:sz="4" w:space="0"/>
+          <w:left w:val="none" w:color="000000" w:sz="4" w:space="0"/>
           <w:bottom w:val="single" w:color="000000" w:themeColor="text1" w:themeTint="80" w:sz="4" w:space="0"/>
-          <w:right w:val="none"/>
+          <w:right w:val="none" w:color="000000" w:sz="4" w:space="0"/>
         </w:tcBorders>
       </w:tcPr>
     </w:tblStylePr>
@@ -14645,12 +16859,12 @@
         <w:tblBorders/>
       </w:tblPr>
       <w:tcPr>
-        <w:shd w:color="ffffff"/>
+        <w:shd w:val="clear" w:color="ffffff"/>
         <w:tcBorders>
-          <w:top w:val="none"/>
+          <w:top w:val="none" w:color="000000" w:sz="4" w:space="0"/>
           <w:left w:val="single" w:color="000000" w:themeColor="text1" w:themeTint="80" w:sz="4" w:space="0"/>
-          <w:bottom w:val="none"/>
-          <w:right w:val="none"/>
+          <w:bottom w:val="none" w:color="000000" w:sz="4" w:space="0"/>
+          <w:right w:val="none" w:color="000000" w:sz="4" w:space="0"/>
         </w:tcBorders>
       </w:tcPr>
     </w:tblStylePr>
@@ -14673,9 +16887,9 @@
         <w:shd w:val="clear" w:color="ffffff" w:themeColor="light1" w:fill="ffffff" w:themeFill="light1"/>
         <w:tcBorders>
           <w:top w:val="single" w:color="000000" w:themeColor="text1" w:themeTint="80" w:sz="4" w:space="0"/>
-          <w:left w:val="none"/>
-          <w:bottom w:val="none"/>
-          <w:right w:val="none"/>
+          <w:left w:val="none" w:color="000000" w:sz="4" w:space="0"/>
+          <w:bottom w:val="none" w:color="000000" w:sz="4" w:space="0"/>
+          <w:right w:val="none" w:color="000000" w:sz="4" w:space="0"/>
         </w:tcBorders>
       </w:tcPr>
     </w:tblStylePr>
@@ -14745,9 +16959,9 @@
       </w:tcPr>
     </w:tblStylePr>
   </w:style>
-  <w:style w:type="table" w:styleId="62">
+  <w:style w:type="table" w:styleId="754">
     <w:name w:val="Grid Table 7 Colorful - Accent 1"/>
-    <w:basedOn w:val="11"/>
+    <w:basedOn w:val="703"/>
     <w:uiPriority w:val="99"/>
     <w:pPr>
       <w:pBdr/>
@@ -14849,11 +17063,11 @@
         <w:tblBorders/>
       </w:tblPr>
       <w:tcPr>
-        <w:shd w:color="ffffff"/>
+        <w:shd w:val="clear" w:color="ffffff"/>
         <w:tcBorders>
-          <w:top w:val="none"/>
-          <w:left w:val="none"/>
-          <w:bottom w:val="none"/>
+          <w:top w:val="none" w:color="000000" w:sz="4" w:space="0"/>
+          <w:left w:val="none" w:color="000000" w:sz="4" w:space="0"/>
+          <w:bottom w:val="none" w:color="000000" w:sz="4" w:space="0"/>
           <w:right w:val="single" w:color="000000" w:themeColor="accent1" w:themeTint="80" w:sz="4" w:space="0"/>
         </w:tcBorders>
       </w:tcPr>
@@ -14876,10 +17090,10 @@
       <w:tcPr>
         <w:shd w:val="clear" w:color="ffffff" w:themeColor="light1" w:fill="ffffff" w:themeFill="light1"/>
         <w:tcBorders>
-          <w:top w:val="none"/>
-          <w:left w:val="none"/>
+          <w:top w:val="none" w:color="000000" w:sz="4" w:space="0"/>
+          <w:left w:val="none" w:color="000000" w:sz="4" w:space="0"/>
           <w:bottom w:val="single" w:color="000000" w:themeColor="accent1" w:themeTint="80" w:sz="4" w:space="0"/>
-          <w:right w:val="none"/>
+          <w:right w:val="none" w:color="000000" w:sz="4" w:space="0"/>
         </w:tcBorders>
       </w:tcPr>
     </w:tblStylePr>
@@ -14899,12 +17113,12 @@
         <w:tblBorders/>
       </w:tblPr>
       <w:tcPr>
-        <w:shd w:color="ffffff"/>
+        <w:shd w:val="clear" w:color="ffffff"/>
         <w:tcBorders>
-          <w:top w:val="none"/>
+          <w:top w:val="none" w:color="000000" w:sz="4" w:space="0"/>
           <w:left w:val="single" w:color="000000" w:themeColor="accent1" w:themeTint="80" w:sz="4" w:space="0"/>
-          <w:bottom w:val="none"/>
-          <w:right w:val="none"/>
+          <w:bottom w:val="none" w:color="000000" w:sz="4" w:space="0"/>
+          <w:right w:val="none" w:color="000000" w:sz="4" w:space="0"/>
         </w:tcBorders>
       </w:tcPr>
     </w:tblStylePr>
@@ -14927,9 +17141,9 @@
         <w:shd w:val="clear" w:color="ffffff" w:themeColor="light1" w:fill="ffffff" w:themeFill="light1"/>
         <w:tcBorders>
           <w:top w:val="single" w:color="000000" w:themeColor="accent1" w:themeTint="80" w:sz="4" w:space="0"/>
-          <w:left w:val="none"/>
-          <w:bottom w:val="none"/>
-          <w:right w:val="none"/>
+          <w:left w:val="none" w:color="000000" w:sz="4" w:space="0"/>
+          <w:bottom w:val="none" w:color="000000" w:sz="4" w:space="0"/>
+          <w:right w:val="none" w:color="000000" w:sz="4" w:space="0"/>
         </w:tcBorders>
       </w:tcPr>
     </w:tblStylePr>
@@ -14999,9 +17213,9 @@
       </w:tcPr>
     </w:tblStylePr>
   </w:style>
-  <w:style w:type="table" w:styleId="63">
+  <w:style w:type="table" w:styleId="755">
     <w:name w:val="Grid Table 7 Colorful - Accent 2"/>
-    <w:basedOn w:val="11"/>
+    <w:basedOn w:val="703"/>
     <w:uiPriority w:val="99"/>
     <w:pPr>
       <w:pBdr/>
@@ -15103,11 +17317,11 @@
         <w:tblBorders/>
       </w:tblPr>
       <w:tcPr>
-        <w:shd w:color="ffffff"/>
+        <w:shd w:val="clear" w:color="ffffff"/>
         <w:tcBorders>
-          <w:top w:val="none"/>
-          <w:left w:val="none"/>
-          <w:bottom w:val="none"/>
+          <w:top w:val="none" w:color="000000" w:sz="4" w:space="0"/>
+          <w:left w:val="none" w:color="000000" w:sz="4" w:space="0"/>
+          <w:bottom w:val="none" w:color="000000" w:sz="4" w:space="0"/>
           <w:right w:val="single" w:color="000000" w:themeColor="accent2" w:themeTint="97" w:sz="4" w:space="0"/>
         </w:tcBorders>
       </w:tcPr>
@@ -15130,10 +17344,10 @@
       <w:tcPr>
         <w:shd w:val="clear" w:color="ffffff" w:themeColor="light1" w:fill="ffffff" w:themeFill="light1"/>
         <w:tcBorders>
-          <w:top w:val="none"/>
-          <w:left w:val="none"/>
+          <w:top w:val="none" w:color="000000" w:sz="4" w:space="0"/>
+          <w:left w:val="none" w:color="000000" w:sz="4" w:space="0"/>
           <w:bottom w:val="single" w:color="000000" w:themeColor="accent2" w:themeTint="97" w:sz="4" w:space="0"/>
-          <w:right w:val="none"/>
+          <w:right w:val="none" w:color="000000" w:sz="4" w:space="0"/>
         </w:tcBorders>
       </w:tcPr>
     </w:tblStylePr>
@@ -15153,12 +17367,12 @@
         <w:tblBorders/>
       </w:tblPr>
       <w:tcPr>
-        <w:shd w:color="ffffff"/>
+        <w:shd w:val="clear" w:color="ffffff"/>
         <w:tcBorders>
-          <w:top w:val="none"/>
+          <w:top w:val="none" w:color="000000" w:sz="4" w:space="0"/>
           <w:left w:val="single" w:color="000000" w:themeColor="accent2" w:themeTint="97" w:sz="4" w:space="0"/>
-          <w:bottom w:val="none"/>
-          <w:right w:val="none"/>
+          <w:bottom w:val="none" w:color="000000" w:sz="4" w:space="0"/>
+          <w:right w:val="none" w:color="000000" w:sz="4" w:space="0"/>
         </w:tcBorders>
       </w:tcPr>
     </w:tblStylePr>
@@ -15181,9 +17395,9 @@
         <w:shd w:val="clear" w:color="ffffff" w:themeColor="light1" w:fill="ffffff" w:themeFill="light1"/>
         <w:tcBorders>
           <w:top w:val="single" w:color="000000" w:themeColor="accent2" w:themeTint="97" w:sz="4" w:space="0"/>
-          <w:left w:val="none"/>
-          <w:bottom w:val="none"/>
-          <w:right w:val="none"/>
+          <w:left w:val="none" w:color="000000" w:sz="4" w:space="0"/>
+          <w:bottom w:val="none" w:color="000000" w:sz="4" w:space="0"/>
+          <w:right w:val="none" w:color="000000" w:sz="4" w:space="0"/>
         </w:tcBorders>
       </w:tcPr>
     </w:tblStylePr>
@@ -15253,9 +17467,9 @@
       </w:tcPr>
     </w:tblStylePr>
   </w:style>
-  <w:style w:type="table" w:styleId="64">
+  <w:style w:type="table" w:styleId="756">
     <w:name w:val="Grid Table 7 Colorful - Accent 3"/>
-    <w:basedOn w:val="11"/>
+    <w:basedOn w:val="703"/>
     <w:uiPriority w:val="99"/>
     <w:pPr>
       <w:pBdr/>
@@ -15357,11 +17571,11 @@
         <w:tblBorders/>
       </w:tblPr>
       <w:tcPr>
-        <w:shd w:color="ffffff"/>
+        <w:shd w:val="clear" w:color="ffffff"/>
         <w:tcBorders>
-          <w:top w:val="none"/>
-          <w:left w:val="none"/>
-          <w:bottom w:val="none"/>
+          <w:top w:val="none" w:color="000000" w:sz="4" w:space="0"/>
+          <w:left w:val="none" w:color="000000" w:sz="4" w:space="0"/>
+          <w:bottom w:val="none" w:color="000000" w:sz="4" w:space="0"/>
           <w:right w:val="single" w:color="000000" w:themeColor="accent3" w:themeTint="FE" w:sz="4" w:space="0"/>
         </w:tcBorders>
       </w:tcPr>
@@ -15384,10 +17598,10 @@
       <w:tcPr>
         <w:shd w:val="clear" w:color="ffffff" w:themeColor="light1" w:fill="ffffff" w:themeFill="light1"/>
         <w:tcBorders>
-          <w:top w:val="none"/>
-          <w:left w:val="none"/>
+          <w:top w:val="none" w:color="000000" w:sz="4" w:space="0"/>
+          <w:left w:val="none" w:color="000000" w:sz="4" w:space="0"/>
           <w:bottom w:val="single" w:color="000000" w:themeColor="accent3" w:themeTint="FE" w:sz="4" w:space="0"/>
-          <w:right w:val="none"/>
+          <w:right w:val="none" w:color="000000" w:sz="4" w:space="0"/>
         </w:tcBorders>
       </w:tcPr>
     </w:tblStylePr>
@@ -15407,12 +17621,12 @@
         <w:tblBorders/>
       </w:tblPr>
       <w:tcPr>
-        <w:shd w:color="ffffff"/>
+        <w:shd w:val="clear" w:color="ffffff"/>
         <w:tcBorders>
-          <w:top w:val="none"/>
+          <w:top w:val="none" w:color="000000" w:sz="4" w:space="0"/>
           <w:left w:val="single" w:color="000000" w:themeColor="accent3" w:themeTint="FE" w:sz="4" w:space="0"/>
-          <w:bottom w:val="none"/>
-          <w:right w:val="none"/>
+          <w:bottom w:val="none" w:color="000000" w:sz="4" w:space="0"/>
+          <w:right w:val="none" w:color="000000" w:sz="4" w:space="0"/>
         </w:tcBorders>
       </w:tcPr>
     </w:tblStylePr>
@@ -15435,9 +17649,9 @@
         <w:shd w:val="clear" w:color="ffffff" w:themeColor="light1" w:fill="ffffff" w:themeFill="light1"/>
         <w:tcBorders>
           <w:top w:val="single" w:color="000000" w:themeColor="accent3" w:themeTint="FE" w:sz="4" w:space="0"/>
-          <w:left w:val="none"/>
-          <w:bottom w:val="none"/>
-          <w:right w:val="none"/>
+          <w:left w:val="none" w:color="000000" w:sz="4" w:space="0"/>
+          <w:bottom w:val="none" w:color="000000" w:sz="4" w:space="0"/>
+          <w:right w:val="none" w:color="000000" w:sz="4" w:space="0"/>
         </w:tcBorders>
       </w:tcPr>
     </w:tblStylePr>
@@ -15507,9 +17721,9 @@
       </w:tcPr>
     </w:tblStylePr>
   </w:style>
-  <w:style w:type="table" w:styleId="65">
+  <w:style w:type="table" w:styleId="757">
     <w:name w:val="Grid Table 7 Colorful - Accent 4"/>
-    <w:basedOn w:val="11"/>
+    <w:basedOn w:val="703"/>
     <w:uiPriority w:val="99"/>
     <w:pPr>
       <w:pBdr/>
@@ -15611,11 +17825,11 @@
         <w:tblBorders/>
       </w:tblPr>
       <w:tcPr>
-        <w:shd w:color="ffffff"/>
+        <w:shd w:val="clear" w:color="ffffff"/>
         <w:tcBorders>
-          <w:top w:val="none"/>
-          <w:left w:val="none"/>
-          <w:bottom w:val="none"/>
+          <w:top w:val="none" w:color="000000" w:sz="4" w:space="0"/>
+          <w:left w:val="none" w:color="000000" w:sz="4" w:space="0"/>
+          <w:bottom w:val="none" w:color="000000" w:sz="4" w:space="0"/>
           <w:right w:val="single" w:color="000000" w:themeColor="accent4" w:themeTint="9A" w:sz="4" w:space="0"/>
         </w:tcBorders>
       </w:tcPr>
@@ -15638,10 +17852,10 @@
       <w:tcPr>
         <w:shd w:val="clear" w:color="ffffff" w:themeColor="light1" w:fill="ffffff" w:themeFill="light1"/>
         <w:tcBorders>
-          <w:top w:val="none"/>
-          <w:left w:val="none"/>
+          <w:top w:val="none" w:color="000000" w:sz="4" w:space="0"/>
+          <w:left w:val="none" w:color="000000" w:sz="4" w:space="0"/>
           <w:bottom w:val="single" w:color="000000" w:themeColor="accent4" w:themeTint="9A" w:sz="4" w:space="0"/>
-          <w:right w:val="none"/>
+          <w:right w:val="none" w:color="000000" w:sz="4" w:space="0"/>
         </w:tcBorders>
       </w:tcPr>
     </w:tblStylePr>
@@ -15661,12 +17875,12 @@
         <w:tblBorders/>
       </w:tblPr>
       <w:tcPr>
-        <w:shd w:color="ffffff"/>
+        <w:shd w:val="clear" w:color="ffffff"/>
         <w:tcBorders>
-          <w:top w:val="none"/>
+          <w:top w:val="none" w:color="000000" w:sz="4" w:space="0"/>
           <w:left w:val="single" w:color="000000" w:themeColor="accent4" w:themeTint="9A" w:sz="4" w:space="0"/>
-          <w:bottom w:val="none"/>
-          <w:right w:val="none"/>
+          <w:bottom w:val="none" w:color="000000" w:sz="4" w:space="0"/>
+          <w:right w:val="none" w:color="000000" w:sz="4" w:space="0"/>
         </w:tcBorders>
       </w:tcPr>
     </w:tblStylePr>
@@ -15689,9 +17903,9 @@
         <w:shd w:val="clear" w:color="ffffff" w:themeColor="light1" w:fill="ffffff" w:themeFill="light1"/>
         <w:tcBorders>
           <w:top w:val="single" w:color="000000" w:themeColor="accent4" w:themeTint="9A" w:sz="4" w:space="0"/>
-          <w:left w:val="none"/>
-          <w:bottom w:val="none"/>
-          <w:right w:val="none"/>
+          <w:left w:val="none" w:color="000000" w:sz="4" w:space="0"/>
+          <w:bottom w:val="none" w:color="000000" w:sz="4" w:space="0"/>
+          <w:right w:val="none" w:color="000000" w:sz="4" w:space="0"/>
         </w:tcBorders>
       </w:tcPr>
     </w:tblStylePr>
@@ -15761,9 +17975,9 @@
       </w:tcPr>
     </w:tblStylePr>
   </w:style>
-  <w:style w:type="table" w:styleId="66">
+  <w:style w:type="table" w:styleId="758">
     <w:name w:val="Grid Table 7 Colorful - Accent 5"/>
-    <w:basedOn w:val="11"/>
+    <w:basedOn w:val="703"/>
     <w:uiPriority w:val="99"/>
     <w:pPr>
       <w:pBdr/>
@@ -15865,11 +18079,11 @@
         <w:tblBorders/>
       </w:tblPr>
       <w:tcPr>
-        <w:shd w:color="ffffff"/>
+        <w:shd w:val="clear" w:color="ffffff"/>
         <w:tcBorders>
-          <w:top w:val="none"/>
-          <w:left w:val="none"/>
-          <w:bottom w:val="none"/>
+          <w:top w:val="none" w:color="000000" w:sz="4" w:space="0"/>
+          <w:left w:val="none" w:color="000000" w:sz="4" w:space="0"/>
+          <w:bottom w:val="none" w:color="000000" w:sz="4" w:space="0"/>
           <w:right w:val="single" w:color="000000" w:themeColor="accent5" w:themeTint="90" w:sz="4" w:space="0"/>
         </w:tcBorders>
       </w:tcPr>
@@ -15892,10 +18106,10 @@
       <w:tcPr>
         <w:shd w:val="clear" w:color="ffffff" w:themeColor="light1" w:fill="ffffff" w:themeFill="light1"/>
         <w:tcBorders>
-          <w:top w:val="none"/>
-          <w:left w:val="none"/>
+          <w:top w:val="none" w:color="000000" w:sz="4" w:space="0"/>
+          <w:left w:val="none" w:color="000000" w:sz="4" w:space="0"/>
           <w:bottom w:val="single" w:color="000000" w:themeColor="accent5" w:themeTint="90" w:sz="4" w:space="0"/>
-          <w:right w:val="none"/>
+          <w:right w:val="none" w:color="000000" w:sz="4" w:space="0"/>
         </w:tcBorders>
       </w:tcPr>
     </w:tblStylePr>
@@ -15915,12 +18129,12 @@
         <w:tblBorders/>
       </w:tblPr>
       <w:tcPr>
-        <w:shd w:color="ffffff"/>
+        <w:shd w:val="clear" w:color="ffffff"/>
         <w:tcBorders>
-          <w:top w:val="none"/>
+          <w:top w:val="none" w:color="000000" w:sz="4" w:space="0"/>
           <w:left w:val="single" w:color="000000" w:themeColor="accent5" w:themeTint="90" w:sz="4" w:space="0"/>
-          <w:bottom w:val="none"/>
-          <w:right w:val="none"/>
+          <w:bottom w:val="none" w:color="000000" w:sz="4" w:space="0"/>
+          <w:right w:val="none" w:color="000000" w:sz="4" w:space="0"/>
         </w:tcBorders>
       </w:tcPr>
     </w:tblStylePr>
@@ -15943,9 +18157,9 @@
         <w:shd w:val="clear" w:color="ffffff" w:themeColor="light1" w:fill="ffffff" w:themeFill="light1"/>
         <w:tcBorders>
           <w:top w:val="single" w:color="000000" w:themeColor="accent5" w:themeTint="90" w:sz="4" w:space="0"/>
-          <w:left w:val="none"/>
-          <w:bottom w:val="none"/>
-          <w:right w:val="none"/>
+          <w:left w:val="none" w:color="000000" w:sz="4" w:space="0"/>
+          <w:bottom w:val="none" w:color="000000" w:sz="4" w:space="0"/>
+          <w:right w:val="none" w:color="000000" w:sz="4" w:space="0"/>
         </w:tcBorders>
       </w:tcPr>
     </w:tblStylePr>
@@ -16015,9 +18229,9 @@
       </w:tcPr>
     </w:tblStylePr>
   </w:style>
-  <w:style w:type="table" w:styleId="67">
+  <w:style w:type="table" w:styleId="759">
     <w:name w:val="Grid Table 7 Colorful - Accent 6"/>
-    <w:basedOn w:val="11"/>
+    <w:basedOn w:val="703"/>
     <w:uiPriority w:val="99"/>
     <w:pPr>
       <w:pBdr/>
@@ -16119,11 +18333,11 @@
         <w:tblBorders/>
       </w:tblPr>
       <w:tcPr>
-        <w:shd w:color="ffffff"/>
+        <w:shd w:val="clear" w:color="ffffff"/>
         <w:tcBorders>
-          <w:top w:val="none"/>
-          <w:left w:val="none"/>
-          <w:bottom w:val="none"/>
+          <w:top w:val="none" w:color="000000" w:sz="4" w:space="0"/>
+          <w:left w:val="none" w:color="000000" w:sz="4" w:space="0"/>
+          <w:bottom w:val="none" w:color="000000" w:sz="4" w:space="0"/>
           <w:right w:val="single" w:color="000000" w:themeColor="accent6" w:themeTint="90" w:sz="4" w:space="0"/>
         </w:tcBorders>
       </w:tcPr>
@@ -16146,10 +18360,10 @@
       <w:tcPr>
         <w:shd w:val="clear" w:color="ffffff" w:themeColor="light1" w:fill="ffffff" w:themeFill="light1"/>
         <w:tcBorders>
-          <w:top w:val="none"/>
-          <w:left w:val="none"/>
+          <w:top w:val="none" w:color="000000" w:sz="4" w:space="0"/>
+          <w:left w:val="none" w:color="000000" w:sz="4" w:space="0"/>
           <w:bottom w:val="single" w:color="000000" w:themeColor="accent6" w:themeTint="90" w:sz="4" w:space="0"/>
-          <w:right w:val="none"/>
+          <w:right w:val="none" w:color="000000" w:sz="4" w:space="0"/>
         </w:tcBorders>
       </w:tcPr>
     </w:tblStylePr>
@@ -16169,12 +18383,12 @@
         <w:tblBorders/>
       </w:tblPr>
       <w:tcPr>
-        <w:shd w:color="ffffff"/>
+        <w:shd w:val="clear" w:color="ffffff"/>
         <w:tcBorders>
-          <w:top w:val="none"/>
+          <w:top w:val="none" w:color="000000" w:sz="4" w:space="0"/>
           <w:left w:val="single" w:color="000000" w:themeColor="accent6" w:themeTint="90" w:sz="4" w:space="0"/>
-          <w:bottom w:val="none"/>
-          <w:right w:val="none"/>
+          <w:bottom w:val="none" w:color="000000" w:sz="4" w:space="0"/>
+          <w:right w:val="none" w:color="000000" w:sz="4" w:space="0"/>
         </w:tcBorders>
       </w:tcPr>
     </w:tblStylePr>
@@ -16197,9 +18411,9 @@
         <w:shd w:val="clear" w:color="ffffff" w:themeColor="light1" w:fill="ffffff" w:themeFill="light1"/>
         <w:tcBorders>
           <w:top w:val="single" w:color="000000" w:themeColor="accent6" w:themeTint="90" w:sz="4" w:space="0"/>
-          <w:left w:val="none"/>
-          <w:bottom w:val="none"/>
-          <w:right w:val="none"/>
+          <w:left w:val="none" w:color="000000" w:sz="4" w:space="0"/>
+          <w:bottom w:val="none" w:color="000000" w:sz="4" w:space="0"/>
+          <w:right w:val="none" w:color="000000" w:sz="4" w:space="0"/>
         </w:tcBorders>
       </w:tcPr>
     </w:tblStylePr>
@@ -16269,9 +18483,9 @@
       </w:tcPr>
     </w:tblStylePr>
   </w:style>
-  <w:style w:type="table" w:styleId="68">
+  <w:style w:type="table" w:styleId="760">
     <w:name w:val="List Table 1 Light"/>
-    <w:basedOn w:val="11"/>
+    <w:basedOn w:val="703"/>
     <w:uiPriority w:val="99"/>
     <w:pPr>
       <w:pBdr/>
@@ -16485,9 +18699,9 @@
       </w:tcPr>
     </w:tblStylePr>
   </w:style>
-  <w:style w:type="table" w:styleId="69">
+  <w:style w:type="table" w:styleId="761">
     <w:name w:val="List Table 1 Light - Accent 1"/>
-    <w:basedOn w:val="11"/>
+    <w:basedOn w:val="703"/>
     <w:uiPriority w:val="99"/>
     <w:pPr>
       <w:pBdr/>
@@ -16701,9 +18915,9 @@
       </w:tcPr>
     </w:tblStylePr>
   </w:style>
-  <w:style w:type="table" w:styleId="70">
+  <w:style w:type="table" w:styleId="762">
     <w:name w:val="List Table 1 Light - Accent 2"/>
-    <w:basedOn w:val="11"/>
+    <w:basedOn w:val="703"/>
     <w:uiPriority w:val="99"/>
     <w:pPr>
       <w:pBdr/>
@@ -16917,9 +19131,9 @@
       </w:tcPr>
     </w:tblStylePr>
   </w:style>
-  <w:style w:type="table" w:styleId="71">
+  <w:style w:type="table" w:styleId="763">
     <w:name w:val="List Table 1 Light - Accent 3"/>
-    <w:basedOn w:val="11"/>
+    <w:basedOn w:val="703"/>
     <w:uiPriority w:val="99"/>
     <w:pPr>
       <w:pBdr/>
@@ -17133,9 +19347,9 @@
       </w:tcPr>
     </w:tblStylePr>
   </w:style>
-  <w:style w:type="table" w:styleId="72">
+  <w:style w:type="table" w:styleId="764">
     <w:name w:val="List Table 1 Light - Accent 4"/>
-    <w:basedOn w:val="11"/>
+    <w:basedOn w:val="703"/>
     <w:uiPriority w:val="99"/>
     <w:pPr>
       <w:pBdr/>
@@ -17349,9 +19563,9 @@
       </w:tcPr>
     </w:tblStylePr>
   </w:style>
-  <w:style w:type="table" w:styleId="73">
+  <w:style w:type="table" w:styleId="765">
     <w:name w:val="List Table 1 Light - Accent 5"/>
-    <w:basedOn w:val="11"/>
+    <w:basedOn w:val="703"/>
     <w:uiPriority w:val="99"/>
     <w:pPr>
       <w:pBdr/>
@@ -17565,9 +19779,9 @@
       </w:tcPr>
     </w:tblStylePr>
   </w:style>
-  <w:style w:type="table" w:styleId="74">
+  <w:style w:type="table" w:styleId="766">
     <w:name w:val="List Table 1 Light - Accent 6"/>
-    <w:basedOn w:val="11"/>
+    <w:basedOn w:val="703"/>
     <w:uiPriority w:val="99"/>
     <w:pPr>
       <w:pBdr/>
@@ -17781,9 +19995,9 @@
       </w:tcPr>
     </w:tblStylePr>
   </w:style>
-  <w:style w:type="table" w:styleId="75">
+  <w:style w:type="table" w:styleId="767">
     <w:name w:val="List Table 2"/>
-    <w:basedOn w:val="11"/>
+    <w:basedOn w:val="703"/>
     <w:uiPriority w:val="99"/>
     <w:pPr>
       <w:pBdr/>
@@ -18019,9 +20233,9 @@
       </w:tcPr>
     </w:tblStylePr>
   </w:style>
-  <w:style w:type="table" w:styleId="76">
+  <w:style w:type="table" w:styleId="768">
     <w:name w:val="List Table 2 - Accent 1"/>
-    <w:basedOn w:val="11"/>
+    <w:basedOn w:val="703"/>
     <w:uiPriority w:val="99"/>
     <w:pPr>
       <w:pBdr/>
@@ -18257,9 +20471,9 @@
       </w:tcPr>
     </w:tblStylePr>
   </w:style>
-  <w:style w:type="table" w:styleId="77">
+  <w:style w:type="table" w:styleId="769">
     <w:name w:val="List Table 2 - Accent 2"/>
-    <w:basedOn w:val="11"/>
+    <w:basedOn w:val="703"/>
     <w:uiPriority w:val="99"/>
     <w:pPr>
       <w:pBdr/>
@@ -18495,9 +20709,9 @@
       </w:tcPr>
     </w:tblStylePr>
   </w:style>
-  <w:style w:type="table" w:styleId="78">
+  <w:style w:type="table" w:styleId="770">
     <w:name w:val="List Table 2 - Accent 3"/>
-    <w:basedOn w:val="11"/>
+    <w:basedOn w:val="703"/>
     <w:uiPriority w:val="99"/>
     <w:pPr>
       <w:pBdr/>
@@ -18733,9 +20947,9 @@
       </w:tcPr>
     </w:tblStylePr>
   </w:style>
-  <w:style w:type="table" w:styleId="79">
+  <w:style w:type="table" w:styleId="771">
     <w:name w:val="List Table 2 - Accent 4"/>
-    <w:basedOn w:val="11"/>
+    <w:basedOn w:val="703"/>
     <w:uiPriority w:val="99"/>
     <w:pPr>
       <w:pBdr/>
@@ -18971,9 +21185,9 @@
       </w:tcPr>
     </w:tblStylePr>
   </w:style>
-  <w:style w:type="table" w:styleId="80">
+  <w:style w:type="table" w:styleId="772">
     <w:name w:val="List Table 2 - Accent 5"/>
-    <w:basedOn w:val="11"/>
+    <w:basedOn w:val="703"/>
     <w:uiPriority w:val="99"/>
     <w:pPr>
       <w:pBdr/>
@@ -19209,9 +21423,9 @@
       </w:tcPr>
     </w:tblStylePr>
   </w:style>
-  <w:style w:type="table" w:styleId="81">
+  <w:style w:type="table" w:styleId="773">
     <w:name w:val="List Table 2 - Accent 6"/>
-    <w:basedOn w:val="11"/>
+    <w:basedOn w:val="703"/>
     <w:uiPriority w:val="99"/>
     <w:pPr>
       <w:pBdr/>
@@ -19447,9 +21661,9 @@
       </w:tcPr>
     </w:tblStylePr>
   </w:style>
-  <w:style w:type="table" w:styleId="82">
+  <w:style w:type="table" w:styleId="774">
     <w:name w:val="List Table 3"/>
-    <w:basedOn w:val="11"/>
+    <w:basedOn w:val="703"/>
     <w:uiPriority w:val="99"/>
     <w:pPr>
       <w:pBdr/>
@@ -19675,9 +21889,9 @@
       </w:tcPr>
     </w:tblStylePr>
   </w:style>
-  <w:style w:type="table" w:styleId="83">
+  <w:style w:type="table" w:styleId="775">
     <w:name w:val="List Table 3 - Accent 1"/>
-    <w:basedOn w:val="11"/>
+    <w:basedOn w:val="703"/>
     <w:uiPriority w:val="99"/>
     <w:pPr>
       <w:pBdr/>
@@ -19903,9 +22117,9 @@
       </w:tcPr>
     </w:tblStylePr>
   </w:style>
-  <w:style w:type="table" w:styleId="84">
+  <w:style w:type="table" w:styleId="776">
     <w:name w:val="List Table 3 - Accent 2"/>
-    <w:basedOn w:val="11"/>
+    <w:basedOn w:val="703"/>
     <w:uiPriority w:val="99"/>
     <w:pPr>
       <w:pBdr/>
@@ -20131,9 +22345,9 @@
       </w:tcPr>
     </w:tblStylePr>
   </w:style>
-  <w:style w:type="table" w:styleId="85">
+  <w:style w:type="table" w:styleId="777">
     <w:name w:val="List Table 3 - Accent 3"/>
-    <w:basedOn w:val="11"/>
+    <w:basedOn w:val="703"/>
     <w:uiPriority w:val="99"/>
     <w:pPr>
       <w:pBdr/>
@@ -20359,9 +22573,9 @@
       </w:tcPr>
     </w:tblStylePr>
   </w:style>
-  <w:style w:type="table" w:styleId="86">
+  <w:style w:type="table" w:styleId="778">
     <w:name w:val="List Table 3 - Accent 4"/>
-    <w:basedOn w:val="11"/>
+    <w:basedOn w:val="703"/>
     <w:uiPriority w:val="99"/>
     <w:pPr>
       <w:pBdr/>
@@ -20587,9 +22801,9 @@
       </w:tcPr>
     </w:tblStylePr>
   </w:style>
-  <w:style w:type="table" w:styleId="87">
+  <w:style w:type="table" w:styleId="779">
     <w:name w:val="List Table 3 - Accent 5"/>
-    <w:basedOn w:val="11"/>
+    <w:basedOn w:val="703"/>
     <w:uiPriority w:val="99"/>
     <w:pPr>
       <w:pBdr/>
@@ -20815,9 +23029,9 @@
       </w:tcPr>
     </w:tblStylePr>
   </w:style>
-  <w:style w:type="table" w:styleId="88">
+  <w:style w:type="table" w:styleId="780">
     <w:name w:val="List Table 3 - Accent 6"/>
-    <w:basedOn w:val="11"/>
+    <w:basedOn w:val="703"/>
     <w:uiPriority w:val="99"/>
     <w:pPr>
       <w:pBdr/>
@@ -21043,9 +23257,9 @@
       </w:tcPr>
     </w:tblStylePr>
   </w:style>
-  <w:style w:type="table" w:styleId="89">
+  <w:style w:type="table" w:styleId="781">
     <w:name w:val="List Table 4"/>
-    <w:basedOn w:val="11"/>
+    <w:basedOn w:val="703"/>
     <w:uiPriority w:val="99"/>
     <w:pPr>
       <w:pBdr/>
@@ -21268,9 +23482,9 @@
       </w:tcPr>
     </w:tblStylePr>
   </w:style>
-  <w:style w:type="table" w:styleId="90">
+  <w:style w:type="table" w:styleId="782">
     <w:name w:val="List Table 4 - Accent 1"/>
-    <w:basedOn w:val="11"/>
+    <w:basedOn w:val="703"/>
     <w:uiPriority w:val="99"/>
     <w:pPr>
       <w:pBdr/>
@@ -21493,9 +23707,9 @@
       </w:tcPr>
     </w:tblStylePr>
   </w:style>
-  <w:style w:type="table" w:styleId="91">
+  <w:style w:type="table" w:styleId="783">
     <w:name w:val="List Table 4 - Accent 2"/>
-    <w:basedOn w:val="11"/>
+    <w:basedOn w:val="703"/>
     <w:uiPriority w:val="99"/>
     <w:pPr>
       <w:pBdr/>
@@ -21718,9 +23932,9 @@
       </w:tcPr>
     </w:tblStylePr>
   </w:style>
-  <w:style w:type="table" w:styleId="92">
+  <w:style w:type="table" w:styleId="784">
     <w:name w:val="List Table 4 - Accent 3"/>
-    <w:basedOn w:val="11"/>
+    <w:basedOn w:val="703"/>
     <w:uiPriority w:val="99"/>
     <w:pPr>
       <w:pBdr/>
@@ -21943,9 +24157,9 @@
       </w:tcPr>
     </w:tblStylePr>
   </w:style>
-  <w:style w:type="table" w:styleId="93">
+  <w:style w:type="table" w:styleId="785">
     <w:name w:val="List Table 4 - Accent 4"/>
-    <w:basedOn w:val="11"/>
+    <w:basedOn w:val="703"/>
     <w:uiPriority w:val="99"/>
     <w:pPr>
       <w:pBdr/>
@@ -22168,9 +24382,9 @@
       </w:tcPr>
     </w:tblStylePr>
   </w:style>
-  <w:style w:type="table" w:styleId="94">
+  <w:style w:type="table" w:styleId="786">
     <w:name w:val="List Table 4 - Accent 5"/>
-    <w:basedOn w:val="11"/>
+    <w:basedOn w:val="703"/>
     <w:uiPriority w:val="99"/>
     <w:pPr>
       <w:pBdr/>
@@ -22393,9 +24607,9 @@
       </w:tcPr>
     </w:tblStylePr>
   </w:style>
-  <w:style w:type="table" w:styleId="95">
+  <w:style w:type="table" w:styleId="787">
     <w:name w:val="List Table 4 - Accent 6"/>
-    <w:basedOn w:val="11"/>
+    <w:basedOn w:val="703"/>
     <w:uiPriority w:val="99"/>
     <w:pPr>
       <w:pBdr/>
@@ -22618,9 +24832,9 @@
       </w:tcPr>
     </w:tblStylePr>
   </w:style>
-  <w:style w:type="table" w:styleId="96">
+  <w:style w:type="table" w:styleId="788">
     <w:name w:val="List Table 5 Dark"/>
-    <w:basedOn w:val="11"/>
+    <w:basedOn w:val="703"/>
     <w:uiPriority w:val="99"/>
     <w:pPr>
       <w:pBdr/>
@@ -22860,9 +25074,9 @@
       </w:tcPr>
     </w:tblStylePr>
   </w:style>
-  <w:style w:type="table" w:styleId="97">
+  <w:style w:type="table" w:styleId="789">
     <w:name w:val="List Table 5 Dark - Accent 1"/>
-    <w:basedOn w:val="11"/>
+    <w:basedOn w:val="703"/>
     <w:uiPriority w:val="99"/>
     <w:pPr>
       <w:pBdr/>
@@ -23102,9 +25316,9 @@
       </w:tcPr>
     </w:tblStylePr>
   </w:style>
-  <w:style w:type="table" w:styleId="98">
+  <w:style w:type="table" w:styleId="790">
     <w:name w:val="List Table 5 Dark - Accent 2"/>
-    <w:basedOn w:val="11"/>
+    <w:basedOn w:val="703"/>
     <w:uiPriority w:val="99"/>
     <w:pPr>
       <w:pBdr/>
@@ -23344,9 +25558,9 @@
       </w:tcPr>
     </w:tblStylePr>
   </w:style>
-  <w:style w:type="table" w:styleId="99">
+  <w:style w:type="table" w:styleId="791">
     <w:name w:val="List Table 5 Dark - Accent 3"/>
-    <w:basedOn w:val="11"/>
+    <w:basedOn w:val="703"/>
     <w:uiPriority w:val="99"/>
     <w:pPr>
       <w:pBdr/>
@@ -23586,9 +25800,9 @@
       </w:tcPr>
     </w:tblStylePr>
   </w:style>
-  <w:style w:type="table" w:styleId="100">
+  <w:style w:type="table" w:styleId="792">
     <w:name w:val="List Table 5 Dark - Accent 4"/>
-    <w:basedOn w:val="11"/>
+    <w:basedOn w:val="703"/>
     <w:uiPriority w:val="99"/>
     <w:pPr>
       <w:pBdr/>
@@ -23828,9 +26042,9 @@
       </w:tcPr>
     </w:tblStylePr>
   </w:style>
-  <w:style w:type="table" w:styleId="101">
+  <w:style w:type="table" w:styleId="793">
     <w:name w:val="List Table 5 Dark - Accent 5"/>
-    <w:basedOn w:val="11"/>
+    <w:basedOn w:val="703"/>
     <w:uiPriority w:val="99"/>
     <w:pPr>
       <w:pBdr/>
@@ -24070,9 +26284,9 @@
       </w:tcPr>
     </w:tblStylePr>
   </w:style>
-  <w:style w:type="table" w:styleId="102">
+  <w:style w:type="table" w:styleId="794">
     <w:name w:val="List Table 5 Dark - Accent 6"/>
-    <w:basedOn w:val="11"/>
+    <w:basedOn w:val="703"/>
     <w:uiPriority w:val="99"/>
     <w:pPr>
       <w:pBdr/>
@@ -24312,9 +26526,9 @@
       </w:tcPr>
     </w:tblStylePr>
   </w:style>
-  <w:style w:type="table" w:styleId="103">
+  <w:style w:type="table" w:styleId="795">
     <w:name w:val="List Table 6 Colorful"/>
-    <w:basedOn w:val="11"/>
+    <w:basedOn w:val="703"/>
     <w:uiPriority w:val="99"/>
     <w:pPr>
       <w:pBdr/>
@@ -24535,9 +26749,9 @@
       </w:tcPr>
     </w:tblStylePr>
   </w:style>
-  <w:style w:type="table" w:styleId="104">
+  <w:style w:type="table" w:styleId="796">
     <w:name w:val="List Table 6 Colorful - Accent 1"/>
-    <w:basedOn w:val="11"/>
+    <w:basedOn w:val="703"/>
     <w:uiPriority w:val="99"/>
     <w:pPr>
       <w:pBdr/>
@@ -24758,9 +26972,9 @@
       </w:tcPr>
     </w:tblStylePr>
   </w:style>
-  <w:style w:type="table" w:styleId="105">
+  <w:style w:type="table" w:styleId="797">
     <w:name w:val="List Table 6 Colorful - Accent 2"/>
-    <w:basedOn w:val="11"/>
+    <w:basedOn w:val="703"/>
     <w:uiPriority w:val="99"/>
     <w:pPr>
       <w:pBdr/>
@@ -24981,9 +27195,9 @@
       </w:tcPr>
     </w:tblStylePr>
   </w:style>
-  <w:style w:type="table" w:styleId="106">
+  <w:style w:type="table" w:styleId="798">
     <w:name w:val="List Table 6 Colorful - Accent 3"/>
-    <w:basedOn w:val="11"/>
+    <w:basedOn w:val="703"/>
     <w:uiPriority w:val="99"/>
     <w:pPr>
       <w:pBdr/>
@@ -25204,9 +27418,9 @@
       </w:tcPr>
     </w:tblStylePr>
   </w:style>
-  <w:style w:type="table" w:styleId="107">
+  <w:style w:type="table" w:styleId="799">
     <w:name w:val="List Table 6 Colorful - Accent 4"/>
-    <w:basedOn w:val="11"/>
+    <w:basedOn w:val="703"/>
     <w:uiPriority w:val="99"/>
     <w:pPr>
       <w:pBdr/>
@@ -25427,9 +27641,9 @@
       </w:tcPr>
     </w:tblStylePr>
   </w:style>
-  <w:style w:type="table" w:styleId="108">
+  <w:style w:type="table" w:styleId="800">
     <w:name w:val="List Table 6 Colorful - Accent 5"/>
-    <w:basedOn w:val="11"/>
+    <w:basedOn w:val="703"/>
     <w:uiPriority w:val="99"/>
     <w:pPr>
       <w:pBdr/>
@@ -25650,9 +27864,9 @@
       </w:tcPr>
     </w:tblStylePr>
   </w:style>
-  <w:style w:type="table" w:styleId="109">
+  <w:style w:type="table" w:styleId="801">
     <w:name w:val="List Table 6 Colorful - Accent 6"/>
-    <w:basedOn w:val="11"/>
+    <w:basedOn w:val="703"/>
     <w:uiPriority w:val="99"/>
     <w:pPr>
       <w:pBdr/>
@@ -25873,9 +28087,9 @@
       </w:tcPr>
     </w:tblStylePr>
   </w:style>
-  <w:style w:type="table" w:styleId="110">
+  <w:style w:type="table" w:styleId="802">
     <w:name w:val="List Table 7 Colorful"/>
-    <w:basedOn w:val="11"/>
+    <w:basedOn w:val="703"/>
     <w:uiPriority w:val="99"/>
     <w:pPr>
       <w:pBdr/>
@@ -25974,11 +28188,11 @@
         <w:tblBorders/>
       </w:tblPr>
       <w:tcPr>
-        <w:shd w:color="ffffff"/>
+        <w:shd w:val="clear" w:color="ffffff"/>
         <w:tcBorders>
-          <w:top w:val="none"/>
-          <w:left w:val="none"/>
-          <w:bottom w:val="none"/>
+          <w:top w:val="none" w:color="000000" w:sz="4" w:space="0"/>
+          <w:left w:val="none" w:color="000000" w:sz="4" w:space="0"/>
+          <w:bottom w:val="none" w:color="000000" w:sz="4" w:space="0"/>
           <w:right w:val="single" w:color="000000" w:themeColor="text1" w:themeTint="80" w:sz="4" w:space="0"/>
         </w:tcBorders>
       </w:tcPr>
@@ -26001,10 +28215,10 @@
       <w:tcPr>
         <w:shd w:val="clear" w:color="ffffff" w:themeColor="light1" w:fill="ffffff" w:themeFill="light1"/>
         <w:tcBorders>
-          <w:top w:val="none"/>
-          <w:left w:val="none"/>
+          <w:top w:val="none" w:color="000000" w:sz="4" w:space="0"/>
+          <w:left w:val="none" w:color="000000" w:sz="4" w:space="0"/>
           <w:bottom w:val="single" w:color="000000" w:themeColor="text1" w:themeTint="80" w:sz="4" w:space="0"/>
-          <w:right w:val="none"/>
+          <w:right w:val="none" w:color="000000" w:sz="4" w:space="0"/>
         </w:tcBorders>
       </w:tcPr>
     </w:tblStylePr>
@@ -26024,12 +28238,12 @@
         <w:tblBorders/>
       </w:tblPr>
       <w:tcPr>
-        <w:shd w:color="ffffff"/>
+        <w:shd w:val="clear" w:color="ffffff"/>
         <w:tcBorders>
-          <w:top w:val="none"/>
+          <w:top w:val="none" w:color="000000" w:sz="4" w:space="0"/>
           <w:left w:val="single" w:color="000000" w:themeColor="text1" w:themeTint="80" w:sz="4" w:space="0"/>
-          <w:bottom w:val="none"/>
-          <w:right w:val="none"/>
+          <w:bottom w:val="none" w:color="000000" w:sz="4" w:space="0"/>
+          <w:right w:val="none" w:color="000000" w:sz="4" w:space="0"/>
         </w:tcBorders>
       </w:tcPr>
     </w:tblStylePr>
@@ -26052,9 +28266,9 @@
         <w:shd w:val="clear" w:color="ffffff" w:themeColor="light1" w:fill="ffffff" w:themeFill="light1"/>
         <w:tcBorders>
           <w:top w:val="single" w:color="000000" w:themeColor="text1" w:themeTint="80" w:sz="4" w:space="0"/>
-          <w:left w:val="none"/>
-          <w:bottom w:val="none"/>
-          <w:right w:val="none"/>
+          <w:left w:val="none" w:color="000000" w:sz="4" w:space="0"/>
+          <w:bottom w:val="none" w:color="000000" w:sz="4" w:space="0"/>
+          <w:right w:val="none" w:color="000000" w:sz="4" w:space="0"/>
         </w:tcBorders>
       </w:tcPr>
     </w:tblStylePr>
@@ -26129,9 +28343,9 @@
       </w:tcPr>
     </w:tblStylePr>
   </w:style>
-  <w:style w:type="table" w:styleId="111">
+  <w:style w:type="table" w:styleId="803">
     <w:name w:val="List Table 7 Colorful - Accent 1"/>
-    <w:basedOn w:val="11"/>
+    <w:basedOn w:val="703"/>
     <w:uiPriority w:val="99"/>
     <w:pPr>
       <w:pBdr/>
@@ -26230,11 +28444,11 @@
         <w:tblBorders/>
       </w:tblPr>
       <w:tcPr>
-        <w:shd w:color="ffffff"/>
+        <w:shd w:val="clear" w:color="ffffff"/>
         <w:tcBorders>
-          <w:top w:val="none"/>
-          <w:left w:val="none"/>
-          <w:bottom w:val="none"/>
+          <w:top w:val="none" w:color="000000" w:sz="4" w:space="0"/>
+          <w:left w:val="none" w:color="000000" w:sz="4" w:space="0"/>
+          <w:bottom w:val="none" w:color="000000" w:sz="4" w:space="0"/>
           <w:right w:val="single" w:color="000000" w:themeColor="accent1" w:sz="4" w:space="0"/>
         </w:tcBorders>
       </w:tcPr>
@@ -26257,10 +28471,10 @@
       <w:tcPr>
         <w:shd w:val="clear" w:color="ffffff" w:themeColor="light1" w:fill="ffffff" w:themeFill="light1"/>
         <w:tcBorders>
-          <w:top w:val="none"/>
-          <w:left w:val="none"/>
+          <w:top w:val="none" w:color="000000" w:sz="4" w:space="0"/>
+          <w:left w:val="none" w:color="000000" w:sz="4" w:space="0"/>
           <w:bottom w:val="single" w:color="000000" w:themeColor="accent1" w:sz="4" w:space="0"/>
-          <w:right w:val="none"/>
+          <w:right w:val="none" w:color="000000" w:sz="4" w:space="0"/>
         </w:tcBorders>
       </w:tcPr>
     </w:tblStylePr>
@@ -26280,12 +28494,12 @@
         <w:tblBorders/>
       </w:tblPr>
       <w:tcPr>
-        <w:shd w:color="ffffff"/>
+        <w:shd w:val="clear" w:color="ffffff"/>
         <w:tcBorders>
-          <w:top w:val="none"/>
+          <w:top w:val="none" w:color="000000" w:sz="4" w:space="0"/>
           <w:left w:val="single" w:color="000000" w:themeColor="accent1" w:sz="4" w:space="0"/>
-          <w:bottom w:val="none"/>
-          <w:right w:val="none"/>
+          <w:bottom w:val="none" w:color="000000" w:sz="4" w:space="0"/>
+          <w:right w:val="none" w:color="000000" w:sz="4" w:space="0"/>
         </w:tcBorders>
       </w:tcPr>
     </w:tblStylePr>
@@ -26308,9 +28522,9 @@
         <w:shd w:val="clear" w:color="ffffff" w:themeColor="light1" w:fill="ffffff" w:themeFill="light1"/>
         <w:tcBorders>
           <w:top w:val="single" w:color="000000" w:themeColor="accent1" w:sz="4" w:space="0"/>
-          <w:left w:val="none"/>
-          <w:bottom w:val="none"/>
-          <w:right w:val="none"/>
+          <w:left w:val="none" w:color="000000" w:sz="4" w:space="0"/>
+          <w:bottom w:val="none" w:color="000000" w:sz="4" w:space="0"/>
+          <w:right w:val="none" w:color="000000" w:sz="4" w:space="0"/>
         </w:tcBorders>
       </w:tcPr>
     </w:tblStylePr>
@@ -26385,9 +28599,9 @@
       </w:tcPr>
     </w:tblStylePr>
   </w:style>
-  <w:style w:type="table" w:styleId="112">
+  <w:style w:type="table" w:styleId="804">
     <w:name w:val="List Table 7 Colorful - Accent 2"/>
-    <w:basedOn w:val="11"/>
+    <w:basedOn w:val="703"/>
     <w:uiPriority w:val="99"/>
     <w:pPr>
       <w:pBdr/>
@@ -26486,11 +28700,11 @@
         <w:tblBorders/>
       </w:tblPr>
       <w:tcPr>
-        <w:shd w:color="ffffff"/>
+        <w:shd w:val="clear" w:color="ffffff"/>
         <w:tcBorders>
-          <w:top w:val="none"/>
-          <w:left w:val="none"/>
-          <w:bottom w:val="none"/>
+          <w:top w:val="none" w:color="000000" w:sz="4" w:space="0"/>
+          <w:left w:val="none" w:color="000000" w:sz="4" w:space="0"/>
+          <w:bottom w:val="none" w:color="000000" w:sz="4" w:space="0"/>
           <w:right w:val="single" w:color="000000" w:themeColor="accent2" w:themeTint="97" w:sz="4" w:space="0"/>
         </w:tcBorders>
       </w:tcPr>
@@ -26513,10 +28727,10 @@
       <w:tcPr>
         <w:shd w:val="clear" w:color="ffffff" w:themeColor="light1" w:fill="ffffff" w:themeFill="light1"/>
         <w:tcBorders>
-          <w:top w:val="none"/>
-          <w:left w:val="none"/>
+          <w:top w:val="none" w:color="000000" w:sz="4" w:space="0"/>
+          <w:left w:val="none" w:color="000000" w:sz="4" w:space="0"/>
           <w:bottom w:val="single" w:color="000000" w:themeColor="accent2" w:themeTint="97" w:sz="4" w:space="0"/>
-          <w:right w:val="none"/>
+          <w:right w:val="none" w:color="000000" w:sz="4" w:space="0"/>
         </w:tcBorders>
       </w:tcPr>
     </w:tblStylePr>
@@ -26536,12 +28750,12 @@
         <w:tblBorders/>
       </w:tblPr>
       <w:tcPr>
-        <w:shd w:color="ffffff"/>
+        <w:shd w:val="clear" w:color="ffffff"/>
         <w:tcBorders>
-          <w:top w:val="none"/>
+          <w:top w:val="none" w:color="000000" w:sz="4" w:space="0"/>
           <w:left w:val="single" w:color="000000" w:themeColor="accent2" w:themeTint="97" w:sz="4" w:space="0"/>
-          <w:bottom w:val="none"/>
-          <w:right w:val="none"/>
+          <w:bottom w:val="none" w:color="000000" w:sz="4" w:space="0"/>
+          <w:right w:val="none" w:color="000000" w:sz="4" w:space="0"/>
         </w:tcBorders>
       </w:tcPr>
     </w:tblStylePr>
@@ -26564,9 +28778,9 @@
         <w:shd w:val="clear" w:color="ffffff" w:themeColor="light1" w:fill="ffffff" w:themeFill="light1"/>
         <w:tcBorders>
           <w:top w:val="single" w:color="000000" w:themeColor="accent2" w:themeTint="97" w:sz="4" w:space="0"/>
-          <w:left w:val="none"/>
-          <w:bottom w:val="none"/>
-          <w:right w:val="none"/>
+          <w:left w:val="none" w:color="000000" w:sz="4" w:space="0"/>
+          <w:bottom w:val="none" w:color="000000" w:sz="4" w:space="0"/>
+          <w:right w:val="none" w:color="000000" w:sz="4" w:space="0"/>
         </w:tcBorders>
       </w:tcPr>
     </w:tblStylePr>
@@ -26641,9 +28855,9 @@
       </w:tcPr>
     </w:tblStylePr>
   </w:style>
-  <w:style w:type="table" w:styleId="113">
+  <w:style w:type="table" w:styleId="805">
     <w:name w:val="List Table 7 Colorful - Accent 3"/>
-    <w:basedOn w:val="11"/>
+    <w:basedOn w:val="703"/>
     <w:uiPriority w:val="99"/>
     <w:pPr>
       <w:pBdr/>
@@ -26742,11 +28956,11 @@
         <w:tblBorders/>
       </w:tblPr>
       <w:tcPr>
-        <w:shd w:color="ffffff"/>
+        <w:shd w:val="clear" w:color="ffffff"/>
         <w:tcBorders>
-          <w:top w:val="none"/>
-          <w:left w:val="none"/>
-          <w:bottom w:val="none"/>
+          <w:top w:val="none" w:color="000000" w:sz="4" w:space="0"/>
+          <w:left w:val="none" w:color="000000" w:sz="4" w:space="0"/>
+          <w:bottom w:val="none" w:color="000000" w:sz="4" w:space="0"/>
           <w:right w:val="single" w:color="000000" w:themeColor="accent3" w:themeTint="98" w:sz="4" w:space="0"/>
         </w:tcBorders>
       </w:tcPr>
@@ -26769,10 +28983,10 @@
       <w:tcPr>
         <w:shd w:val="clear" w:color="ffffff" w:themeColor="light1" w:fill="ffffff" w:themeFill="light1"/>
         <w:tcBorders>
-          <w:top w:val="none"/>
-          <w:left w:val="none"/>
+          <w:top w:val="none" w:color="000000" w:sz="4" w:space="0"/>
+          <w:left w:val="none" w:color="000000" w:sz="4" w:space="0"/>
           <w:bottom w:val="single" w:color="000000" w:themeColor="accent3" w:themeTint="98" w:sz="4" w:space="0"/>
-          <w:right w:val="none"/>
+          <w:right w:val="none" w:color="000000" w:sz="4" w:space="0"/>
         </w:tcBorders>
       </w:tcPr>
     </w:tblStylePr>
@@ -26792,12 +29006,12 @@
         <w:tblBorders/>
       </w:tblPr>
       <w:tcPr>
-        <w:shd w:color="ffffff"/>
+        <w:shd w:val="clear" w:color="ffffff"/>
         <w:tcBorders>
-          <w:top w:val="none"/>
+          <w:top w:val="none" w:color="000000" w:sz="4" w:space="0"/>
           <w:left w:val="single" w:color="000000" w:themeColor="accent3" w:themeTint="98" w:sz="4" w:space="0"/>
-          <w:bottom w:val="none"/>
-          <w:right w:val="none"/>
+          <w:bottom w:val="none" w:color="000000" w:sz="4" w:space="0"/>
+          <w:right w:val="none" w:color="000000" w:sz="4" w:space="0"/>
         </w:tcBorders>
       </w:tcPr>
     </w:tblStylePr>
@@ -26820,9 +29034,9 @@
         <w:shd w:val="clear" w:color="ffffff" w:themeColor="light1" w:fill="ffffff" w:themeFill="light1"/>
         <w:tcBorders>
           <w:top w:val="single" w:color="000000" w:themeColor="accent3" w:themeTint="98" w:sz="4" w:space="0"/>
-          <w:left w:val="none"/>
-          <w:bottom w:val="none"/>
-          <w:right w:val="none"/>
+          <w:left w:val="none" w:color="000000" w:sz="4" w:space="0"/>
+          <w:bottom w:val="none" w:color="000000" w:sz="4" w:space="0"/>
+          <w:right w:val="none" w:color="000000" w:sz="4" w:space="0"/>
         </w:tcBorders>
       </w:tcPr>
     </w:tblStylePr>
@@ -26897,9 +29111,9 @@
       </w:tcPr>
     </w:tblStylePr>
   </w:style>
-  <w:style w:type="table" w:styleId="114">
+  <w:style w:type="table" w:styleId="806">
     <w:name w:val="List Table 7 Colorful - Accent 4"/>
-    <w:basedOn w:val="11"/>
+    <w:basedOn w:val="703"/>
     <w:uiPriority w:val="99"/>
     <w:pPr>
       <w:pBdr/>
@@ -26998,11 +29212,11 @@
         <w:tblBorders/>
       </w:tblPr>
       <w:tcPr>
-        <w:shd w:color="ffffff"/>
+        <w:shd w:val="clear" w:color="ffffff"/>
         <w:tcBorders>
-          <w:top w:val="none"/>
-          <w:left w:val="none"/>
-          <w:bottom w:val="none"/>
+          <w:top w:val="none" w:color="000000" w:sz="4" w:space="0"/>
+          <w:left w:val="none" w:color="000000" w:sz="4" w:space="0"/>
+          <w:bottom w:val="none" w:color="000000" w:sz="4" w:space="0"/>
           <w:right w:val="single" w:color="000000" w:themeColor="accent4" w:themeTint="9A" w:sz="4" w:space="0"/>
         </w:tcBorders>
       </w:tcPr>
@@ -27025,10 +29239,10 @@
       <w:tcPr>
         <w:shd w:val="clear" w:color="ffffff" w:themeColor="light1" w:fill="ffffff" w:themeFill="light1"/>
         <w:tcBorders>
-          <w:top w:val="none"/>
-          <w:left w:val="none"/>
+          <w:top w:val="none" w:color="000000" w:sz="4" w:space="0"/>
+          <w:left w:val="none" w:color="000000" w:sz="4" w:space="0"/>
           <w:bottom w:val="single" w:color="000000" w:themeColor="accent4" w:themeTint="9A" w:sz="4" w:space="0"/>
-          <w:right w:val="none"/>
+          <w:right w:val="none" w:color="000000" w:sz="4" w:space="0"/>
         </w:tcBorders>
       </w:tcPr>
     </w:tblStylePr>
@@ -27048,12 +29262,12 @@
         <w:tblBorders/>
       </w:tblPr>
       <w:tcPr>
-        <w:shd w:color="ffffff"/>
+        <w:shd w:val="clear" w:color="ffffff"/>
         <w:tcBorders>
-          <w:top w:val="none"/>
+          <w:top w:val="none" w:color="000000" w:sz="4" w:space="0"/>
           <w:left w:val="single" w:color="000000" w:themeColor="accent4" w:themeTint="9A" w:sz="4" w:space="0"/>
-          <w:bottom w:val="none"/>
-          <w:right w:val="none"/>
+          <w:bottom w:val="none" w:color="000000" w:sz="4" w:space="0"/>
+          <w:right w:val="none" w:color="000000" w:sz="4" w:space="0"/>
         </w:tcBorders>
       </w:tcPr>
     </w:tblStylePr>
@@ -27076,9 +29290,9 @@
         <w:shd w:val="clear" w:color="ffffff" w:themeColor="light1" w:fill="ffffff" w:themeFill="light1"/>
         <w:tcBorders>
           <w:top w:val="single" w:color="000000" w:themeColor="accent4" w:themeTint="9A" w:sz="4" w:space="0"/>
-          <w:left w:val="none"/>
-          <w:bottom w:val="none"/>
-          <w:right w:val="none"/>
+          <w:left w:val="none" w:color="000000" w:sz="4" w:space="0"/>
+          <w:bottom w:val="none" w:color="000000" w:sz="4" w:space="0"/>
+          <w:right w:val="none" w:color="000000" w:sz="4" w:space="0"/>
         </w:tcBorders>
       </w:tcPr>
     </w:tblStylePr>
@@ -27153,9 +29367,9 @@
       </w:tcPr>
     </w:tblStylePr>
   </w:style>
-  <w:style w:type="table" w:styleId="115">
+  <w:style w:type="table" w:styleId="807">
     <w:name w:val="List Table 7 Colorful - Accent 5"/>
-    <w:basedOn w:val="11"/>
+    <w:basedOn w:val="703"/>
     <w:uiPriority w:val="99"/>
     <w:pPr>
       <w:pBdr/>
@@ -27254,11 +29468,11 @@
         <w:tblBorders/>
       </w:tblPr>
       <w:tcPr>
-        <w:shd w:color="ffffff"/>
+        <w:shd w:val="clear" w:color="ffffff"/>
         <w:tcBorders>
-          <w:top w:val="none"/>
-          <w:left w:val="none"/>
-          <w:bottom w:val="none"/>
+          <w:top w:val="none" w:color="000000" w:sz="4" w:space="0"/>
+          <w:left w:val="none" w:color="000000" w:sz="4" w:space="0"/>
+          <w:bottom w:val="none" w:color="000000" w:sz="4" w:space="0"/>
           <w:right w:val="single" w:color="000000" w:themeColor="accent5" w:themeTint="9A" w:sz="4" w:space="0"/>
         </w:tcBorders>
       </w:tcPr>
@@ -27281,10 +29495,10 @@
       <w:tcPr>
         <w:shd w:val="clear" w:color="ffffff" w:themeColor="light1" w:fill="ffffff" w:themeFill="light1"/>
         <w:tcBorders>
-          <w:top w:val="none"/>
-          <w:left w:val="none"/>
+          <w:top w:val="none" w:color="000000" w:sz="4" w:space="0"/>
+          <w:left w:val="none" w:color="000000" w:sz="4" w:space="0"/>
           <w:bottom w:val="single" w:color="000000" w:themeColor="accent5" w:themeTint="9A" w:sz="4" w:space="0"/>
-          <w:right w:val="none"/>
+          <w:right w:val="none" w:color="000000" w:sz="4" w:space="0"/>
         </w:tcBorders>
       </w:tcPr>
     </w:tblStylePr>
@@ -27304,12 +29518,12 @@
         <w:tblBorders/>
       </w:tblPr>
       <w:tcPr>
-        <w:shd w:color="ffffff"/>
+        <w:shd w:val="clear" w:color="ffffff"/>
         <w:tcBorders>
-          <w:top w:val="none"/>
+          <w:top w:val="none" w:color="000000" w:sz="4" w:space="0"/>
           <w:left w:val="single" w:color="000000" w:themeColor="accent5" w:themeTint="9A" w:sz="4" w:space="0"/>
-          <w:bottom w:val="none"/>
-          <w:right w:val="none"/>
+          <w:bottom w:val="none" w:color="000000" w:sz="4" w:space="0"/>
+          <w:right w:val="none" w:color="000000" w:sz="4" w:space="0"/>
         </w:tcBorders>
       </w:tcPr>
     </w:tblStylePr>
@@ -27332,9 +29546,9 @@
         <w:shd w:val="clear" w:color="ffffff" w:themeColor="light1" w:fill="ffffff" w:themeFill="light1"/>
         <w:tcBorders>
           <w:top w:val="single" w:color="000000" w:themeColor="accent5" w:themeTint="9A" w:sz="4" w:space="0"/>
-          <w:left w:val="none"/>
-          <w:bottom w:val="none"/>
-          <w:right w:val="none"/>
+          <w:left w:val="none" w:color="000000" w:sz="4" w:space="0"/>
+          <w:bottom w:val="none" w:color="000000" w:sz="4" w:space="0"/>
+          <w:right w:val="none" w:color="000000" w:sz="4" w:space="0"/>
         </w:tcBorders>
       </w:tcPr>
     </w:tblStylePr>
@@ -27409,9 +29623,9 @@
       </w:tcPr>
     </w:tblStylePr>
   </w:style>
-  <w:style w:type="table" w:styleId="116">
+  <w:style w:type="table" w:styleId="808">
     <w:name w:val="List Table 7 Colorful - Accent 6"/>
-    <w:basedOn w:val="11"/>
+    <w:basedOn w:val="703"/>
     <w:uiPriority w:val="99"/>
     <w:pPr>
       <w:pBdr/>
@@ -27510,11 +29724,11 @@
         <w:tblBorders/>
       </w:tblPr>
       <w:tcPr>
-        <w:shd w:color="ffffff"/>
+        <w:shd w:val="clear" w:color="ffffff"/>
         <w:tcBorders>
-          <w:top w:val="none"/>
-          <w:left w:val="none"/>
-          <w:bottom w:val="none"/>
+          <w:top w:val="none" w:color="000000" w:sz="4" w:space="0"/>
+          <w:left w:val="none" w:color="000000" w:sz="4" w:space="0"/>
+          <w:bottom w:val="none" w:color="000000" w:sz="4" w:space="0"/>
           <w:right w:val="single" w:color="000000" w:themeColor="accent6" w:themeTint="98" w:sz="4" w:space="0"/>
         </w:tcBorders>
       </w:tcPr>
@@ -27537,10 +29751,10 @@
       <w:tcPr>
         <w:shd w:val="clear" w:color="ffffff" w:themeColor="light1" w:fill="ffffff" w:themeFill="light1"/>
         <w:tcBorders>
-          <w:top w:val="none"/>
-          <w:left w:val="none"/>
+          <w:top w:val="none" w:color="000000" w:sz="4" w:space="0"/>
+          <w:left w:val="none" w:color="000000" w:sz="4" w:space="0"/>
           <w:bottom w:val="single" w:color="000000" w:themeColor="accent6" w:themeTint="98" w:sz="4" w:space="0"/>
-          <w:right w:val="none"/>
+          <w:right w:val="none" w:color="000000" w:sz="4" w:space="0"/>
         </w:tcBorders>
       </w:tcPr>
     </w:tblStylePr>
@@ -27560,12 +29774,12 @@
         <w:tblBorders/>
       </w:tblPr>
       <w:tcPr>
-        <w:shd w:color="ffffff"/>
+        <w:shd w:val="clear" w:color="ffffff"/>
         <w:tcBorders>
-          <w:top w:val="none"/>
+          <w:top w:val="none" w:color="000000" w:sz="4" w:space="0"/>
           <w:left w:val="single" w:color="000000" w:themeColor="accent6" w:themeTint="98" w:sz="4" w:space="0"/>
-          <w:bottom w:val="none"/>
-          <w:right w:val="none"/>
+          <w:bottom w:val="none" w:color="000000" w:sz="4" w:space="0"/>
+          <w:right w:val="none" w:color="000000" w:sz="4" w:space="0"/>
         </w:tcBorders>
       </w:tcPr>
     </w:tblStylePr>
@@ -27588,9 +29802,9 @@
         <w:shd w:val="clear" w:color="ffffff" w:themeColor="light1" w:fill="ffffff" w:themeFill="light1"/>
         <w:tcBorders>
           <w:top w:val="single" w:color="000000" w:themeColor="accent6" w:themeTint="98" w:sz="4" w:space="0"/>
-          <w:left w:val="none"/>
-          <w:bottom w:val="none"/>
-          <w:right w:val="none"/>
+          <w:left w:val="none" w:color="000000" w:sz="4" w:space="0"/>
+          <w:bottom w:val="none" w:color="000000" w:sz="4" w:space="0"/>
+          <w:right w:val="none" w:color="000000" w:sz="4" w:space="0"/>
         </w:tcBorders>
       </w:tcPr>
     </w:tblStylePr>
@@ -27665,9 +29879,9 @@
       </w:tcPr>
     </w:tblStylePr>
   </w:style>
-  <w:style w:type="table" w:styleId="117">
+  <w:style w:type="table" w:styleId="809">
     <w:name w:val="Lined - Accent"/>
-    <w:basedOn w:val="11"/>
+    <w:basedOn w:val="703"/>
     <w:uiPriority w:val="99"/>
     <w:pPr>
       <w:pBdr/>
@@ -27902,9 +30116,9 @@
       </w:tcPr>
     </w:tblStylePr>
   </w:style>
-  <w:style w:type="table" w:styleId="118">
+  <w:style w:type="table" w:styleId="810">
     <w:name w:val="Lined - Accent 1"/>
-    <w:basedOn w:val="11"/>
+    <w:basedOn w:val="703"/>
     <w:uiPriority w:val="99"/>
     <w:pPr>
       <w:pBdr/>
@@ -28139,9 +30353,9 @@
       </w:tcPr>
     </w:tblStylePr>
   </w:style>
-  <w:style w:type="table" w:styleId="119">
+  <w:style w:type="table" w:styleId="811">
     <w:name w:val="Lined - Accent 2"/>
-    <w:basedOn w:val="11"/>
+    <w:basedOn w:val="703"/>
     <w:uiPriority w:val="99"/>
     <w:pPr>
       <w:pBdr/>
@@ -28376,9 +30590,9 @@
       </w:tcPr>
     </w:tblStylePr>
   </w:style>
-  <w:style w:type="table" w:styleId="120">
+  <w:style w:type="table" w:styleId="812">
     <w:name w:val="Lined - Accent 3"/>
-    <w:basedOn w:val="11"/>
+    <w:basedOn w:val="703"/>
     <w:uiPriority w:val="99"/>
     <w:pPr>
       <w:pBdr/>
@@ -28613,9 +30827,9 @@
       </w:tcPr>
     </w:tblStylePr>
   </w:style>
-  <w:style w:type="table" w:styleId="121">
+  <w:style w:type="table" w:styleId="813">
     <w:name w:val="Lined - Accent 4"/>
-    <w:basedOn w:val="11"/>
+    <w:basedOn w:val="703"/>
     <w:uiPriority w:val="99"/>
     <w:pPr>
       <w:pBdr/>
@@ -28850,9 +31064,9 @@
       </w:tcPr>
     </w:tblStylePr>
   </w:style>
-  <w:style w:type="table" w:styleId="122">
+  <w:style w:type="table" w:styleId="814">
     <w:name w:val="Lined - Accent 5"/>
-    <w:basedOn w:val="11"/>
+    <w:basedOn w:val="703"/>
     <w:uiPriority w:val="99"/>
     <w:pPr>
       <w:pBdr/>
@@ -29087,9 +31301,9 @@
       </w:tcPr>
     </w:tblStylePr>
   </w:style>
-  <w:style w:type="table" w:styleId="123">
+  <w:style w:type="table" w:styleId="815">
     <w:name w:val="Lined - Accent 6"/>
-    <w:basedOn w:val="11"/>
+    <w:basedOn w:val="703"/>
     <w:uiPriority w:val="99"/>
     <w:pPr>
       <w:pBdr/>
@@ -29324,9 +31538,9 @@
       </w:tcPr>
     </w:tblStylePr>
   </w:style>
-  <w:style w:type="table" w:styleId="124">
+  <w:style w:type="table" w:styleId="816">
     <w:name w:val="Bordered &amp; Lined - Accent"/>
-    <w:basedOn w:val="11"/>
+    <w:basedOn w:val="703"/>
     <w:uiPriority w:val="99"/>
     <w:pPr>
       <w:pBdr/>
@@ -29568,9 +31782,9 @@
       </w:tcPr>
     </w:tblStylePr>
   </w:style>
-  <w:style w:type="table" w:styleId="125">
+  <w:style w:type="table" w:styleId="817">
     <w:name w:val="Bordered &amp; Lined - Accent 1"/>
-    <w:basedOn w:val="11"/>
+    <w:basedOn w:val="703"/>
     <w:uiPriority w:val="99"/>
     <w:pPr>
       <w:pBdr/>
@@ -29812,9 +32026,9 @@
       </w:tcPr>
     </w:tblStylePr>
   </w:style>
-  <w:style w:type="table" w:styleId="126">
+  <w:style w:type="table" w:styleId="818">
     <w:name w:val="Bordered &amp; Lined - Accent 2"/>
-    <w:basedOn w:val="11"/>
+    <w:basedOn w:val="703"/>
     <w:uiPriority w:val="99"/>
     <w:pPr>
       <w:pBdr/>
@@ -30056,9 +32270,9 @@
       </w:tcPr>
     </w:tblStylePr>
   </w:style>
-  <w:style w:type="table" w:styleId="127">
+  <w:style w:type="table" w:styleId="819">
     <w:name w:val="Bordered &amp; Lined - Accent 3"/>
-    <w:basedOn w:val="11"/>
+    <w:basedOn w:val="703"/>
     <w:uiPriority w:val="99"/>
     <w:pPr>
       <w:pBdr/>
@@ -30300,9 +32514,9 @@
       </w:tcPr>
     </w:tblStylePr>
   </w:style>
-  <w:style w:type="table" w:styleId="128">
+  <w:style w:type="table" w:styleId="820">
     <w:name w:val="Bordered &amp; Lined - Accent 4"/>
-    <w:basedOn w:val="11"/>
+    <w:basedOn w:val="703"/>
     <w:uiPriority w:val="99"/>
     <w:pPr>
       <w:pBdr/>
@@ -30544,9 +32758,9 @@
       </w:tcPr>
     </w:tblStylePr>
   </w:style>
-  <w:style w:type="table" w:styleId="129">
+  <w:style w:type="table" w:styleId="821">
     <w:name w:val="Bordered &amp; Lined - Accent 5"/>
-    <w:basedOn w:val="11"/>
+    <w:basedOn w:val="703"/>
     <w:uiPriority w:val="99"/>
     <w:pPr>
       <w:pBdr/>
@@ -30788,9 +33002,9 @@
       </w:tcPr>
     </w:tblStylePr>
   </w:style>
-  <w:style w:type="table" w:styleId="130">
+  <w:style w:type="table" w:styleId="822">
     <w:name w:val="Bordered &amp; Lined - Accent 6"/>
-    <w:basedOn w:val="11"/>
+    <w:basedOn w:val="703"/>
     <w:uiPriority w:val="99"/>
     <w:pPr>
       <w:pBdr/>
@@ -31032,9 +33246,9 @@
       </w:tcPr>
     </w:tblStylePr>
   </w:style>
-  <w:style w:type="table" w:styleId="131">
+  <w:style w:type="table" w:styleId="823">
     <w:name w:val="Bordered"/>
-    <w:basedOn w:val="11"/>
+    <w:basedOn w:val="703"/>
     <w:uiPriority w:val="99"/>
     <w:pPr>
       <w:pBdr/>
@@ -31263,9 +33477,9 @@
       </w:tcPr>
     </w:tblStylePr>
   </w:style>
-  <w:style w:type="table" w:styleId="132">
+  <w:style w:type="table" w:styleId="824">
     <w:name w:val="Bordered - Accent 1"/>
-    <w:basedOn w:val="11"/>
+    <w:basedOn w:val="703"/>
     <w:uiPriority w:val="99"/>
     <w:pPr>
       <w:pBdr/>
@@ -31494,9 +33708,9 @@
       </w:tcPr>
     </w:tblStylePr>
   </w:style>
-  <w:style w:type="table" w:styleId="133">
+  <w:style w:type="table" w:styleId="825">
     <w:name w:val="Bordered - Accent 2"/>
-    <w:basedOn w:val="11"/>
+    <w:basedOn w:val="703"/>
     <w:uiPriority w:val="99"/>
     <w:pPr>
       <w:pBdr/>
@@ -31725,9 +33939,9 @@
       </w:tcPr>
     </w:tblStylePr>
   </w:style>
-  <w:style w:type="table" w:styleId="134">
+  <w:style w:type="table" w:styleId="826">
     <w:name w:val="Bordered - Accent 3"/>
-    <w:basedOn w:val="11"/>
+    <w:basedOn w:val="703"/>
     <w:uiPriority w:val="99"/>
     <w:pPr>
       <w:pBdr/>
@@ -31956,9 +34170,9 @@
       </w:tcPr>
     </w:tblStylePr>
   </w:style>
-  <w:style w:type="table" w:styleId="135">
+  <w:style w:type="table" w:styleId="827">
     <w:name w:val="Bordered - Accent 4"/>
-    <w:basedOn w:val="11"/>
+    <w:basedOn w:val="703"/>
     <w:uiPriority w:val="99"/>
     <w:pPr>
       <w:pBdr/>
@@ -32187,9 +34401,9 @@
       </w:tcPr>
     </w:tblStylePr>
   </w:style>
-  <w:style w:type="table" w:styleId="136">
+  <w:style w:type="table" w:styleId="828">
     <w:name w:val="Bordered - Accent 5"/>
-    <w:basedOn w:val="11"/>
+    <w:basedOn w:val="703"/>
     <w:uiPriority w:val="99"/>
     <w:pPr>
       <w:pBdr/>
@@ -32418,9 +34632,9 @@
       </w:tcPr>
     </w:tblStylePr>
   </w:style>
-  <w:style w:type="table" w:styleId="137">
+  <w:style w:type="table" w:styleId="829">
     <w:name w:val="Bordered - Accent 6"/>
-    <w:basedOn w:val="11"/>
+    <w:basedOn w:val="703"/>
     <w:uiPriority w:val="99"/>
     <w:pPr>
       <w:pBdr/>
@@ -32649,7 +34863,7 @@
       </w:tcPr>
     </w:tblStylePr>
   </w:style>
-  <w:style w:type="paragraph" w:styleId="138" w:default="1">
+  <w:style w:type="paragraph" w:styleId="830" w:default="1">
     <w:name w:val="Normal"/>
     <w:qFormat/>
     <w:pPr>
@@ -32658,11 +34872,11 @@
       <w:ind/>
     </w:pPr>
   </w:style>
-  <w:style w:type="paragraph" w:styleId="145">
+  <w:style w:type="paragraph" w:styleId="831">
     <w:name w:val="Heading 7"/>
-    <w:basedOn w:val="138"/>
-    <w:next w:val="138"/>
-    <w:link w:val="156"/>
+    <w:basedOn w:val="830"/>
+    <w:next w:val="830"/>
+    <w:link w:val="842"/>
     <w:uiPriority w:val="9"/>
     <w:unhideWhenUsed/>
     <w:qFormat/>
@@ -32679,11 +34893,11 @@
       <w:color w:val="595959" w:themeColor="text1" w:themeTint="A6"/>
     </w:rPr>
   </w:style>
-  <w:style w:type="paragraph" w:styleId="146">
+  <w:style w:type="paragraph" w:styleId="832">
     <w:name w:val="Heading 8"/>
-    <w:basedOn w:val="138"/>
-    <w:next w:val="138"/>
-    <w:link w:val="157"/>
+    <w:basedOn w:val="830"/>
+    <w:next w:val="830"/>
+    <w:link w:val="843"/>
     <w:uiPriority w:val="9"/>
     <w:unhideWhenUsed/>
     <w:qFormat/>
@@ -32702,11 +34916,11 @@
       <w:color w:val="272727" w:themeColor="text1" w:themeTint="D8"/>
     </w:rPr>
   </w:style>
-  <w:style w:type="paragraph" w:styleId="147">
+  <w:style w:type="paragraph" w:styleId="833">
     <w:name w:val="Heading 9"/>
-    <w:basedOn w:val="138"/>
-    <w:next w:val="138"/>
-    <w:link w:val="158"/>
+    <w:basedOn w:val="830"/>
+    <w:next w:val="830"/>
+    <w:link w:val="844"/>
     <w:uiPriority w:val="9"/>
     <w:unhideWhenUsed/>
     <w:qFormat/>
@@ -32725,7 +34939,7 @@
       <w:color w:val="272727" w:themeColor="text1" w:themeTint="D8"/>
     </w:rPr>
   </w:style>
-  <w:style w:type="character" w:styleId="148" w:default="1">
+  <w:style w:type="character" w:styleId="834" w:default="1">
     <w:name w:val="Default Paragraph Font"/>
     <w:uiPriority w:val="1"/>
     <w:semiHidden/>
@@ -32736,7 +34950,7 @@
       <w:ind/>
     </w:pPr>
   </w:style>
-  <w:style w:type="numbering" w:styleId="149" w:default="1">
+  <w:style w:type="numbering" w:styleId="835" w:default="1">
     <w:name w:val="No List"/>
     <w:uiPriority w:val="99"/>
     <w:semiHidden/>
@@ -32747,10 +34961,10 @@
       <w:ind/>
     </w:pPr>
   </w:style>
-  <w:style w:type="character" w:styleId="150">
+  <w:style w:type="character" w:styleId="836">
     <w:name w:val="Heading 1 Char"/>
-    <w:basedOn w:val="148"/>
-    <w:link w:val="721"/>
+    <w:basedOn w:val="834"/>
+    <w:link w:val="890"/>
     <w:uiPriority w:val="9"/>
     <w:pPr>
       <w:pBdr/>
@@ -32764,10 +34978,10 @@
       <w:szCs w:val="40"/>
     </w:rPr>
   </w:style>
-  <w:style w:type="character" w:styleId="151">
+  <w:style w:type="character" w:styleId="837">
     <w:name w:val="Heading 2 Char"/>
-    <w:basedOn w:val="148"/>
-    <w:link w:val="722"/>
+    <w:basedOn w:val="834"/>
+    <w:link w:val="891"/>
     <w:uiPriority w:val="9"/>
     <w:pPr>
       <w:pBdr/>
@@ -32781,10 +34995,10 @@
       <w:szCs w:val="32"/>
     </w:rPr>
   </w:style>
-  <w:style w:type="character" w:styleId="152">
+  <w:style w:type="character" w:styleId="838">
     <w:name w:val="Heading 3 Char"/>
-    <w:basedOn w:val="148"/>
-    <w:link w:val="723"/>
+    <w:basedOn w:val="834"/>
+    <w:link w:val="892"/>
     <w:uiPriority w:val="9"/>
     <w:pPr>
       <w:pBdr/>
@@ -32798,10 +35012,10 @@
       <w:szCs w:val="28"/>
     </w:rPr>
   </w:style>
-  <w:style w:type="character" w:styleId="153">
+  <w:style w:type="character" w:styleId="839">
     <w:name w:val="Heading 4 Char"/>
-    <w:basedOn w:val="148"/>
-    <w:link w:val="709"/>
+    <w:basedOn w:val="834"/>
+    <w:link w:val="878"/>
     <w:uiPriority w:val="9"/>
     <w:pPr>
       <w:pBdr/>
@@ -32815,10 +35029,10 @@
       <w:color w:val="0f4761" w:themeColor="accent1" w:themeShade="BF"/>
     </w:rPr>
   </w:style>
-  <w:style w:type="character" w:styleId="154">
+  <w:style w:type="character" w:styleId="840">
     <w:name w:val="Heading 5 Char"/>
-    <w:basedOn w:val="148"/>
-    <w:link w:val="710"/>
+    <w:basedOn w:val="834"/>
+    <w:link w:val="879"/>
     <w:uiPriority w:val="9"/>
     <w:pPr>
       <w:pBdr/>
@@ -32830,10 +35044,10 @@
       <w:color w:val="0f4761" w:themeColor="accent1" w:themeShade="BF"/>
     </w:rPr>
   </w:style>
-  <w:style w:type="character" w:styleId="155">
+  <w:style w:type="character" w:styleId="841">
     <w:name w:val="Heading 6 Char"/>
-    <w:basedOn w:val="148"/>
-    <w:link w:val="711"/>
+    <w:basedOn w:val="834"/>
+    <w:link w:val="880"/>
     <w:uiPriority w:val="9"/>
     <w:pPr>
       <w:pBdr/>
@@ -32847,10 +35061,10 @@
       <w:color w:val="595959" w:themeColor="text1" w:themeTint="A6"/>
     </w:rPr>
   </w:style>
-  <w:style w:type="character" w:styleId="156">
+  <w:style w:type="character" w:styleId="842">
     <w:name w:val="Heading 7 Char"/>
-    <w:basedOn w:val="148"/>
-    <w:link w:val="145"/>
+    <w:basedOn w:val="834"/>
+    <w:link w:val="831"/>
     <w:uiPriority w:val="9"/>
     <w:pPr>
       <w:pBdr/>
@@ -32862,10 +35076,10 @@
       <w:color w:val="595959" w:themeColor="text1" w:themeTint="A6"/>
     </w:rPr>
   </w:style>
-  <w:style w:type="character" w:styleId="157">
+  <w:style w:type="character" w:styleId="843">
     <w:name w:val="Heading 8 Char"/>
-    <w:basedOn w:val="148"/>
-    <w:link w:val="146"/>
+    <w:basedOn w:val="834"/>
+    <w:link w:val="832"/>
     <w:uiPriority w:val="9"/>
     <w:pPr>
       <w:pBdr/>
@@ -32879,10 +35093,10 @@
       <w:color w:val="272727" w:themeColor="text1" w:themeTint="D8"/>
     </w:rPr>
   </w:style>
-  <w:style w:type="character" w:styleId="158">
+  <w:style w:type="character" w:styleId="844">
     <w:name w:val="Heading 9 Char"/>
-    <w:basedOn w:val="148"/>
-    <w:link w:val="147"/>
+    <w:basedOn w:val="834"/>
+    <w:link w:val="833"/>
     <w:uiPriority w:val="9"/>
     <w:pPr>
       <w:pBdr/>
@@ -32896,10 +35110,10 @@
       <w:color w:val="272727" w:themeColor="text1" w:themeTint="D8"/>
     </w:rPr>
   </w:style>
-  <w:style w:type="character" w:styleId="160">
+  <w:style w:type="character" w:styleId="845">
     <w:name w:val="Title Char"/>
-    <w:basedOn w:val="148"/>
-    <w:link w:val="705"/>
+    <w:basedOn w:val="834"/>
+    <w:link w:val="877"/>
     <w:uiPriority w:val="10"/>
     <w:pPr>
       <w:pBdr/>
@@ -32913,11 +35127,11 @@
       <w:szCs w:val="56"/>
     </w:rPr>
   </w:style>
-  <w:style w:type="paragraph" w:styleId="161">
+  <w:style w:type="paragraph" w:styleId="846">
     <w:name w:val="Subtitle"/>
-    <w:basedOn w:val="138"/>
-    <w:next w:val="138"/>
-    <w:link w:val="162"/>
+    <w:basedOn w:val="830"/>
+    <w:next w:val="830"/>
+    <w:link w:val="847"/>
     <w:uiPriority w:val="11"/>
     <w:qFormat/>
     <w:pPr>
@@ -32935,10 +35149,10 @@
       <w:szCs w:val="28"/>
     </w:rPr>
   </w:style>
-  <w:style w:type="character" w:styleId="162">
+  <w:style w:type="character" w:styleId="847">
     <w:name w:val="Subtitle Char"/>
-    <w:basedOn w:val="148"/>
-    <w:link w:val="161"/>
+    <w:basedOn w:val="834"/>
+    <w:link w:val="846"/>
     <w:uiPriority w:val="11"/>
     <w:pPr>
       <w:pBdr/>
@@ -32952,11 +35166,11 @@
       <w:szCs w:val="28"/>
     </w:rPr>
   </w:style>
-  <w:style w:type="paragraph" w:styleId="163">
+  <w:style w:type="paragraph" w:styleId="848">
     <w:name w:val="Quote"/>
-    <w:basedOn w:val="138"/>
-    <w:next w:val="138"/>
-    <w:link w:val="164"/>
+    <w:basedOn w:val="830"/>
+    <w:next w:val="830"/>
+    <w:link w:val="849"/>
     <w:uiPriority w:val="29"/>
     <w:qFormat/>
     <w:pPr>
@@ -32971,10 +35185,10 @@
       <w:color w:val="404040" w:themeColor="text1" w:themeTint="BF"/>
     </w:rPr>
   </w:style>
-  <w:style w:type="character" w:styleId="164">
+  <w:style w:type="character" w:styleId="849">
     <w:name w:val="Quote Char"/>
-    <w:basedOn w:val="148"/>
-    <w:link w:val="163"/>
+    <w:basedOn w:val="834"/>
+    <w:link w:val="848"/>
     <w:uiPriority w:val="29"/>
     <w:pPr>
       <w:pBdr/>
@@ -32987,9 +35201,9 @@
       <w:color w:val="404040" w:themeColor="text1" w:themeTint="BF"/>
     </w:rPr>
   </w:style>
-  <w:style w:type="character" w:styleId="166">
+  <w:style w:type="character" w:styleId="850">
     <w:name w:val="Intense Emphasis"/>
-    <w:basedOn w:val="148"/>
+    <w:basedOn w:val="834"/>
     <w:uiPriority w:val="21"/>
     <w:qFormat/>
     <w:pPr>
@@ -33003,11 +35217,11 @@
       <w:color w:val="0f4761" w:themeColor="accent1" w:themeShade="BF"/>
     </w:rPr>
   </w:style>
-  <w:style w:type="paragraph" w:styleId="167">
+  <w:style w:type="paragraph" w:styleId="851">
     <w:name w:val="Intense Quote"/>
-    <w:basedOn w:val="138"/>
-    <w:next w:val="138"/>
-    <w:link w:val="168"/>
+    <w:basedOn w:val="830"/>
+    <w:next w:val="830"/>
+    <w:link w:val="852"/>
     <w:uiPriority w:val="30"/>
     <w:qFormat/>
     <w:pPr>
@@ -33025,10 +35239,10 @@
       <w:color w:val="0f4761" w:themeColor="accent1" w:themeShade="BF"/>
     </w:rPr>
   </w:style>
-  <w:style w:type="character" w:styleId="168">
+  <w:style w:type="character" w:styleId="852">
     <w:name w:val="Intense Quote Char"/>
-    <w:basedOn w:val="148"/>
-    <w:link w:val="167"/>
+    <w:basedOn w:val="834"/>
+    <w:link w:val="851"/>
     <w:uiPriority w:val="30"/>
     <w:pPr>
       <w:pBdr/>
@@ -33041,9 +35255,9 @@
       <w:color w:val="0f4761" w:themeColor="accent1" w:themeShade="BF"/>
     </w:rPr>
   </w:style>
-  <w:style w:type="character" w:styleId="169">
+  <w:style w:type="character" w:styleId="853">
     <w:name w:val="Intense Reference"/>
-    <w:basedOn w:val="148"/>
+    <w:basedOn w:val="834"/>
     <w:uiPriority w:val="32"/>
     <w:qFormat/>
     <w:pPr>
@@ -33059,9 +35273,9 @@
       <w:spacing w:val="5"/>
     </w:rPr>
   </w:style>
-  <w:style w:type="paragraph" w:styleId="170">
+  <w:style w:type="paragraph" w:styleId="854">
     <w:name w:val="No Spacing"/>
-    <w:basedOn w:val="138"/>
+    <w:basedOn w:val="830"/>
     <w:uiPriority w:val="1"/>
     <w:qFormat/>
     <w:pPr>
@@ -33070,9 +35284,9 @@
       <w:ind/>
     </w:pPr>
   </w:style>
-  <w:style w:type="character" w:styleId="171">
+  <w:style w:type="character" w:styleId="855">
     <w:name w:val="Subtle Emphasis"/>
-    <w:basedOn w:val="148"/>
+    <w:basedOn w:val="834"/>
     <w:uiPriority w:val="19"/>
     <w:qFormat/>
     <w:pPr>
@@ -33086,9 +35300,9 @@
       <w:color w:val="404040" w:themeColor="text1" w:themeTint="BF"/>
     </w:rPr>
   </w:style>
-  <w:style w:type="character" w:styleId="172">
+  <w:style w:type="character" w:styleId="856">
     <w:name w:val="Emphasis"/>
-    <w:basedOn w:val="148"/>
+    <w:basedOn w:val="834"/>
     <w:uiPriority w:val="20"/>
     <w:qFormat/>
     <w:pPr>
@@ -33101,9 +35315,9 @@
       <w:iCs/>
     </w:rPr>
   </w:style>
-  <w:style w:type="character" w:styleId="174">
+  <w:style w:type="character" w:styleId="857">
     <w:name w:val="Subtle Reference"/>
-    <w:basedOn w:val="148"/>
+    <w:basedOn w:val="834"/>
     <w:uiPriority w:val="31"/>
     <w:qFormat/>
     <w:pPr>
@@ -33116,9 +35330,9 @@
       <w:color w:val="5a5a5a" w:themeColor="text1" w:themeTint="A5"/>
     </w:rPr>
   </w:style>
-  <w:style w:type="character" w:styleId="175">
+  <w:style w:type="character" w:styleId="858">
     <w:name w:val="Book Title"/>
-    <w:basedOn w:val="148"/>
+    <w:basedOn w:val="834"/>
     <w:uiPriority w:val="33"/>
     <w:qFormat/>
     <w:pPr>
@@ -33134,10 +35348,10 @@
       <w:spacing w:val="5"/>
     </w:rPr>
   </w:style>
-  <w:style w:type="paragraph" w:styleId="176">
+  <w:style w:type="paragraph" w:styleId="859">
     <w:name w:val="Header"/>
-    <w:basedOn w:val="138"/>
-    <w:link w:val="177"/>
+    <w:basedOn w:val="830"/>
+    <w:link w:val="860"/>
     <w:uiPriority w:val="99"/>
     <w:unhideWhenUsed/>
     <w:pPr>
@@ -33150,10 +35364,10 @@
       <w:ind/>
     </w:pPr>
   </w:style>
-  <w:style w:type="character" w:styleId="177">
+  <w:style w:type="character" w:styleId="860">
     <w:name w:val="Header Char"/>
-    <w:basedOn w:val="148"/>
-    <w:link w:val="176"/>
+    <w:basedOn w:val="834"/>
+    <w:link w:val="859"/>
     <w:uiPriority w:val="99"/>
     <w:pPr>
       <w:pBdr/>
@@ -33161,10 +35375,10 @@
       <w:ind/>
     </w:pPr>
   </w:style>
-  <w:style w:type="paragraph" w:styleId="178">
+  <w:style w:type="paragraph" w:styleId="861">
     <w:name w:val="Footer"/>
-    <w:basedOn w:val="138"/>
-    <w:link w:val="179"/>
+    <w:basedOn w:val="830"/>
+    <w:link w:val="862"/>
     <w:uiPriority w:val="99"/>
     <w:unhideWhenUsed/>
     <w:pPr>
@@ -33177,10 +35391,10 @@
       <w:ind/>
     </w:pPr>
   </w:style>
-  <w:style w:type="character" w:styleId="179">
+  <w:style w:type="character" w:styleId="862">
     <w:name w:val="Footer Char"/>
-    <w:basedOn w:val="148"/>
-    <w:link w:val="178"/>
+    <w:basedOn w:val="834"/>
+    <w:link w:val="861"/>
     <w:uiPriority w:val="99"/>
     <w:pPr>
       <w:pBdr/>
@@ -33188,10 +35402,10 @@
       <w:ind/>
     </w:pPr>
   </w:style>
-  <w:style w:type="paragraph" w:styleId="180">
+  <w:style w:type="paragraph" w:styleId="863">
     <w:name w:val="Caption"/>
-    <w:basedOn w:val="138"/>
-    <w:next w:val="138"/>
+    <w:basedOn w:val="830"/>
+    <w:next w:val="830"/>
     <w:uiPriority w:val="35"/>
     <w:unhideWhenUsed/>
     <w:qFormat/>
@@ -33208,9 +35422,9 @@
       <w:szCs w:val="18"/>
     </w:rPr>
   </w:style>
-  <w:style w:type="character" w:styleId="188">
+  <w:style w:type="character" w:styleId="864">
     <w:name w:val="FollowedHyperlink"/>
-    <w:basedOn w:val="148"/>
+    <w:basedOn w:val="834"/>
     <w:uiPriority w:val="99"/>
     <w:semiHidden/>
     <w:unhideWhenUsed/>
@@ -33224,10 +35438,10 @@
       <w:u w:val="single"/>
     </w:rPr>
   </w:style>
-  <w:style w:type="paragraph" w:styleId="189">
+  <w:style w:type="paragraph" w:styleId="865">
     <w:name w:val="toc 1"/>
-    <w:basedOn w:val="138"/>
-    <w:next w:val="138"/>
+    <w:basedOn w:val="830"/>
+    <w:next w:val="830"/>
     <w:uiPriority w:val="39"/>
     <w:unhideWhenUsed/>
     <w:pPr>
@@ -33236,10 +35450,10 @@
       <w:ind/>
     </w:pPr>
   </w:style>
-  <w:style w:type="paragraph" w:styleId="190">
+  <w:style w:type="paragraph" w:styleId="866">
     <w:name w:val="toc 2"/>
-    <w:basedOn w:val="138"/>
-    <w:next w:val="138"/>
+    <w:basedOn w:val="830"/>
+    <w:next w:val="830"/>
     <w:uiPriority w:val="39"/>
     <w:unhideWhenUsed/>
     <w:pPr>
@@ -33248,10 +35462,10 @@
       <w:ind w:left="220"/>
     </w:pPr>
   </w:style>
-  <w:style w:type="paragraph" w:styleId="191">
+  <w:style w:type="paragraph" w:styleId="867">
     <w:name w:val="toc 3"/>
-    <w:basedOn w:val="138"/>
-    <w:next w:val="138"/>
+    <w:basedOn w:val="830"/>
+    <w:next w:val="830"/>
     <w:uiPriority w:val="39"/>
     <w:unhideWhenUsed/>
     <w:pPr>
@@ -33260,10 +35474,10 @@
       <w:ind w:left="440"/>
     </w:pPr>
   </w:style>
-  <w:style w:type="paragraph" w:styleId="192">
+  <w:style w:type="paragraph" w:styleId="868">
     <w:name w:val="toc 4"/>
-    <w:basedOn w:val="138"/>
-    <w:next w:val="138"/>
+    <w:basedOn w:val="830"/>
+    <w:next w:val="830"/>
     <w:uiPriority w:val="39"/>
     <w:unhideWhenUsed/>
     <w:pPr>
@@ -33272,10 +35486,10 @@
       <w:ind w:left="660"/>
     </w:pPr>
   </w:style>
-  <w:style w:type="paragraph" w:styleId="193">
+  <w:style w:type="paragraph" w:styleId="869">
     <w:name w:val="toc 5"/>
-    <w:basedOn w:val="138"/>
-    <w:next w:val="138"/>
+    <w:basedOn w:val="830"/>
+    <w:next w:val="830"/>
     <w:uiPriority w:val="39"/>
     <w:unhideWhenUsed/>
     <w:pPr>
@@ -33284,10 +35498,10 @@
       <w:ind w:left="880"/>
     </w:pPr>
   </w:style>
-  <w:style w:type="paragraph" w:styleId="194">
+  <w:style w:type="paragraph" w:styleId="870">
     <w:name w:val="toc 6"/>
-    <w:basedOn w:val="138"/>
-    <w:next w:val="138"/>
+    <w:basedOn w:val="830"/>
+    <w:next w:val="830"/>
     <w:uiPriority w:val="39"/>
     <w:unhideWhenUsed/>
     <w:pPr>
@@ -33296,10 +35510,10 @@
       <w:ind w:left="1100"/>
     </w:pPr>
   </w:style>
-  <w:style w:type="paragraph" w:styleId="195">
+  <w:style w:type="paragraph" w:styleId="871">
     <w:name w:val="toc 7"/>
-    <w:basedOn w:val="138"/>
-    <w:next w:val="138"/>
+    <w:basedOn w:val="830"/>
+    <w:next w:val="830"/>
     <w:uiPriority w:val="39"/>
     <w:unhideWhenUsed/>
     <w:pPr>
@@ -33308,10 +35522,10 @@
       <w:ind w:left="1320"/>
     </w:pPr>
   </w:style>
-  <w:style w:type="paragraph" w:styleId="196">
+  <w:style w:type="paragraph" w:styleId="872">
     <w:name w:val="toc 8"/>
-    <w:basedOn w:val="138"/>
-    <w:next w:val="138"/>
+    <w:basedOn w:val="830"/>
+    <w:next w:val="830"/>
     <w:uiPriority w:val="39"/>
     <w:unhideWhenUsed/>
     <w:pPr>
@@ -33320,10 +35534,10 @@
       <w:ind w:left="1540"/>
     </w:pPr>
   </w:style>
-  <w:style w:type="paragraph" w:styleId="197">
+  <w:style w:type="paragraph" w:styleId="873">
     <w:name w:val="toc 9"/>
-    <w:basedOn w:val="138"/>
-    <w:next w:val="138"/>
+    <w:basedOn w:val="830"/>
+    <w:next w:val="830"/>
     <w:uiPriority w:val="39"/>
     <w:unhideWhenUsed/>
     <w:pPr>
@@ -33332,9 +35546,9 @@
       <w:ind w:left="1760"/>
     </w:pPr>
   </w:style>
-  <w:style w:type="character" w:styleId="198">
+  <w:style w:type="character" w:styleId="874">
     <w:name w:val="Placeholder Text"/>
-    <w:basedOn w:val="148"/>
+    <w:basedOn w:val="834"/>
     <w:uiPriority w:val="99"/>
     <w:semiHidden/>
     <w:pPr>
@@ -33346,7 +35560,7 @@
       <w:color w:val="666666"/>
     </w:rPr>
   </w:style>
-  <w:style w:type="paragraph" w:styleId="208">
+  <w:style w:type="paragraph" w:styleId="875">
     <w:name w:val="TOC Heading"/>
     <w:uiPriority w:val="39"/>
     <w:unhideWhenUsed/>
@@ -33356,10 +35570,10 @@
       <w:ind/>
     </w:pPr>
   </w:style>
-  <w:style w:type="paragraph" w:styleId="209">
+  <w:style w:type="paragraph" w:styleId="876">
     <w:name w:val="table of figures"/>
-    <w:basedOn w:val="138"/>
-    <w:next w:val="138"/>
+    <w:basedOn w:val="830"/>
+    <w:next w:val="830"/>
     <w:uiPriority w:val="99"/>
     <w:unhideWhenUsed/>
     <w:pPr>
@@ -33368,7 +35582,7 @@
       <w:ind/>
     </w:pPr>
   </w:style>
-  <w:style w:type="paragraph" w:styleId="705">
+  <w:style w:type="paragraph" w:styleId="877">
     <w:name w:val="Title"/>
     <w:qFormat/>
     <w:pPr>
@@ -33381,7 +35595,7 @@
       <w:szCs w:val="56"/>
     </w:rPr>
   </w:style>
-  <w:style w:type="paragraph" w:styleId="709">
+  <w:style w:type="paragraph" w:styleId="878">
     <w:name w:val="Heading 4"/>
     <w:qFormat/>
     <w:pPr>
@@ -33395,7 +35609,7 @@
       <w:color w:val="2e74b5"/>
     </w:rPr>
   </w:style>
-  <w:style w:type="paragraph" w:styleId="710">
+  <w:style w:type="paragraph" w:styleId="879">
     <w:name w:val="Heading 5"/>
     <w:qFormat/>
     <w:pPr>
@@ -33407,7 +35621,7 @@
       <w:color w:val="2e74b5"/>
     </w:rPr>
   </w:style>
-  <w:style w:type="paragraph" w:styleId="711">
+  <w:style w:type="paragraph" w:styleId="880">
     <w:name w:val="Heading 6"/>
     <w:qFormat/>
     <w:pPr>
@@ -33419,7 +35633,7 @@
       <w:color w:val="1f4d78"/>
     </w:rPr>
   </w:style>
-  <w:style w:type="paragraph" w:styleId="712">
+  <w:style w:type="paragraph" w:styleId="881">
     <w:name w:val="Strong"/>
     <w:qFormat/>
     <w:pPr>
@@ -33432,7 +35646,7 @@
       <w:bCs/>
     </w:rPr>
   </w:style>
-  <w:style w:type="paragraph" w:styleId="713">
+  <w:style w:type="paragraph" w:styleId="882">
     <w:name w:val="List Paragraph"/>
     <w:qFormat/>
     <w:pPr>
@@ -33441,7 +35655,7 @@
       <w:ind/>
     </w:pPr>
   </w:style>
-  <w:style w:type="character" w:styleId="714">
+  <w:style w:type="character" w:styleId="883">
     <w:name w:val="Hyperlink"/>
     <w:uiPriority w:val="99"/>
     <w:unhideWhenUsed/>
@@ -33455,7 +35669,7 @@
       <w:u w:val="single"/>
     </w:rPr>
   </w:style>
-  <w:style w:type="character" w:styleId="715">
+  <w:style w:type="character" w:styleId="884">
     <w:name w:val="footnote reference"/>
     <w:uiPriority w:val="99"/>
     <w:semiHidden/>
@@ -33469,9 +35683,9 @@
       <w:vertAlign w:val="superscript"/>
     </w:rPr>
   </w:style>
-  <w:style w:type="paragraph" w:styleId="716">
+  <w:style w:type="paragraph" w:styleId="885">
     <w:name w:val="footnote text"/>
-    <w:link w:val="717"/>
+    <w:link w:val="886"/>
     <w:uiPriority w:val="99"/>
     <w:semiHidden/>
     <w:unhideWhenUsed/>
@@ -33485,9 +35699,9 @@
       <w:szCs w:val="20"/>
     </w:rPr>
   </w:style>
-  <w:style w:type="character" w:styleId="717">
+  <w:style w:type="character" w:styleId="886">
     <w:name w:val="Footnote Text Char"/>
-    <w:link w:val="716"/>
+    <w:link w:val="885"/>
     <w:uiPriority w:val="99"/>
     <w:semiHidden/>
     <w:unhideWhenUsed/>
@@ -33501,7 +35715,7 @@
       <w:szCs w:val="20"/>
     </w:rPr>
   </w:style>
-  <w:style w:type="character" w:styleId="718">
+  <w:style w:type="character" w:styleId="887">
     <w:name w:val="endnote reference"/>
     <w:uiPriority w:val="99"/>
     <w:semiHidden/>
@@ -33515,9 +35729,9 @@
       <w:vertAlign w:val="superscript"/>
     </w:rPr>
   </w:style>
-  <w:style w:type="paragraph" w:styleId="719">
+  <w:style w:type="paragraph" w:styleId="888">
     <w:name w:val="endnote text"/>
-    <w:link w:val="720"/>
+    <w:link w:val="889"/>
     <w:uiPriority w:val="99"/>
     <w:semiHidden/>
     <w:unhideWhenUsed/>
@@ -33531,9 +35745,9 @@
       <w:szCs w:val="20"/>
     </w:rPr>
   </w:style>
-  <w:style w:type="character" w:styleId="720">
+  <w:style w:type="character" w:styleId="889">
     <w:name w:val="Endnote Text Char"/>
-    <w:link w:val="719"/>
+    <w:link w:val="888"/>
     <w:uiPriority w:val="99"/>
     <w:semiHidden/>
     <w:unhideWhenUsed/>
@@ -33547,7 +35761,7 @@
       <w:szCs w:val="20"/>
     </w:rPr>
   </w:style>
-  <w:style w:type="paragraph" w:styleId="721">
+  <w:style w:type="paragraph" w:styleId="890">
     <w:name w:val="Heading 1"/>
     <w:pPr>
       <w:pBdr/>
@@ -33563,7 +35777,7 @@
       <w:szCs w:val="32"/>
     </w:rPr>
   </w:style>
-  <w:style w:type="paragraph" w:styleId="722">
+  <w:style w:type="paragraph" w:styleId="891">
     <w:name w:val="Heading 2"/>
     <w:pPr>
       <w:pBdr/>
@@ -33579,7 +35793,7 @@
       <w:szCs w:val="26"/>
     </w:rPr>
   </w:style>
-  <w:style w:type="paragraph" w:styleId="723">
+  <w:style w:type="paragraph" w:styleId="892">
     <w:name w:val="Heading 3"/>
     <w:pPr>
       <w:pBdr/>

--- a/Documentación.docx
+++ b/Documentación.docx
@@ -25,6 +25,7 @@
         </w:rPr>
         <w:t xml:space="preserve">UNIVERSIDAD NACIONAL MAYOR DE SAN MARCOS</w:t>
       </w:r>
+      <w:r/>
       <w:r/>
     </w:p>
     <w:p>
@@ -69,6 +70,7 @@
         <w:t xml:space="preserve">de Sistemas e Informática</w:t>
       </w:r>
       <w:r/>
+      <w:r/>
     </w:p>
     <w:p>
       <w:pPr>
@@ -93,6 +95,7 @@
         <w:t xml:space="preserve">Escuela Académico Profesional de Ingeniería de Software</w:t>
       </w:r>
       <w:r/>
+      <w:r/>
     </w:p>
     <w:p>
       <w:pPr>
@@ -111,6 +114,7 @@
           <w:sz w:val="24"/>
         </w:rPr>
       </w:r>
+      <w:r/>
       <w:r/>
     </w:p>
     <w:p>
@@ -141,7 +145,7 @@
                   <a:graphicData uri="http://schemas.openxmlformats.org/drawingml/2006/picture">
                     <pic:pic xmlns:pic="http://schemas.openxmlformats.org/drawingml/2006/picture">
                       <pic:nvPicPr>
-                        <pic:cNvPr id="1569440439" name=""/>
+                        <pic:cNvPr id="691419766" name=""/>
                         <pic:cNvPicPr>
                           <a:picLocks noChangeAspect="1"/>
                         </pic:cNvPicPr>
@@ -154,7 +158,7 @@
                       <pic:spPr bwMode="auto">
                         <a:xfrm>
                           <a:off x="0" y="0"/>
-                          <a:ext cx="1847849" cy="2752724"/>
+                          <a:ext cx="1847848" cy="2752722"/>
                         </a:xfrm>
                         <a:prstGeom prst="rect">
                           <a:avLst/>
@@ -196,6 +200,7 @@
         </mc:AlternateContent>
       </w:r>
       <w:r/>
+      <w:r/>
     </w:p>
     <w:p>
       <w:pPr>
@@ -214,6 +219,7 @@
           <w:sz w:val="24"/>
         </w:rPr>
       </w:r>
+      <w:r/>
       <w:r/>
     </w:p>
     <w:p>
@@ -240,6 +246,7 @@
         </w:rPr>
         <w:t xml:space="preserve">Matemática Discreta</w:t>
       </w:r>
+      <w:r/>
       <w:r/>
     </w:p>
     <w:p>
@@ -277,7 +284,26 @@
       </w:r>
       <w:r>
         <w:rPr>
-          <w:sz w:val="24"/>
+          <w:rFonts w:ascii="Times New Roman" w:hAnsi="Times New Roman" w:eastAsia="Times New Roman" w:cs="Times New Roman"/>
+          <w:b/>
+          <w:bCs/>
+          <w:color w:val="000000"/>
+          <w:sz w:val="30"/>
+          <w:szCs w:val="30"/>
+          <w:u w:val="none"/>
+          <w:lang w:val="es-ES"/>
+        </w:rPr>
+      </w:r>
+      <w:r>
+        <w:rPr>
+          <w:rFonts w:ascii="Times New Roman" w:hAnsi="Times New Roman" w:eastAsia="Times New Roman" w:cs="Times New Roman"/>
+          <w:b/>
+          <w:bCs/>
+          <w:color w:val="000000"/>
+          <w:sz w:val="30"/>
+          <w:szCs w:val="30"/>
+          <w:u w:val="none"/>
+          <w:lang w:val="es-ES"/>
         </w:rPr>
       </w:r>
     </w:p>
@@ -320,9 +346,15 @@
       <w:r>
         <w:rPr>
           <w:sz w:val="24"/>
+          <w:szCs w:val="24"/>
         </w:rPr>
       </w:r>
-      <w:r/>
+      <w:r>
+        <w:rPr>
+          <w:sz w:val="24"/>
+          <w:szCs w:val="24"/>
+        </w:rPr>
+      </w:r>
     </w:p>
     <w:p>
       <w:pPr>
@@ -359,6 +391,7 @@
         <w:t xml:space="preserve">:</w:t>
       </w:r>
       <w:r/>
+      <w:r/>
     </w:p>
     <w:p>
       <w:pPr>
@@ -382,6 +415,7 @@
         </w:rPr>
         <w:t xml:space="preserve">Bernal Hernández, Ryan Gabriel</w:t>
       </w:r>
+      <w:r/>
       <w:r/>
     </w:p>
     <w:p>
@@ -408,21 +442,7 @@
         <w:t xml:space="preserve">Docente responsable:</w:t>
       </w:r>
       <w:r/>
-      <w:r>
-        <w:rPr>
-          <w:rFonts w:ascii="Times New Roman" w:hAnsi="Times New Roman" w:eastAsia="Times New Roman" w:cs="Times New Roman"/>
-          <w:color w:val="000000"/>
-          <w:sz w:val="30"/>
-          <w:u w:val="none"/>
-          <w:lang w:val="es-ES"/>
-        </w:rPr>
-      </w:r>
       <w:r/>
-      <w:r>
-        <w:rPr>
-          <w:sz w:val="24"/>
-        </w:rPr>
-      </w:r>
     </w:p>
     <w:p>
       <w:pPr>
@@ -447,15 +467,7 @@
         </w:rPr>
         <w:t xml:space="preserve">Ciro Rodriguez Rodriguez</w:t>
       </w:r>
-      <w:r>
-        <w:rPr>
-          <w:rFonts w:ascii="Times New Roman" w:hAnsi="Times New Roman" w:eastAsia="Times New Roman" w:cs="Times New Roman"/>
-          <w:color w:val="000000"/>
-          <w:sz w:val="30"/>
-          <w:u w:val="none"/>
-          <w:lang w:val="es-ES"/>
-        </w:rPr>
-      </w:r>
+      <w:r/>
       <w:r/>
     </w:p>
     <w:p>
@@ -483,6 +495,7 @@
         <w:t xml:space="preserve">Matemática Discreta</w:t>
       </w:r>
       <w:r/>
+      <w:r/>
     </w:p>
     <w:p>
       <w:pPr>
@@ -501,6 +514,7 @@
           <w:sz w:val="24"/>
         </w:rPr>
       </w:r>
+      <w:r/>
       <w:r/>
     </w:p>
     <w:p>
@@ -526,6 +540,268 @@
         <w:t xml:space="preserve">Lima - Perú</w:t>
       </w:r>
       <w:r/>
+      <w:r/>
+    </w:p>
+    <w:p>
+      <w:pPr>
+        <w:pBdr/>
+        <w:spacing/>
+        <w:ind/>
+        <w:rPr/>
+      </w:pPr>
+      <w:r/>
+      <w:r>
+        <w:br w:type="page" w:clear="all"/>
+      </w:r>
+      <w:r/>
+      <w:r/>
+    </w:p>
+    <w:p>
+      <w:pPr>
+        <w:pStyle w:val="890"/>
+        <w:pBdr/>
+        <w:spacing w:after="150" w:before="300"/>
+        <w:ind/>
+        <w:rPr/>
+      </w:pPr>
+      <w:r>
+        <w:t xml:space="preserve">1. Introducción</w:t>
+      </w:r>
+      <w:r/>
+    </w:p>
+    <w:p>
+      <w:pPr>
+        <w:pBdr/>
+        <w:spacing w:after="160"/>
+        <w:ind/>
+        <w:jc w:val="both"/>
+        <w:rPr/>
+      </w:pPr>
+      <w:r>
+        <w:t xml:space="preserve">La detección de intrusiones en redes es un</w:t>
+      </w:r>
+      <w:r>
+        <w:t xml:space="preserve">o de los problemas centrales de la ciberseguridad moderna: distinguir tráfico legítimo de tráfico malicioso en tiempo real, con datos ruidosos, cambiantes y adversariales. Este proyecto aborda dicho problema construyendo, desde cero, un Sistema de Detecció</w:t>
+      </w:r>
+      <w:r>
+        <w:t xml:space="preserve">n de Intrusiones (IDS) que integra múltiples ramas de la matemática discreta — lógica proposicional, teoría de grafos, máquinas de estado finitas, teoría de la probabilidad, y álgebra lineal aplicada a redes neuronales — sobre el dataset académico NSL-KDD.</w:t>
+      </w:r>
+      <w:r/>
+    </w:p>
+    <w:p>
+      <w:pPr>
+        <w:pBdr/>
+        <w:spacing w:after="160"/>
+        <w:ind/>
+        <w:jc w:val="both"/>
+        <w:rPr/>
+      </w:pPr>
+      <w:r>
+        <w:t xml:space="preserve">El objetivo no es s</w:t>
+      </w:r>
+      <w:r>
+        <w:t xml:space="preserve">olo implementar un clasificador funcional, sino demostrar, con evidencia numérica real, cómo distintas herramientas matemáticas ofrecen distintos compromisos entre simplicidad, interpretabilidad y capacidad de generalización frente a amenazas desconocidas.</w:t>
+      </w:r>
+      <w:r/>
+    </w:p>
+    <w:p>
+      <w:pPr>
+        <w:pStyle w:val="890"/>
+        <w:pBdr/>
+        <w:spacing w:after="150" w:before="300"/>
+        <w:ind/>
+        <w:rPr/>
+      </w:pPr>
+      <w:r>
+        <w:t xml:space="preserve">2. Objetivos</w:t>
+      </w:r>
+      <w:r/>
+    </w:p>
+    <w:p>
+      <w:pPr>
+        <w:pStyle w:val="892"/>
+        <w:pBdr/>
+        <w:spacing w:after="100" w:before="200"/>
+        <w:ind/>
+        <w:rPr/>
+      </w:pPr>
+      <w:r>
+        <w:t xml:space="preserve">Objetivo general</w:t>
+      </w:r>
+      <w:r/>
+    </w:p>
+    <w:p>
+      <w:pPr>
+        <w:pBdr/>
+        <w:spacing w:after="160"/>
+        <w:ind/>
+        <w:jc w:val="both"/>
+        <w:rPr/>
+      </w:pPr>
+      <w:r>
+        <w:t xml:space="preserve">Diseñar e implementar un sistema de detección de intrusiones en Java que aplique conceptos de matemática discreta de forma articulada y verificable, evaluando su desempeño sobre un dataset real de ciberseguridad.</w:t>
+      </w:r>
+      <w:r/>
+    </w:p>
+    <w:p>
+      <w:pPr>
+        <w:pStyle w:val="892"/>
+        <w:pBdr/>
+        <w:spacing w:after="100" w:before="200"/>
+        <w:ind/>
+        <w:rPr/>
+      </w:pPr>
+      <w:r>
+        <w:t xml:space="preserve">Objetivos específicos</w:t>
+      </w:r>
+      <w:r/>
+    </w:p>
+    <w:p>
+      <w:pPr>
+        <w:pStyle w:val="882"/>
+        <w:numPr>
+          <w:ilvl w:val="0"/>
+          <w:numId w:val="1"/>
+        </w:numPr>
+        <w:pBdr/>
+        <w:spacing w:after="80"/>
+        <w:ind/>
+        <w:rPr/>
+      </w:pPr>
+      <w:r>
+        <w:rPr>
+          <w:b w:val="0"/>
+          <w:bCs w:val="0"/>
+        </w:rPr>
+        <w:t xml:space="preserve">Modelar el dominio del problema (conexiones de red) usando conjuntos y estructuras de datos apropiadas.</w:t>
+      </w:r>
+      <w:r/>
+    </w:p>
+    <w:p>
+      <w:pPr>
+        <w:pStyle w:val="882"/>
+        <w:numPr>
+          <w:ilvl w:val="0"/>
+          <w:numId w:val="1"/>
+        </w:numPr>
+        <w:pBdr/>
+        <w:spacing w:after="80"/>
+        <w:ind/>
+        <w:rPr/>
+      </w:pPr>
+      <w:r>
+        <w:rPr>
+          <w:b w:val="0"/>
+          <w:bCs w:val="0"/>
+        </w:rPr>
+        <w:t xml:space="preserve">Construir un motor de detección basado en lógica proposicional (reglas booleanas).</w:t>
+      </w:r>
+      <w:r/>
+    </w:p>
+    <w:p>
+      <w:pPr>
+        <w:pStyle w:val="882"/>
+        <w:numPr>
+          <w:ilvl w:val="0"/>
+          <w:numId w:val="1"/>
+        </w:numPr>
+        <w:pBdr/>
+        <w:spacing w:after="80"/>
+        <w:ind/>
+        <w:rPr/>
+      </w:pPr>
+      <w:r>
+        <w:rPr>
+          <w:b w:val="0"/>
+          <w:bCs w:val="0"/>
+        </w:rPr>
+        <w:t xml:space="preserve">Modelar el comportamiento temporal de una sesión mediante una máquina de estados finita.</w:t>
+      </w:r>
+      <w:r/>
+    </w:p>
+    <w:p>
+      <w:pPr>
+        <w:pStyle w:val="882"/>
+        <w:numPr>
+          <w:ilvl w:val="0"/>
+          <w:numId w:val="1"/>
+        </w:numPr>
+        <w:pBdr/>
+        <w:spacing w:after="80"/>
+        <w:ind/>
+        <w:rPr/>
+      </w:pPr>
+      <w:r>
+        <w:rPr>
+          <w:b w:val="0"/>
+          <w:bCs w:val="0"/>
+        </w:rPr>
+        <w:t xml:space="preserve">Representar relaciones estructurales de la red como un grafo y analizarlo mediante recorridos recursivos.</w:t>
+      </w:r>
+      <w:r/>
+    </w:p>
+    <w:p>
+      <w:pPr>
+        <w:pStyle w:val="882"/>
+        <w:numPr>
+          <w:ilvl w:val="0"/>
+          <w:numId w:val="1"/>
+        </w:numPr>
+        <w:pBdr/>
+        <w:spacing w:after="80"/>
+        <w:ind/>
+        <w:rPr/>
+      </w:pPr>
+      <w:r>
+        <w:rPr>
+          <w:b w:val="0"/>
+          <w:bCs w:val="0"/>
+        </w:rPr>
+        <w:t xml:space="preserve">Aplicar teoría de la probabilidad y conteo combinatorio para construir un clasificador Naive Bayes.</w:t>
+      </w:r>
+      <w:r/>
+    </w:p>
+    <w:p>
+      <w:pPr>
+        <w:pStyle w:val="882"/>
+        <w:numPr>
+          <w:ilvl w:val="0"/>
+          <w:numId w:val="1"/>
+        </w:numPr>
+        <w:pBdr/>
+        <w:spacing w:after="80"/>
+        <w:ind/>
+        <w:rPr/>
+      </w:pPr>
+      <w:r>
+        <w:rPr>
+          <w:b w:val="0"/>
+          <w:bCs w:val="0"/>
+        </w:rPr>
+        <w:t xml:space="preserve">Implementar una red neuronal desde cero, entendida como composición de funciones sobre estructuras algebraicas (matrices).</w:t>
+      </w:r>
+      <w:r/>
+    </w:p>
+    <w:p>
+      <w:pPr>
+        <w:pStyle w:val="882"/>
+        <w:numPr>
+          <w:ilvl w:val="0"/>
+          <w:numId w:val="1"/>
+        </w:numPr>
+        <w:pBdr/>
+        <w:spacing w:after="80"/>
+        <w:ind/>
+        <w:rPr/>
+      </w:pPr>
+      <w:r>
+        <w:rPr>
+          <w:b w:val="0"/>
+          <w:bCs w:val="0"/>
+        </w:rPr>
+        <w:t xml:space="preserve">Comparar cuantitativamente el desempeño de los tres modelos de clasificación bajo una misma metodología de evaluación.</w:t>
+      </w:r>
+      <w:r/>
     </w:p>
     <w:p>
       <w:pPr>
@@ -545,217 +821,28 @@
         <w:pBdr/>
         <w:spacing w:after="150" w:before="300"/>
         <w:ind/>
-        <w:rPr>
-          <w:color w:val="000000" w:themeColor="text1"/>
-        </w:rPr>
+        <w:rPr/>
       </w:pPr>
       <w:r>
-        <w:rPr>
-          <w:color w:val="000000" w:themeColor="text1"/>
-          <w:lang w:val="es-ES"/>
-        </w:rPr>
-        <w:t xml:space="preserve">1. Introducción</w:t>
+        <w:t xml:space="preserve">3. Dataset: NSL-KDD</w:t>
+      </w:r>
+      <w:r/>
+    </w:p>
+    <w:p>
+      <w:pPr>
+        <w:pBdr/>
+        <w:spacing w:after="160"/>
+        <w:ind/>
+        <w:jc w:val="both"/>
+        <w:rPr/>
+      </w:pPr>
+      <w:r>
+        <w:t xml:space="preserve">NSL-KDD es una versión depurada del dataset KDD Cup 1999, ampliamente utilizado en investiga</w:t>
       </w:r>
       <w:r>
-        <w:rPr>
-          <w:color w:val="000000" w:themeColor="text1"/>
-          <w:lang w:val="es-ES"/>
-        </w:rPr>
+        <w:t xml:space="preserve">ción académica sobre sistemas de detección de intrusos. Cada instancia describe una conexión de red mediante 41 atributos (agrupados en básicos, de contenido, y de tráfico en ventanas de tiempo y de host) más una etiqueta de clase y un nivel de dificultad.</w:t>
       </w:r>
-    </w:p>
-    <w:p>
-      <w:pPr>
-        <w:pBdr/>
-        <w:spacing w:after="160"/>
-        <w:ind/>
-        <w:jc w:val="both"/>
-        <w:rPr>
-          <w:sz w:val="24"/>
-          <w:szCs w:val="24"/>
-          <w:lang w:val="es-ES"/>
-        </w:rPr>
-      </w:pPr>
-      <w:r>
-        <w:rPr>
-          <w:sz w:val="24"/>
-          <w:szCs w:val="24"/>
-          <w:lang w:val="es-ES"/>
-        </w:rPr>
-        <w:t xml:space="preserve">La detección de intrusiones en redes es un</w:t>
-      </w:r>
-      <w:r>
-        <w:rPr>
-          <w:sz w:val="24"/>
-          <w:szCs w:val="24"/>
-          <w:lang w:val="es-ES"/>
-        </w:rPr>
-        <w:t xml:space="preserve">o de los problemas centrales de la ciberseguridad moderna: distinguir tráfico legítimo de tráfico malicioso en tiempo real, con datos ruidosos, cambiantes y adversariales. Este proyecto aborda dicho problema construyendo, desde cero, un Sistema de Detecció</w:t>
-      </w:r>
-      <w:r>
-        <w:rPr>
-          <w:sz w:val="24"/>
-          <w:szCs w:val="24"/>
-          <w:lang w:val="es-ES"/>
-        </w:rPr>
-        <w:t xml:space="preserve">n de Intrusiones (IDS) que integra múltiples ramas de la matemática discreta — lógica proposicional, teoría de grafos, máquinas de estado finitas, teoría de la probabilidad, y álgebra lineal aplicada a redes neuronales — sobre el dataset académico NSL-KDD.</w:t>
-      </w:r>
-      <w:r>
-        <w:rPr>
-          <w:sz w:val="24"/>
-          <w:szCs w:val="24"/>
-          <w:lang w:val="es-ES"/>
-        </w:rPr>
-      </w:r>
-    </w:p>
-    <w:p>
-      <w:pPr>
-        <w:pBdr/>
-        <w:spacing w:after="160"/>
-        <w:ind/>
-        <w:jc w:val="both"/>
-        <w:rPr>
-          <w:sz w:val="24"/>
-          <w:szCs w:val="24"/>
-          <w:lang w:val="es-ES"/>
-        </w:rPr>
-      </w:pPr>
-      <w:r>
-        <w:rPr>
-          <w:sz w:val="24"/>
-          <w:szCs w:val="24"/>
-          <w:lang w:val="es-ES"/>
-        </w:rPr>
-        <w:t xml:space="preserve">El objetivo no es s</w:t>
-      </w:r>
-      <w:r>
-        <w:rPr>
-          <w:sz w:val="24"/>
-          <w:szCs w:val="24"/>
-          <w:lang w:val="es-ES"/>
-        </w:rPr>
-        <w:t xml:space="preserve">olo implementar un clasificador funcional, sino demostrar, con evidencia numérica real, cómo distintas herramientas matemáticas ofrecen distintos compromisos entre simplicidad, interpretabilidad y capacidad de generalización frente a amenazas desconocidas.</w:t>
-      </w:r>
-      <w:r>
-        <w:rPr>
-          <w:sz w:val="24"/>
-          <w:szCs w:val="24"/>
-          <w:lang w:val="es-ES"/>
-        </w:rPr>
-      </w:r>
-    </w:p>
-    <w:p>
-      <w:pPr>
-        <w:pStyle w:val="890"/>
-        <w:pBdr/>
-        <w:spacing w:after="150" w:before="300"/>
-        <w:ind/>
-        <w:rPr>
-          <w:color w:val="000000" w:themeColor="text1"/>
-          <w:sz w:val="36"/>
-          <w:szCs w:val="36"/>
-        </w:rPr>
-      </w:pPr>
-      <w:r>
-        <w:rPr>
-          <w:color w:val="000000" w:themeColor="text1"/>
-          <w:sz w:val="36"/>
-          <w:szCs w:val="36"/>
-          <w:lang w:val="es-ES"/>
-        </w:rPr>
-        <w:t xml:space="preserve">2. Objetivos</w:t>
-      </w:r>
-      <w:r>
-        <w:rPr>
-          <w:color w:val="000000" w:themeColor="text1"/>
-          <w:sz w:val="36"/>
-          <w:szCs w:val="36"/>
-          <w:lang w:val="es-ES"/>
-        </w:rPr>
-      </w:r>
-    </w:p>
-    <w:p>
-      <w:pPr>
-        <w:pStyle w:val="892"/>
-        <w:pBdr/>
-        <w:spacing w:after="100" w:before="200"/>
-        <w:ind/>
-        <w:rPr>
-          <w:sz w:val="24"/>
-          <w:szCs w:val="24"/>
-          <w:lang w:val="es-ES"/>
-        </w:rPr>
-      </w:pPr>
-      <w:r>
-        <w:rPr>
-          <w:sz w:val="24"/>
-          <w:szCs w:val="24"/>
-          <w:lang w:val="es-ES"/>
-        </w:rPr>
-        <w:t xml:space="preserve">Objetivo general</w:t>
-      </w:r>
-      <w:r>
-        <w:rPr>
-          <w:sz w:val="24"/>
-          <w:szCs w:val="24"/>
-          <w:lang w:val="es-ES"/>
-        </w:rPr>
-      </w:r>
-    </w:p>
-    <w:p>
-      <w:pPr>
-        <w:pBdr/>
-        <w:spacing w:after="160"/>
-        <w:ind/>
-        <w:jc w:val="both"/>
-        <w:rPr>
-          <w:sz w:val="24"/>
-          <w:szCs w:val="24"/>
-          <w:lang w:val="es-ES"/>
-        </w:rPr>
-      </w:pPr>
-      <w:r>
-        <w:rPr>
-          <w:sz w:val="24"/>
-          <w:szCs w:val="24"/>
-          <w:lang w:val="es-ES"/>
-        </w:rPr>
-        <w:t xml:space="preserve">Diseñar e implementar un sistema de detección de intrusiones en Java que aplique conceptos de matemática discreta de forma articulada y verificable, evaluando su desempeño sobre un dataset real de ciberseguridad.</w:t>
-      </w:r>
-      <w:r>
-        <w:rPr>
-          <w:sz w:val="24"/>
-          <w:szCs w:val="24"/>
-          <w:lang w:val="es-ES"/>
-        </w:rPr>
-      </w:r>
-    </w:p>
-    <w:p>
-      <w:pPr>
-        <w:pStyle w:val="892"/>
-        <w:pBdr/>
-        <w:spacing w:after="100" w:before="200"/>
-        <w:ind/>
-        <w:rPr>
-          <w:sz w:val="24"/>
-          <w:szCs w:val="24"/>
-          <w:lang w:val="es-ES"/>
-        </w:rPr>
-      </w:pPr>
-      <w:r>
-        <w:rPr>
-          <w:sz w:val="24"/>
-          <w:szCs w:val="24"/>
-          <w:lang w:val="es-ES"/>
-        </w:rPr>
-        <w:t xml:space="preserve">Objetivos específicos</w:t>
-      </w:r>
-      <w:r>
-        <w:rPr>
-          <w:sz w:val="24"/>
-          <w:szCs w:val="24"/>
-          <w:lang w:val="es-ES"/>
-        </w:rPr>
-      </w:r>
+      <w:r/>
     </w:p>
     <w:p>
       <w:pPr>
@@ -767,29 +854,16 @@
         <w:pBdr/>
         <w:spacing w:after="80"/>
         <w:ind/>
-        <w:rPr>
-          <w:sz w:val="24"/>
-          <w:szCs w:val="24"/>
-          <w:lang w:val="es-ES"/>
-        </w:rPr>
+        <w:rPr/>
       </w:pPr>
       <w:r>
         <w:rPr>
-          <w:b w:val="0"/>
-          <w:bCs w:val="0"/>
-          <w:sz w:val="24"/>
-          <w:szCs w:val="24"/>
-          <w:lang w:val="es-ES"/>
+          <w:b/>
+          <w:bCs/>
         </w:rPr>
-        <w:t xml:space="preserve">Modelar el dominio del problema (conexiones de red) usando conjuntos y estructuras de datos apropiadas.</w:t>
+        <w:t xml:space="preserve">KDDTrain+.txt: 125,973 conexiones, usadas para entrenar los modelos.</w:t>
       </w:r>
-      <w:r>
-        <w:rPr>
-          <w:sz w:val="24"/>
-          <w:szCs w:val="24"/>
-          <w:lang w:val="es-ES"/>
-        </w:rPr>
-      </w:r>
+      <w:r/>
     </w:p>
     <w:p>
       <w:pPr>
@@ -801,29 +875,397 @@
         <w:pBdr/>
         <w:spacing w:after="80"/>
         <w:ind/>
-        <w:rPr>
-          <w:sz w:val="24"/>
-          <w:szCs w:val="24"/>
-          <w:lang w:val="es-ES"/>
-        </w:rPr>
+        <w:rPr/>
       </w:pPr>
       <w:r>
         <w:rPr>
-          <w:b w:val="0"/>
-          <w:bCs w:val="0"/>
-          <w:sz w:val="24"/>
-          <w:szCs w:val="24"/>
-          <w:lang w:val="es-ES"/>
+          <w:b/>
+          <w:bCs/>
         </w:rPr>
-        <w:t xml:space="preserve">Construir un motor de detección basado en lógica proposicional (reglas booleanas).</w:t>
+        <w:t xml:space="preserve">KDDTest+.txt: 22,544 conexiones, usadas exclusivamente para evaluación.</w:t>
+      </w:r>
+      <w:r/>
+    </w:p>
+    <w:p>
+      <w:pPr>
+        <w:pBdr/>
+        <w:spacing w:after="160"/>
+        <w:ind/>
+        <w:jc w:val="both"/>
+        <w:rPr/>
+      </w:pPr>
+      <w:r>
+        <w:t xml:space="preserve">Una característica particularmente relevante de NSL-KDD — verificada directamente sobre los archivos de este proyecto — es que el conjunto de prueba contiene 17 tipos de ataque que jamás ap</w:t>
       </w:r>
       <w:r>
+        <w:t xml:space="preserve">arecen en el conjunto de entrenamiento (por ejemplo: apache2, mscan, processtable, worm, xterm, entre otros). Esto convierte la evaluación en una prueba genuina de generalización frente a amenazas no vistas, y no solo de memorización de patrones conocidos.</w:t>
+      </w:r>
+      <w:r/>
+    </w:p>
+    <w:p>
+      <w:pPr>
+        <w:pStyle w:val="890"/>
+        <w:pBdr/>
+        <w:spacing w:after="150" w:before="300"/>
+        <w:ind/>
+        <w:rPr/>
+      </w:pPr>
+      <w:r>
+        <w:t xml:space="preserve">4. Arquitectura General del Sistema</w:t>
+      </w:r>
+      <w:r/>
+    </w:p>
+    <w:p>
+      <w:pPr>
+        <w:pBdr/>
+        <w:spacing w:after="160"/>
+        <w:ind/>
+        <w:jc w:val="both"/>
+        <w:rPr/>
+      </w:pPr>
+      <w:r>
+        <w:t xml:space="preserve">El proyecto se organiza en 7 paquetes de Java, cada uno responsable de un aspecto del problema y de una rama distinta de la matemática discreta:</w:t>
+      </w:r>
+      <w:r/>
+    </w:p>
+    <w:p>
+      <w:pPr>
+        <w:pBdr/>
+        <w:shd w:val="clear" w:color="auto" w:fill="f2f2f2"/>
+        <w:spacing w:after="40"/>
+        <w:ind/>
+        <w:rPr/>
+      </w:pPr>
+      <w:r>
         <w:rPr>
-          <w:sz w:val="24"/>
-          <w:szCs w:val="24"/>
-          <w:lang w:val="es-ES"/>
+          <w:rFonts w:ascii="Consolas" w:hAnsi="Consolas" w:eastAsia="Consolas" w:cs="Consolas"/>
+          <w:sz w:val="19"/>
+          <w:szCs w:val="19"/>
         </w:rPr>
+        <w:t xml:space="preserve">model      → Representación de datos (conjuntos)</w:t>
       </w:r>
+      <w:r/>
+    </w:p>
+    <w:p>
+      <w:pPr>
+        <w:pBdr/>
+        <w:shd w:val="clear" w:color="auto" w:fill="f2f2f2"/>
+        <w:spacing w:after="40"/>
+        <w:ind/>
+        <w:rPr/>
+      </w:pPr>
+      <w:r>
+        <w:rPr>
+          <w:rFonts w:ascii="Consolas" w:hAnsi="Consolas" w:eastAsia="Consolas" w:cs="Consolas"/>
+          <w:sz w:val="19"/>
+          <w:szCs w:val="19"/>
+        </w:rPr>
+        <w:t xml:space="preserve">data       → Carga y parseo del dataset</w:t>
+      </w:r>
+      <w:r/>
+    </w:p>
+    <w:p>
+      <w:pPr>
+        <w:pBdr/>
+        <w:shd w:val="clear" w:color="auto" w:fill="f2f2f2"/>
+        <w:spacing w:after="40"/>
+        <w:ind/>
+        <w:rPr/>
+      </w:pPr>
+      <w:r>
+        <w:rPr>
+          <w:rFonts w:ascii="Consolas" w:hAnsi="Consolas" w:eastAsia="Consolas" w:cs="Consolas"/>
+          <w:sz w:val="19"/>
+          <w:szCs w:val="19"/>
+        </w:rPr>
+        <w:t xml:space="preserve">rules      → Motor de lógica proposicional</w:t>
+      </w:r>
+      <w:r/>
+    </w:p>
+    <w:p>
+      <w:pPr>
+        <w:pBdr/>
+        <w:shd w:val="clear" w:color="auto" w:fill="f2f2f2"/>
+        <w:spacing w:after="40"/>
+        <w:ind/>
+        <w:rPr/>
+      </w:pPr>
+      <w:r>
+        <w:rPr>
+          <w:rFonts w:ascii="Consolas" w:hAnsi="Consolas" w:eastAsia="Consolas" w:cs="Consolas"/>
+          <w:sz w:val="19"/>
+          <w:szCs w:val="19"/>
+        </w:rPr>
+        <w:t xml:space="preserve">fsm        → Máquina de estados finita</w:t>
+      </w:r>
+      <w:r/>
+    </w:p>
+    <w:p>
+      <w:pPr>
+        <w:pBdr/>
+        <w:shd w:val="clear" w:color="auto" w:fill="f2f2f2"/>
+        <w:spacing w:after="40"/>
+        <w:ind/>
+        <w:rPr/>
+      </w:pPr>
+      <w:r>
+        <w:rPr>
+          <w:rFonts w:ascii="Consolas" w:hAnsi="Consolas" w:eastAsia="Consolas" w:cs="Consolas"/>
+          <w:sz w:val="19"/>
+          <w:szCs w:val="19"/>
+        </w:rPr>
+        <w:t xml:space="preserve">graph      → Grafo Host-Servicio y recursividad (DFS)</w:t>
+      </w:r>
+      <w:r/>
+    </w:p>
+    <w:p>
+      <w:pPr>
+        <w:pBdr/>
+        <w:shd w:val="clear" w:color="auto" w:fill="f2f2f2"/>
+        <w:spacing w:after="40"/>
+        <w:ind/>
+        <w:rPr/>
+      </w:pPr>
+      <w:r>
+        <w:rPr>
+          <w:rFonts w:ascii="Consolas" w:hAnsi="Consolas" w:eastAsia="Consolas" w:cs="Consolas"/>
+          <w:sz w:val="19"/>
+          <w:szCs w:val="19"/>
+        </w:rPr>
+        <w:t xml:space="preserve">stats      → Conteo, probabilidad y Naive Bayes</w:t>
+      </w:r>
+      <w:r/>
+    </w:p>
+    <w:p>
+      <w:pPr>
+        <w:pBdr/>
+        <w:shd w:val="clear" w:color="auto" w:fill="f2f2f2"/>
+        <w:spacing w:after="40"/>
+        <w:ind/>
+        <w:rPr/>
+      </w:pPr>
+      <w:r>
+        <w:rPr>
+          <w:rFonts w:ascii="Consolas" w:hAnsi="Consolas" w:eastAsia="Consolas" w:cs="Consolas"/>
+          <w:sz w:val="19"/>
+          <w:szCs w:val="19"/>
+        </w:rPr>
+        <w:t xml:space="preserve">neuralnet  → Álgebra matricial y red neuronal</w:t>
+      </w:r>
+      <w:r/>
+    </w:p>
+    <w:p>
+      <w:pPr>
+        <w:pBdr/>
+        <w:spacing w:after="120"/>
+        <w:ind/>
+        <w:rPr/>
+      </w:pPr>
+      <w:r/>
+      <w:r/>
+    </w:p>
+    <w:p>
+      <w:pPr>
+        <w:pBdr/>
+        <w:spacing w:after="160"/>
+        <w:ind/>
+        <w:jc w:val="both"/>
+        <w:rPr/>
+      </w:pPr>
+      <w:r>
+        <w:t xml:space="preserve">El punto de entrada, Main.java, orquesta el flujo completo: carga ambos datasets, entrena los tres modelos de clasificación (Reglas, Bayes, Red Neuronal) sobre KDDTrain+.txt, los evalúa sobre KDDTest+.txt, y produce una tabla comparativa final.</w:t>
+      </w:r>
+      <w:r/>
+    </w:p>
+    <w:p>
+      <w:pPr>
+        <w:pBdr/>
+        <w:spacing w:after="60" w:before="150"/>
+        <w:ind/>
+        <w:jc w:val="center"/>
+        <w:rPr/>
+      </w:pPr>
+      <w:r>
+        <mc:AlternateContent>
+          <mc:Choice Requires="wpg">
+            <w:drawing>
+              <wp:inline xmlns:wp="http://schemas.openxmlformats.org/drawingml/2006/wordprocessingDrawing" distT="0" distB="0" distL="0" distR="0">
+                <wp:extent cx="5994226" cy="3838575"/>
+                <wp:effectExtent l="0" t="0" r="0" b="0"/>
+                <wp:docPr id="2" name="" descr="" title=""/>
+                <wp:cNvGraphicFramePr>
+                  <a:graphicFrameLocks xmlns:a="http://schemas.openxmlformats.org/drawingml/2006/main" noChangeAspect="1"/>
+                </wp:cNvGraphicFramePr>
+                <a:graphic xmlns:a="http://schemas.openxmlformats.org/drawingml/2006/main">
+                  <a:graphicData uri="http://schemas.openxmlformats.org/drawingml/2006/picture">
+                    <pic:pic xmlns:pic="http://schemas.openxmlformats.org/drawingml/2006/picture">
+                      <pic:nvPicPr>
+                        <pic:cNvPr id="0" name="" descr=""/>
+                        <pic:cNvPicPr>
+                          <a:picLocks noChangeAspect="1"/>
+                        </pic:cNvPicPr>
+                        <pic:nvPr/>
+                      </pic:nvPicPr>
+                      <pic:blipFill rotWithShape="1">
+                        <a:blip r:embed="rId10"/>
+                      </pic:blipFill>
+                      <pic:spPr bwMode="auto">
+                        <a:xfrm flipH="0" flipV="0">
+                          <a:off x="0" y="0"/>
+                          <a:ext cx="5994225" cy="3838574"/>
+                        </a:xfrm>
+                        <a:prstGeom prst="rect">
+                          <a:avLst/>
+                        </a:prstGeom>
+                      </pic:spPr>
+                    </pic:pic>
+                  </a:graphicData>
+                </a:graphic>
+              </wp:inline>
+            </w:drawing>
+          </mc:Choice>
+          <mc:Fallback>
+            <w:pict>
+              <v:shapetype id="_x0000_t75" coordsize="21600,21600" o:spt="75" o:preferrelative="t" path="m@4@5l@4@11@9@11@9@5xe" filled="f" stroked="f">
+                <v:stroke joinstyle="miter"/>
+                <v:formulas>
+                  <v:f eqn="if lineDrawn pixelLineWidth 0"/>
+                  <v:f eqn="sum @0 1 0"/>
+                  <v:f eqn="sum 0 0 @1"/>
+                  <v:f eqn="prod @2 1 2"/>
+                  <v:f eqn="prod @3 21600 pixelWidth"/>
+                  <v:f eqn="prod @3 21600 pixelHeight"/>
+                  <v:f eqn="sum @0 0 1"/>
+                  <v:f eqn="prod @6 1 2"/>
+                  <v:f eqn="prod @7 21600 pixelWidth"/>
+                  <v:f eqn="sum @8 21600 0"/>
+                  <v:f eqn="prod @7 21600 pixelHeight"/>
+                  <v:f eqn="sum @10 21600 0"/>
+                </v:formulas>
+                <v:path o:extrusionok="f" gradientshapeok="t" o:connecttype="rect"/>
+                <o:lock v:ext="edit" aspectratio="t"/>
+              </v:shapetype>
+              <v:shape id="_x0000_i1" o:spid="_x0000_s1" type="#_x0000_t75" style="width:471.99pt;height:302.25pt;mso-wrap-distance-left:0.00pt;mso-wrap-distance-top:0.00pt;mso-wrap-distance-right:0.00pt;mso-wrap-distance-bottom:0.00pt;z-index:1;" stroked="false">
+                <v:imagedata r:id="rId10" o:title=""/>
+                <o:lock v:ext="edit" rotation="t"/>
+              </v:shape>
+            </w:pict>
+          </mc:Fallback>
+        </mc:AlternateContent>
+      </w:r>
+      <w:r/>
+    </w:p>
+    <w:p>
+      <w:pPr>
+        <w:pBdr/>
+        <w:spacing w:after="220"/>
+        <w:ind/>
+        <w:jc w:val="center"/>
+        <w:rPr/>
+      </w:pPr>
+      <w:r>
+        <w:rPr>
+          <w:i/>
+          <w:iCs/>
+          <w:color w:val="555555"/>
+          <w:sz w:val="19"/>
+          <w:szCs w:val="19"/>
+        </w:rPr>
+        <w:t xml:space="preserve">Figura 1. Flujo de datos entre los módulos del proyecto, desde la carga del dataset hasta la tabla comparativa final.</w:t>
+      </w:r>
+      <w:r/>
+    </w:p>
+    <w:p>
+      <w:pPr>
+        <w:pBdr/>
+        <w:spacing/>
+        <w:ind/>
+        <w:rPr/>
+      </w:pPr>
+      <w:r>
+        <w:br w:type="page" w:clear="all"/>
+      </w:r>
+      <w:r/>
+    </w:p>
+    <w:p>
+      <w:pPr>
+        <w:pStyle w:val="890"/>
+        <w:pBdr/>
+        <w:spacing w:after="150" w:before="300"/>
+        <w:ind/>
+        <w:rPr/>
+      </w:pPr>
+      <w:r>
+        <w:t xml:space="preserve">5. Descripción de los Módulos</w:t>
+      </w:r>
+      <w:r/>
+    </w:p>
+    <w:p>
+      <w:pPr>
+        <w:pStyle w:val="891"/>
+        <w:pBdr/>
+        <w:spacing w:after="120" w:before="250"/>
+        <w:ind/>
+        <w:rPr/>
+      </w:pPr>
+      <w:r>
+        <w:t xml:space="preserve">5.1 model — Representación del dominio</w:t>
+      </w:r>
+      <w:r/>
+    </w:p>
+    <w:p>
+      <w:pPr>
+        <w:pBdr/>
+        <w:spacing w:after="100"/>
+        <w:ind/>
+        <w:rPr/>
+      </w:pPr>
+      <w:r>
+        <w:rPr>
+          <w:b/>
+          <w:bCs/>
+        </w:rPr>
+        <w:t xml:space="preserve">Propósito: </w:t>
+      </w:r>
+      <w:r>
+        <w:t xml:space="preserve">Define la clase Connection, que representa una única conexión de red con sus 41 atributos originales de NSL-KDD, más métodos auxiliares para clasificar el tipo de ataque.</w:t>
+      </w:r>
+      <w:r/>
+    </w:p>
+    <w:p>
+      <w:pPr>
+        <w:pBdr/>
+        <w:spacing w:after="100"/>
+        <w:ind/>
+        <w:rPr/>
+      </w:pPr>
+      <w:r>
+        <w:rPr>
+          <w:b/>
+          <w:bCs/>
+        </w:rPr>
+        <w:t xml:space="preserve">Concepto de matemática discreta: </w:t>
+      </w:r>
+      <w:r>
+        <w:t xml:space="preserve">Conjuntos: cada Connection es un elemento del conjunto universo de conexiones; getAttackCategory() particiona ese conjunto en subconjuntos disjuntos (normal, dos, probe, r2l, u2r).</w:t>
+      </w:r>
+      <w:r/>
+    </w:p>
+    <w:p>
+      <w:pPr>
+        <w:pBdr/>
+        <w:spacing w:after="60"/>
+        <w:ind/>
+        <w:rPr/>
+      </w:pPr>
+      <w:r>
+        <w:rPr>
+          <w:b/>
+          <w:bCs/>
+        </w:rPr>
+        <w:t xml:space="preserve">Clases principales:</w:t>
+      </w:r>
+      <w:r/>
     </w:p>
     <w:p>
       <w:pPr>
@@ -835,29 +1277,83 @@
         <w:pBdr/>
         <w:spacing w:after="80"/>
         <w:ind/>
-        <w:rPr>
-          <w:sz w:val="24"/>
-          <w:szCs w:val="24"/>
-          <w:lang w:val="es-ES"/>
-        </w:rPr>
+        <w:rPr/>
       </w:pPr>
       <w:r>
         <w:rPr>
           <w:b w:val="0"/>
           <w:bCs w:val="0"/>
-          <w:sz w:val="24"/>
-          <w:szCs w:val="24"/>
-          <w:lang w:val="es-ES"/>
         </w:rPr>
-        <w:t xml:space="preserve">Modelar el comportamiento temporal de una sesión mediante una máquina de estados finita.</w:t>
+        <w:t xml:space="preserve">Connection.java — modelo inmutable con los 41 atributos + etiqueta + nivel de dificultad.</w:t>
+      </w:r>
+      <w:r/>
+    </w:p>
+    <w:p>
+      <w:pPr>
+        <w:pStyle w:val="891"/>
+        <w:pBdr/>
+        <w:spacing w:after="120" w:before="250"/>
+        <w:ind/>
+        <w:rPr/>
+      </w:pPr>
+      <w:r>
+        <w:t xml:space="preserve">5.2 data — Carga del dataset</w:t>
+      </w:r>
+      <w:r/>
+    </w:p>
+    <w:p>
+      <w:pPr>
+        <w:pBdr/>
+        <w:spacing w:after="100"/>
+        <w:ind/>
+        <w:rPr/>
+      </w:pPr>
+      <w:r>
+        <w:rPr>
+          <w:b/>
+          <w:bCs/>
+        </w:rPr>
+        <w:t xml:space="preserve">Propósito: </w:t>
       </w:r>
       <w:r>
+        <w:t xml:space="preserve">Parsea el archivo de texto plano de NSL-KDD (formato CSV sin encabezados) y construye la lista de objetos Connection correspondiente.</w:t>
+      </w:r>
+      <w:r/>
+    </w:p>
+    <w:p>
+      <w:pPr>
+        <w:pBdr/>
+        <w:spacing w:after="100"/>
+        <w:ind/>
+        <w:rPr/>
+      </w:pPr>
+      <w:r>
         <w:rPr>
-          <w:sz w:val="24"/>
-          <w:szCs w:val="24"/>
-          <w:lang w:val="es-ES"/>
+          <w:b/>
+          <w:bCs/>
         </w:rPr>
+        <w:t xml:space="preserve">Concepto de matemática discreta: </w:t>
       </w:r>
+      <w:r>
+        <w:t xml:space="preserve">Manejo de conjuntos de datos y validación estructural de cada elemento antes de incorporarlo al conjunto de trabajo.</w:t>
+      </w:r>
+      <w:r/>
+    </w:p>
+    <w:p>
+      <w:pPr>
+        <w:pBdr/>
+        <w:spacing w:after="60"/>
+        <w:ind/>
+        <w:rPr/>
+      </w:pPr>
+      <w:r>
+        <w:rPr>
+          <w:b/>
+          <w:bCs/>
+        </w:rPr>
+        <w:t xml:space="preserve">Clases principales:</w:t>
+      </w:r>
+      <w:r/>
     </w:p>
     <w:p>
       <w:pPr>
@@ -869,29 +1365,83 @@
         <w:pBdr/>
         <w:spacing w:after="80"/>
         <w:ind/>
-        <w:rPr>
-          <w:sz w:val="24"/>
-          <w:szCs w:val="24"/>
-          <w:lang w:val="es-ES"/>
-        </w:rPr>
+        <w:rPr/>
       </w:pPr>
       <w:r>
         <w:rPr>
           <w:b w:val="0"/>
           <w:bCs w:val="0"/>
-          <w:sz w:val="24"/>
-          <w:szCs w:val="24"/>
-          <w:lang w:val="es-ES"/>
         </w:rPr>
-        <w:t xml:space="preserve">Representar relaciones estructurales de la red como un grafo y analizarlo mediante recorridos recursivos.</w:t>
+        <w:t xml:space="preserve">DatasetLoader.java — carga, valida formato, y reporta un resumen estadístico por categoría de ataque.</w:t>
+      </w:r>
+      <w:r/>
+    </w:p>
+    <w:p>
+      <w:pPr>
+        <w:pStyle w:val="891"/>
+        <w:pBdr/>
+        <w:spacing w:after="120" w:before="250"/>
+        <w:ind/>
+        <w:rPr/>
+      </w:pPr>
+      <w:r>
+        <w:t xml:space="preserve">5.3 rules — Motor de lógica proposicional</w:t>
+      </w:r>
+      <w:r/>
+    </w:p>
+    <w:p>
+      <w:pPr>
+        <w:pBdr/>
+        <w:spacing w:after="100"/>
+        <w:ind/>
+        <w:rPr/>
+      </w:pPr>
+      <w:r>
+        <w:rPr>
+          <w:b/>
+          <w:bCs/>
+        </w:rPr>
+        <w:t xml:space="preserve">Propósito: </w:t>
       </w:r>
       <w:r>
+        <w:t xml:space="preserve">Evalúa cada conexión contra un conjunto de reglas heurísticas (ej. posible SYN flood, escaneo de puertos, fuerza bruta de login, escalamiento a root), inspiradas en patrones de ataque documentados para NSL-KDD.</w:t>
+      </w:r>
+      <w:r/>
+    </w:p>
+    <w:p>
+      <w:pPr>
+        <w:pBdr/>
+        <w:spacing w:after="100"/>
+        <w:ind/>
+        <w:rPr/>
+      </w:pPr>
+      <w:r>
         <w:rPr>
-          <w:sz w:val="24"/>
-          <w:szCs w:val="24"/>
-          <w:lang w:val="es-ES"/>
+          <w:b/>
+          <w:bCs/>
         </w:rPr>
+        <w:t xml:space="preserve">Concepto de matemática discreta: </w:t>
       </w:r>
+      <w:r>
+        <w:t xml:space="preserve">Lógica proposicional: cada regla es una fórmula booleana compuesta mediante los conectores ∧ (AND), ∨ (OR) y ¬ (NOT), implementados como combinadores explícitos sobre predicados.</w:t>
+      </w:r>
+      <w:r/>
+    </w:p>
+    <w:p>
+      <w:pPr>
+        <w:pBdr/>
+        <w:spacing w:after="60"/>
+        <w:ind/>
+        <w:rPr/>
+      </w:pPr>
+      <w:r>
+        <w:rPr>
+          <w:b/>
+          <w:bCs/>
+        </w:rPr>
+        <w:t xml:space="preserve">Clases principales:</w:t>
+      </w:r>
+      <w:r/>
     </w:p>
     <w:p>
       <w:pPr>
@@ -903,29 +1453,16 @@
         <w:pBdr/>
         <w:spacing w:after="80"/>
         <w:ind/>
-        <w:rPr>
-          <w:sz w:val="24"/>
-          <w:szCs w:val="24"/>
-          <w:lang w:val="es-ES"/>
-        </w:rPr>
+        <w:rPr/>
       </w:pPr>
       <w:r>
         <w:rPr>
           <w:b w:val="0"/>
           <w:bCs w:val="0"/>
-          <w:sz w:val="24"/>
-          <w:szCs w:val="24"/>
-          <w:lang w:val="es-ES"/>
         </w:rPr>
-        <w:t xml:space="preserve">Aplicar teoría de la probabilidad y conteo combinatorio para construir un clasificador Naive Bayes.</w:t>
+        <w:t xml:space="preserve">Rule.java — proposición lógica con combinadores and(), or(), negate().</w:t>
       </w:r>
-      <w:r>
-        <w:rPr>
-          <w:sz w:val="24"/>
-          <w:szCs w:val="24"/>
-          <w:lang w:val="es-ES"/>
-        </w:rPr>
-      </w:r>
+      <w:r/>
     </w:p>
     <w:p>
       <w:pPr>
@@ -937,29 +1474,16 @@
         <w:pBdr/>
         <w:spacing w:after="80"/>
         <w:ind/>
-        <w:rPr>
-          <w:sz w:val="24"/>
-          <w:szCs w:val="24"/>
-          <w:lang w:val="es-ES"/>
-        </w:rPr>
+        <w:rPr/>
       </w:pPr>
       <w:r>
         <w:rPr>
           <w:b w:val="0"/>
           <w:bCs w:val="0"/>
-          <w:sz w:val="24"/>
-          <w:szCs w:val="24"/>
-          <w:lang w:val="es-ES"/>
         </w:rPr>
-        <w:t xml:space="preserve">Implementar una red neuronal desde cero, entendida como composición de funciones sobre estructuras algebraicas (matrices).</w:t>
+        <w:t xml:space="preserve">RuleEngine.java — motor que evalúa el conjunto completo de reglas sobre una conexión.</w:t>
       </w:r>
-      <w:r>
-        <w:rPr>
-          <w:sz w:val="24"/>
-          <w:szCs w:val="24"/>
-          <w:lang w:val="es-ES"/>
-        </w:rPr>
-      </w:r>
+      <w:r/>
     </w:p>
     <w:p>
       <w:pPr>
@@ -971,122 +1495,16 @@
         <w:pBdr/>
         <w:spacing w:after="80"/>
         <w:ind/>
-        <w:rPr>
-          <w:sz w:val="24"/>
-          <w:szCs w:val="24"/>
-          <w:lang w:val="es-ES"/>
-        </w:rPr>
+        <w:rPr/>
       </w:pPr>
       <w:r>
         <w:rPr>
           <w:b w:val="0"/>
           <w:bCs w:val="0"/>
-          <w:sz w:val="24"/>
-          <w:szCs w:val="24"/>
-          <w:lang w:val="es-ES"/>
         </w:rPr>
-        <w:t xml:space="preserve">Comparar cuantitativamente el desempeño de los tres modelos de clasificación bajo una misma metodología de evaluación.</w:t>
+        <w:t xml:space="preserve">EvaluationResult.java — veredicto (reglas activadas + severidad máxima).</w:t>
       </w:r>
-      <w:r>
-        <w:rPr>
-          <w:sz w:val="24"/>
-          <w:szCs w:val="24"/>
-          <w:lang w:val="es-ES"/>
-        </w:rPr>
-      </w:r>
-    </w:p>
-    <w:p>
-      <w:pPr>
-        <w:pBdr/>
-        <w:spacing/>
-        <w:ind/>
-        <w:rPr>
-          <w:sz w:val="24"/>
-          <w:szCs w:val="24"/>
-          <w:lang w:val="es-ES"/>
-        </w:rPr>
-      </w:pPr>
-      <w:r>
-        <w:rPr>
-          <w:sz w:val="24"/>
-          <w:szCs w:val="24"/>
-          <w:lang w:val="es-ES"/>
-        </w:rPr>
-        <w:br w:type="page" w:clear="all"/>
-      </w:r>
-      <w:r>
-        <w:rPr>
-          <w:sz w:val="24"/>
-          <w:szCs w:val="24"/>
-          <w:lang w:val="es-ES"/>
-        </w:rPr>
-      </w:r>
-    </w:p>
-    <w:p>
-      <w:pPr>
-        <w:pStyle w:val="890"/>
-        <w:pBdr/>
-        <w:spacing w:after="150" w:before="300"/>
-        <w:ind/>
-        <w:rPr>
-          <w:color w:val="000000" w:themeColor="text1"/>
-          <w:sz w:val="36"/>
-          <w:szCs w:val="36"/>
-        </w:rPr>
-      </w:pPr>
-      <w:r>
-        <w:rPr>
-          <w:color w:val="000000" w:themeColor="text1"/>
-          <w:sz w:val="36"/>
-          <w:szCs w:val="36"/>
-          <w:lang w:val="es-ES"/>
-        </w:rPr>
-        <w:t xml:space="preserve">3. Dataset: NSL-KDD</w:t>
-      </w:r>
-      <w:r>
-        <w:rPr>
-          <w:color w:val="000000" w:themeColor="text1"/>
-          <w:sz w:val="36"/>
-          <w:szCs w:val="36"/>
-          <w:lang w:val="es-ES"/>
-        </w:rPr>
-      </w:r>
-    </w:p>
-    <w:p>
-      <w:pPr>
-        <w:pBdr/>
-        <w:spacing w:after="160"/>
-        <w:ind/>
-        <w:jc w:val="both"/>
-        <w:rPr>
-          <w:sz w:val="24"/>
-          <w:szCs w:val="24"/>
-          <w:lang w:val="es-ES"/>
-        </w:rPr>
-      </w:pPr>
-      <w:r>
-        <w:rPr>
-          <w:sz w:val="24"/>
-          <w:szCs w:val="24"/>
-          <w:lang w:val="es-ES"/>
-        </w:rPr>
-        <w:t xml:space="preserve">NSL-KDD es una versión depurada del dataset KDD Cup 1999, ampliamente utilizado en investiga</w:t>
-      </w:r>
-      <w:r>
-        <w:rPr>
-          <w:sz w:val="24"/>
-          <w:szCs w:val="24"/>
-          <w:lang w:val="es-ES"/>
-        </w:rPr>
-        <w:t xml:space="preserve">ción académica sobre sistemas de detección de intrusos. Cada instancia describe una conexión de red mediante 41 atributos (agrupados en básicos, de contenido, y de tráfico en ventanas de tiempo y de host) más una etiqueta de clase y un nivel de dificultad.</w:t>
-      </w:r>
-      <w:r>
-        <w:rPr>
-          <w:sz w:val="24"/>
-          <w:szCs w:val="24"/>
-          <w:lang w:val="es-ES"/>
-        </w:rPr>
-      </w:r>
+      <w:r/>
     </w:p>
     <w:p>
       <w:pPr>
@@ -1098,29 +1516,83 @@
         <w:pBdr/>
         <w:spacing w:after="80"/>
         <w:ind/>
+        <w:rPr/>
+      </w:pPr>
+      <w:r>
         <w:rPr>
-          <w:sz w:val="24"/>
-          <w:szCs w:val="24"/>
-          <w:lang w:val="es-ES"/>
+          <w:b w:val="0"/>
+          <w:bCs w:val="0"/>
         </w:rPr>
+        <w:t xml:space="preserve">Severity.java — escala LOW / MEDIUM / HIGH / CRITICAL.</w:t>
+      </w:r>
+      <w:r/>
+    </w:p>
+    <w:p>
+      <w:pPr>
+        <w:pStyle w:val="891"/>
+        <w:pBdr/>
+        <w:spacing w:after="120" w:before="250"/>
+        <w:ind/>
+        <w:rPr/>
+      </w:pPr>
+      <w:r>
+        <w:t xml:space="preserve">5.4 fsm — Máquina de estados finita</w:t>
+      </w:r>
+      <w:r/>
+    </w:p>
+    <w:p>
+      <w:pPr>
+        <w:pBdr/>
+        <w:spacing w:after="100"/>
+        <w:ind/>
+        <w:rPr/>
       </w:pPr>
       <w:r>
         <w:rPr>
           <w:b/>
           <w:bCs/>
-          <w:sz w:val="24"/>
-          <w:szCs w:val="24"/>
-          <w:lang w:val="es-ES"/>
         </w:rPr>
-        <w:t xml:space="preserve">KDDTrain+.txt: 125,973 conexiones, usadas para entrenar los modelos.</w:t>
+        <w:t xml:space="preserve">Propósito: </w:t>
       </w:r>
       <w:r>
+        <w:t xml:space="preserve">Modela el comportamiento de una sesión (host) a lo largo de una secuencia de conexiones, transitando entre estados de confianza según los veredictos del motor de reglas.</w:t>
+      </w:r>
+      <w:r/>
+    </w:p>
+    <w:p>
+      <w:pPr>
+        <w:pBdr/>
+        <w:spacing w:after="100"/>
+        <w:ind/>
+        <w:rPr/>
+      </w:pPr>
+      <w:r>
         <w:rPr>
-          <w:sz w:val="24"/>
-          <w:szCs w:val="24"/>
-          <w:lang w:val="es-ES"/>
+          <w:b/>
+          <w:bCs/>
         </w:rPr>
+        <w:t xml:space="preserve">Concepto de matemática discreta: </w:t>
       </w:r>
+      <w:r>
+        <w:t xml:space="preserve">Máquina de estados finita, formalizada como una 5-tupla (Q, Σ, δ, q₀, F): 3 estados (NORMAL, SUSPICIOUS, BLOCKED), función de transición basada en la acumulación de "strikes" y recuperación tras buen comportamiento sostenido.</w:t>
+      </w:r>
+      <w:r/>
+    </w:p>
+    <w:p>
+      <w:pPr>
+        <w:pBdr/>
+        <w:spacing w:after="60"/>
+        <w:ind/>
+        <w:rPr/>
+      </w:pPr>
+      <w:r>
+        <w:rPr>
+          <w:b/>
+          <w:bCs/>
+        </w:rPr>
+        <w:t xml:space="preserve">Clases principales:</w:t>
+      </w:r>
+      <w:r/>
     </w:p>
     <w:p>
       <w:pPr>
@@ -1132,538 +1604,16 @@
         <w:pBdr/>
         <w:spacing w:after="80"/>
         <w:ind/>
-        <w:rPr>
-          <w:sz w:val="24"/>
-          <w:szCs w:val="24"/>
-          <w:lang w:val="es-ES"/>
-        </w:rPr>
+        <w:rPr/>
       </w:pPr>
       <w:r>
         <w:rPr>
-          <w:b/>
-          <w:bCs/>
-          <w:sz w:val="24"/>
-          <w:szCs w:val="24"/>
-          <w:lang w:val="es-ES"/>
+          <w:b w:val="0"/>
+          <w:bCs w:val="0"/>
         </w:rPr>
-        <w:t xml:space="preserve">KDDTest+.txt: 22,544 conexiones, usadas exclusivamente para evaluación.</w:t>
+        <w:t xml:space="preserve">SessionState.java — enum con los 3 estados posibles.</w:t>
       </w:r>
-      <w:r>
-        <w:rPr>
-          <w:sz w:val="24"/>
-          <w:szCs w:val="24"/>
-          <w:lang w:val="es-ES"/>
-        </w:rPr>
-      </w:r>
-    </w:p>
-    <w:p>
-      <w:pPr>
-        <w:pBdr/>
-        <w:spacing w:after="160"/>
-        <w:ind/>
-        <w:jc w:val="both"/>
-        <w:rPr>
-          <w:sz w:val="24"/>
-          <w:szCs w:val="24"/>
-          <w:lang w:val="es-ES"/>
-        </w:rPr>
-      </w:pPr>
-      <w:r>
-        <w:rPr>
-          <w:sz w:val="24"/>
-          <w:szCs w:val="24"/>
-          <w:lang w:val="es-ES"/>
-        </w:rPr>
-        <w:t xml:space="preserve">Una característica particularmente relevante de NSL-KDD — verificada directamente sobre los archivos de este proyecto — es que el conjunto de prueba contiene 17 tipos de ataque que jamás ap</w:t>
-      </w:r>
-      <w:r>
-        <w:rPr>
-          <w:sz w:val="24"/>
-          <w:szCs w:val="24"/>
-          <w:lang w:val="es-ES"/>
-        </w:rPr>
-        <w:t xml:space="preserve">arecen en el conjunto de entrenamiento (por ejemplo: apache2, mscan, processtable, worm, xterm, entre otros). Esto convierte la evaluación en una prueba genuina de generalización frente a amenazas no vistas, y no solo de memorización de patrones conocidos.</w:t>
-      </w:r>
-      <w:r>
-        <w:rPr>
-          <w:sz w:val="24"/>
-          <w:szCs w:val="24"/>
-          <w:lang w:val="es-ES"/>
-        </w:rPr>
-      </w:r>
-    </w:p>
-    <w:p>
-      <w:pPr>
-        <w:pStyle w:val="890"/>
-        <w:pBdr/>
-        <w:spacing w:after="150" w:before="300"/>
-        <w:ind/>
-        <w:rPr>
-          <w:color w:val="000000" w:themeColor="text1"/>
-          <w:sz w:val="36"/>
-          <w:szCs w:val="36"/>
-        </w:rPr>
-      </w:pPr>
-      <w:r>
-        <w:rPr>
-          <w:color w:val="000000" w:themeColor="text1"/>
-          <w:sz w:val="36"/>
-          <w:szCs w:val="36"/>
-          <w:lang w:val="es-ES"/>
-        </w:rPr>
-        <w:t xml:space="preserve">4. Arquitectura General del Sistema</w:t>
-      </w:r>
-      <w:r>
-        <w:rPr>
-          <w:color w:val="000000" w:themeColor="text1"/>
-          <w:sz w:val="36"/>
-          <w:szCs w:val="36"/>
-          <w:lang w:val="es-ES"/>
-        </w:rPr>
-      </w:r>
-    </w:p>
-    <w:p>
-      <w:pPr>
-        <w:pBdr/>
-        <w:spacing w:after="160"/>
-        <w:ind/>
-        <w:jc w:val="both"/>
-        <w:rPr>
-          <w:sz w:val="24"/>
-          <w:szCs w:val="24"/>
-          <w:lang w:val="es-ES"/>
-        </w:rPr>
-      </w:pPr>
-      <w:r>
-        <w:rPr>
-          <w:sz w:val="24"/>
-          <w:szCs w:val="24"/>
-          <w:lang w:val="es-ES"/>
-        </w:rPr>
-        <w:t xml:space="preserve">El proyecto se organiza en 7 paquetes de Java, cada uno responsable de un aspecto del problema y de una rama distinta de la matemática discreta:</w:t>
-      </w:r>
-      <w:r>
-        <w:rPr>
-          <w:sz w:val="24"/>
-          <w:szCs w:val="24"/>
-          <w:lang w:val="es-ES"/>
-        </w:rPr>
-      </w:r>
-    </w:p>
-    <w:p>
-      <w:pPr>
-        <w:pBdr/>
-        <w:shd w:val="clear" w:color="auto" w:fill="f2f2f2"/>
-        <w:spacing w:after="40"/>
-        <w:ind/>
-        <w:rPr>
-          <w:lang w:val="es-ES"/>
-        </w:rPr>
-      </w:pPr>
-      <w:r>
-        <w:rPr>
-          <w:rFonts w:ascii="Consolas" w:hAnsi="Consolas" w:eastAsia="Consolas" w:cs="Consolas"/>
-          <w:sz w:val="19"/>
-          <w:szCs w:val="19"/>
-          <w:lang w:val="es-ES"/>
-        </w:rPr>
-        <w:t xml:space="preserve">model      → Representación de datos (conjuntos)</w:t>
-      </w:r>
-      <w:r>
-        <w:rPr>
-          <w:lang w:val="es-ES"/>
-        </w:rPr>
-      </w:r>
-    </w:p>
-    <w:p>
-      <w:pPr>
-        <w:pBdr/>
-        <w:shd w:val="clear" w:color="auto" w:fill="f2f2f2"/>
-        <w:spacing w:after="40"/>
-        <w:ind/>
-        <w:rPr>
-          <w:lang w:val="es-ES"/>
-        </w:rPr>
-      </w:pPr>
-      <w:r>
-        <w:rPr>
-          <w:rFonts w:ascii="Consolas" w:hAnsi="Consolas" w:eastAsia="Consolas" w:cs="Consolas"/>
-          <w:sz w:val="19"/>
-          <w:szCs w:val="19"/>
-          <w:lang w:val="es-ES"/>
-        </w:rPr>
-        <w:t xml:space="preserve">data       → Carga y parseo del dataset</w:t>
-      </w:r>
-      <w:r>
-        <w:rPr>
-          <w:lang w:val="es-ES"/>
-        </w:rPr>
-      </w:r>
-    </w:p>
-    <w:p>
-      <w:pPr>
-        <w:pBdr/>
-        <w:shd w:val="clear" w:color="auto" w:fill="f2f2f2"/>
-        <w:spacing w:after="40"/>
-        <w:ind/>
-        <w:rPr>
-          <w:lang w:val="es-ES"/>
-        </w:rPr>
-      </w:pPr>
-      <w:r>
-        <w:rPr>
-          <w:rFonts w:ascii="Consolas" w:hAnsi="Consolas" w:eastAsia="Consolas" w:cs="Consolas"/>
-          <w:sz w:val="19"/>
-          <w:szCs w:val="19"/>
-          <w:lang w:val="es-ES"/>
-        </w:rPr>
-        <w:t xml:space="preserve">rules      → Motor de lógica proposicional</w:t>
-      </w:r>
-      <w:r>
-        <w:rPr>
-          <w:lang w:val="es-ES"/>
-        </w:rPr>
-      </w:r>
-    </w:p>
-    <w:p>
-      <w:pPr>
-        <w:pBdr/>
-        <w:shd w:val="clear" w:color="auto" w:fill="f2f2f2"/>
-        <w:spacing w:after="40"/>
-        <w:ind/>
-        <w:rPr>
-          <w:lang w:val="es-ES"/>
-        </w:rPr>
-      </w:pPr>
-      <w:r>
-        <w:rPr>
-          <w:rFonts w:ascii="Consolas" w:hAnsi="Consolas" w:eastAsia="Consolas" w:cs="Consolas"/>
-          <w:sz w:val="19"/>
-          <w:szCs w:val="19"/>
-          <w:lang w:val="es-ES"/>
-        </w:rPr>
-        <w:t xml:space="preserve">fsm        → Máquina de estados finita</w:t>
-      </w:r>
-      <w:r>
-        <w:rPr>
-          <w:lang w:val="es-ES"/>
-        </w:rPr>
-      </w:r>
-    </w:p>
-    <w:p>
-      <w:pPr>
-        <w:pBdr/>
-        <w:shd w:val="clear" w:color="auto" w:fill="f2f2f2"/>
-        <w:spacing w:after="40"/>
-        <w:ind/>
-        <w:rPr>
-          <w:lang w:val="es-ES"/>
-        </w:rPr>
-      </w:pPr>
-      <w:r>
-        <w:rPr>
-          <w:rFonts w:ascii="Consolas" w:hAnsi="Consolas" w:eastAsia="Consolas" w:cs="Consolas"/>
-          <w:sz w:val="19"/>
-          <w:szCs w:val="19"/>
-          <w:lang w:val="es-ES"/>
-        </w:rPr>
-        <w:t xml:space="preserve">graph      → Grafo Host-Servicio y recursividad (DFS)</w:t>
-      </w:r>
-      <w:r>
-        <w:rPr>
-          <w:lang w:val="es-ES"/>
-        </w:rPr>
-      </w:r>
-    </w:p>
-    <w:p>
-      <w:pPr>
-        <w:pBdr/>
-        <w:shd w:val="clear" w:color="auto" w:fill="f2f2f2"/>
-        <w:spacing w:after="40"/>
-        <w:ind/>
-        <w:rPr>
-          <w:lang w:val="es-ES"/>
-        </w:rPr>
-      </w:pPr>
-      <w:r>
-        <w:rPr>
-          <w:rFonts w:ascii="Consolas" w:hAnsi="Consolas" w:eastAsia="Consolas" w:cs="Consolas"/>
-          <w:sz w:val="19"/>
-          <w:szCs w:val="19"/>
-          <w:lang w:val="es-ES"/>
-        </w:rPr>
-        <w:t xml:space="preserve">stats      → Conteo, probabilidad y Naive Bayes</w:t>
-      </w:r>
-      <w:r>
-        <w:rPr>
-          <w:lang w:val="es-ES"/>
-        </w:rPr>
-      </w:r>
-    </w:p>
-    <w:p>
-      <w:pPr>
-        <w:pBdr/>
-        <w:shd w:val="clear" w:color="auto" w:fill="f2f2f2"/>
-        <w:spacing w:after="40"/>
-        <w:ind/>
-        <w:rPr>
-          <w:lang w:val="es-ES"/>
-        </w:rPr>
-      </w:pPr>
-      <w:r>
-        <w:rPr>
-          <w:rFonts w:ascii="Consolas" w:hAnsi="Consolas" w:eastAsia="Consolas" w:cs="Consolas"/>
-          <w:sz w:val="19"/>
-          <w:szCs w:val="19"/>
-          <w:lang w:val="es-ES"/>
-        </w:rPr>
-        <w:t xml:space="preserve">neuralnet  → Álgebra matricial y red neuronal</w:t>
-      </w:r>
-      <w:r>
-        <w:rPr>
-          <w:lang w:val="es-ES"/>
-        </w:rPr>
-      </w:r>
-    </w:p>
-    <w:p>
-      <w:pPr>
-        <w:pBdr/>
-        <w:spacing w:after="120"/>
-        <w:ind/>
-        <w:rPr>
-          <w:lang w:val="es-ES"/>
-        </w:rPr>
-      </w:pPr>
-      <w:r>
-        <w:rPr>
-          <w:lang w:val="es-ES" w:bidi="es-ES"/>
-        </w:rPr>
-      </w:r>
-      <w:r>
-        <w:rPr>
-          <w:lang w:val="es-ES"/>
-        </w:rPr>
-      </w:r>
-    </w:p>
-    <w:p>
-      <w:pPr>
-        <w:pBdr/>
-        <w:spacing w:after="160"/>
-        <w:ind/>
-        <w:jc w:val="both"/>
-        <w:rPr>
-          <w:sz w:val="24"/>
-          <w:szCs w:val="24"/>
-          <w:lang w:val="es-ES"/>
-        </w:rPr>
-      </w:pPr>
-      <w:r>
-        <w:rPr>
-          <w:sz w:val="24"/>
-          <w:szCs w:val="24"/>
-          <w:lang w:val="es-ES"/>
-        </w:rPr>
-        <w:t xml:space="preserve">El punto de entrada, Main.java, orquesta el flujo completo: carga ambos datasets, entrena los tres modelos de clasificación (Reglas, Bayes, Red Neuronal) sobre KDDTrain+.txt, los evalúa sobre KDDTest+.txt, y produce una tabla comparativa final.</w:t>
-      </w:r>
-      <w:r>
-        <w:rPr>
-          <w:sz w:val="24"/>
-          <w:szCs w:val="24"/>
-          <w:lang w:val="es-ES"/>
-        </w:rPr>
-      </w:r>
-    </w:p>
-    <w:p>
-      <w:pPr>
-        <w:pBdr/>
-        <w:spacing/>
-        <w:ind/>
-        <w:rPr>
-          <w:lang w:val="es-ES"/>
-        </w:rPr>
-      </w:pPr>
-      <w:r>
-        <w:rPr>
-          <w:lang w:val="es-ES"/>
-        </w:rPr>
-        <w:br w:type="page" w:clear="all"/>
-      </w:r>
-      <w:r>
-        <w:rPr>
-          <w:lang w:val="es-ES"/>
-        </w:rPr>
-      </w:r>
-    </w:p>
-    <w:p>
-      <w:pPr>
-        <w:pStyle w:val="890"/>
-        <w:pBdr/>
-        <w:spacing w:after="150" w:before="300"/>
-        <w:ind/>
-        <w:rPr>
-          <w:color w:val="000000" w:themeColor="text1"/>
-          <w:sz w:val="36"/>
-          <w:szCs w:val="36"/>
-        </w:rPr>
-      </w:pPr>
-      <w:r>
-        <w:rPr>
-          <w:color w:val="000000" w:themeColor="text1"/>
-          <w:sz w:val="36"/>
-          <w:szCs w:val="36"/>
-          <w:lang w:val="es-ES"/>
-        </w:rPr>
-        <w:t xml:space="preserve">5. Descripción de los Módulos</w:t>
-      </w:r>
-      <w:r>
-        <w:rPr>
-          <w:color w:val="000000" w:themeColor="text1"/>
-          <w:sz w:val="36"/>
-          <w:szCs w:val="36"/>
-          <w:lang w:val="es-ES"/>
-        </w:rPr>
-      </w:r>
-    </w:p>
-    <w:p>
-      <w:pPr>
-        <w:pStyle w:val="891"/>
-        <w:pBdr/>
-        <w:spacing w:after="120" w:before="250"/>
-        <w:ind/>
-        <w:rPr>
-          <w:color w:val="000000" w:themeColor="text1"/>
-          <w:sz w:val="28"/>
-          <w:szCs w:val="28"/>
-        </w:rPr>
-      </w:pPr>
-      <w:r>
-        <w:rPr>
-          <w:color w:val="000000" w:themeColor="text1"/>
-          <w:sz w:val="28"/>
-          <w:szCs w:val="28"/>
-          <w:lang w:val="es-ES"/>
-        </w:rPr>
-        <w:t xml:space="preserve">5.1 model — Representación del dominio</w:t>
-      </w:r>
-      <w:r>
-        <w:rPr>
-          <w:color w:val="000000" w:themeColor="text1"/>
-          <w:sz w:val="28"/>
-          <w:szCs w:val="28"/>
-          <w:lang w:val="es-ES"/>
-        </w:rPr>
-      </w:r>
-    </w:p>
-    <w:p>
-      <w:pPr>
-        <w:pBdr/>
-        <w:spacing w:after="100"/>
-        <w:ind/>
-        <w:rPr>
-          <w:color w:val="000000" w:themeColor="text1"/>
-          <w:sz w:val="24"/>
-          <w:szCs w:val="24"/>
-        </w:rPr>
-      </w:pPr>
-      <w:r>
-        <w:rPr>
-          <w:b/>
-          <w:bCs/>
-          <w:color w:val="000000" w:themeColor="text1"/>
-          <w:sz w:val="24"/>
-          <w:szCs w:val="24"/>
-          <w:lang w:val="es-ES"/>
-        </w:rPr>
-        <w:t xml:space="preserve">Propósito: </w:t>
-      </w:r>
-      <w:r>
-        <w:rPr>
-          <w:color w:val="000000" w:themeColor="text1"/>
-          <w:sz w:val="24"/>
-          <w:szCs w:val="24"/>
-          <w:lang w:val="es-ES"/>
-        </w:rPr>
-        <w:t xml:space="preserve">Define la clase Connection, que representa una única conexión de red con sus 41 atributos originales de NSL-KDD, más métodos auxiliares para clasificar el tipo de ataque.</w:t>
-      </w:r>
-      <w:r>
-        <w:rPr>
-          <w:color w:val="000000" w:themeColor="text1"/>
-          <w:sz w:val="24"/>
-          <w:szCs w:val="24"/>
-          <w:lang w:val="es-ES"/>
-        </w:rPr>
-      </w:r>
-    </w:p>
-    <w:p>
-      <w:pPr>
-        <w:pBdr/>
-        <w:spacing w:after="100"/>
-        <w:ind/>
-        <w:rPr>
-          <w:color w:val="000000" w:themeColor="text1"/>
-          <w:sz w:val="24"/>
-          <w:szCs w:val="24"/>
-        </w:rPr>
-      </w:pPr>
-      <w:r>
-        <w:rPr>
-          <w:b/>
-          <w:bCs/>
-          <w:color w:val="000000" w:themeColor="text1"/>
-          <w:sz w:val="24"/>
-          <w:szCs w:val="24"/>
-          <w:lang w:val="es-ES"/>
-        </w:rPr>
-        <w:t xml:space="preserve">Concepto de matemática discreta: </w:t>
-      </w:r>
-      <w:r>
-        <w:rPr>
-          <w:color w:val="000000" w:themeColor="text1"/>
-          <w:sz w:val="24"/>
-          <w:szCs w:val="24"/>
-          <w:lang w:val="es-ES"/>
-        </w:rPr>
-        <w:t xml:space="preserve">Conjuntos: cada Connection es un elemento del conjunto universo de conexiones; getAttackCategory() particiona ese conjunto en subconjuntos disjuntos (normal, dos, probe, r2l, u2r).</w:t>
-      </w:r>
-      <w:r>
-        <w:rPr>
-          <w:color w:val="000000" w:themeColor="text1"/>
-          <w:sz w:val="24"/>
-          <w:szCs w:val="24"/>
-          <w:lang w:val="es-ES"/>
-        </w:rPr>
-      </w:r>
-    </w:p>
-    <w:p>
-      <w:pPr>
-        <w:pBdr/>
-        <w:spacing w:after="60"/>
-        <w:ind/>
-        <w:rPr>
-          <w:color w:val="000000" w:themeColor="text1"/>
-          <w:sz w:val="24"/>
-          <w:szCs w:val="24"/>
-        </w:rPr>
-      </w:pPr>
-      <w:r>
-        <w:rPr>
-          <w:b/>
-          <w:bCs/>
-          <w:color w:val="000000" w:themeColor="text1"/>
-          <w:sz w:val="24"/>
-          <w:szCs w:val="24"/>
-          <w:lang w:val="es-ES"/>
-        </w:rPr>
-        <w:t xml:space="preserve">Clases principales:</w:t>
-      </w:r>
-      <w:r>
-        <w:rPr>
-          <w:color w:val="000000" w:themeColor="text1"/>
-          <w:sz w:val="24"/>
-          <w:szCs w:val="24"/>
-          <w:lang w:val="es-ES"/>
-        </w:rPr>
-      </w:r>
+      <w:r/>
     </w:p>
     <w:p>
       <w:pPr>
@@ -1675,172 +1625,16 @@
         <w:pBdr/>
         <w:spacing w:after="80"/>
         <w:ind/>
-        <w:rPr>
-          <w:color w:val="000000" w:themeColor="text1"/>
-          <w:sz w:val="24"/>
-          <w:szCs w:val="24"/>
-        </w:rPr>
+        <w:rPr/>
       </w:pPr>
       <w:r>
         <w:rPr>
           <w:b w:val="0"/>
           <w:bCs w:val="0"/>
-          <w:color w:val="000000" w:themeColor="text1"/>
-          <w:sz w:val="24"/>
-          <w:szCs w:val="24"/>
-          <w:lang w:val="es-ES"/>
         </w:rPr>
-        <w:t xml:space="preserve">Connection.java — modelo inmutable con los 41 atributos + etiqueta + nivel de dificultad.</w:t>
+        <w:t xml:space="preserve">SessionAutomaton.java — autómata de una sesión individual (función de transición δ).</w:t>
       </w:r>
-      <w:r>
-        <w:rPr>
-          <w:color w:val="000000" w:themeColor="text1"/>
-          <w:sz w:val="24"/>
-          <w:szCs w:val="24"/>
-          <w:lang w:val="es-ES"/>
-        </w:rPr>
-      </w:r>
-    </w:p>
-    <w:p>
-      <w:pPr>
-        <w:pStyle w:val="891"/>
-        <w:pBdr/>
-        <w:spacing w:after="120" w:before="250"/>
-        <w:ind/>
-        <w:rPr>
-          <w:color w:val="000000" w:themeColor="text1"/>
-          <w:sz w:val="28"/>
-          <w:szCs w:val="28"/>
-        </w:rPr>
-      </w:pPr>
-      <w:r>
-        <w:rPr>
-          <w:color w:val="000000" w:themeColor="text1"/>
-          <w:sz w:val="28"/>
-          <w:szCs w:val="28"/>
-          <w:lang w:val="es-ES"/>
-        </w:rPr>
-        <w:t xml:space="preserve">5.2 data — Carga del dataset</w:t>
-      </w:r>
-      <w:r>
-        <w:rPr>
-          <w:color w:val="000000" w:themeColor="text1"/>
-          <w:sz w:val="28"/>
-          <w:szCs w:val="28"/>
-          <w:lang w:val="es-ES"/>
-        </w:rPr>
-      </w:r>
-    </w:p>
-    <w:p>
-      <w:pPr>
-        <w:pBdr/>
-        <w:spacing w:after="100"/>
-        <w:ind/>
-        <w:rPr>
-          <w:color w:val="000000" w:themeColor="text1"/>
-          <w:sz w:val="24"/>
-          <w:szCs w:val="24"/>
-        </w:rPr>
-      </w:pPr>
-      <w:r>
-        <w:rPr>
-          <w:b/>
-          <w:bCs/>
-          <w:color w:val="000000" w:themeColor="text1"/>
-          <w:sz w:val="24"/>
-          <w:szCs w:val="24"/>
-          <w:lang w:val="es-ES"/>
-        </w:rPr>
-        <w:t xml:space="preserve">Propósito: </w:t>
-      </w:r>
-      <w:r>
-        <w:rPr>
-          <w:color w:val="000000" w:themeColor="text1"/>
-          <w:sz w:val="24"/>
-          <w:szCs w:val="24"/>
-          <w:lang w:val="es-ES"/>
-        </w:rPr>
-        <w:t xml:space="preserve">Parsea el archivo de texto plano de NSL-KDD (formato CSV sin encabezados) y construye la lista de objetos Connection correspondiente.</w:t>
-      </w:r>
-      <w:r>
-        <w:rPr>
-          <w:color w:val="000000" w:themeColor="text1"/>
-          <w:sz w:val="24"/>
-          <w:szCs w:val="24"/>
-          <w:lang w:val="es-ES"/>
-        </w:rPr>
-      </w:r>
-    </w:p>
-    <w:p>
-      <w:pPr>
-        <w:pBdr/>
-        <w:spacing w:after="100"/>
-        <w:ind/>
-        <w:rPr>
-          <w:color w:val="000000" w:themeColor="text1"/>
-          <w:sz w:val="24"/>
-          <w:szCs w:val="24"/>
-        </w:rPr>
-      </w:pPr>
-      <w:r>
-        <w:rPr>
-          <w:b/>
-          <w:bCs/>
-          <w:color w:val="000000" w:themeColor="text1"/>
-          <w:sz w:val="24"/>
-          <w:szCs w:val="24"/>
-          <w:lang w:val="es-ES"/>
-        </w:rPr>
-        <w:t xml:space="preserve">Concepto de matemática discreta: </w:t>
-      </w:r>
-      <w:r>
-        <w:rPr>
-          <w:color w:val="000000" w:themeColor="text1"/>
-          <w:sz w:val="24"/>
-          <w:szCs w:val="24"/>
-          <w:lang w:val="es-ES"/>
-        </w:rPr>
-        <w:t xml:space="preserve">Manejo de conjuntos de datos y validación estructural de cada elemento antes de incorporarlo al conjunto de trabajo.</w:t>
-      </w:r>
-      <w:r>
-        <w:rPr>
-          <w:color w:val="000000" w:themeColor="text1"/>
-          <w:sz w:val="24"/>
-          <w:szCs w:val="24"/>
-          <w:lang w:val="es-ES"/>
-        </w:rPr>
-      </w:r>
-    </w:p>
-    <w:p>
-      <w:pPr>
-        <w:pBdr/>
-        <w:spacing w:after="60"/>
-        <w:ind/>
-        <w:rPr>
-          <w:color w:val="000000" w:themeColor="text1"/>
-          <w:sz w:val="24"/>
-          <w:szCs w:val="24"/>
-        </w:rPr>
-      </w:pPr>
-      <w:r>
-        <w:rPr>
-          <w:b/>
-          <w:bCs/>
-          <w:color w:val="000000" w:themeColor="text1"/>
-          <w:sz w:val="24"/>
-          <w:szCs w:val="24"/>
-          <w:lang w:val="es-ES"/>
-        </w:rPr>
-        <w:t xml:space="preserve">Clases principales:</w:t>
-      </w:r>
-      <w:r>
-        <w:rPr>
-          <w:color w:val="000000" w:themeColor="text1"/>
-          <w:sz w:val="24"/>
-          <w:szCs w:val="24"/>
-          <w:lang w:val="es-ES"/>
-        </w:rPr>
-      </w:r>
+      <w:r/>
     </w:p>
     <w:p>
       <w:pPr>
@@ -1852,31 +1646,114 @@
         <w:pBdr/>
         <w:spacing w:after="80"/>
         <w:ind/>
-        <w:rPr>
-          <w:color w:val="000000" w:themeColor="text1"/>
-          <w:sz w:val="24"/>
-          <w:szCs w:val="24"/>
-        </w:rPr>
+        <w:rPr/>
       </w:pPr>
       <w:r>
         <w:rPr>
           <w:b w:val="0"/>
           <w:bCs w:val="0"/>
-          <w:color w:val="000000" w:themeColor="text1"/>
-          <w:sz w:val="24"/>
-          <w:szCs w:val="24"/>
-          <w:lang w:val="es-ES"/>
         </w:rPr>
-        <w:t xml:space="preserve">DatasetLoader.java — carga, valida formato, y reporta un resumen estadístico por categoría de ataque.</w:t>
+        <w:t xml:space="preserve">SessionManager.java — administra múltiples sesiones simultáneas.</w:t>
       </w:r>
+      <w:r/>
+    </w:p>
+    <w:p>
+      <w:pPr>
+        <w:pBdr/>
+        <w:spacing w:after="60" w:before="150"/>
+        <w:ind/>
+        <w:jc w:val="center"/>
+        <w:rPr/>
+      </w:pPr>
+      <w:r>
+        <mc:AlternateContent>
+          <mc:Choice Requires="wpg">
+            <w:drawing>
+              <wp:inline xmlns:wp="http://schemas.openxmlformats.org/drawingml/2006/wordprocessingDrawing" distT="0" distB="0" distL="0" distR="0">
+                <wp:extent cx="4762500" cy="1763100"/>
+                <wp:effectExtent l="0" t="0" r="0" b="0"/>
+                <wp:docPr id="3" name="" descr="" title=""/>
+                <wp:cNvGraphicFramePr>
+                  <a:graphicFrameLocks xmlns:a="http://schemas.openxmlformats.org/drawingml/2006/main" noChangeAspect="1"/>
+                </wp:cNvGraphicFramePr>
+                <a:graphic xmlns:a="http://schemas.openxmlformats.org/drawingml/2006/main">
+                  <a:graphicData uri="http://schemas.openxmlformats.org/drawingml/2006/picture">
+                    <pic:pic xmlns:pic="http://schemas.openxmlformats.org/drawingml/2006/picture">
+                      <pic:nvPicPr>
+                        <pic:cNvPr id="0" name="" descr=""/>
+                        <pic:cNvPicPr>
+                          <a:picLocks noChangeAspect="1"/>
+                        </pic:cNvPicPr>
+                        <pic:nvPr/>
+                      </pic:nvPicPr>
+                      <pic:blipFill rotWithShape="1">
+                        <a:blip r:embed="rId11"/>
+                      </pic:blipFill>
+                      <pic:spPr bwMode="auto">
+                        <a:xfrm flipH="0" flipV="0">
+                          <a:off x="0" y="0"/>
+                          <a:ext cx="4762499" cy="1763100"/>
+                        </a:xfrm>
+                        <a:prstGeom prst="rect">
+                          <a:avLst/>
+                        </a:prstGeom>
+                      </pic:spPr>
+                    </pic:pic>
+                  </a:graphicData>
+                </a:graphic>
+              </wp:inline>
+            </w:drawing>
+          </mc:Choice>
+          <mc:Fallback>
+            <w:pict>
+              <v:shapetype id="_x0000_t75" coordsize="21600,21600" o:spt="75" o:preferrelative="t" path="m@4@5l@4@11@9@11@9@5xe" filled="f" stroked="f">
+                <v:stroke joinstyle="miter"/>
+                <v:formulas>
+                  <v:f eqn="if lineDrawn pixelLineWidth 0"/>
+                  <v:f eqn="sum @0 1 0"/>
+                  <v:f eqn="sum 0 0 @1"/>
+                  <v:f eqn="prod @2 1 2"/>
+                  <v:f eqn="prod @3 21600 pixelWidth"/>
+                  <v:f eqn="prod @3 21600 pixelHeight"/>
+                  <v:f eqn="sum @0 0 1"/>
+                  <v:f eqn="prod @6 1 2"/>
+                  <v:f eqn="prod @7 21600 pixelWidth"/>
+                  <v:f eqn="sum @8 21600 0"/>
+                  <v:f eqn="prod @7 21600 pixelHeight"/>
+                  <v:f eqn="sum @10 21600 0"/>
+                </v:formulas>
+                <v:path o:extrusionok="f" gradientshapeok="t" o:connecttype="rect"/>
+                <o:lock v:ext="edit" aspectratio="t"/>
+              </v:shapetype>
+              <v:shape id="_x0000_i2" o:spid="_x0000_s2" type="#_x0000_t75" style="width:375.00pt;height:138.83pt;mso-wrap-distance-left:0.00pt;mso-wrap-distance-top:0.00pt;mso-wrap-distance-right:0.00pt;mso-wrap-distance-bottom:0.00pt;z-index:1;" stroked="false">
+                <v:imagedata r:id="rId11" o:title=""/>
+                <o:lock v:ext="edit" rotation="t"/>
+              </v:shape>
+            </w:pict>
+          </mc:Fallback>
+        </mc:AlternateContent>
+      </w:r>
+      <w:r/>
+    </w:p>
+    <w:p>
+      <w:pPr>
+        <w:pBdr/>
+        <w:spacing w:after="220"/>
+        <w:ind/>
+        <w:jc w:val="center"/>
+        <w:rPr/>
+      </w:pPr>
       <w:r>
         <w:rPr>
-          <w:color w:val="000000" w:themeColor="text1"/>
-          <w:sz w:val="24"/>
-          <w:szCs w:val="24"/>
-          <w:lang w:val="es-ES"/>
+          <w:i/>
+          <w:iCs/>
+          <w:color w:val="555555"/>
+          <w:sz w:val="19"/>
+          <w:szCs w:val="19"/>
         </w:rPr>
+        <w:t xml:space="preserve">Figura 2. Diagrama de transición de estados de SessionAutomaton. La transición hacia BLOCKED por severidad CRITICAL puede ocurrir desde cualquier estado.</w:t>
       </w:r>
+      <w:r/>
     </w:p>
     <w:p>
       <w:pPr>
@@ -1884,140 +1761,69 @@
         <w:pBdr/>
         <w:spacing w:after="120" w:before="250"/>
         <w:ind/>
-        <w:rPr>
-          <w:color w:val="000000" w:themeColor="text1"/>
-          <w:sz w:val="28"/>
-          <w:szCs w:val="28"/>
-        </w:rPr>
+        <w:rPr/>
       </w:pPr>
       <w:r>
-        <w:rPr>
-          <w:color w:val="000000" w:themeColor="text1"/>
-          <w:sz w:val="28"/>
-          <w:szCs w:val="28"/>
-          <w:lang w:val="es-ES"/>
-        </w:rPr>
-        <w:t xml:space="preserve">5.3 rules — Motor de lógica proposicional</w:t>
+        <w:t xml:space="preserve">5.5 graph — Grafo de red y recursividad</w:t>
       </w:r>
-      <w:r>
-        <w:rPr>
-          <w:color w:val="000000" w:themeColor="text1"/>
-          <w:sz w:val="28"/>
-          <w:szCs w:val="28"/>
-          <w:lang w:val="es-ES"/>
-        </w:rPr>
-      </w:r>
+      <w:r/>
     </w:p>
     <w:p>
       <w:pPr>
         <w:pBdr/>
         <w:spacing w:after="100"/>
         <w:ind/>
-        <w:rPr>
-          <w:color w:val="000000" w:themeColor="text1"/>
-          <w:sz w:val="24"/>
-          <w:szCs w:val="24"/>
-        </w:rPr>
+        <w:rPr/>
       </w:pPr>
       <w:r>
         <w:rPr>
           <w:b/>
           <w:bCs/>
-          <w:color w:val="000000" w:themeColor="text1"/>
-          <w:sz w:val="24"/>
-          <w:szCs w:val="24"/>
-          <w:lang w:val="es-ES"/>
         </w:rPr>
         <w:t xml:space="preserve">Propósito: </w:t>
       </w:r>
       <w:r>
-        <w:rPr>
-          <w:color w:val="000000" w:themeColor="text1"/>
-          <w:sz w:val="24"/>
-          <w:szCs w:val="24"/>
-          <w:lang w:val="es-ES"/>
-        </w:rPr>
-        <w:t xml:space="preserve">Evalúa cada conexión contra un conjunto de reglas heurísticas (ej. posible SYN flood, escaneo de puertos, fuerza bruta de login, escalamiento a root), inspiradas en patrones de ataque documentados para NSL-KDD.</w:t>
+        <w:t xml:space="preserve">Construye un grafo no dirigido y biparti</w:t>
       </w:r>
       <w:r>
-        <w:rPr>
-          <w:color w:val="000000" w:themeColor="text1"/>
-          <w:sz w:val="24"/>
-          <w:szCs w:val="24"/>
-          <w:lang w:val="es-ES"/>
-        </w:rPr>
+        <w:t xml:space="preserve">to Host virtual–Servicio (NSL-KDD no incluye IPs reales, por lo que se optó por una relación estructural genuina: qué host se conectó a qué servicio). Permite detectar hosts de grado anómalo (candidatos a escaneo de puertos) y calcular componentes conexas.</w:t>
       </w:r>
+      <w:r/>
     </w:p>
     <w:p>
       <w:pPr>
         <w:pBdr/>
         <w:spacing w:after="100"/>
         <w:ind/>
-        <w:rPr>
-          <w:color w:val="000000" w:themeColor="text1"/>
-          <w:sz w:val="24"/>
-          <w:szCs w:val="24"/>
-        </w:rPr>
+        <w:rPr/>
       </w:pPr>
       <w:r>
         <w:rPr>
           <w:b/>
           <w:bCs/>
-          <w:color w:val="000000" w:themeColor="text1"/>
-          <w:sz w:val="24"/>
-          <w:szCs w:val="24"/>
-          <w:lang w:val="es-ES"/>
         </w:rPr>
         <w:t xml:space="preserve">Concepto de matemática discreta: </w:t>
       </w:r>
       <w:r>
-        <w:rPr>
-          <w:color w:val="000000" w:themeColor="text1"/>
-          <w:sz w:val="24"/>
-          <w:szCs w:val="24"/>
-          <w:lang w:val="es-ES"/>
-        </w:rPr>
-        <w:t xml:space="preserve">Lógica proposicional: cada regla es una fórmula booleana compuesta mediante los conectores ∧ (AND), ∨ (OR) y ¬ (NOT), implementados como combinadores explícitos sobre predicados.</w:t>
+        <w:t xml:space="preserve">Teoría de grafos (nodos, aristas ponderadas, grado) y recursividad (búsqueda en profundidad — DFS — implementada recursivamente para calcular componentes conexas).</w:t>
       </w:r>
-      <w:r>
-        <w:rPr>
-          <w:color w:val="000000" w:themeColor="text1"/>
-          <w:sz w:val="24"/>
-          <w:szCs w:val="24"/>
-          <w:lang w:val="es-ES"/>
-        </w:rPr>
-      </w:r>
+      <w:r/>
     </w:p>
     <w:p>
       <w:pPr>
         <w:pBdr/>
         <w:spacing w:after="60"/>
         <w:ind/>
-        <w:rPr>
-          <w:color w:val="000000" w:themeColor="text1"/>
-          <w:sz w:val="24"/>
-          <w:szCs w:val="24"/>
-        </w:rPr>
+        <w:rPr/>
       </w:pPr>
       <w:r>
         <w:rPr>
           <w:b/>
           <w:bCs/>
-          <w:color w:val="000000" w:themeColor="text1"/>
-          <w:sz w:val="24"/>
-          <w:szCs w:val="24"/>
-          <w:lang w:val="es-ES"/>
         </w:rPr>
         <w:t xml:space="preserve">Clases principales:</w:t>
       </w:r>
-      <w:r>
-        <w:rPr>
-          <w:color w:val="000000" w:themeColor="text1"/>
-          <w:sz w:val="24"/>
-          <w:szCs w:val="24"/>
-          <w:lang w:val="es-ES"/>
-        </w:rPr>
-      </w:r>
+      <w:r/>
     </w:p>
     <w:p>
       <w:pPr>
@@ -2029,31 +1835,16 @@
         <w:pBdr/>
         <w:spacing w:after="80"/>
         <w:ind/>
-        <w:rPr>
-          <w:color w:val="000000" w:themeColor="text1"/>
-          <w:sz w:val="24"/>
-          <w:szCs w:val="24"/>
-        </w:rPr>
+        <w:rPr/>
       </w:pPr>
       <w:r>
         <w:rPr>
           <w:b w:val="0"/>
           <w:bCs w:val="0"/>
-          <w:color w:val="000000" w:themeColor="text1"/>
-          <w:sz w:val="24"/>
-          <w:szCs w:val="24"/>
-          <w:lang w:val="es-ES"/>
         </w:rPr>
-        <w:t xml:space="preserve">Rule.java — proposición lógica con combinadores and(), or(), negate().</w:t>
+        <w:t xml:space="preserve">NetworkGraph.java — estructura de adjacencia con pesos y conteo de ataques por arista.</w:t>
       </w:r>
-      <w:r>
-        <w:rPr>
-          <w:color w:val="000000" w:themeColor="text1"/>
-          <w:sz w:val="24"/>
-          <w:szCs w:val="24"/>
-          <w:lang w:val="es-ES"/>
-        </w:rPr>
-      </w:r>
+      <w:r/>
     </w:p>
     <w:p>
       <w:pPr>
@@ -2065,31 +1856,83 @@
         <w:pBdr/>
         <w:spacing w:after="80"/>
         <w:ind/>
-        <w:rPr>
-          <w:color w:val="000000" w:themeColor="text1"/>
-          <w:sz w:val="24"/>
-          <w:szCs w:val="24"/>
-        </w:rPr>
+        <w:rPr/>
       </w:pPr>
       <w:r>
         <w:rPr>
           <w:b w:val="0"/>
           <w:bCs w:val="0"/>
-          <w:color w:val="000000" w:themeColor="text1"/>
-          <w:sz w:val="24"/>
-          <w:szCs w:val="24"/>
-          <w:lang w:val="es-ES"/>
         </w:rPr>
-        <w:t xml:space="preserve">RuleEngine.java — motor que evalúa el conjunto completo de reglas sobre una conexión.</w:t>
+        <w:t xml:space="preserve">GraphAnalyzer.java — grado de nodos, detección de hosts de alto grado, DFS recursivo, componentes conexas.</w:t>
+      </w:r>
+      <w:r/>
+    </w:p>
+    <w:p>
+      <w:pPr>
+        <w:pStyle w:val="891"/>
+        <w:pBdr/>
+        <w:spacing w:after="120" w:before="250"/>
+        <w:ind/>
+        <w:rPr/>
+      </w:pPr>
+      <w:r>
+        <w:t xml:space="preserve">5.6 stats — Conteo, probabilidad y Naive Bayes</w:t>
+      </w:r>
+      <w:r/>
+    </w:p>
+    <w:p>
+      <w:pPr>
+        <w:pBdr/>
+        <w:spacing w:after="100"/>
+        <w:ind/>
+        <w:rPr/>
+      </w:pPr>
+      <w:r>
+        <w:rPr>
+          <w:b/>
+          <w:bCs/>
+        </w:rPr>
+        <w:t xml:space="preserve">Propósito: </w:t>
       </w:r>
       <w:r>
+        <w:t xml:space="preserve">Implementa utilidades de conteo y frecuencia relativa, y un clasificador Naive Bayes que estima la probabilidad de que una conexión sea un ataque a partir de sus atributos categóricos.</w:t>
+      </w:r>
+      <w:r/>
+    </w:p>
+    <w:p>
+      <w:pPr>
+        <w:pBdr/>
+        <w:spacing w:after="100"/>
+        <w:ind/>
+        <w:rPr/>
+      </w:pPr>
+      <w:r>
         <w:rPr>
-          <w:color w:val="000000" w:themeColor="text1"/>
-          <w:sz w:val="24"/>
-          <w:szCs w:val="24"/>
-          <w:lang w:val="es-ES"/>
+          <w:b/>
+          <w:bCs/>
         </w:rPr>
+        <w:t xml:space="preserve">Concepto de matemática discreta: </w:t>
       </w:r>
+      <w:r>
+        <w:t xml:space="preserve">Conteo combinatorio (principio multiplicativo) y Teorema de Bayes con supuesto de independencia condicional: P(clase | x₁,...,xₙ) ∝ P(clase) · ∏ P(xᵢ|clase), con suavizado de Laplace para evitar probabilidades cero.</w:t>
+      </w:r>
+      <w:r/>
+    </w:p>
+    <w:p>
+      <w:pPr>
+        <w:pBdr/>
+        <w:spacing w:after="60"/>
+        <w:ind/>
+        <w:rPr/>
+      </w:pPr>
+      <w:r>
+        <w:rPr>
+          <w:b/>
+          <w:bCs/>
+        </w:rPr>
+        <w:t xml:space="preserve">Clases principales:</w:t>
+      </w:r>
+      <w:r/>
     </w:p>
     <w:p>
       <w:pPr>
@@ -2101,31 +1944,16 @@
         <w:pBdr/>
         <w:spacing w:after="80"/>
         <w:ind/>
-        <w:rPr>
-          <w:color w:val="000000" w:themeColor="text1"/>
-          <w:sz w:val="24"/>
-          <w:szCs w:val="24"/>
-        </w:rPr>
+        <w:rPr/>
       </w:pPr>
       <w:r>
         <w:rPr>
           <w:b w:val="0"/>
           <w:bCs w:val="0"/>
-          <w:color w:val="000000" w:themeColor="text1"/>
-          <w:sz w:val="24"/>
-          <w:szCs w:val="24"/>
-          <w:lang w:val="es-ES"/>
         </w:rPr>
-        <w:t xml:space="preserve">EvaluationResult.java — veredicto (reglas activadas + severidad máxima).</w:t>
+        <w:t xml:space="preserve">FrequencyAnalyzer.java — conteo, frecuencia relativa, espacio combinatorio de atributos.</w:t>
       </w:r>
-      <w:r>
-        <w:rPr>
-          <w:color w:val="000000" w:themeColor="text1"/>
-          <w:sz w:val="24"/>
-          <w:szCs w:val="24"/>
-          <w:lang w:val="es-ES"/>
-        </w:rPr>
-      </w:r>
+      <w:r/>
     </w:p>
     <w:p>
       <w:pPr>
@@ -2137,172 +1965,149 @@
         <w:pBdr/>
         <w:spacing w:after="80"/>
         <w:ind/>
-        <w:rPr>
-          <w:color w:val="000000" w:themeColor="text1"/>
-          <w:sz w:val="24"/>
-          <w:szCs w:val="24"/>
-        </w:rPr>
+        <w:rPr/>
       </w:pPr>
       <w:r>
         <w:rPr>
           <w:b w:val="0"/>
           <w:bCs w:val="0"/>
-          <w:color w:val="000000" w:themeColor="text1"/>
-          <w:sz w:val="24"/>
-          <w:szCs w:val="24"/>
-          <w:lang w:val="es-ES"/>
         </w:rPr>
-        <w:t xml:space="preserve">Severity.java — escala LOW / MEDIUM / HIGH / CRITICAL.</w:t>
+        <w:t xml:space="preserve">BayesClassifier.java — entrenamiento y predicción vía Naive Bayes con suavizado de Laplace.</w:t>
+      </w:r>
+      <w:r/>
+    </w:p>
+    <w:p>
+      <w:pPr>
+        <w:pStyle w:val="891"/>
+        <w:pBdr/>
+        <w:spacing w:after="120" w:before="250"/>
+        <w:ind/>
+        <w:rPr/>
+      </w:pPr>
+      <w:r>
+        <w:t xml:space="preserve">5.7 neuralnet — Red neuronal desde cero</w:t>
+      </w:r>
+      <w:r/>
+    </w:p>
+    <w:p>
+      <w:pPr>
+        <w:pBdr/>
+        <w:spacing w:after="100"/>
+        <w:ind/>
+        <w:rPr/>
+      </w:pPr>
+      <w:r>
+        <w:rPr>
+          <w:b/>
+          <w:bCs/>
+        </w:rPr>
+        <w:t xml:space="preserve">Propósito: </w:t>
+      </w:r>
+      <w:r>
+        <w:t xml:space="preserve">Implementa una red neuronal multicapa (22 entradas → 12 neuronas ocultas ReLU → 1 neurona de salida Sigmoide) sin usar ninguna librería de Machine Learning, incluyendo retropropagación manual.</w:t>
+      </w:r>
+      <w:r/>
+    </w:p>
+    <w:p>
+      <w:pPr>
+        <w:pBdr/>
+        <w:spacing w:after="100"/>
+        <w:ind/>
+        <w:rPr/>
+      </w:pPr>
+      <w:r>
+        <w:rPr>
+          <w:b/>
+          <w:bCs/>
+        </w:rPr>
+        <w:t xml:space="preserve">Concepto de matemática discreta: </w:t>
+      </w:r>
+      <w:r>
+        <w:t xml:space="preserve">La red como función compuesta (f(x) = fₙ(fₙ₋₁(...f₁(x)...))), sustentada en estructuras algebraicas (matrices con suma, producto, transposición) y cálculo diferencial (gradientes vía la regla de la cadena).</w:t>
+      </w:r>
+      <w:r/>
+    </w:p>
+    <w:p>
+      <w:pPr>
+        <w:pBdr/>
+        <w:spacing w:after="60"/>
+        <w:ind/>
+        <w:rPr/>
+      </w:pPr>
+      <w:r>
+        <w:rPr>
+          <w:b/>
+          <w:bCs/>
+          <w:highlight w:val="none"/>
+        </w:rPr>
       </w:r>
       <w:r>
         <w:rPr>
-          <w:color w:val="000000" w:themeColor="text1"/>
-          <w:sz w:val="24"/>
-          <w:szCs w:val="24"/>
-          <w:lang w:val="es-ES"/>
+          <w:b/>
+          <w:bCs/>
+          <w:highlight w:val="none"/>
+        </w:rPr>
+      </w:r>
+      <w:r>
+        <w:rPr>
+          <w:b/>
+          <w:bCs/>
+          <w:highlight w:val="none"/>
         </w:rPr>
       </w:r>
     </w:p>
     <w:p>
       <w:pPr>
-        <w:pStyle w:val="891"/>
-        <w:pBdr/>
-        <w:spacing w:after="120" w:before="250"/>
+        <w:pBdr/>
+        <w:spacing w:after="60"/>
         <w:ind/>
         <w:rPr>
-          <w:color w:val="000000" w:themeColor="text1"/>
-          <w:sz w:val="28"/>
-          <w:szCs w:val="28"/>
+          <w:b/>
+          <w:bCs/>
+          <w:highlight w:val="none"/>
         </w:rPr>
       </w:pPr>
       <w:r>
         <w:rPr>
-          <w:color w:val="000000" w:themeColor="text1"/>
-          <w:sz w:val="28"/>
-          <w:szCs w:val="28"/>
-          <w:lang w:val="es-ES"/>
+          <w:b/>
+          <w:bCs/>
+          <w:highlight w:val="none"/>
         </w:rPr>
-        <w:t xml:space="preserve">5.4 fsm — Máquina de estados finita</w:t>
       </w:r>
       <w:r>
         <w:rPr>
-          <w:color w:val="000000" w:themeColor="text1"/>
-          <w:sz w:val="28"/>
-          <w:szCs w:val="28"/>
-          <w:lang w:val="es-ES"/>
+          <w:b/>
+          <w:bCs/>
+          <w:highlight w:val="none"/>
+        </w:rPr>
+      </w:r>
+      <w:r>
+        <w:rPr>
+          <w:b/>
+          <w:bCs/>
+          <w:highlight w:val="none"/>
         </w:rPr>
       </w:r>
     </w:p>
     <w:p>
       <w:pPr>
         <w:pBdr/>
-        <w:spacing w:after="100"/>
+        <w:spacing w:after="60"/>
         <w:ind/>
         <w:rPr>
-          <w:color w:val="000000" w:themeColor="text1"/>
-          <w:sz w:val="24"/>
-          <w:szCs w:val="24"/>
+          <w:b/>
+          <w:bCs/>
+          <w:highlight w:val="none"/>
         </w:rPr>
       </w:pPr>
       <w:r>
         <w:rPr>
           <w:b/>
           <w:bCs/>
-          <w:color w:val="000000" w:themeColor="text1"/>
-          <w:sz w:val="24"/>
-          <w:szCs w:val="24"/>
-          <w:lang w:val="es-ES"/>
-        </w:rPr>
-        <w:t xml:space="preserve">Propósito: </w:t>
-      </w:r>
-      <w:r>
-        <w:rPr>
-          <w:color w:val="000000" w:themeColor="text1"/>
-          <w:sz w:val="24"/>
-          <w:szCs w:val="24"/>
-          <w:lang w:val="es-ES"/>
-        </w:rPr>
-        <w:t xml:space="preserve">Modela el comportamiento de una sesión (host) a lo largo de una secuencia de conexiones, transitando entre estados de confianza según los veredictos del motor de reglas.</w:t>
-      </w:r>
-      <w:r>
-        <w:rPr>
-          <w:color w:val="000000" w:themeColor="text1"/>
-          <w:sz w:val="24"/>
-          <w:szCs w:val="24"/>
-          <w:lang w:val="es-ES"/>
-        </w:rPr>
-      </w:r>
-    </w:p>
-    <w:p>
-      <w:pPr>
-        <w:pBdr/>
-        <w:spacing w:after="100"/>
-        <w:ind/>
-        <w:rPr>
-          <w:color w:val="000000" w:themeColor="text1"/>
-          <w:sz w:val="24"/>
-          <w:szCs w:val="24"/>
-        </w:rPr>
-      </w:pPr>
-      <w:r>
-        <w:rPr>
-          <w:b/>
-          <w:bCs/>
-          <w:color w:val="000000" w:themeColor="text1"/>
-          <w:sz w:val="24"/>
-          <w:szCs w:val="24"/>
-          <w:lang w:val="es-ES"/>
-        </w:rPr>
-        <w:t xml:space="preserve">Concepto de matemática discreta: </w:t>
-      </w:r>
-      <w:r>
-        <w:rPr>
-          <w:color w:val="000000" w:themeColor="text1"/>
-          <w:sz w:val="24"/>
-          <w:szCs w:val="24"/>
-          <w:lang w:val="es-ES"/>
-        </w:rPr>
-        <w:t xml:space="preserve">Máquina de estados finita, formalizada como una 5-tupla (Q, Σ, δ, q₀, F): 3 estados (NORMAL, SUSPICIOUS, BLOCKED), función de transición basada en la acumulación de "strikes" y recuperación tras buen comportamiento sostenido.</w:t>
-      </w:r>
-      <w:r>
-        <w:rPr>
-          <w:color w:val="000000" w:themeColor="text1"/>
-          <w:sz w:val="24"/>
-          <w:szCs w:val="24"/>
-          <w:lang w:val="es-ES"/>
-        </w:rPr>
-      </w:r>
-    </w:p>
-    <w:p>
-      <w:pPr>
-        <w:pBdr/>
-        <w:spacing w:after="60"/>
-        <w:ind/>
-        <w:rPr>
-          <w:color w:val="000000" w:themeColor="text1"/>
-          <w:sz w:val="24"/>
-          <w:szCs w:val="24"/>
-        </w:rPr>
-      </w:pPr>
-      <w:r>
-        <w:rPr>
-          <w:b/>
-          <w:bCs/>
-          <w:color w:val="000000" w:themeColor="text1"/>
-          <w:sz w:val="24"/>
-          <w:szCs w:val="24"/>
-          <w:lang w:val="es-ES"/>
         </w:rPr>
         <w:t xml:space="preserve">Clases principales:</w:t>
       </w:r>
-      <w:r>
-        <w:rPr>
-          <w:color w:val="000000" w:themeColor="text1"/>
-          <w:sz w:val="24"/>
-          <w:szCs w:val="24"/>
-          <w:lang w:val="es-ES"/>
-        </w:rPr>
-      </w:r>
+      <w:r/>
     </w:p>
     <w:p>
       <w:pPr>
@@ -2314,31 +2119,16 @@
         <w:pBdr/>
         <w:spacing w:after="80"/>
         <w:ind/>
-        <w:rPr>
-          <w:color w:val="000000" w:themeColor="text1"/>
-          <w:sz w:val="24"/>
-          <w:szCs w:val="24"/>
-        </w:rPr>
+        <w:rPr/>
       </w:pPr>
       <w:r>
         <w:rPr>
           <w:b w:val="0"/>
           <w:bCs w:val="0"/>
-          <w:color w:val="000000" w:themeColor="text1"/>
-          <w:sz w:val="24"/>
-          <w:szCs w:val="24"/>
-          <w:lang w:val="es-ES"/>
         </w:rPr>
-        <w:t xml:space="preserve">SessionState.java — enum con los 3 estados posibles.</w:t>
+        <w:t xml:space="preserve">Matrix.java — álgebra matricial construida desde cero.</w:t>
       </w:r>
-      <w:r>
-        <w:rPr>
-          <w:color w:val="000000" w:themeColor="text1"/>
-          <w:sz w:val="24"/>
-          <w:szCs w:val="24"/>
-          <w:lang w:val="es-ES"/>
-        </w:rPr>
-      </w:r>
+      <w:r/>
     </w:p>
     <w:p>
       <w:pPr>
@@ -2350,31 +2140,16 @@
         <w:pBdr/>
         <w:spacing w:after="80"/>
         <w:ind/>
-        <w:rPr>
-          <w:color w:val="000000" w:themeColor="text1"/>
-          <w:sz w:val="24"/>
-          <w:szCs w:val="24"/>
-        </w:rPr>
+        <w:rPr/>
       </w:pPr>
       <w:r>
         <w:rPr>
           <w:b w:val="0"/>
           <w:bCs w:val="0"/>
-          <w:color w:val="000000" w:themeColor="text1"/>
-          <w:sz w:val="24"/>
-          <w:szCs w:val="24"/>
-          <w:lang w:val="es-ES"/>
         </w:rPr>
-        <w:t xml:space="preserve">SessionAutomaton.java — autómata de una sesión individual (función de transición δ).</w:t>
+        <w:t xml:space="preserve">Layer.java — capa densa con activación y retropropagación propia.</w:t>
       </w:r>
-      <w:r>
-        <w:rPr>
-          <w:color w:val="000000" w:themeColor="text1"/>
-          <w:sz w:val="24"/>
-          <w:szCs w:val="24"/>
-          <w:lang w:val="es-ES"/>
-        </w:rPr>
-      </w:r>
+      <w:r/>
     </w:p>
     <w:p>
       <w:pPr>
@@ -2386,181 +2161,16 @@
         <w:pBdr/>
         <w:spacing w:after="80"/>
         <w:ind/>
-        <w:rPr>
-          <w:color w:val="000000" w:themeColor="text1"/>
-          <w:sz w:val="24"/>
-          <w:szCs w:val="24"/>
-        </w:rPr>
+        <w:rPr/>
       </w:pPr>
       <w:r>
         <w:rPr>
           <w:b w:val="0"/>
           <w:bCs w:val="0"/>
-          <w:color w:val="000000" w:themeColor="text1"/>
-          <w:sz w:val="24"/>
-          <w:szCs w:val="24"/>
-          <w:lang w:val="es-ES"/>
         </w:rPr>
-        <w:t xml:space="preserve">SessionManager.java — administra múltiples sesiones simultáneas.</w:t>
+        <w:t xml:space="preserve">NeuralNetwork.java — composición de capas y orquestación del entrenamiento.</w:t>
       </w:r>
-      <w:r>
-        <w:rPr>
-          <w:color w:val="000000" w:themeColor="text1"/>
-          <w:sz w:val="24"/>
-          <w:szCs w:val="24"/>
-          <w:lang w:val="es-ES"/>
-        </w:rPr>
-      </w:r>
-    </w:p>
-    <w:p>
-      <w:pPr>
-        <w:pStyle w:val="891"/>
-        <w:pBdr/>
-        <w:spacing w:after="120" w:before="250"/>
-        <w:ind/>
-        <w:rPr>
-          <w:color w:val="000000" w:themeColor="text1"/>
-          <w:sz w:val="28"/>
-          <w:szCs w:val="28"/>
-        </w:rPr>
-      </w:pPr>
-      <w:r>
-        <w:rPr>
-          <w:color w:val="000000" w:themeColor="text1"/>
-          <w:sz w:val="28"/>
-          <w:szCs w:val="28"/>
-          <w:lang w:val="es-ES"/>
-        </w:rPr>
-        <w:t xml:space="preserve">5.5 graph — Grafo de red y recursividad</w:t>
-      </w:r>
-      <w:r>
-        <w:rPr>
-          <w:color w:val="000000" w:themeColor="text1"/>
-          <w:sz w:val="28"/>
-          <w:szCs w:val="28"/>
-          <w:lang w:val="es-ES"/>
-        </w:rPr>
-      </w:r>
-    </w:p>
-    <w:p>
-      <w:pPr>
-        <w:pBdr/>
-        <w:spacing w:after="100"/>
-        <w:ind/>
-        <w:rPr>
-          <w:color w:val="000000" w:themeColor="text1"/>
-          <w:sz w:val="24"/>
-          <w:szCs w:val="24"/>
-        </w:rPr>
-      </w:pPr>
-      <w:r>
-        <w:rPr>
-          <w:b/>
-          <w:bCs/>
-          <w:color w:val="000000" w:themeColor="text1"/>
-          <w:sz w:val="24"/>
-          <w:szCs w:val="24"/>
-          <w:lang w:val="es-ES"/>
-        </w:rPr>
-        <w:t xml:space="preserve">Propósito: </w:t>
-      </w:r>
-      <w:r>
-        <w:rPr>
-          <w:color w:val="000000" w:themeColor="text1"/>
-          <w:sz w:val="24"/>
-          <w:szCs w:val="24"/>
-          <w:lang w:val="es-ES"/>
-        </w:rPr>
-        <w:t xml:space="preserve">Construye un grafo no dirigido y biparti</w:t>
-      </w:r>
-      <w:r>
-        <w:rPr>
-          <w:color w:val="000000" w:themeColor="text1"/>
-          <w:sz w:val="24"/>
-          <w:szCs w:val="24"/>
-          <w:lang w:val="es-ES"/>
-        </w:rPr>
-        <w:t xml:space="preserve">to Host virtual–Servicio (NSL-KDD no incluye IPs reales, por lo que se optó por una relación estructural genuina: qué host se conectó a qué servicio). Permite detectar hosts de grado anómalo (candidatos a escaneo de puertos) y calcular componentes conexas.</w:t>
-      </w:r>
-      <w:r>
-        <w:rPr>
-          <w:color w:val="000000" w:themeColor="text1"/>
-          <w:sz w:val="24"/>
-          <w:szCs w:val="24"/>
-          <w:lang w:val="es-ES"/>
-        </w:rPr>
-      </w:r>
-    </w:p>
-    <w:p>
-      <w:pPr>
-        <w:pBdr/>
-        <w:spacing w:after="100"/>
-        <w:ind/>
-        <w:rPr>
-          <w:color w:val="000000" w:themeColor="text1"/>
-          <w:sz w:val="24"/>
-          <w:szCs w:val="24"/>
-        </w:rPr>
-      </w:pPr>
-      <w:r>
-        <w:rPr>
-          <w:b/>
-          <w:bCs/>
-          <w:color w:val="000000" w:themeColor="text1"/>
-          <w:sz w:val="24"/>
-          <w:szCs w:val="24"/>
-          <w:lang w:val="es-ES"/>
-        </w:rPr>
-        <w:t xml:space="preserve">Concepto de matemática discreta: </w:t>
-      </w:r>
-      <w:r>
-        <w:rPr>
-          <w:color w:val="000000" w:themeColor="text1"/>
-          <w:sz w:val="24"/>
-          <w:szCs w:val="24"/>
-          <w:lang w:val="es-ES"/>
-        </w:rPr>
-        <w:t xml:space="preserve">Teoría de grafos (nodos, aristas ponderadas, grado) y recursividad (búsqueda en profundidad — DFS — implementada recursivamente para calcular componentes conexas).</w:t>
-      </w:r>
-      <w:r>
-        <w:rPr>
-          <w:color w:val="000000" w:themeColor="text1"/>
-          <w:sz w:val="24"/>
-          <w:szCs w:val="24"/>
-          <w:lang w:val="es-ES"/>
-        </w:rPr>
-      </w:r>
-    </w:p>
-    <w:p>
-      <w:pPr>
-        <w:pBdr/>
-        <w:spacing w:after="60"/>
-        <w:ind/>
-        <w:rPr>
-          <w:color w:val="000000" w:themeColor="text1"/>
-          <w:sz w:val="24"/>
-          <w:szCs w:val="24"/>
-        </w:rPr>
-      </w:pPr>
-      <w:r>
-        <w:rPr>
-          <w:b/>
-          <w:bCs/>
-          <w:color w:val="000000" w:themeColor="text1"/>
-          <w:sz w:val="24"/>
-          <w:szCs w:val="24"/>
-          <w:lang w:val="es-ES"/>
-        </w:rPr>
-        <w:t xml:space="preserve">Clases principales:</w:t>
-      </w:r>
-      <w:r>
-        <w:rPr>
-          <w:color w:val="000000" w:themeColor="text1"/>
-          <w:sz w:val="24"/>
-          <w:szCs w:val="24"/>
-          <w:lang w:val="es-ES"/>
-        </w:rPr>
-      </w:r>
+      <w:r/>
     </w:p>
     <w:p>
       <w:pPr>
@@ -2572,31 +2182,16 @@
         <w:pBdr/>
         <w:spacing w:after="80"/>
         <w:ind/>
-        <w:rPr>
-          <w:color w:val="000000" w:themeColor="text1"/>
-          <w:sz w:val="24"/>
-          <w:szCs w:val="24"/>
-        </w:rPr>
+        <w:rPr/>
       </w:pPr>
       <w:r>
         <w:rPr>
           <w:b w:val="0"/>
           <w:bCs w:val="0"/>
-          <w:color w:val="000000" w:themeColor="text1"/>
-          <w:sz w:val="24"/>
-          <w:szCs w:val="24"/>
-          <w:lang w:val="es-ES"/>
         </w:rPr>
-        <w:t xml:space="preserve">NetworkGraph.java — estructura de adjacencia con pesos y conteo de ataques por arista.</w:t>
+        <w:t xml:space="preserve">FeatureExtractor.java — convierte una Connection en un vector numérico de 22 dimensiones.</w:t>
       </w:r>
-      <w:r>
-        <w:rPr>
-          <w:color w:val="000000" w:themeColor="text1"/>
-          <w:sz w:val="24"/>
-          <w:szCs w:val="24"/>
-          <w:lang w:val="es-ES"/>
-        </w:rPr>
-      </w:r>
+      <w:r/>
     </w:p>
     <w:p>
       <w:pPr>
@@ -2608,594 +2203,127 @@
         <w:pBdr/>
         <w:spacing w:after="80"/>
         <w:ind/>
-        <w:rPr>
-          <w:color w:val="000000" w:themeColor="text1"/>
-          <w:sz w:val="24"/>
-          <w:szCs w:val="24"/>
-        </w:rPr>
+        <w:rPr/>
       </w:pPr>
       <w:r>
         <w:rPr>
           <w:b w:val="0"/>
           <w:bCs w:val="0"/>
-          <w:color w:val="000000" w:themeColor="text1"/>
-          <w:sz w:val="24"/>
-          <w:szCs w:val="24"/>
-          <w:lang w:val="es-ES"/>
-        </w:rPr>
-        <w:t xml:space="preserve">GraphAnalyzer.java — grado de nodos, detección de hosts de alto grado, DFS recursivo, componentes conexas.</w:t>
-      </w:r>
-      <w:r>
-        <w:rPr>
-          <w:color w:val="000000" w:themeColor="text1"/>
-          <w:sz w:val="24"/>
-          <w:szCs w:val="24"/>
-          <w:lang w:val="es-ES"/>
-        </w:rPr>
-      </w:r>
-    </w:p>
-    <w:p>
-      <w:pPr>
-        <w:pStyle w:val="891"/>
-        <w:pBdr/>
-        <w:spacing w:after="120" w:before="250"/>
-        <w:ind/>
-        <w:rPr>
-          <w:color w:val="000000" w:themeColor="text1"/>
-          <w:sz w:val="28"/>
-          <w:szCs w:val="28"/>
-        </w:rPr>
-      </w:pPr>
-      <w:r>
-        <w:rPr>
-          <w:color w:val="000000" w:themeColor="text1"/>
-          <w:sz w:val="28"/>
-          <w:szCs w:val="28"/>
-          <w:lang w:val="es-ES"/>
-        </w:rPr>
-        <w:t xml:space="preserve">5.6 stats — Conteo, probabilidad y Naive Bayes</w:t>
-      </w:r>
-      <w:r>
-        <w:rPr>
-          <w:color w:val="000000" w:themeColor="text1"/>
-          <w:sz w:val="28"/>
-          <w:szCs w:val="28"/>
-          <w:lang w:val="es-ES"/>
-        </w:rPr>
-      </w:r>
-    </w:p>
-    <w:p>
-      <w:pPr>
-        <w:pBdr/>
-        <w:spacing w:after="100"/>
-        <w:ind/>
-        <w:rPr>
-          <w:color w:val="000000" w:themeColor="text1"/>
-          <w:sz w:val="24"/>
-          <w:szCs w:val="24"/>
-        </w:rPr>
-      </w:pPr>
-      <w:r>
-        <w:rPr>
-          <w:b/>
-          <w:bCs/>
-          <w:color w:val="000000" w:themeColor="text1"/>
-          <w:sz w:val="24"/>
-          <w:szCs w:val="24"/>
-          <w:lang w:val="es-ES"/>
-        </w:rPr>
-        <w:t xml:space="preserve">Propósito: </w:t>
-      </w:r>
-      <w:r>
-        <w:rPr>
-          <w:color w:val="000000" w:themeColor="text1"/>
-          <w:sz w:val="24"/>
-          <w:szCs w:val="24"/>
-          <w:lang w:val="es-ES"/>
-        </w:rPr>
-        <w:t xml:space="preserve">Implementa utilidades de conteo y frecuencia relativa, y un clasificador Naive Bayes que estima la probabilidad de que una conexión sea un ataque a partir de sus atributos categóricos.</w:t>
-      </w:r>
-      <w:r>
-        <w:rPr>
-          <w:color w:val="000000" w:themeColor="text1"/>
-          <w:sz w:val="24"/>
-          <w:szCs w:val="24"/>
-          <w:lang w:val="es-ES"/>
-        </w:rPr>
-      </w:r>
-    </w:p>
-    <w:p>
-      <w:pPr>
-        <w:pBdr/>
-        <w:spacing w:after="100"/>
-        <w:ind/>
-        <w:rPr>
-          <w:color w:val="000000" w:themeColor="text1"/>
-          <w:sz w:val="24"/>
-          <w:szCs w:val="24"/>
-        </w:rPr>
-      </w:pPr>
-      <w:r>
-        <w:rPr>
-          <w:b/>
-          <w:bCs/>
-          <w:color w:val="000000" w:themeColor="text1"/>
-          <w:sz w:val="24"/>
-          <w:szCs w:val="24"/>
-          <w:lang w:val="es-ES"/>
-        </w:rPr>
-        <w:t xml:space="preserve">Concepto de matemática discreta: </w:t>
-      </w:r>
-      <w:r>
-        <w:rPr>
-          <w:color w:val="000000" w:themeColor="text1"/>
-          <w:sz w:val="24"/>
-          <w:szCs w:val="24"/>
-          <w:lang w:val="es-ES"/>
-        </w:rPr>
-        <w:t xml:space="preserve">Conteo combinatorio (principio multiplicativo) y Teorema de Bayes con supuesto de independencia condicional: P(clase | x₁,...,xₙ) ∝ P(clase) · ∏ P(xᵢ|clase), con suavizado de Laplace para evitar probabilidades cero.</w:t>
-      </w:r>
-      <w:r>
-        <w:rPr>
-          <w:color w:val="000000" w:themeColor="text1"/>
-          <w:sz w:val="24"/>
-          <w:szCs w:val="24"/>
-          <w:lang w:val="es-ES"/>
-        </w:rPr>
-      </w:r>
-    </w:p>
-    <w:p>
-      <w:pPr>
-        <w:pBdr/>
-        <w:spacing w:after="60"/>
-        <w:ind/>
-        <w:rPr>
-          <w:color w:val="000000" w:themeColor="text1"/>
-          <w:sz w:val="24"/>
-          <w:szCs w:val="24"/>
-        </w:rPr>
-      </w:pPr>
-      <w:r>
-        <w:rPr>
-          <w:b/>
-          <w:bCs/>
-          <w:color w:val="000000" w:themeColor="text1"/>
-          <w:sz w:val="24"/>
-          <w:szCs w:val="24"/>
-          <w:lang w:val="es-ES"/>
-        </w:rPr>
-        <w:t xml:space="preserve">Clases principales:</w:t>
-      </w:r>
-      <w:r>
-        <w:rPr>
-          <w:color w:val="000000" w:themeColor="text1"/>
-          <w:sz w:val="24"/>
-          <w:szCs w:val="24"/>
-          <w:lang w:val="es-ES"/>
-        </w:rPr>
-      </w:r>
-    </w:p>
-    <w:p>
-      <w:pPr>
-        <w:pStyle w:val="882"/>
-        <w:numPr>
-          <w:ilvl w:val="0"/>
-          <w:numId w:val="1"/>
-        </w:numPr>
-        <w:pBdr/>
-        <w:spacing w:after="80"/>
-        <w:ind/>
-        <w:rPr>
-          <w:color w:val="000000" w:themeColor="text1"/>
-          <w:sz w:val="24"/>
-          <w:szCs w:val="24"/>
-        </w:rPr>
-      </w:pPr>
-      <w:r>
-        <w:rPr>
-          <w:b w:val="0"/>
-          <w:bCs w:val="0"/>
-          <w:color w:val="000000" w:themeColor="text1"/>
-          <w:sz w:val="24"/>
-          <w:szCs w:val="24"/>
-          <w:lang w:val="es-ES"/>
-        </w:rPr>
-        <w:t xml:space="preserve">FrequencyAnalyzer.java — conteo, frecuencia relativa, espacio combinatorio de atributos.</w:t>
-      </w:r>
-      <w:r>
-        <w:rPr>
-          <w:color w:val="000000" w:themeColor="text1"/>
-          <w:sz w:val="24"/>
-          <w:szCs w:val="24"/>
-          <w:lang w:val="es-ES"/>
-        </w:rPr>
-      </w:r>
-    </w:p>
-    <w:p>
-      <w:pPr>
-        <w:pStyle w:val="882"/>
-        <w:numPr>
-          <w:ilvl w:val="0"/>
-          <w:numId w:val="1"/>
-        </w:numPr>
-        <w:pBdr/>
-        <w:spacing w:after="80"/>
-        <w:ind/>
-        <w:rPr>
-          <w:color w:val="000000" w:themeColor="text1"/>
-          <w:sz w:val="24"/>
-          <w:szCs w:val="24"/>
-        </w:rPr>
-      </w:pPr>
-      <w:r>
-        <w:rPr>
-          <w:b w:val="0"/>
-          <w:bCs w:val="0"/>
-          <w:color w:val="000000" w:themeColor="text1"/>
-          <w:sz w:val="24"/>
-          <w:szCs w:val="24"/>
-          <w:lang w:val="es-ES"/>
-        </w:rPr>
-        <w:t xml:space="preserve">BayesClassifier.java — entrenamiento y predicción vía Naive Bayes con suavizado de Laplace.</w:t>
-      </w:r>
-      <w:r>
-        <w:rPr>
-          <w:color w:val="000000" w:themeColor="text1"/>
-          <w:sz w:val="24"/>
-          <w:szCs w:val="24"/>
-          <w:lang w:val="es-ES"/>
-        </w:rPr>
-      </w:r>
-    </w:p>
-    <w:p>
-      <w:pPr>
-        <w:pStyle w:val="891"/>
-        <w:pBdr/>
-        <w:spacing w:after="120" w:before="250"/>
-        <w:ind/>
-        <w:rPr>
-          <w:color w:val="000000" w:themeColor="text1"/>
-          <w:sz w:val="28"/>
-          <w:szCs w:val="28"/>
-        </w:rPr>
-      </w:pPr>
-      <w:r>
-        <w:rPr>
-          <w:color w:val="000000" w:themeColor="text1"/>
-          <w:sz w:val="28"/>
-          <w:szCs w:val="28"/>
-          <w:lang w:val="es-ES"/>
-        </w:rPr>
-        <w:t xml:space="preserve">5.7 neuralnet — Red neuronal desde cero</w:t>
-      </w:r>
-      <w:r>
-        <w:rPr>
-          <w:color w:val="000000" w:themeColor="text1"/>
-          <w:sz w:val="28"/>
-          <w:szCs w:val="28"/>
-          <w:lang w:val="es-ES"/>
-        </w:rPr>
-      </w:r>
-    </w:p>
-    <w:p>
-      <w:pPr>
-        <w:pBdr/>
-        <w:spacing w:after="100"/>
-        <w:ind/>
-        <w:rPr>
-          <w:color w:val="000000" w:themeColor="text1"/>
-          <w:sz w:val="24"/>
-          <w:szCs w:val="24"/>
-        </w:rPr>
-      </w:pPr>
-      <w:r>
-        <w:rPr>
-          <w:b/>
-          <w:bCs/>
-          <w:color w:val="000000" w:themeColor="text1"/>
-          <w:sz w:val="24"/>
-          <w:szCs w:val="24"/>
-          <w:lang w:val="es-ES"/>
-        </w:rPr>
-        <w:t xml:space="preserve">Propósito: </w:t>
-      </w:r>
-      <w:r>
-        <w:rPr>
-          <w:color w:val="000000" w:themeColor="text1"/>
-          <w:sz w:val="24"/>
-          <w:szCs w:val="24"/>
-          <w:lang w:val="es-ES"/>
-        </w:rPr>
-        <w:t xml:space="preserve">Implementa una red neuronal multicapa (22 entradas → 12 neuronas ocultas ReLU → 1 neurona de salida Sigmoide) sin usar ninguna librería de Machine Learning, incluyendo retropropagación manual.</w:t>
-      </w:r>
-      <w:r>
-        <w:rPr>
-          <w:color w:val="000000" w:themeColor="text1"/>
-          <w:sz w:val="24"/>
-          <w:szCs w:val="24"/>
-          <w:lang w:val="es-ES"/>
-        </w:rPr>
-      </w:r>
-    </w:p>
-    <w:p>
-      <w:pPr>
-        <w:pBdr/>
-        <w:spacing w:after="100"/>
-        <w:ind/>
-        <w:rPr>
-          <w:color w:val="000000" w:themeColor="text1"/>
-          <w:sz w:val="24"/>
-          <w:szCs w:val="24"/>
-        </w:rPr>
-      </w:pPr>
-      <w:r>
-        <w:rPr>
-          <w:b/>
-          <w:bCs/>
-          <w:color w:val="000000" w:themeColor="text1"/>
-          <w:sz w:val="24"/>
-          <w:szCs w:val="24"/>
-          <w:lang w:val="es-ES"/>
-        </w:rPr>
-        <w:t xml:space="preserve">Concepto de matemática discreta: </w:t>
-      </w:r>
-      <w:r>
-        <w:rPr>
-          <w:color w:val="000000" w:themeColor="text1"/>
-          <w:sz w:val="24"/>
-          <w:szCs w:val="24"/>
-          <w:lang w:val="es-ES"/>
-        </w:rPr>
-        <w:t xml:space="preserve">La red como función compuesta (f(x) = fₙ(fₙ₋₁(...f₁(x)...))), sustentada en estructuras algebraicas (matrices con suma, producto, transposición) y cálculo diferencial (gradientes vía la regla de la cadena).</w:t>
-      </w:r>
-      <w:r>
-        <w:rPr>
-          <w:color w:val="000000" w:themeColor="text1"/>
-          <w:sz w:val="24"/>
-          <w:szCs w:val="24"/>
-          <w:lang w:val="es-ES"/>
-        </w:rPr>
-      </w:r>
-    </w:p>
-    <w:p>
-      <w:pPr>
-        <w:pBdr/>
-        <w:spacing w:after="60"/>
-        <w:ind/>
-        <w:rPr>
-          <w:color w:val="000000" w:themeColor="text1"/>
-          <w:sz w:val="24"/>
-          <w:szCs w:val="24"/>
-        </w:rPr>
-      </w:pPr>
-      <w:r>
-        <w:rPr>
-          <w:b/>
-          <w:bCs/>
-          <w:color w:val="000000" w:themeColor="text1"/>
-          <w:sz w:val="24"/>
-          <w:szCs w:val="24"/>
-          <w:lang w:val="es-ES"/>
-        </w:rPr>
-        <w:t xml:space="preserve">Clases principales:</w:t>
-      </w:r>
-      <w:r>
-        <w:rPr>
-          <w:color w:val="000000" w:themeColor="text1"/>
-          <w:sz w:val="24"/>
-          <w:szCs w:val="24"/>
-          <w:lang w:val="es-ES"/>
-        </w:rPr>
-      </w:r>
-    </w:p>
-    <w:p>
-      <w:pPr>
-        <w:pStyle w:val="882"/>
-        <w:numPr>
-          <w:ilvl w:val="0"/>
-          <w:numId w:val="1"/>
-        </w:numPr>
-        <w:pBdr/>
-        <w:spacing w:after="80"/>
-        <w:ind/>
-        <w:rPr>
-          <w:color w:val="000000" w:themeColor="text1"/>
-          <w:sz w:val="24"/>
-          <w:szCs w:val="24"/>
-        </w:rPr>
-      </w:pPr>
-      <w:r>
-        <w:rPr>
-          <w:b w:val="0"/>
-          <w:bCs w:val="0"/>
-          <w:color w:val="000000" w:themeColor="text1"/>
-          <w:sz w:val="24"/>
-          <w:szCs w:val="24"/>
-          <w:lang w:val="es-ES"/>
-        </w:rPr>
-        <w:t xml:space="preserve">Matrix.java — álgebra matricial construida desde cero.</w:t>
-      </w:r>
-      <w:r>
-        <w:rPr>
-          <w:color w:val="000000" w:themeColor="text1"/>
-          <w:sz w:val="24"/>
-          <w:szCs w:val="24"/>
-          <w:lang w:val="es-ES"/>
-        </w:rPr>
-      </w:r>
-    </w:p>
-    <w:p>
-      <w:pPr>
-        <w:pStyle w:val="882"/>
-        <w:numPr>
-          <w:ilvl w:val="0"/>
-          <w:numId w:val="1"/>
-        </w:numPr>
-        <w:pBdr/>
-        <w:spacing w:after="80"/>
-        <w:ind/>
-        <w:rPr>
-          <w:color w:val="000000" w:themeColor="text1"/>
-          <w:sz w:val="24"/>
-          <w:szCs w:val="24"/>
-        </w:rPr>
-      </w:pPr>
-      <w:r>
-        <w:rPr>
-          <w:b w:val="0"/>
-          <w:bCs w:val="0"/>
-          <w:color w:val="000000" w:themeColor="text1"/>
-          <w:sz w:val="24"/>
-          <w:szCs w:val="24"/>
-          <w:lang w:val="es-ES"/>
-        </w:rPr>
-        <w:t xml:space="preserve">Layer.java — capa densa con activación y retropropagación propia.</w:t>
-      </w:r>
-      <w:r>
-        <w:rPr>
-          <w:color w:val="000000" w:themeColor="text1"/>
-          <w:sz w:val="24"/>
-          <w:szCs w:val="24"/>
-          <w:lang w:val="es-ES"/>
-        </w:rPr>
-      </w:r>
-    </w:p>
-    <w:p>
-      <w:pPr>
-        <w:pStyle w:val="882"/>
-        <w:numPr>
-          <w:ilvl w:val="0"/>
-          <w:numId w:val="1"/>
-        </w:numPr>
-        <w:pBdr/>
-        <w:spacing w:after="80"/>
-        <w:ind/>
-        <w:rPr>
-          <w:color w:val="000000" w:themeColor="text1"/>
-          <w:sz w:val="24"/>
-          <w:szCs w:val="24"/>
-        </w:rPr>
-      </w:pPr>
-      <w:r>
-        <w:rPr>
-          <w:b w:val="0"/>
-          <w:bCs w:val="0"/>
-          <w:color w:val="000000" w:themeColor="text1"/>
-          <w:sz w:val="24"/>
-          <w:szCs w:val="24"/>
-          <w:lang w:val="es-ES"/>
-        </w:rPr>
-        <w:t xml:space="preserve">NeuralNetwork.java — composición de capas y orquestación del entrenamiento.</w:t>
-      </w:r>
-      <w:r>
-        <w:rPr>
-          <w:color w:val="000000" w:themeColor="text1"/>
-          <w:sz w:val="24"/>
-          <w:szCs w:val="24"/>
-          <w:lang w:val="es-ES"/>
-        </w:rPr>
-      </w:r>
-    </w:p>
-    <w:p>
-      <w:pPr>
-        <w:pStyle w:val="882"/>
-        <w:numPr>
-          <w:ilvl w:val="0"/>
-          <w:numId w:val="1"/>
-        </w:numPr>
-        <w:pBdr/>
-        <w:spacing w:after="80"/>
-        <w:ind/>
-        <w:rPr>
-          <w:color w:val="000000" w:themeColor="text1"/>
-          <w:sz w:val="24"/>
-          <w:szCs w:val="24"/>
-        </w:rPr>
-      </w:pPr>
-      <w:r>
-        <w:rPr>
-          <w:b w:val="0"/>
-          <w:bCs w:val="0"/>
-          <w:color w:val="000000" w:themeColor="text1"/>
-          <w:sz w:val="24"/>
-          <w:szCs w:val="24"/>
-          <w:lang w:val="es-ES"/>
-        </w:rPr>
-        <w:t xml:space="preserve">FeatureExtractor.java — convierte una Connection en un vector numérico de 22 dimensiones.</w:t>
-      </w:r>
-      <w:r>
-        <w:rPr>
-          <w:color w:val="000000" w:themeColor="text1"/>
-          <w:sz w:val="24"/>
-          <w:szCs w:val="24"/>
-          <w:lang w:val="es-ES"/>
-        </w:rPr>
-      </w:r>
-    </w:p>
-    <w:p>
-      <w:pPr>
-        <w:pStyle w:val="882"/>
-        <w:numPr>
-          <w:ilvl w:val="0"/>
-          <w:numId w:val="1"/>
-        </w:numPr>
-        <w:pBdr/>
-        <w:spacing w:after="80"/>
-        <w:ind/>
-        <w:rPr>
-          <w:color w:val="000000" w:themeColor="text1"/>
-          <w:sz w:val="24"/>
-          <w:szCs w:val="24"/>
-        </w:rPr>
-      </w:pPr>
-      <w:r>
-        <w:rPr>
-          <w:b w:val="0"/>
-          <w:bCs w:val="0"/>
-          <w:color w:val="000000" w:themeColor="text1"/>
-          <w:sz w:val="24"/>
-          <w:szCs w:val="24"/>
-          <w:lang w:val="es-ES"/>
         </w:rPr>
         <w:t xml:space="preserve">Trainer.java — construye la arquitectura, entrena y evalúa.</w:t>
       </w:r>
+      <w:r/>
+    </w:p>
+    <w:p>
+      <w:pPr>
+        <w:pBdr/>
+        <w:spacing w:after="60" w:before="150"/>
+        <w:ind/>
+        <w:jc w:val="center"/>
+        <w:rPr/>
+      </w:pPr>
+      <w:r>
+        <mc:AlternateContent>
+          <mc:Choice Requires="wpg">
+            <w:drawing>
+              <wp:inline xmlns:wp="http://schemas.openxmlformats.org/drawingml/2006/wordprocessingDrawing" distT="0" distB="0" distL="0" distR="0">
+                <wp:extent cx="4476750" cy="3181350"/>
+                <wp:effectExtent l="0" t="0" r="0" b="0"/>
+                <wp:docPr id="4" name="" descr="" title=""/>
+                <wp:cNvGraphicFramePr>
+                  <a:graphicFrameLocks xmlns:a="http://schemas.openxmlformats.org/drawingml/2006/main" noChangeAspect="1"/>
+                </wp:cNvGraphicFramePr>
+                <a:graphic xmlns:a="http://schemas.openxmlformats.org/drawingml/2006/main">
+                  <a:graphicData uri="http://schemas.openxmlformats.org/drawingml/2006/picture">
+                    <pic:pic xmlns:pic="http://schemas.openxmlformats.org/drawingml/2006/picture">
+                      <pic:nvPicPr>
+                        <pic:cNvPr id="0" name="" descr=""/>
+                        <pic:cNvPicPr>
+                          <a:picLocks noChangeAspect="1"/>
+                        </pic:cNvPicPr>
+                        <pic:nvPr/>
+                      </pic:nvPicPr>
+                      <pic:blipFill rotWithShape="1">
+                        <a:blip r:embed="rId12"/>
+                        <a:stretch/>
+                      </pic:blipFill>
+                      <pic:spPr bwMode="auto">
+                        <a:xfrm>
+                          <a:off x="0" y="0"/>
+                          <a:ext cx="4476750" cy="3181350"/>
+                        </a:xfrm>
+                        <a:prstGeom prst="rect">
+                          <a:avLst/>
+                        </a:prstGeom>
+                      </pic:spPr>
+                    </pic:pic>
+                  </a:graphicData>
+                </a:graphic>
+              </wp:inline>
+            </w:drawing>
+          </mc:Choice>
+          <mc:Fallback>
+            <w:pict>
+              <v:shapetype id="_x0000_t75" coordsize="21600,21600" o:spt="75" o:preferrelative="t" path="m@4@5l@4@11@9@11@9@5xe" filled="f" stroked="f">
+                <v:stroke joinstyle="miter"/>
+                <v:formulas>
+                  <v:f eqn="if lineDrawn pixelLineWidth 0"/>
+                  <v:f eqn="sum @0 1 0"/>
+                  <v:f eqn="sum 0 0 @1"/>
+                  <v:f eqn="prod @2 1 2"/>
+                  <v:f eqn="prod @3 21600 pixelWidth"/>
+                  <v:f eqn="prod @3 21600 pixelHeight"/>
+                  <v:f eqn="sum @0 0 1"/>
+                  <v:f eqn="prod @6 1 2"/>
+                  <v:f eqn="prod @7 21600 pixelWidth"/>
+                  <v:f eqn="sum @8 21600 0"/>
+                  <v:f eqn="prod @7 21600 pixelHeight"/>
+                  <v:f eqn="sum @10 21600 0"/>
+                </v:formulas>
+                <v:path o:extrusionok="f" gradientshapeok="t" o:connecttype="rect"/>
+                <o:lock v:ext="edit" aspectratio="t"/>
+              </v:shapetype>
+              <v:shape id="_x0000_i3" o:spid="_x0000_s3" type="#_x0000_t75" style="width:352.50pt;height:250.50pt;mso-wrap-distance-left:0.00pt;mso-wrap-distance-top:0.00pt;mso-wrap-distance-right:0.00pt;mso-wrap-distance-bottom:0.00pt;z-index:1;" stroked="false">
+                <v:imagedata r:id="rId12" o:title=""/>
+                <o:lock v:ext="edit" rotation="t"/>
+              </v:shape>
+            </w:pict>
+          </mc:Fallback>
+        </mc:AlternateContent>
+      </w:r>
+      <w:r/>
+    </w:p>
+    <w:p>
+      <w:pPr>
+        <w:pBdr/>
+        <w:spacing w:after="220"/>
+        <w:ind/>
+        <w:jc w:val="center"/>
+        <w:rPr/>
+      </w:pPr>
       <w:r>
         <w:rPr>
-          <w:color w:val="000000" w:themeColor="text1"/>
-          <w:sz w:val="24"/>
-          <w:szCs w:val="24"/>
-          <w:lang w:val="es-ES"/>
+          <w:i/>
+          <w:iCs/>
+          <w:color w:val="555555"/>
+          <w:sz w:val="19"/>
+          <w:szCs w:val="19"/>
         </w:rPr>
+        <w:t xml:space="preserve">Figura 3. Arquitectura de la red neuronal: 22 entradas, 12 neuronas ocultas con ReLU, 1 salida con Sigmoide.</w:t>
       </w:r>
+      <w:r/>
     </w:p>
     <w:p>
       <w:pPr>
         <w:pBdr/>
         <w:spacing/>
         <w:ind/>
-        <w:rPr>
-          <w:color w:val="000000" w:themeColor="text1"/>
-          <w:sz w:val="24"/>
-          <w:szCs w:val="24"/>
-        </w:rPr>
+        <w:rPr/>
       </w:pPr>
       <w:r>
-        <w:rPr>
-          <w:color w:val="000000" w:themeColor="text1"/>
-          <w:sz w:val="24"/>
-          <w:szCs w:val="24"/>
-          <w:lang w:val="es-ES"/>
-        </w:rPr>
         <w:br w:type="page" w:clear="all"/>
       </w:r>
-      <w:r>
-        <w:rPr>
-          <w:color w:val="000000" w:themeColor="text1"/>
-          <w:sz w:val="24"/>
-          <w:szCs w:val="24"/>
-          <w:lang w:val="es-ES"/>
-        </w:rPr>
-      </w:r>
+      <w:r/>
     </w:p>
     <w:p>
       <w:pPr>
@@ -3203,29 +2331,12 @@
         <w:pBdr/>
         <w:spacing w:after="150" w:before="300"/>
         <w:ind/>
-        <w:rPr>
-          <w:color w:val="000000" w:themeColor="text1"/>
-          <w:sz w:val="36"/>
-          <w:szCs w:val="36"/>
-        </w:rPr>
+        <w:rPr/>
       </w:pPr>
       <w:r>
-        <w:rPr>
-          <w:color w:val="000000" w:themeColor="text1"/>
-          <w:sz w:val="36"/>
-          <w:szCs w:val="36"/>
-          <w:lang w:val="es-ES"/>
-        </w:rPr>
         <w:t xml:space="preserve">6. Resultados</w:t>
       </w:r>
-      <w:r>
-        <w:rPr>
-          <w:color w:val="000000" w:themeColor="text1"/>
-          <w:sz w:val="36"/>
-          <w:szCs w:val="36"/>
-          <w:lang w:val="es-ES"/>
-        </w:rPr>
-      </w:r>
+      <w:r/>
     </w:p>
     <w:p>
       <w:pPr>
@@ -3233,38 +2344,15 @@
         <w:spacing w:after="160"/>
         <w:ind/>
         <w:jc w:val="both"/>
-        <w:rPr>
-          <w:color w:val="000000" w:themeColor="text1"/>
-          <w:sz w:val="24"/>
-          <w:szCs w:val="24"/>
-        </w:rPr>
+        <w:rPr/>
       </w:pPr>
       <w:r>
-        <w:rPr>
-          <w:color w:val="000000" w:themeColor="text1"/>
-          <w:sz w:val="24"/>
-          <w:szCs w:val="24"/>
-          <w:lang w:val="es-ES"/>
-        </w:rPr>
         <w:t xml:space="preserve">Los siguientes resultados se obtuvieron ejec</w:t>
       </w:r>
       <w:r>
-        <w:rPr>
-          <w:color w:val="000000" w:themeColor="text1"/>
-          <w:sz w:val="24"/>
-          <w:szCs w:val="24"/>
-          <w:lang w:val="es-ES"/>
-        </w:rPr>
         <w:t xml:space="preserve">utando Main.java, que entrena los tres modelos de clasificación (Reglas, Bayes, Red Neuronal) sobre KDDTrain+.txt y los evalúa sobre KDDTest+.txt, con una semilla fija (SEED=42) para garantizar reproducibilidad exacta de las métricas de precisión y recall.</w:t>
       </w:r>
-      <w:r>
-        <w:rPr>
-          <w:color w:val="000000" w:themeColor="text1"/>
-          <w:sz w:val="24"/>
-          <w:szCs w:val="24"/>
-          <w:lang w:val="es-ES"/>
-        </w:rPr>
-      </w:r>
+      <w:r/>
     </w:p>
     <w:tbl>
       <w:tblPr>
@@ -3281,54 +2369,45 @@
         <w:tblLook w:val="04A0" w:firstRow="1" w:lastRow="0" w:firstColumn="1" w:lastColumn="0" w:noHBand="0" w:noVBand="1"/>
       </w:tblPr>
       <w:tblGrid>
-        <w:gridCol w:w="1531"/>
-        <w:gridCol w:w="1281"/>
-        <w:gridCol w:w="1015"/>
-        <w:gridCol w:w="1111"/>
+        <w:gridCol w:w="2103"/>
+        <w:gridCol w:w="1134"/>
+        <w:gridCol w:w="992"/>
+        <w:gridCol w:w="1134"/>
         <w:gridCol w:w="1276"/>
         <w:gridCol w:w="1134"/>
-        <w:gridCol w:w="1701"/>
+        <w:gridCol w:w="1276"/>
       </w:tblGrid>
       <w:tr>
-        <w:trPr>
-          <w:trHeight w:val="264"/>
-        </w:trPr>
+        <w:trPr/>
         <w:tc>
           <w:tcPr>
             <w:shd w:val="clear" w:color="auto" w:fill="1f4e79"/>
             <w:tcBorders/>
-            <w:tcW w:w="1531" w:type="dxa"/>
+            <w:tcW w:w="2103" w:type="dxa"/>
           </w:tcPr>
           <w:p>
             <w:pPr>
               <w:pBdr/>
               <w:spacing/>
               <w:ind/>
-              <w:rPr>
-                <w:lang w:val="es-ES"/>
-              </w:rPr>
+              <w:rPr/>
             </w:pPr>
             <w:r>
               <w:rPr>
                 <w:b/>
                 <w:bCs/>
                 <w:color w:val="ffffff"/>
-                <w:lang w:val="es-ES"/>
               </w:rPr>
               <w:t xml:space="preserve">Modelo</w:t>
             </w:r>
-            <w:r>
-              <w:rPr>
-                <w:lang w:val="es-ES"/>
-              </w:rPr>
-            </w:r>
+            <w:r/>
           </w:p>
         </w:tc>
         <w:tc>
           <w:tcPr>
             <w:shd w:val="clear" w:color="auto" w:fill="1f4e79"/>
             <w:tcBorders/>
-            <w:tcW w:w="1281" w:type="dxa"/>
+            <w:tcW w:w="1134" w:type="dxa"/>
           </w:tcPr>
           <w:p>
             <w:pPr>
@@ -3336,31 +2415,24 @@
               <w:spacing/>
               <w:ind/>
               <w:jc w:val="center"/>
-              <w:rPr>
-                <w:lang w:val="es-ES"/>
-              </w:rPr>
+              <w:rPr/>
             </w:pPr>
             <w:r>
               <w:rPr>
                 <w:b/>
                 <w:bCs/>
                 <w:color w:val="ffffff"/>
-                <w:lang w:val="es-ES"/>
               </w:rPr>
               <w:t xml:space="preserve">Precisión</w:t>
             </w:r>
-            <w:r>
-              <w:rPr>
-                <w:lang w:val="es-ES"/>
-              </w:rPr>
-            </w:r>
+            <w:r/>
           </w:p>
         </w:tc>
         <w:tc>
           <w:tcPr>
             <w:shd w:val="clear" w:color="auto" w:fill="1f4e79"/>
             <w:tcBorders/>
-            <w:tcW w:w="1015" w:type="dxa"/>
+            <w:tcW w:w="992" w:type="dxa"/>
           </w:tcPr>
           <w:p>
             <w:pPr>
@@ -3368,31 +2440,24 @@
               <w:spacing/>
               <w:ind/>
               <w:jc w:val="center"/>
-              <w:rPr>
-                <w:lang w:val="es-ES"/>
-              </w:rPr>
+              <w:rPr/>
             </w:pPr>
             <w:r>
               <w:rPr>
                 <w:b/>
                 <w:bCs/>
                 <w:color w:val="ffffff"/>
-                <w:lang w:val="es-ES"/>
               </w:rPr>
               <w:t xml:space="preserve">Recall</w:t>
             </w:r>
-            <w:r>
-              <w:rPr>
-                <w:lang w:val="es-ES"/>
-              </w:rPr>
-            </w:r>
+            <w:r/>
           </w:p>
         </w:tc>
         <w:tc>
           <w:tcPr>
             <w:shd w:val="clear" w:color="auto" w:fill="1f4e79"/>
             <w:tcBorders/>
-            <w:tcW w:w="1111" w:type="dxa"/>
+            <w:tcW w:w="1134" w:type="dxa"/>
           </w:tcPr>
           <w:p>
             <w:pPr>
@@ -3400,24 +2465,17 @@
               <w:spacing/>
               <w:ind/>
               <w:jc w:val="center"/>
-              <w:rPr>
-                <w:lang w:val="es-ES"/>
-              </w:rPr>
+              <w:rPr/>
             </w:pPr>
             <w:r>
               <w:rPr>
                 <w:b/>
                 <w:bCs/>
                 <w:color w:val="ffffff"/>
-                <w:lang w:val="es-ES"/>
               </w:rPr>
               <w:t xml:space="preserve">F1-Score</w:t>
             </w:r>
-            <w:r>
-              <w:rPr>
-                <w:lang w:val="es-ES"/>
-              </w:rPr>
-            </w:r>
+            <w:r/>
           </w:p>
         </w:tc>
         <w:tc>
@@ -3432,24 +2490,17 @@
               <w:spacing/>
               <w:ind/>
               <w:jc w:val="center"/>
-              <w:rPr>
-                <w:lang w:val="es-ES"/>
-              </w:rPr>
+              <w:rPr/>
             </w:pPr>
             <w:r>
               <w:rPr>
                 <w:b/>
                 <w:bCs/>
                 <w:color w:val="ffffff"/>
-                <w:lang w:val="es-ES"/>
               </w:rPr>
               <w:t xml:space="preserve">Exactitud</w:t>
             </w:r>
-            <w:r>
-              <w:rPr>
-                <w:lang w:val="es-ES"/>
-              </w:rPr>
-            </w:r>
+            <w:r/>
           </w:p>
         </w:tc>
         <w:tc>
@@ -3464,31 +2515,24 @@
               <w:spacing/>
               <w:ind/>
               <w:jc w:val="center"/>
-              <w:rPr>
-                <w:lang w:val="es-ES"/>
-              </w:rPr>
+              <w:rPr/>
             </w:pPr>
             <w:r>
               <w:rPr>
                 <w:b/>
                 <w:bCs/>
                 <w:color w:val="ffffff"/>
-                <w:lang w:val="es-ES"/>
               </w:rPr>
               <w:t xml:space="preserve">Especif.</w:t>
             </w:r>
-            <w:r>
-              <w:rPr>
-                <w:lang w:val="es-ES"/>
-              </w:rPr>
-            </w:r>
+            <w:r/>
           </w:p>
         </w:tc>
         <w:tc>
           <w:tcPr>
             <w:shd w:val="clear" w:color="auto" w:fill="1f4e79"/>
             <w:tcBorders/>
-            <w:tcW w:w="1701" w:type="dxa"/>
+            <w:tcW w:w="1276" w:type="dxa"/>
           </w:tcPr>
           <w:p>
             <w:pPr>
@@ -3496,66 +2540,50 @@
               <w:spacing/>
               <w:ind/>
               <w:jc w:val="center"/>
-              <w:rPr>
-                <w:lang w:val="es-ES"/>
-              </w:rPr>
+              <w:rPr/>
             </w:pPr>
             <w:r>
               <w:rPr>
                 <w:b/>
                 <w:bCs/>
                 <w:color w:val="ffffff"/>
-                <w:lang w:val="es-ES"/>
               </w:rPr>
               <w:t xml:space="preserve">Tiempo (ms)</w:t>
             </w:r>
-            <w:r>
-              <w:rPr>
-                <w:lang w:val="es-ES"/>
-              </w:rPr>
-            </w:r>
+            <w:r/>
           </w:p>
         </w:tc>
       </w:tr>
       <w:tr>
-        <w:trPr>
-          <w:trHeight w:val="264"/>
-        </w:trPr>
+        <w:trPr/>
         <w:tc>
           <w:tcPr>
             <w:shd w:val="clear" w:color="auto" w:fill="f2f2f2"/>
             <w:tcBorders/>
-            <w:tcW w:w="1531" w:type="dxa"/>
+            <w:tcW w:w="2103" w:type="dxa"/>
           </w:tcPr>
           <w:p>
             <w:pPr>
               <w:pBdr/>
               <w:spacing/>
               <w:ind/>
-              <w:rPr>
-                <w:lang w:val="es-ES"/>
-              </w:rPr>
+              <w:rPr/>
             </w:pPr>
             <w:r>
               <w:rPr>
                 <w:b/>
                 <w:bCs/>
-                <w:lang w:val="es-ES"/>
               </w:rPr>
               <w:t xml:space="preserve">Reglas (Lógica)</w:t>
             </w:r>
-            <w:r>
-              <w:rPr>
-                <w:lang w:val="es-ES"/>
-              </w:rPr>
-            </w:r>
+            <w:r/>
           </w:p>
         </w:tc>
         <w:tc>
           <w:tcPr>
             <w:shd w:val="clear" w:color="auto" w:fill="f2f2f2"/>
             <w:tcBorders/>
-            <w:tcW w:w="1281" w:type="dxa"/>
+            <w:tcW w:w="1134" w:type="dxa"/>
           </w:tcPr>
           <w:p>
             <w:pPr>
@@ -3563,30 +2591,23 @@
               <w:spacing/>
               <w:ind/>
               <w:jc w:val="center"/>
-              <w:rPr>
-                <w:lang w:val="es-ES"/>
-              </w:rPr>
+              <w:rPr/>
             </w:pPr>
             <w:r>
               <w:rPr>
                 <w:b w:val="0"/>
                 <w:bCs w:val="0"/>
-                <w:lang w:val="es-ES"/>
               </w:rPr>
               <w:t xml:space="preserve">0.9621</w:t>
             </w:r>
-            <w:r>
-              <w:rPr>
-                <w:lang w:val="es-ES"/>
-              </w:rPr>
-            </w:r>
+            <w:r/>
           </w:p>
         </w:tc>
         <w:tc>
           <w:tcPr>
             <w:shd w:val="clear" w:color="auto" w:fill="f2f2f2"/>
             <w:tcBorders/>
-            <w:tcW w:w="1015" w:type="dxa"/>
+            <w:tcW w:w="992" w:type="dxa"/>
           </w:tcPr>
           <w:p>
             <w:pPr>
@@ -3594,30 +2615,23 @@
               <w:spacing/>
               <w:ind/>
               <w:jc w:val="center"/>
-              <w:rPr>
-                <w:lang w:val="es-ES"/>
-              </w:rPr>
+              <w:rPr/>
             </w:pPr>
             <w:r>
               <w:rPr>
                 <w:b w:val="0"/>
                 <w:bCs w:val="0"/>
-                <w:lang w:val="es-ES"/>
               </w:rPr>
               <w:t xml:space="preserve">0.2787</w:t>
             </w:r>
-            <w:r>
-              <w:rPr>
-                <w:lang w:val="es-ES"/>
-              </w:rPr>
-            </w:r>
+            <w:r/>
           </w:p>
         </w:tc>
         <w:tc>
           <w:tcPr>
             <w:shd w:val="clear" w:color="auto" w:fill="f2f2f2"/>
             <w:tcBorders/>
-            <w:tcW w:w="1111" w:type="dxa"/>
+            <w:tcW w:w="1134" w:type="dxa"/>
           </w:tcPr>
           <w:p>
             <w:pPr>
@@ -3625,23 +2639,16 @@
               <w:spacing/>
               <w:ind/>
               <w:jc w:val="center"/>
-              <w:rPr>
-                <w:lang w:val="es-ES"/>
-              </w:rPr>
+              <w:rPr/>
             </w:pPr>
             <w:r>
               <w:rPr>
                 <w:b w:val="0"/>
                 <w:bCs w:val="0"/>
-                <w:lang w:val="es-ES"/>
               </w:rPr>
               <w:t xml:space="preserve">0.4322</w:t>
             </w:r>
-            <w:r>
-              <w:rPr>
-                <w:lang w:val="es-ES"/>
-              </w:rPr>
-            </w:r>
+            <w:r/>
           </w:p>
         </w:tc>
         <w:tc>
@@ -3656,23 +2663,16 @@
               <w:spacing/>
               <w:ind/>
               <w:jc w:val="center"/>
-              <w:rPr>
-                <w:lang w:val="es-ES"/>
-              </w:rPr>
+              <w:rPr/>
             </w:pPr>
             <w:r>
               <w:rPr>
                 <w:b w:val="0"/>
                 <w:bCs w:val="0"/>
-                <w:lang w:val="es-ES"/>
               </w:rPr>
               <w:t xml:space="preserve">0.5832</w:t>
             </w:r>
-            <w:r>
-              <w:rPr>
-                <w:lang w:val="es-ES"/>
-              </w:rPr>
-            </w:r>
+            <w:r/>
           </w:p>
         </w:tc>
         <w:tc>
@@ -3687,30 +2687,23 @@
               <w:spacing/>
               <w:ind/>
               <w:jc w:val="center"/>
-              <w:rPr>
-                <w:lang w:val="es-ES"/>
-              </w:rPr>
+              <w:rPr/>
             </w:pPr>
             <w:r>
               <w:rPr>
                 <w:b w:val="0"/>
                 <w:bCs w:val="0"/>
-                <w:lang w:val="es-ES"/>
               </w:rPr>
               <w:t xml:space="preserve">0.9855</w:t>
             </w:r>
-            <w:r>
-              <w:rPr>
-                <w:lang w:val="es-ES"/>
-              </w:rPr>
-            </w:r>
+            <w:r/>
           </w:p>
         </w:tc>
         <w:tc>
           <w:tcPr>
             <w:shd w:val="clear" w:color="auto" w:fill="f2f2f2"/>
             <w:tcBorders/>
-            <w:tcW w:w="1701" w:type="dxa"/>
+            <w:tcW w:w="1276" w:type="dxa"/>
           </w:tcPr>
           <w:p>
             <w:pPr>
@@ -3718,65 +2711,49 @@
               <w:spacing/>
               <w:ind/>
               <w:jc w:val="center"/>
-              <w:rPr>
-                <w:lang w:val="es-ES"/>
-              </w:rPr>
+              <w:rPr/>
             </w:pPr>
             <w:r>
               <w:rPr>
                 <w:b w:val="0"/>
                 <w:bCs w:val="0"/>
-                <w:lang w:val="es-ES"/>
               </w:rPr>
               <w:t xml:space="preserve">~59</w:t>
             </w:r>
-            <w:r>
-              <w:rPr>
-                <w:lang w:val="es-ES"/>
-              </w:rPr>
-            </w:r>
+            <w:r/>
           </w:p>
         </w:tc>
       </w:tr>
       <w:tr>
-        <w:trPr>
-          <w:trHeight w:val="264"/>
-        </w:trPr>
+        <w:trPr/>
         <w:tc>
           <w:tcPr>
             <w:shd w:val="clear" w:color="auto" w:fill="ffffff"/>
             <w:tcBorders/>
-            <w:tcW w:w="1531" w:type="dxa"/>
+            <w:tcW w:w="2103" w:type="dxa"/>
           </w:tcPr>
           <w:p>
             <w:pPr>
               <w:pBdr/>
               <w:spacing/>
               <w:ind/>
-              <w:rPr>
-                <w:lang w:val="es-ES"/>
-              </w:rPr>
+              <w:rPr/>
             </w:pPr>
             <w:r>
               <w:rPr>
                 <w:b/>
                 <w:bCs/>
-                <w:lang w:val="es-ES"/>
               </w:rPr>
               <w:t xml:space="preserve">Bayes (Probabilidad)</w:t>
             </w:r>
-            <w:r>
-              <w:rPr>
-                <w:lang w:val="es-ES"/>
-              </w:rPr>
-            </w:r>
+            <w:r/>
           </w:p>
         </w:tc>
         <w:tc>
           <w:tcPr>
             <w:shd w:val="clear" w:color="auto" w:fill="ffffff"/>
             <w:tcBorders/>
-            <w:tcW w:w="1281" w:type="dxa"/>
+            <w:tcW w:w="1134" w:type="dxa"/>
           </w:tcPr>
           <w:p>
             <w:pPr>
@@ -3784,30 +2761,23 @@
               <w:spacing/>
               <w:ind/>
               <w:jc w:val="center"/>
-              <w:rPr>
-                <w:lang w:val="es-ES"/>
-              </w:rPr>
+              <w:rPr/>
             </w:pPr>
             <w:r>
               <w:rPr>
                 <w:b w:val="0"/>
                 <w:bCs w:val="0"/>
-                <w:lang w:val="es-ES"/>
               </w:rPr>
               <w:t xml:space="preserve">0.9690</w:t>
             </w:r>
-            <w:r>
-              <w:rPr>
-                <w:lang w:val="es-ES"/>
-              </w:rPr>
-            </w:r>
+            <w:r/>
           </w:p>
         </w:tc>
         <w:tc>
           <w:tcPr>
             <w:shd w:val="clear" w:color="auto" w:fill="ffffff"/>
             <w:tcBorders/>
-            <w:tcW w:w="1015" w:type="dxa"/>
+            <w:tcW w:w="992" w:type="dxa"/>
           </w:tcPr>
           <w:p>
             <w:pPr>
@@ -3815,30 +2785,23 @@
               <w:spacing/>
               <w:ind/>
               <w:jc w:val="center"/>
-              <w:rPr>
-                <w:lang w:val="es-ES"/>
-              </w:rPr>
+              <w:rPr/>
             </w:pPr>
             <w:r>
               <w:rPr>
                 <w:b w:val="0"/>
                 <w:bCs w:val="0"/>
-                <w:lang w:val="es-ES"/>
               </w:rPr>
               <w:t xml:space="preserve">0.6194</w:t>
             </w:r>
-            <w:r>
-              <w:rPr>
-                <w:lang w:val="es-ES"/>
-              </w:rPr>
-            </w:r>
+            <w:r/>
           </w:p>
         </w:tc>
         <w:tc>
           <w:tcPr>
             <w:shd w:val="clear" w:color="auto" w:fill="ffffff"/>
             <w:tcBorders/>
-            <w:tcW w:w="1111" w:type="dxa"/>
+            <w:tcW w:w="1134" w:type="dxa"/>
           </w:tcPr>
           <w:p>
             <w:pPr>
@@ -3846,23 +2809,16 @@
               <w:spacing/>
               <w:ind/>
               <w:jc w:val="center"/>
-              <w:rPr>
-                <w:lang w:val="es-ES"/>
-              </w:rPr>
+              <w:rPr/>
             </w:pPr>
             <w:r>
               <w:rPr>
                 <w:b w:val="0"/>
                 <w:bCs w:val="0"/>
-                <w:lang w:val="es-ES"/>
               </w:rPr>
               <w:t xml:space="preserve">0.7558</w:t>
             </w:r>
-            <w:r>
-              <w:rPr>
-                <w:lang w:val="es-ES"/>
-              </w:rPr>
-            </w:r>
+            <w:r/>
           </w:p>
         </w:tc>
         <w:tc>
@@ -3877,23 +2833,16 @@
               <w:spacing/>
               <w:ind/>
               <w:jc w:val="center"/>
-              <w:rPr>
-                <w:lang w:val="es-ES"/>
-              </w:rPr>
+              <w:rPr/>
             </w:pPr>
             <w:r>
               <w:rPr>
                 <w:b w:val="0"/>
                 <w:bCs w:val="0"/>
-                <w:lang w:val="es-ES"/>
               </w:rPr>
               <w:t xml:space="preserve">0.7721</w:t>
             </w:r>
-            <w:r>
-              <w:rPr>
-                <w:lang w:val="es-ES"/>
-              </w:rPr>
-            </w:r>
+            <w:r/>
           </w:p>
         </w:tc>
         <w:tc>
@@ -3908,30 +2857,23 @@
               <w:spacing/>
               <w:ind/>
               <w:jc w:val="center"/>
-              <w:rPr>
-                <w:lang w:val="es-ES"/>
-              </w:rPr>
+              <w:rPr/>
             </w:pPr>
             <w:r>
               <w:rPr>
                 <w:b w:val="0"/>
                 <w:bCs w:val="0"/>
-                <w:lang w:val="es-ES"/>
               </w:rPr>
               <w:t xml:space="preserve">0.9738</w:t>
             </w:r>
-            <w:r>
-              <w:rPr>
-                <w:lang w:val="es-ES"/>
-              </w:rPr>
-            </w:r>
+            <w:r/>
           </w:p>
         </w:tc>
         <w:tc>
           <w:tcPr>
             <w:shd w:val="clear" w:color="auto" w:fill="ffffff"/>
             <w:tcBorders/>
-            <w:tcW w:w="1701" w:type="dxa"/>
+            <w:tcW w:w="1276" w:type="dxa"/>
           </w:tcPr>
           <w:p>
             <w:pPr>
@@ -3939,65 +2881,49 @@
               <w:spacing/>
               <w:ind/>
               <w:jc w:val="center"/>
-              <w:rPr>
-                <w:lang w:val="es-ES"/>
-              </w:rPr>
+              <w:rPr/>
             </w:pPr>
             <w:r>
               <w:rPr>
                 <w:b w:val="0"/>
                 <w:bCs w:val="0"/>
-                <w:lang w:val="es-ES"/>
               </w:rPr>
               <w:t xml:space="preserve">~85</w:t>
             </w:r>
-            <w:r>
-              <w:rPr>
-                <w:lang w:val="es-ES"/>
-              </w:rPr>
-            </w:r>
+            <w:r/>
           </w:p>
         </w:tc>
       </w:tr>
       <w:tr>
-        <w:trPr>
-          <w:trHeight w:val="264"/>
-        </w:trPr>
+        <w:trPr/>
         <w:tc>
           <w:tcPr>
             <w:shd w:val="clear" w:color="auto" w:fill="f2f2f2"/>
             <w:tcBorders/>
-            <w:tcW w:w="1531" w:type="dxa"/>
+            <w:tcW w:w="2103" w:type="dxa"/>
           </w:tcPr>
           <w:p>
             <w:pPr>
               <w:pBdr/>
               <w:spacing/>
               <w:ind/>
-              <w:rPr>
-                <w:lang w:val="es-ES"/>
-              </w:rPr>
+              <w:rPr/>
             </w:pPr>
             <w:r>
               <w:rPr>
                 <w:b/>
                 <w:bCs/>
-                <w:lang w:val="es-ES"/>
               </w:rPr>
               <w:t xml:space="preserve">Red Neuronal</w:t>
             </w:r>
-            <w:r>
-              <w:rPr>
-                <w:lang w:val="es-ES"/>
-              </w:rPr>
-            </w:r>
+            <w:r/>
           </w:p>
         </w:tc>
         <w:tc>
           <w:tcPr>
             <w:shd w:val="clear" w:color="auto" w:fill="f2f2f2"/>
             <w:tcBorders/>
-            <w:tcW w:w="1281" w:type="dxa"/>
+            <w:tcW w:w="1134" w:type="dxa"/>
           </w:tcPr>
           <w:p>
             <w:pPr>
@@ -4005,30 +2931,23 @@
               <w:spacing/>
               <w:ind/>
               <w:jc w:val="center"/>
-              <w:rPr>
-                <w:lang w:val="es-ES"/>
-              </w:rPr>
+              <w:rPr/>
             </w:pPr>
             <w:r>
               <w:rPr>
                 <w:b w:val="0"/>
                 <w:bCs w:val="0"/>
-                <w:lang w:val="es-ES"/>
               </w:rPr>
               <w:t xml:space="preserve">0.9674</w:t>
             </w:r>
-            <w:r>
-              <w:rPr>
-                <w:lang w:val="es-ES"/>
-              </w:rPr>
-            </w:r>
+            <w:r/>
           </w:p>
         </w:tc>
         <w:tc>
           <w:tcPr>
             <w:shd w:val="clear" w:color="auto" w:fill="f2f2f2"/>
             <w:tcBorders/>
-            <w:tcW w:w="1015" w:type="dxa"/>
+            <w:tcW w:w="992" w:type="dxa"/>
           </w:tcPr>
           <w:p>
             <w:pPr>
@@ -4036,30 +2955,23 @@
               <w:spacing/>
               <w:ind/>
               <w:jc w:val="center"/>
-              <w:rPr>
-                <w:lang w:val="es-ES"/>
-              </w:rPr>
+              <w:rPr/>
             </w:pPr>
             <w:r>
               <w:rPr>
                 <w:b w:val="0"/>
                 <w:bCs w:val="0"/>
-                <w:lang w:val="es-ES"/>
               </w:rPr>
               <w:t xml:space="preserve">0.6273</w:t>
             </w:r>
-            <w:r>
-              <w:rPr>
-                <w:lang w:val="es-ES"/>
-              </w:rPr>
-            </w:r>
+            <w:r/>
           </w:p>
         </w:tc>
         <w:tc>
           <w:tcPr>
             <w:shd w:val="clear" w:color="auto" w:fill="f2f2f2"/>
             <w:tcBorders/>
-            <w:tcW w:w="1111" w:type="dxa"/>
+            <w:tcW w:w="1134" w:type="dxa"/>
           </w:tcPr>
           <w:p>
             <w:pPr>
@@ -4067,23 +2979,16 @@
               <w:spacing/>
               <w:ind/>
               <w:jc w:val="center"/>
-              <w:rPr>
-                <w:lang w:val="es-ES"/>
-              </w:rPr>
+              <w:rPr/>
             </w:pPr>
             <w:r>
               <w:rPr>
                 <w:b w:val="0"/>
                 <w:bCs w:val="0"/>
-                <w:lang w:val="es-ES"/>
               </w:rPr>
               <w:t xml:space="preserve">0.7611</w:t>
             </w:r>
-            <w:r>
-              <w:rPr>
-                <w:lang w:val="es-ES"/>
-              </w:rPr>
-            </w:r>
+            <w:r/>
           </w:p>
         </w:tc>
         <w:tc>
@@ -4098,23 +3003,16 @@
               <w:spacing/>
               <w:ind/>
               <w:jc w:val="center"/>
-              <w:rPr>
-                <w:lang w:val="es-ES"/>
-              </w:rPr>
+              <w:rPr/>
             </w:pPr>
             <w:r>
               <w:rPr>
                 <w:b w:val="0"/>
                 <w:bCs w:val="0"/>
-                <w:lang w:val="es-ES"/>
               </w:rPr>
               <w:t xml:space="preserve">0.7758</w:t>
             </w:r>
-            <w:r>
-              <w:rPr>
-                <w:lang w:val="es-ES"/>
-              </w:rPr>
-            </w:r>
+            <w:r/>
           </w:p>
         </w:tc>
         <w:tc>
@@ -4129,30 +3027,23 @@
               <w:spacing/>
               <w:ind/>
               <w:jc w:val="center"/>
-              <w:rPr>
-                <w:lang w:val="es-ES"/>
-              </w:rPr>
+              <w:rPr/>
             </w:pPr>
             <w:r>
               <w:rPr>
                 <w:b w:val="0"/>
                 <w:bCs w:val="0"/>
-                <w:lang w:val="es-ES"/>
               </w:rPr>
               <w:t xml:space="preserve">0.9721</w:t>
             </w:r>
-            <w:r>
-              <w:rPr>
-                <w:lang w:val="es-ES"/>
-              </w:rPr>
-            </w:r>
+            <w:r/>
           </w:p>
         </w:tc>
         <w:tc>
           <w:tcPr>
             <w:shd w:val="clear" w:color="auto" w:fill="f2f2f2"/>
             <w:tcBorders/>
-            <w:tcW w:w="1701" w:type="dxa"/>
+            <w:tcW w:w="1276" w:type="dxa"/>
           </w:tcPr>
           <w:p>
             <w:pPr>
@@ -4160,23 +3051,16 @@
               <w:spacing/>
               <w:ind/>
               <w:jc w:val="center"/>
-              <w:rPr>
-                <w:lang w:val="es-ES"/>
-              </w:rPr>
+              <w:rPr/>
             </w:pPr>
             <w:r>
               <w:rPr>
                 <w:b w:val="0"/>
                 <w:bCs w:val="0"/>
-                <w:lang w:val="es-ES"/>
               </w:rPr>
               <w:t xml:space="preserve">~75</w:t>
             </w:r>
-            <w:r>
-              <w:rPr>
-                <w:lang w:val="es-ES"/>
-              </w:rPr>
-            </w:r>
+            <w:r/>
           </w:p>
         </w:tc>
       </w:tr>
@@ -4186,98 +3070,406 @@
         <w:pBdr/>
         <w:spacing w:after="200"/>
         <w:ind/>
+        <w:rPr/>
+      </w:pPr>
+      <w:r/>
+      <w:r/>
+    </w:p>
+    <w:p>
+      <w:pPr>
+        <w:pBdr/>
+        <w:spacing w:after="60" w:before="150"/>
+        <w:ind/>
+        <w:jc w:val="center"/>
+        <w:rPr/>
+      </w:pPr>
+      <w:r>
+        <mc:AlternateContent>
+          <mc:Choice Requires="wpg">
+            <w:drawing>
+              <wp:inline xmlns:wp="http://schemas.openxmlformats.org/drawingml/2006/wordprocessingDrawing" distT="0" distB="0" distL="0" distR="0">
+                <wp:extent cx="4762500" cy="3228975"/>
+                <wp:effectExtent l="0" t="0" r="0" b="0"/>
+                <wp:docPr id="5" name="" descr="" title=""/>
+                <wp:cNvGraphicFramePr>
+                  <a:graphicFrameLocks xmlns:a="http://schemas.openxmlformats.org/drawingml/2006/main" noChangeAspect="1"/>
+                </wp:cNvGraphicFramePr>
+                <a:graphic xmlns:a="http://schemas.openxmlformats.org/drawingml/2006/main">
+                  <a:graphicData uri="http://schemas.openxmlformats.org/drawingml/2006/picture">
+                    <pic:pic xmlns:pic="http://schemas.openxmlformats.org/drawingml/2006/picture">
+                      <pic:nvPicPr>
+                        <pic:cNvPr id="0" name="" descr=""/>
+                        <pic:cNvPicPr>
+                          <a:picLocks noChangeAspect="1"/>
+                        </pic:cNvPicPr>
+                        <pic:nvPr/>
+                      </pic:nvPicPr>
+                      <pic:blipFill rotWithShape="1">
+                        <a:blip r:embed="rId13"/>
+                        <a:stretch/>
+                      </pic:blipFill>
+                      <pic:spPr bwMode="auto">
+                        <a:xfrm>
+                          <a:off x="0" y="0"/>
+                          <a:ext cx="4762500" cy="3228975"/>
+                        </a:xfrm>
+                        <a:prstGeom prst="rect">
+                          <a:avLst/>
+                        </a:prstGeom>
+                      </pic:spPr>
+                    </pic:pic>
+                  </a:graphicData>
+                </a:graphic>
+              </wp:inline>
+            </w:drawing>
+          </mc:Choice>
+          <mc:Fallback>
+            <w:pict>
+              <v:shapetype id="_x0000_t75" coordsize="21600,21600" o:spt="75" o:preferrelative="t" path="m@4@5l@4@11@9@11@9@5xe" filled="f" stroked="f">
+                <v:stroke joinstyle="miter"/>
+                <v:formulas>
+                  <v:f eqn="if lineDrawn pixelLineWidth 0"/>
+                  <v:f eqn="sum @0 1 0"/>
+                  <v:f eqn="sum 0 0 @1"/>
+                  <v:f eqn="prod @2 1 2"/>
+                  <v:f eqn="prod @3 21600 pixelWidth"/>
+                  <v:f eqn="prod @3 21600 pixelHeight"/>
+                  <v:f eqn="sum @0 0 1"/>
+                  <v:f eqn="prod @6 1 2"/>
+                  <v:f eqn="prod @7 21600 pixelWidth"/>
+                  <v:f eqn="sum @8 21600 0"/>
+                  <v:f eqn="prod @7 21600 pixelHeight"/>
+                  <v:f eqn="sum @10 21600 0"/>
+                </v:formulas>
+                <v:path o:extrusionok="f" gradientshapeok="t" o:connecttype="rect"/>
+                <o:lock v:ext="edit" aspectratio="t"/>
+              </v:shapetype>
+              <v:shape id="_x0000_i4" o:spid="_x0000_s4" type="#_x0000_t75" style="width:375.00pt;height:254.25pt;mso-wrap-distance-left:0.00pt;mso-wrap-distance-top:0.00pt;mso-wrap-distance-right:0.00pt;mso-wrap-distance-bottom:0.00pt;z-index:1;" stroked="false">
+                <v:imagedata r:id="rId13" o:title=""/>
+                <o:lock v:ext="edit" rotation="t"/>
+              </v:shape>
+            </w:pict>
+          </mc:Fallback>
+        </mc:AlternateContent>
+      </w:r>
+      <w:r/>
+    </w:p>
+    <w:p>
+      <w:pPr>
+        <w:pBdr/>
+        <w:spacing w:after="220"/>
+        <w:ind/>
+        <w:jc w:val="center"/>
         <w:rPr>
-          <w:lang w:val="es-ES"/>
+          <w:bCs/>
+          <w:i/>
+          <w:color w:val="555555"/>
+          <w:sz w:val="19"/>
+          <w:szCs w:val="19"/>
+          <w:highlight w:val="none"/>
         </w:rPr>
       </w:pPr>
       <w:r>
         <w:rPr>
-          <w:lang w:val="es-ES" w:bidi="es-ES"/>
+          <w:i/>
+          <w:iCs/>
+          <w:color w:val="555555"/>
+          <w:sz w:val="19"/>
+          <w:szCs w:val="19"/>
+        </w:rPr>
+        <w:t xml:space="preserve">Figura 4. Comparación de Precisión, Recall y F1-Score entre los tres modelos, evaluados sobre KDDTest+.txt.</w:t>
+      </w:r>
+      <w:r/>
+    </w:p>
+    <w:p>
+      <w:pPr>
+        <w:pBdr/>
+        <w:spacing w:after="220"/>
+        <w:ind/>
+        <w:jc w:val="left"/>
+        <w:rPr>
+          <w:i/>
+          <w:color w:val="555555"/>
+          <w:sz w:val="19"/>
+          <w:szCs w:val="19"/>
+          <w:highlight w:val="none"/>
+        </w:rPr>
+      </w:pPr>
+      <w:r>
+        <w:rPr>
+          <w:i/>
+          <w:iCs/>
+          <w:color w:val="555555"/>
+          <w:sz w:val="19"/>
+          <w:szCs w:val="19"/>
+          <w:highlight w:val="none"/>
+        </w:rPr>
+        <w:t xml:space="preserve">Nota:</w:t>
+      </w:r>
+      <w:r>
+        <w:rPr>
+          <w:i/>
+          <w:iCs/>
+          <w:color w:val="555555"/>
+          <w:sz w:val="19"/>
+          <w:szCs w:val="19"/>
+          <w:highlight w:val="none"/>
+        </w:rPr>
+      </w:r>
+    </w:p>
+    <w:p>
+      <w:pPr>
+        <w:pStyle w:val="882"/>
+        <w:numPr>
+          <w:ilvl w:val="0"/>
+          <w:numId w:val="3"/>
+        </w:numPr>
+        <w:pBdr/>
+        <w:spacing w:after="220"/>
+        <w:ind/>
+        <w:jc w:val="left"/>
+        <w:rPr>
+          <w:bCs/>
+          <w:i/>
+          <w:color w:val="555555"/>
+          <w:sz w:val="19"/>
+          <w:szCs w:val="19"/>
+          <w:highlight w:val="none"/>
+        </w:rPr>
+      </w:pPr>
+      <w:r>
+        <w:rPr>
+          <w:i/>
+          <w:iCs/>
+          <w:color w:val="555555"/>
+          <w:sz w:val="19"/>
+          <w:szCs w:val="19"/>
+          <w:highlight w:val="none"/>
+        </w:rPr>
+        <w:t xml:space="preserve">Precisión: `TP / (TP + FP) — de todas las conexiones que el modelo marcó como "ataque", ¿cuántas realmente lo eran?</w:t>
+      </w:r>
+      <w:r/>
+      <w:r/>
+    </w:p>
+    <w:p>
+      <w:pPr>
+        <w:pStyle w:val="882"/>
+        <w:numPr>
+          <w:ilvl w:val="0"/>
+          <w:numId w:val="2"/>
+        </w:numPr>
+        <w:pBdr/>
+        <w:spacing w:after="220"/>
+        <w:ind/>
+        <w:jc w:val="left"/>
+        <w:rPr>
+          <w:i/>
+          <w:color w:val="555555"/>
+          <w:sz w:val="19"/>
+          <w:szCs w:val="19"/>
+          <w:highlight w:val="none"/>
+        </w:rPr>
+      </w:pPr>
+      <w:r>
+        <w:rPr>
+          <w:i/>
+          <w:iCs/>
+          <w:color w:val="555555"/>
+          <w:sz w:val="19"/>
+          <w:szCs w:val="19"/>
+          <w:highlight w:val="none"/>
+        </w:rPr>
+        <w:t xml:space="preserve">Recall (Sensibilidad): `TP / (TP + FN)` — de todos los ataques reales, ¿cuántos detectó el modelo?</w:t>
+      </w:r>
+      <w:r>
+        <w:rPr>
+          <w:i/>
+          <w:iCs/>
+          <w:color w:val="555555"/>
+          <w:sz w:val="19"/>
+          <w:szCs w:val="19"/>
+          <w:highlight w:val="none"/>
+        </w:rPr>
+      </w:r>
+    </w:p>
+    <w:p>
+      <w:pPr>
+        <w:pStyle w:val="882"/>
+        <w:numPr>
+          <w:ilvl w:val="0"/>
+          <w:numId w:val="2"/>
+        </w:numPr>
+        <w:pBdr/>
+        <w:spacing w:after="220"/>
+        <w:ind/>
+        <w:jc w:val="left"/>
+        <w:rPr>
+          <w:bCs/>
+          <w:i/>
+          <w:color w:val="555555"/>
+          <w:sz w:val="19"/>
+          <w:szCs w:val="19"/>
+          <w:highlight w:val="none"/>
+        </w:rPr>
+      </w:pPr>
+      <w:r>
+        <w:rPr>
+          <w:i/>
+          <w:iCs/>
+          <w:color w:val="555555"/>
+          <w:sz w:val="19"/>
+          <w:szCs w:val="19"/>
+          <w:highlight w:val="none"/>
         </w:rPr>
       </w:r>
       <w:r>
         <w:rPr>
-          <w:lang w:val="es-ES"/>
+          <w:i/>
+          <w:iCs/>
+          <w:color w:val="555555"/>
+          <w:sz w:val="19"/>
+          <w:szCs w:val="19"/>
+          <w:highlight w:val="none"/>
+        </w:rPr>
+        <w:t xml:space="preserve">F1-Score: 2 · (Precisión · Recall) / (Precisión + Recall) — balance entre precisión y recall.</w:t>
+      </w:r>
+      <w:r>
+        <w:rPr>
+          <w:i/>
+          <w:iCs/>
+          <w:color w:val="555555"/>
+          <w:sz w:val="19"/>
+          <w:szCs w:val="19"/>
+          <w:highlight w:val="none"/>
+        </w:rPr>
+      </w:r>
+      <w:r/>
+    </w:p>
+    <w:p>
+      <w:pPr>
+        <w:pStyle w:val="882"/>
+        <w:numPr>
+          <w:ilvl w:val="0"/>
+          <w:numId w:val="2"/>
+        </w:numPr>
+        <w:pBdr/>
+        <w:spacing w:after="220"/>
+        <w:ind/>
+        <w:jc w:val="left"/>
+        <w:rPr>
+          <w:i/>
+          <w:color w:val="555555"/>
+          <w:sz w:val="19"/>
+          <w:szCs w:val="19"/>
+          <w:highlight w:val="none"/>
+        </w:rPr>
+      </w:pPr>
+      <w:r>
+        <w:rPr>
+          <w:i/>
+          <w:iCs/>
+          <w:color w:val="555555"/>
+          <w:sz w:val="19"/>
+          <w:szCs w:val="19"/>
+          <w:highlight w:val="none"/>
+        </w:rPr>
+        <w:t xml:space="preserve">Exactitud (Accuracy): (TP + TN) / Total — proporción total de predicciones correctas.</w:t>
+      </w:r>
+      <w:r>
+        <w:rPr>
+          <w:i/>
+          <w:iCs/>
+          <w:color w:val="555555"/>
+          <w:sz w:val="19"/>
+          <w:szCs w:val="19"/>
+          <w:highlight w:val="none"/>
         </w:rPr>
       </w:r>
     </w:p>
     <w:p>
       <w:pPr>
-        <w:pStyle w:val="891"/>
-        <w:pBdr/>
-        <w:spacing w:after="120" w:before="250"/>
-        <w:ind/>
+        <w:pStyle w:val="882"/>
+        <w:numPr>
+          <w:ilvl w:val="0"/>
+          <w:numId w:val="2"/>
+        </w:numPr>
+        <w:pBdr/>
+        <w:spacing w:after="220"/>
+        <w:ind/>
+        <w:jc w:val="left"/>
         <w:rPr>
-          <w:color w:val="000000" w:themeColor="text1"/>
-          <w:sz w:val="28"/>
-          <w:szCs w:val="28"/>
+          <w:bCs/>
+          <w:i/>
+          <w:color w:val="555555"/>
+          <w:sz w:val="19"/>
+          <w:szCs w:val="19"/>
+          <w:highlight w:val="none"/>
         </w:rPr>
       </w:pPr>
       <w:r>
         <w:rPr>
-          <w:color w:val="000000" w:themeColor="text1"/>
-          <w:sz w:val="28"/>
-          <w:szCs w:val="28"/>
-          <w:lang w:val="es-ES"/>
+          <w:i/>
+          <w:iCs/>
+          <w:color w:val="555555"/>
+          <w:sz w:val="19"/>
+          <w:szCs w:val="19"/>
+          <w:highlight w:val="none"/>
         </w:rPr>
-        <w:t xml:space="preserve">6.1 Hallazgo: el efecto de los ataques no vistos</w:t>
       </w:r>
       <w:r>
         <w:rPr>
-          <w:color w:val="000000" w:themeColor="text1"/>
-          <w:sz w:val="28"/>
-          <w:szCs w:val="28"/>
-          <w:lang w:val="es-ES"/>
+          <w:i/>
+          <w:iCs/>
+          <w:color w:val="555555"/>
+          <w:sz w:val="19"/>
+          <w:szCs w:val="19"/>
+          <w:highlight w:val="none"/>
+        </w:rPr>
+        <w:t xml:space="preserve">Especificidad: `TN / (TN + FP) — de todas las conexiones normales, ¿cuántas se clasificaron correctamente como tales?</w:t>
+      </w:r>
+      <w:r>
+        <w:rPr>
+          <w:i/>
+          <w:iCs/>
+          <w:color w:val="555555"/>
+          <w:sz w:val="19"/>
+          <w:szCs w:val="19"/>
+          <w:highlight w:val="none"/>
         </w:rPr>
       </w:r>
+      <w:r/>
     </w:p>
     <w:p>
       <w:pPr>
+        <w:pStyle w:val="891"/>
+        <w:pBdr/>
+        <w:spacing w:after="120" w:before="250"/>
+        <w:ind/>
+        <w:rPr/>
+      </w:pPr>
+      <w:r>
+        <w:t xml:space="preserve">6.1 Hallazgo: el efecto de los ataques no vistos</w:t>
+      </w:r>
+      <w:r/>
+    </w:p>
+    <w:p>
+      <w:pPr>
         <w:pBdr/>
         <w:spacing w:after="160"/>
         <w:ind/>
         <w:jc w:val="both"/>
-        <w:rPr>
-          <w:color w:val="000000" w:themeColor="text1"/>
-          <w:sz w:val="24"/>
-          <w:szCs w:val="24"/>
-        </w:rPr>
+        <w:rPr/>
       </w:pPr>
       <w:r>
-        <w:rPr>
-          <w:color w:val="000000" w:themeColor="text1"/>
-          <w:sz w:val="24"/>
-          <w:szCs w:val="24"/>
-          <w:lang w:val="es-ES"/>
-        </w:rPr>
         <w:t xml:space="preserve">Al comparar las etiquetas de ataque presentes en ambos archivos, se confirmó que KDDTest+.txt contiene 17 tipos de ataque ausen</w:t>
       </w:r>
       <w:r>
-        <w:rPr>
-          <w:color w:val="000000" w:themeColor="text1"/>
-          <w:sz w:val="24"/>
-          <w:szCs w:val="24"/>
-          <w:lang w:val="es-ES"/>
-        </w:rPr>
         <w:t xml:space="preserve">tes por completo en KDDTrain+.txt. Este hecho explica por qué el recall obtenido es considerablemente más bajo que el que se obtendría evaluando con una partición interna de KDDTrain+.txt (donde todas las categorías de ataque ya fueron vistas durante el en</w:t>
       </w:r>
       <w:r>
-        <w:rPr>
-          <w:color w:val="000000" w:themeColor="text1"/>
-          <w:sz w:val="24"/>
-          <w:szCs w:val="24"/>
-          <w:lang w:val="es-ES"/>
-        </w:rPr>
         <w:t xml:space="preserve">trenamiento): ningún modelo puede reconocer perfectamente un patrón que nunca observó. Esta metodología de evaluación, aunque exigente, es la utilizada en la literatura académica sobre NSL-KDD precisamente porque mide generalización real y no memorización.</w:t>
       </w:r>
-      <w:r>
-        <w:rPr>
-          <w:color w:val="000000" w:themeColor="text1"/>
-          <w:sz w:val="24"/>
-          <w:szCs w:val="24"/>
-          <w:lang w:val="es-ES"/>
-        </w:rPr>
-      </w:r>
+      <w:r/>
     </w:p>
     <w:p>
       <w:pPr>
@@ -4285,29 +3477,12 @@
         <w:pBdr/>
         <w:spacing w:after="120" w:before="250"/>
         <w:ind/>
-        <w:rPr>
-          <w:color w:val="000000" w:themeColor="text1"/>
-          <w:sz w:val="28"/>
-          <w:szCs w:val="28"/>
-        </w:rPr>
+        <w:rPr/>
       </w:pPr>
       <w:r>
-        <w:rPr>
-          <w:color w:val="000000" w:themeColor="text1"/>
-          <w:sz w:val="28"/>
-          <w:szCs w:val="28"/>
-          <w:lang w:val="es-ES"/>
-        </w:rPr>
         <w:t xml:space="preserve">6.2 Análisis comparativo</w:t>
       </w:r>
-      <w:r>
-        <w:rPr>
-          <w:color w:val="000000" w:themeColor="text1"/>
-          <w:sz w:val="28"/>
-          <w:szCs w:val="28"/>
-          <w:lang w:val="es-ES"/>
-        </w:rPr>
-      </w:r>
+      <w:r/>
     </w:p>
     <w:p>
       <w:pPr>
@@ -4319,31 +3494,16 @@
         <w:pBdr/>
         <w:spacing w:after="80"/>
         <w:ind/>
-        <w:rPr>
-          <w:color w:val="000000" w:themeColor="text1"/>
-          <w:sz w:val="24"/>
-          <w:szCs w:val="24"/>
-        </w:rPr>
+        <w:rPr/>
       </w:pPr>
       <w:r>
         <w:rPr>
           <w:b w:val="0"/>
           <w:bCs w:val="0"/>
-          <w:color w:val="000000" w:themeColor="text1"/>
-          <w:sz w:val="24"/>
-          <w:szCs w:val="24"/>
-          <w:lang w:val="es-ES"/>
         </w:rPr>
         <w:t xml:space="preserve">Red Neuronal: mejor F1-Score (0.7611) y mejor recall (0.6273) de los tres modelos — la mayor capacidad de generalizar a ataques nunca vistos, consistente con su habilidad de aprender combinaciones no lineales entre atributos.</w:t>
       </w:r>
-      <w:r>
-        <w:rPr>
-          <w:color w:val="000000" w:themeColor="text1"/>
-          <w:sz w:val="24"/>
-          <w:szCs w:val="24"/>
-          <w:lang w:val="es-ES"/>
-        </w:rPr>
-      </w:r>
+      <w:r/>
     </w:p>
     <w:p>
       <w:pPr>
@@ -4355,31 +3515,16 @@
         <w:pBdr/>
         <w:spacing w:after="80"/>
         <w:ind/>
-        <w:rPr>
-          <w:color w:val="000000" w:themeColor="text1"/>
-          <w:sz w:val="24"/>
-          <w:szCs w:val="24"/>
-        </w:rPr>
+        <w:rPr/>
       </w:pPr>
       <w:r>
         <w:rPr>
           <w:b w:val="0"/>
           <w:bCs w:val="0"/>
-          <w:color w:val="000000" w:themeColor="text1"/>
-          <w:sz w:val="24"/>
-          <w:szCs w:val="24"/>
-          <w:lang w:val="es-ES"/>
         </w:rPr>
         <w:t xml:space="preserve">Bayes: desempeño muy cercano a la Red Neuronal (F1: 0.7558) con una implementación considerablemente más simple — buen equilibrio entre efectividad y sencillez conceptual.</w:t>
       </w:r>
-      <w:r>
-        <w:rPr>
-          <w:color w:val="000000" w:themeColor="text1"/>
-          <w:sz w:val="24"/>
-          <w:szCs w:val="24"/>
-          <w:lang w:val="es-ES"/>
-        </w:rPr>
-      </w:r>
+      <w:r/>
     </w:p>
     <w:p>
       <w:pPr>
@@ -4391,20 +3536,12 @@
         <w:pBdr/>
         <w:spacing w:after="80"/>
         <w:ind/>
-        <w:rPr>
-          <w:color w:val="000000" w:themeColor="text1"/>
-          <w:sz w:val="24"/>
-          <w:szCs w:val="24"/>
-        </w:rPr>
+        <w:rPr/>
       </w:pPr>
       <w:r>
         <w:rPr>
           <w:b w:val="0"/>
           <w:bCs w:val="0"/>
-          <w:color w:val="000000" w:themeColor="text1"/>
-          <w:sz w:val="24"/>
-          <w:szCs w:val="24"/>
-          <w:lang w:val="es-ES"/>
         </w:rPr>
         <w:t xml:space="preserve">Reglas: la mayor especificid</w:t>
       </w:r>
@@ -4412,50 +3549,22 @@
         <w:rPr>
           <w:b w:val="0"/>
           <w:bCs w:val="0"/>
-          <w:color w:val="000000" w:themeColor="text1"/>
-          <w:sz w:val="24"/>
-          <w:szCs w:val="24"/>
-          <w:lang w:val="es-ES"/>
         </w:rPr>
         <w:t xml:space="preserve">ad (0.9855, pocas falsas alarmas) pero el recall más bajo con amplio margen (0.2787) — esperable, ya que reglas fijas solo reconocen las firmas específicas para las que fueron escritas, y no generalizan a variantes de ataque no contempladas explícitamente.</w:t>
       </w:r>
-      <w:r>
-        <w:rPr>
-          <w:color w:val="000000" w:themeColor="text1"/>
-          <w:sz w:val="24"/>
-          <w:szCs w:val="24"/>
-          <w:lang w:val="es-ES"/>
-        </w:rPr>
-      </w:r>
+      <w:r/>
     </w:p>
     <w:p>
       <w:pPr>
         <w:pBdr/>
         <w:spacing/>
         <w:ind/>
-        <w:rPr>
-          <w:color w:val="000000" w:themeColor="text1"/>
-          <w:sz w:val="24"/>
-          <w:szCs w:val="24"/>
-        </w:rPr>
+        <w:rPr/>
       </w:pPr>
       <w:r>
-        <w:rPr>
-          <w:color w:val="000000" w:themeColor="text1"/>
-          <w:sz w:val="24"/>
-          <w:szCs w:val="24"/>
-          <w:lang w:val="es-ES"/>
-        </w:rPr>
         <w:br w:type="page" w:clear="all"/>
       </w:r>
-      <w:r>
-        <w:rPr>
-          <w:color w:val="000000" w:themeColor="text1"/>
-          <w:sz w:val="24"/>
-          <w:szCs w:val="24"/>
-          <w:lang w:val="es-ES"/>
-        </w:rPr>
-      </w:r>
+      <w:r/>
     </w:p>
     <w:p>
       <w:pPr>
@@ -4463,29 +3572,12 @@
         <w:pBdr/>
         <w:spacing w:after="150" w:before="300"/>
         <w:ind/>
-        <w:rPr>
-          <w:color w:val="000000" w:themeColor="text1"/>
-          <w:sz w:val="36"/>
-          <w:szCs w:val="36"/>
-        </w:rPr>
+        <w:rPr/>
       </w:pPr>
       <w:r>
-        <w:rPr>
-          <w:color w:val="000000" w:themeColor="text1"/>
-          <w:sz w:val="36"/>
-          <w:szCs w:val="36"/>
-          <w:lang w:val="es-ES"/>
-        </w:rPr>
         <w:t xml:space="preserve">7. Conclusiones</w:t>
       </w:r>
-      <w:r>
-        <w:rPr>
-          <w:color w:val="000000" w:themeColor="text1"/>
-          <w:sz w:val="36"/>
-          <w:szCs w:val="36"/>
-          <w:lang w:val="es-ES"/>
-        </w:rPr>
-      </w:r>
+      <w:r/>
     </w:p>
     <w:p>
       <w:pPr>
@@ -4493,47 +3585,18 @@
         <w:spacing w:after="160"/>
         <w:ind/>
         <w:jc w:val="both"/>
-        <w:rPr>
-          <w:color w:val="000000" w:themeColor="text1"/>
-          <w:sz w:val="24"/>
-          <w:szCs w:val="24"/>
-        </w:rPr>
+        <w:rPr/>
       </w:pPr>
       <w:r>
-        <w:rPr>
-          <w:color w:val="000000" w:themeColor="text1"/>
-          <w:sz w:val="24"/>
-          <w:szCs w:val="24"/>
-          <w:lang w:val="es-ES"/>
-        </w:rPr>
         <w:t xml:space="preserve">Este proyecto demuestra, con evidencia numérica verificab</w:t>
       </w:r>
       <w:r>
-        <w:rPr>
-          <w:color w:val="000000" w:themeColor="text1"/>
-          <w:sz w:val="24"/>
-          <w:szCs w:val="24"/>
-          <w:lang w:val="es-ES"/>
-        </w:rPr>
         <w:t xml:space="preserve">le, que distintas ramas de la matemática discreta ofrecen distintos compromisos al abordar un mismo problema de clasificación en ciberseguridad. La progresión de Reglas → Bayes → Red Neuronal no es solo una progresión de complejidad de implementación, sino</w:t>
       </w:r>
       <w:r>
-        <w:rPr>
-          <w:color w:val="000000" w:themeColor="text1"/>
-          <w:sz w:val="24"/>
-          <w:szCs w:val="24"/>
-          <w:lang w:val="es-ES"/>
-        </w:rPr>
         <w:t xml:space="preserve"> una progresión real de capacidad de generalización frente a amenazas novedosas, medida sobre datos reales y bajo una metodología de evaluación rigurosa (entrenamiento y prueba en conjuntos disjuntos, con tipos de ataque exclusivos del conjunto de prueba).</w:t>
       </w:r>
-      <w:r>
-        <w:rPr>
-          <w:color w:val="000000" w:themeColor="text1"/>
-          <w:sz w:val="24"/>
-          <w:szCs w:val="24"/>
-          <w:lang w:val="es-ES"/>
-        </w:rPr>
-      </w:r>
+      <w:r/>
     </w:p>
     <w:p>
       <w:pPr>
@@ -4541,47 +3604,18 @@
         <w:spacing w:after="160"/>
         <w:ind/>
         <w:jc w:val="both"/>
-        <w:rPr>
-          <w:color w:val="000000" w:themeColor="text1"/>
-          <w:sz w:val="24"/>
-          <w:szCs w:val="24"/>
-        </w:rPr>
+        <w:rPr/>
       </w:pPr>
       <w:r>
-        <w:rPr>
-          <w:color w:val="000000" w:themeColor="text1"/>
-          <w:sz w:val="24"/>
-          <w:szCs w:val="24"/>
-          <w:lang w:val="es-ES"/>
-        </w:rPr>
         <w:t xml:space="preserve">Adicionalmente, los módulos de máquina de es</w:t>
       </w:r>
       <w:r>
-        <w:rPr>
-          <w:color w:val="000000" w:themeColor="text1"/>
-          <w:sz w:val="24"/>
-          <w:szCs w:val="24"/>
-          <w:lang w:val="es-ES"/>
-        </w:rPr>
         <w:t xml:space="preserve">tados y de grafos —aunque no participan directamente en la clasificación final— enriquecen el análisis: la máquina de estados aporta una noción temporal de confianza acumulada por sesión, y el grafo aporta una perspectiva estructural (grado de un nodo) que</w:t>
       </w:r>
       <w:r>
-        <w:rPr>
-          <w:color w:val="000000" w:themeColor="text1"/>
-          <w:sz w:val="24"/>
-          <w:szCs w:val="24"/>
-          <w:lang w:val="es-ES"/>
-        </w:rPr>
         <w:t xml:space="preserve"> coincide, desde un ángulo completamente distinto, con la misma intuición que ya capturaba una de las reglas lógicas (diffSrvRate) — un ejemplo concreto de cómo distintas herramientas matemáticas convergen en observaciones similares sobre los mismos datos.</w:t>
       </w:r>
-      <w:r>
-        <w:rPr>
-          <w:color w:val="000000" w:themeColor="text1"/>
-          <w:sz w:val="24"/>
-          <w:szCs w:val="24"/>
-          <w:lang w:val="es-ES"/>
-        </w:rPr>
-      </w:r>
+      <w:r/>
     </w:p>
     <w:p>
       <w:pPr>
@@ -4589,38 +3623,15 @@
         <w:spacing w:after="160"/>
         <w:ind/>
         <w:jc w:val="both"/>
-        <w:rPr>
-          <w:color w:val="000000" w:themeColor="text1"/>
-          <w:sz w:val="24"/>
-          <w:szCs w:val="24"/>
-        </w:rPr>
+        <w:rPr/>
       </w:pPr>
       <w:r>
-        <w:rPr>
-          <w:color w:val="000000" w:themeColor="text1"/>
-          <w:sz w:val="24"/>
-          <w:szCs w:val="24"/>
-          <w:lang w:val="es-ES"/>
-        </w:rPr>
         <w:t xml:space="preserve">Como trabajo futuro, se identifican extensiones naturales: incorporar atributos numéricos no acotados (bytes, duraci</w:t>
       </w:r>
       <w:r>
-        <w:rPr>
-          <w:color w:val="000000" w:themeColor="text1"/>
-          <w:sz w:val="24"/>
-          <w:szCs w:val="24"/>
-          <w:lang w:val="es-ES"/>
-        </w:rPr>
         <w:t xml:space="preserve">ón) mediante normalización adecuada en la red neuronal; explorar identidad de host real en el grafo si se dispone de datos con IPs; y ampliar el motor de reglas con retroalimentación estadística de los propios datos, en vez de umbrales fijados manualmente.</w:t>
       </w:r>
-      <w:r>
-        <w:rPr>
-          <w:color w:val="000000" w:themeColor="text1"/>
-          <w:sz w:val="24"/>
-          <w:szCs w:val="24"/>
-          <w:lang w:val="es-ES"/>
-        </w:rPr>
-      </w:r>
+      <w:r/>
     </w:p>
     <w:p>
       <w:pPr>
@@ -4628,29 +3639,12 @@
         <w:pBdr/>
         <w:spacing w:after="150" w:before="300"/>
         <w:ind/>
-        <w:rPr>
-          <w:color w:val="000000" w:themeColor="text1"/>
-          <w:sz w:val="36"/>
-          <w:szCs w:val="36"/>
-        </w:rPr>
+        <w:rPr/>
       </w:pPr>
       <w:r>
-        <w:rPr>
-          <w:color w:val="000000" w:themeColor="text1"/>
-          <w:sz w:val="36"/>
-          <w:szCs w:val="36"/>
-          <w:lang w:val="es-ES"/>
-        </w:rPr>
         <w:t xml:space="preserve">8. Referencias</w:t>
       </w:r>
-      <w:r>
-        <w:rPr>
-          <w:color w:val="000000" w:themeColor="text1"/>
-          <w:sz w:val="36"/>
-          <w:szCs w:val="36"/>
-          <w:lang w:val="es-ES"/>
-        </w:rPr>
-      </w:r>
+      <w:r/>
     </w:p>
     <w:p>
       <w:pPr>
@@ -4658,31 +3652,16 @@
         <w:spacing w:after="160"/>
         <w:ind/>
         <w:jc w:val="both"/>
-        <w:rPr>
-          <w:color w:val="000000" w:themeColor="text1"/>
-          <w:sz w:val="24"/>
-          <w:szCs w:val="24"/>
-        </w:rPr>
+        <w:rPr/>
       </w:pPr>
       <w:r>
         <w:rPr>
           <w:i/>
           <w:iCs/>
-          <w:color w:val="000000" w:themeColor="text1"/>
-          <w:sz w:val="24"/>
-          <w:szCs w:val="24"/>
-          <w:lang w:val="es-ES"/>
         </w:rPr>
         <w:t xml:space="preserve">Canadian Institute for Cybersecurity, Universidad de New Brunswick. NSL-KDD dataset. Disponible en: https://www.unb.ca/cic/datasets/nsl.html</w:t>
       </w:r>
-      <w:r>
-        <w:rPr>
-          <w:color w:val="000000" w:themeColor="text1"/>
-          <w:sz w:val="24"/>
-          <w:szCs w:val="24"/>
-          <w:lang w:val="es-ES"/>
-        </w:rPr>
-      </w:r>
+      <w:r/>
     </w:p>
     <w:p>
       <w:pPr>
@@ -4690,31 +3669,16 @@
         <w:spacing w:after="160"/>
         <w:ind/>
         <w:jc w:val="both"/>
-        <w:rPr>
-          <w:color w:val="000000" w:themeColor="text1"/>
-          <w:sz w:val="24"/>
-          <w:szCs w:val="24"/>
-        </w:rPr>
+        <w:rPr/>
       </w:pPr>
       <w:r>
         <w:rPr>
           <w:i/>
           <w:iCs/>
-          <w:color w:val="000000" w:themeColor="text1"/>
-          <w:sz w:val="24"/>
-          <w:szCs w:val="24"/>
-          <w:lang w:val="es-ES"/>
         </w:rPr>
         <w:t xml:space="preserve">Tavallaee, M., Bagheri, E., Lu, W., &amp; Ghorbani, A. A. (2009). A detailed analysis of the KDD CUP 99 data set. En Proceedings of the IEEE Symposium on Computational Intelligence for Security and Defense Applications.</w:t>
       </w:r>
-      <w:r>
-        <w:rPr>
-          <w:color w:val="000000" w:themeColor="text1"/>
-          <w:sz w:val="24"/>
-          <w:szCs w:val="24"/>
-          <w:lang w:val="es-ES"/>
-        </w:rPr>
-      </w:r>
+      <w:r/>
     </w:p>
     <w:sectPr>
       <w:footnotePr/>
@@ -4925,8 +3889,56 @@
     </w:lvl>
   </w:abstractNum>
   <w:abstractNum w:abstractNumId="1">
-    <w:nsid w:val="72BCD927"/>
+    <w:nsid w:val="13E21A78"/>
     <w:lvl w:ilvl="0">
+      <w:isLgl w:val="false"/>
+      <w:lvlJc w:val="left"/>
+      <w:lvlText w:val="–"/>
+      <w:numFmt w:val="bullet"/>
+      <w:pPr>
+        <w:pBdr/>
+        <w:spacing/>
+        <w:ind w:hanging="360" w:left="709"/>
+      </w:pPr>
+      <w:rPr>
+        <w:rFonts w:hint="default" w:ascii="Arial" w:hAnsi="Arial" w:eastAsia="Arial" w:cs="Arial"/>
+      </w:rPr>
+      <w:start w:val="1"/>
+      <w:suff w:val="tab"/>
+    </w:lvl>
+    <w:lvl w:ilvl="1">
+      <w:isLgl w:val="false"/>
+      <w:lvlJc w:val="left"/>
+      <w:lvlText w:val="o"/>
+      <w:numFmt w:val="bullet"/>
+      <w:pPr>
+        <w:pBdr/>
+        <w:spacing/>
+        <w:ind w:hanging="360" w:left="1429"/>
+      </w:pPr>
+      <w:rPr>
+        <w:rFonts w:hint="default" w:ascii="Courier New" w:hAnsi="Courier New" w:eastAsia="Courier New" w:cs="Courier New"/>
+      </w:rPr>
+      <w:start w:val="1"/>
+      <w:suff w:val="tab"/>
+    </w:lvl>
+    <w:lvl w:ilvl="2">
+      <w:isLgl w:val="false"/>
+      <w:lvlJc w:val="left"/>
+      <w:lvlText w:val="§"/>
+      <w:numFmt w:val="bullet"/>
+      <w:pPr>
+        <w:pBdr/>
+        <w:spacing/>
+        <w:ind w:hanging="360" w:left="2149"/>
+      </w:pPr>
+      <w:rPr>
+        <w:rFonts w:hint="default" w:ascii="Wingdings" w:hAnsi="Wingdings" w:eastAsia="Wingdings" w:cs="Wingdings"/>
+      </w:rPr>
+      <w:start w:val="1"/>
+      <w:suff w:val="tab"/>
+    </w:lvl>
+    <w:lvl w:ilvl="3">
       <w:isLgl w:val="false"/>
       <w:lvlJc w:val="left"/>
       <w:lvlText w:val="·"/>
@@ -4934,10 +3946,109 @@
       <w:pPr>
         <w:pBdr/>
         <w:spacing/>
+        <w:ind w:hanging="360" w:left="2869"/>
+      </w:pPr>
+      <w:rPr>
+        <w:rFonts w:hint="default" w:ascii="Symbol" w:hAnsi="Symbol" w:eastAsia="Symbol" w:cs="Symbol"/>
+      </w:rPr>
+      <w:start w:val="1"/>
+      <w:suff w:val="tab"/>
+    </w:lvl>
+    <w:lvl w:ilvl="4">
+      <w:isLgl w:val="false"/>
+      <w:lvlJc w:val="left"/>
+      <w:lvlText w:val="o"/>
+      <w:numFmt w:val="bullet"/>
+      <w:pPr>
+        <w:pBdr/>
+        <w:spacing/>
+        <w:ind w:hanging="360" w:left="3589"/>
+      </w:pPr>
+      <w:rPr>
+        <w:rFonts w:hint="default" w:ascii="Courier New" w:hAnsi="Courier New" w:eastAsia="Courier New" w:cs="Courier New"/>
+      </w:rPr>
+      <w:start w:val="1"/>
+      <w:suff w:val="tab"/>
+    </w:lvl>
+    <w:lvl w:ilvl="5">
+      <w:isLgl w:val="false"/>
+      <w:lvlJc w:val="left"/>
+      <w:lvlText w:val="§"/>
+      <w:numFmt w:val="bullet"/>
+      <w:pPr>
+        <w:pBdr/>
+        <w:spacing/>
+        <w:ind w:hanging="360" w:left="4309"/>
+      </w:pPr>
+      <w:rPr>
+        <w:rFonts w:hint="default" w:ascii="Wingdings" w:hAnsi="Wingdings" w:eastAsia="Wingdings" w:cs="Wingdings"/>
+      </w:rPr>
+      <w:start w:val="1"/>
+      <w:suff w:val="tab"/>
+    </w:lvl>
+    <w:lvl w:ilvl="6">
+      <w:isLgl w:val="false"/>
+      <w:lvlJc w:val="left"/>
+      <w:lvlText w:val="·"/>
+      <w:numFmt w:val="bullet"/>
+      <w:pPr>
+        <w:pBdr/>
+        <w:spacing/>
+        <w:ind w:hanging="360" w:left="5029"/>
+      </w:pPr>
+      <w:rPr>
+        <w:rFonts w:hint="default" w:ascii="Symbol" w:hAnsi="Symbol" w:eastAsia="Symbol" w:cs="Symbol"/>
+      </w:rPr>
+      <w:start w:val="1"/>
+      <w:suff w:val="tab"/>
+    </w:lvl>
+    <w:lvl w:ilvl="7">
+      <w:isLgl w:val="false"/>
+      <w:lvlJc w:val="left"/>
+      <w:lvlText w:val="o"/>
+      <w:numFmt w:val="bullet"/>
+      <w:pPr>
+        <w:pBdr/>
+        <w:spacing/>
+        <w:ind w:hanging="360" w:left="5749"/>
+      </w:pPr>
+      <w:rPr>
+        <w:rFonts w:hint="default" w:ascii="Courier New" w:hAnsi="Courier New" w:eastAsia="Courier New" w:cs="Courier New"/>
+      </w:rPr>
+      <w:start w:val="1"/>
+      <w:suff w:val="tab"/>
+    </w:lvl>
+    <w:lvl w:ilvl="8">
+      <w:isLgl w:val="false"/>
+      <w:lvlJc w:val="left"/>
+      <w:lvlText w:val="§"/>
+      <w:numFmt w:val="bullet"/>
+      <w:pPr>
+        <w:pBdr/>
+        <w:spacing/>
+        <w:ind w:hanging="360" w:left="6469"/>
+      </w:pPr>
+      <w:rPr>
+        <w:rFonts w:hint="default" w:ascii="Wingdings" w:hAnsi="Wingdings" w:eastAsia="Wingdings" w:cs="Wingdings"/>
+      </w:rPr>
+      <w:start w:val="1"/>
+      <w:suff w:val="tab"/>
+    </w:lvl>
+  </w:abstractNum>
+  <w:abstractNum w:abstractNumId="2">
+    <w:nsid w:val="31842012"/>
+    <w:lvl w:ilvl="0">
+      <w:isLgl w:val="false"/>
+      <w:lvlJc w:val="left"/>
+      <w:lvlText w:val="–"/>
+      <w:numFmt w:val="bullet"/>
+      <w:pPr>
+        <w:pBdr/>
+        <w:spacing/>
         <w:ind w:hanging="360" w:left="709"/>
       </w:pPr>
       <w:rPr>
-        <w:rFonts w:hint="default" w:ascii="Symbol" w:hAnsi="Symbol" w:eastAsia="Symbol" w:cs="Symbol"/>
+        <w:rFonts w:hint="default" w:ascii="Arial" w:hAnsi="Arial" w:eastAsia="Arial" w:cs="Arial"/>
       </w:rPr>
       <w:start w:val="1"/>
       <w:suff w:val="tab"/>
@@ -5079,6 +4190,9 @@
   </w:num>
   <w:num w:numId="2">
     <w:abstractNumId w:val="1"/>
+  </w:num>
+  <w:num w:numId="3">
+    <w:abstractNumId w:val="2"/>
   </w:num>
 </w:numbering>
 </file>
